--- a/downloads/teacher/ai-5-week-19.docx
+++ b/downloads/teacher/ai-5-week-19.docx
@@ -2175,6 +2175,396 @@
         <w:t>For your Image-pattern Network Investigation, save the input, procedure, observed result and limitation of this check. Label this worked example as practice; use a different, previously unreviewed case when checking independent understanding.</w:t>
       </w:r>
     </w:p>
+    <w:p>
+      <w:pPr>
+        <w:pStyle w:val="Heading1"/>
+      </w:pPr>
+      <w:r>
+        <w:t>07. Prepare, teach and assess</w:t>
+      </w:r>
+    </w:p>
+    <w:p>
+      <w:r>
+        <w:t>Teaching target: Trace an input through a hidden representation and a decision rule</w:t>
+      </w:r>
+    </w:p>
+    <w:p>
+      <w:r>
+        <w:t>Prepare the labelled worked-case picture, the matching workbook, fictional input cards and a place for individual responses. Check a local Python 3 environment before class; have a paper-trace version ready.</w:t>
+      </w:r>
+    </w:p>
+    <w:tbl>
+      <w:tblPr>
+        <w:tblStyle w:val="LightShading-Accent1"/>
+        <w:tblW w:type="auto" w:w="0"/>
+        <w:tblLook w:firstColumn="1" w:firstRow="1" w:lastColumn="0" w:lastRow="0" w:noHBand="0" w:noVBand="1" w:val="04A0"/>
+      </w:tblPr>
+      <w:tblGrid>
+        <w:gridCol w:w="3408"/>
+        <w:gridCol w:w="3408"/>
+        <w:gridCol w:w="3408"/>
+      </w:tblGrid>
+      <w:tr>
+        <w:trPr>
+          <w:tblHeader/>
+        </w:trPr>
+        <w:tc>
+          <w:tcPr>
+            <w:tcW w:type="dxa" w:w="3408"/>
+          </w:tcPr>
+          <w:p>
+            <w:r>
+              <w:t>Session</w:t>
+            </w:r>
+          </w:p>
+        </w:tc>
+        <w:tc>
+          <w:tcPr>
+            <w:tcW w:type="dxa" w:w="3408"/>
+          </w:tcPr>
+          <w:p>
+            <w:r>
+              <w:t>Plan</w:t>
+            </w:r>
+          </w:p>
+        </w:tc>
+        <w:tc>
+          <w:tcPr>
+            <w:tcW w:type="dxa" w:w="3408"/>
+          </w:tcPr>
+          <w:p>
+            <w:r>
+              <w:t>Resources</w:t>
+            </w:r>
+          </w:p>
+        </w:tc>
+      </w:tr>
+      <w:tr>
+        <w:tc>
+          <w:tcPr>
+            <w:tcW w:type="dxa" w:w="3408"/>
+          </w:tcPr>
+          <w:p>
+            <w:r>
+              <w:t>Session 1 · Understand · 45 min</w:t>
+            </w:r>
+          </w:p>
+        </w:tc>
+        <w:tc>
+          <w:tcPr>
+            <w:tcW w:type="dxa" w:w="3408"/>
+          </w:tcPr>
+          <w:p>
+            <w:r>
+              <w:t>0–7: recall and prerequisite; 7–15: inspect the concrete case and predict; 15–30: teacher models the worked trace; 30–40: learners explain a step using the text and visual; 40–45: check the core idea.</w:t>
+            </w:r>
+          </w:p>
+        </w:tc>
+        <w:tc>
+          <w:tcPr>
+            <w:tcW w:type="dxa" w:w="3408"/>
+          </w:tcPr>
+          <w:p>
+            <w:r>
+              <w:t>Sections 1–6; record the brief recall in the workbook.</w:t>
+            </w:r>
+          </w:p>
+        </w:tc>
+      </w:tr>
+      <w:tr>
+        <w:tc>
+          <w:tcPr>
+            <w:tcW w:type="dxa" w:w="3408"/>
+          </w:tcPr>
+          <w:p>
+            <w:r>
+              <w:t>Session 2 · Practise · 45 min</w:t>
+            </w:r>
+          </w:p>
+        </w:tc>
+        <w:tc>
+          <w:tcPr>
+            <w:tcW w:type="dxa" w:w="3408"/>
+          </w:tcPr>
+          <w:p>
+            <w:r>
+              <w:t>0–5: retrieve the procedure; 5–15: W2 completion practice; 15–23: explain and check with a partner; 23–30: each learner answers the misconception check; 30–40: targeted reteaching or a harder variation; 40–45: prepare the investigation.</w:t>
+            </w:r>
+          </w:p>
+        </w:tc>
+        <w:tc>
+          <w:tcPr>
+            <w:tcW w:type="dxa" w:w="3408"/>
+          </w:tcPr>
+          <w:p>
+            <w:r>
+              <w:t>Sections 7–10; use the matching workbook W2 and misconception check.</w:t>
+            </w:r>
+          </w:p>
+        </w:tc>
+      </w:tr>
+      <w:tr>
+        <w:tc>
+          <w:tcPr>
+            <w:tcW w:type="dxa" w:w="3408"/>
+          </w:tcPr>
+          <w:p>
+            <w:r>
+              <w:t>Session 3 · Investigate and transfer · 45 min</w:t>
+            </w:r>
+          </w:p>
+        </w:tc>
+        <w:tc>
+          <w:tcPr>
+            <w:tcW w:type="dxa" w:w="3408"/>
+          </w:tcPr>
+          <w:p>
+            <w:r>
+              <w:t>0–5: retrieve the decision rule; 5–20: investigate or trace; 20–30: start the independent case; 30–38: connect the project; 38–43: act on feedback; 43–45: plan the return check.</w:t>
+            </w:r>
+          </w:p>
+        </w:tc>
+        <w:tc>
+          <w:tcPr>
+            <w:tcW w:type="dxa" w:w="3408"/>
+          </w:tcPr>
+          <w:p>
+            <w:r>
+              <w:t>Sections 9 and 11–14. Give extra time to finish the full task set; use Section 15 when the week includes a coding lab.</w:t>
+            </w:r>
+          </w:p>
+        </w:tc>
+      </w:tr>
+    </w:tbl>
+    <w:p>
+      <w:r>
+        <w:t>Before class, solve the supported practice: Give the hidden vectors and areas for [4, 2] and [5, 3]. Explain why increasing only the complexity of a deterministic area head cannot make both exact predictions correct.</w:t>
+      </w:r>
+    </w:p>
+    <w:p>
+      <w:r>
+        <w:t>Reasoned practice answer: Teacher explanation: Both hidden vectors are [2, 0], while areas are 8 and 15 square cm. Identical inputs to a deterministic head yield identical outputs, so the head cannot return both required values.</w:t>
+      </w:r>
+    </w:p>
+    <w:p>
+      <w:r>
+        <w:t>Check every learner before discussion: Use the worked case for Learned representations. Proposed explanation: “Two hidden values preserve both input measurements”. Decide whether this explanation is supported. Point to the step or supplied fact that decides; explain your repair if needed.</w:t>
+      </w:r>
+    </w:p>
+    <w:p>
+      <w:r>
+        <w:t>Misconception repair: Dimension alone does not guarantee recovery; distinct inputs can collide.</w:t>
+      </w:r>
+    </w:p>
+    <w:p>
+      <w:r>
+        <w:t>Support: read the exact case aloud, enlarge the labelled picture, supply input cards and model only the first deciding step. Accept a spoken explanation or drawing; retain the reasoning goal.</w:t>
+      </w:r>
+    </w:p>
+    <w:p>
+      <w:r>
+        <w:t>Extension: The head keeps both ordered hidden values instead of their sum. Require a prediction and a reason before comparing. Expected result: It can distinguish [3, 0] from [0, 3] in this example. Reason: The representation retains the direction of brightness difference when coordinates stay separate.</w:t>
+      </w:r>
+    </w:p>
+    <w:p>
+      <w:r>
+        <w:t>Independent assessment: withhold the reserved answer until the learner has attempted the new case. Record support separately from correctness.</w:t>
+      </w:r>
+    </w:p>
+    <w:tbl>
+      <w:tblPr>
+        <w:tblStyle w:val="LightShading-Accent1"/>
+        <w:tblW w:type="auto" w:w="0"/>
+        <w:tblLook w:firstColumn="1" w:firstRow="1" w:lastColumn="0" w:lastRow="0" w:noHBand="0" w:noVBand="1" w:val="04A0"/>
+      </w:tblPr>
+      <w:tblGrid>
+        <w:gridCol w:w="2556"/>
+        <w:gridCol w:w="2556"/>
+        <w:gridCol w:w="2556"/>
+        <w:gridCol w:w="2556"/>
+      </w:tblGrid>
+      <w:tr>
+        <w:trPr>
+          <w:tblHeader/>
+        </w:trPr>
+        <w:tc>
+          <w:tcPr>
+            <w:tcW w:type="dxa" w:w="2556"/>
+          </w:tcPr>
+          <w:p>
+            <w:r>
+              <w:t>Criterion</w:t>
+            </w:r>
+          </w:p>
+        </w:tc>
+        <w:tc>
+          <w:tcPr>
+            <w:tcW w:type="dxa" w:w="2556"/>
+          </w:tcPr>
+          <w:p>
+            <w:r>
+              <w:t>Not yet</w:t>
+            </w:r>
+          </w:p>
+        </w:tc>
+        <w:tc>
+          <w:tcPr>
+            <w:tcW w:type="dxa" w:w="2556"/>
+          </w:tcPr>
+          <w:p>
+            <w:r>
+              <w:t>With support</w:t>
+            </w:r>
+          </w:p>
+        </w:tc>
+        <w:tc>
+          <w:tcPr>
+            <w:tcW w:type="dxa" w:w="2556"/>
+          </w:tcPr>
+          <w:p>
+            <w:r>
+              <w:t>Independent</w:t>
+            </w:r>
+          </w:p>
+        </w:tc>
+      </w:tr>
+      <w:tr>
+        <w:tc>
+          <w:tcPr>
+            <w:tcW w:type="dxa" w:w="2556"/>
+          </w:tcPr>
+          <w:p>
+            <w:r>
+              <w:t>Explanation</w:t>
+            </w:r>
+          </w:p>
+        </w:tc>
+        <w:tc>
+          <w:tcPr>
+            <w:tcW w:type="dxa" w:w="2556"/>
+          </w:tcPr>
+          <w:p>
+            <w:r>
+              <w:t>Names an answer without a deciding fact</w:t>
+            </w:r>
+          </w:p>
+        </w:tc>
+        <w:tc>
+          <w:tcPr>
+            <w:tcW w:type="dxa" w:w="2556"/>
+          </w:tcPr>
+          <w:p>
+            <w:r>
+              <w:t>Uses a hint to link fact and decision</w:t>
+            </w:r>
+          </w:p>
+        </w:tc>
+        <w:tc>
+          <w:tcPr>
+            <w:tcW w:type="dxa" w:w="2556"/>
+          </w:tcPr>
+          <w:p>
+            <w:r>
+              <w:t>Explains the deciding fact in own words</w:t>
+            </w:r>
+          </w:p>
+        </w:tc>
+      </w:tr>
+      <w:tr>
+        <w:tc>
+          <w:tcPr>
+            <w:tcW w:type="dxa" w:w="2556"/>
+          </w:tcPr>
+          <w:p>
+            <w:r>
+              <w:t>Trace or test</w:t>
+            </w:r>
+          </w:p>
+        </w:tc>
+        <w:tc>
+          <w:tcPr>
+            <w:tcW w:type="dxa" w:w="2556"/>
+          </w:tcPr>
+          <w:p>
+            <w:r>
+              <w:t>Cannot connect input and result</w:t>
+            </w:r>
+          </w:p>
+        </w:tc>
+        <w:tc>
+          <w:tcPr>
+            <w:tcW w:type="dxa" w:w="2556"/>
+          </w:tcPr>
+          <w:p>
+            <w:r>
+              <w:t>Completes steps with prompts</w:t>
+            </w:r>
+          </w:p>
+        </w:tc>
+        <w:tc>
+          <w:tcPr>
+            <w:tcW w:type="dxa" w:w="2556"/>
+          </w:tcPr>
+          <w:p>
+            <w:r>
+              <w:t>Traces or tests a changed case accurately</w:t>
+            </w:r>
+          </w:p>
+        </w:tc>
+      </w:tr>
+      <w:tr>
+        <w:tc>
+          <w:tcPr>
+            <w:tcW w:type="dxa" w:w="2556"/>
+          </w:tcPr>
+          <w:p>
+            <w:r>
+              <w:t>Limits and revision</w:t>
+            </w:r>
+          </w:p>
+        </w:tc>
+        <w:tc>
+          <w:tcPr>
+            <w:tcW w:type="dxa" w:w="2556"/>
+          </w:tcPr>
+          <w:p>
+            <w:r>
+              <w:t>Claims more than evidence supports</w:t>
+            </w:r>
+          </w:p>
+        </w:tc>
+        <w:tc>
+          <w:tcPr>
+            <w:tcW w:type="dxa" w:w="2556"/>
+          </w:tcPr>
+          <w:p>
+            <w:r>
+              <w:t>Names a limit after a prompt</w:t>
+            </w:r>
+          </w:p>
+        </w:tc>
+        <w:tc>
+          <w:tcPr>
+            <w:tcW w:type="dxa" w:w="2556"/>
+          </w:tcPr>
+          <w:p>
+            <w:r>
+              <w:t>States a defensible limit and useful next test</w:t>
+            </w:r>
+          </w:p>
+        </w:tc>
+      </w:tr>
+    </w:tbl>
+    <w:p>
+      <w:r>
+        <w:t>Project checkpoint: Evaluate and revise. Compare with your starting method, explain errors and record a justified revision.</w:t>
+      </w:r>
+    </w:p>
+    <w:p>
+      <w:r>
+        <w:t>Use the weekly teacher answer for topic-specific reasoning. A saved progress tick is an activity record; judge mastery from the learner’s explanation and evidence.</w:t>
+      </w:r>
+    </w:p>
     <w:sectPr>
       <w:pgSz w:w="12240" w:h="15840"/>
       <w:pgMar w:top="936" w:right="1008" w:bottom="936" w:left="1008" w:header="720" w:footer="720" w:gutter="0"/>

--- a/downloads/teacher/ai-5-week-19.docx
+++ b/downloads/teacher/ai-5-week-19.docx
@@ -2565,6 +2565,39 @@
         <w:t>Use the weekly teacher answer for topic-specific reasoning. A saved progress tick is an activity record; judge mastery from the learner’s explanation and evidence.</w:t>
       </w:r>
     </w:p>
+    <w:p>
+      <w:pPr>
+        <w:pStyle w:val="Heading1"/>
+      </w:pPr>
+      <w:r>
+        <w:t>08. Use feedback, labs and repair paths</w:t>
+      </w:r>
+    </w:p>
+    <w:p>
+      <w:r>
+        <w:t>Use the two formative questions as supported practice, not as independent mastery scores. Discuss the deciding evidence rather than accepting a guessed selection.</w:t>
+      </w:r>
+    </w:p>
+    <w:p>
+      <w:r>
+        <w:t>The feedback comes from the reviewed public worked case. Do not reveal the separately reserved independent teacher answer until the learner has attempted that case.</w:t>
+      </w:r>
+    </w:p>
+    <w:p>
+      <w:r>
+        <w:t>Ask students to predict before running code. Preserve errors and actual outputs; collect a changed test and an explanation. The branch-boundary and indexing lessons deliberately include failure cases.</w:t>
+      </w:r>
+    </w:p>
+    <w:p>
+      <w:r>
+        <w:t>Use the earlier worked-explanation links to address a specific missing building block, then return to the current question. Adapt this suggestion after observing the learner; it is not an automatic diagnosis.</w:t>
+      </w:r>
+    </w:p>
+    <w:p>
+      <w:r>
+        <w:t>Collect the completed-work portfolio as evidence. Record support separately from correctness, and assess explanation, trace/test and limitations. Progress ticks and quiz selections alone do not establish mastery.</w:t>
+      </w:r>
+    </w:p>
     <w:sectPr>
       <w:pgSz w:w="12240" w:h="15840"/>
       <w:pgMar w:top="936" w:right="1008" w:bottom="936" w:left="1008" w:header="720" w:footer="720" w:gutter="0"/>

--- a/downloads/teacher/ai-5-week-19.docx
+++ b/downloads/teacher/ai-5-week-19.docx
@@ -29,16 +29,51 @@
       </w:r>
     </w:p>
     <w:p>
-      <w:pPr>
-        <w:pStyle w:val="Heading3"/>
-      </w:pPr>
-      <w:r>
-        <w:t>Teach the learning cycle</w:t>
+      <w:r>
+        <w:t>Prepare Learned representations: check the target, prerequisites, resources and adaptable teaching schedule.</w:t>
       </w:r>
     </w:p>
     <w:p>
-      <w:r>
-        <w:t>Primary target: Trace an input through a hidden representation and a decision rule</w:t>
+      <w:pPr>
+        <w:pStyle w:val="Heading3"/>
+      </w:pPr>
+      <w:r>
+        <w:t>Teach the learning cycle</w:t>
+      </w:r>
+    </w:p>
+    <w:p>
+      <w:pPr>
+        <w:spacing w:line="336" w:lineRule="auto" w:after="180"/>
+      </w:pPr>
+      <w:r>
+        <w:rPr>
+          <w:b w:val="0"/>
+        </w:rPr>
+        <w:t xml:space="preserve">Primary target: Trace an </w:t>
+      </w:r>
+      <w:r>
+        <w:rPr>
+          <w:b/>
+        </w:rPr>
+        <w:t>input</w:t>
+      </w:r>
+      <w:r>
+        <w:rPr>
+          <w:b w:val="0"/>
+        </w:rPr>
+        <w:t xml:space="preserve"> through a hidden </w:t>
+      </w:r>
+      <w:r>
+        <w:rPr>
+          <w:b/>
+        </w:rPr>
+        <w:t>representation</w:t>
+      </w:r>
+      <w:r>
+        <w:rPr>
+          <w:b w:val="0"/>
+        </w:rPr>
+        <w:t xml:space="preserve"> and a decision rule</w:t>
       </w:r>
     </w:p>
     <w:tbl>
@@ -185,16 +220,37 @@
       </w:tr>
     </w:tbl>
     <w:p>
-      <w:r>
-        <w:t>This is a starting allocation of 135 minutes, not a validated duration. Preserve all named topics. Schedule extra time for connected examples, the full investigation, independent cases and project building. Repeated copies of a case share one recorded attempt; they are not new evidence.</w:t>
+      <w:pPr>
+        <w:spacing w:line="336" w:lineRule="auto" w:after="180"/>
+      </w:pPr>
+      <w:r>
+        <w:rPr>
+          <w:b w:val="0"/>
+        </w:rPr>
+        <w:t>This is a starting allocation of 135 minutes, not a validated duration. Preserve all named topics. Schedule extra time for connected examples, the full investigation, independent cases and project building.</w:t>
       </w:r>
     </w:p>
     <w:p>
       <w:pPr>
-        <w:pStyle w:val="Heading3"/>
-      </w:pPr>
-      <w:r>
-        <w:t>Retrieval answer guidance</w:t>
+        <w:spacing w:line="336" w:lineRule="auto" w:after="180"/>
+      </w:pPr>
+      <w:r>
+        <w:rPr>
+          <w:b w:val="0"/>
+        </w:rPr>
+        <w:t xml:space="preserve">Repeated copies of a case share one recorded attempt; they are not new </w:t>
+      </w:r>
+      <w:r>
+        <w:rPr>
+          <w:b/>
+        </w:rPr>
+        <w:t>evidence</w:t>
+      </w:r>
+      <w:r>
+        <w:rPr>
+          <w:b w:val="0"/>
+        </w:rPr>
+        <w:t>.</w:t>
       </w:r>
     </w:p>
     <w:p>
@@ -202,183 +258,665 @@
         <w:pStyle w:val="Heading3"/>
       </w:pPr>
       <w:r>
-        <w:t>Debugging shapes and gradients</w:t>
+        <w:t>Retrieval answer guidance</w:t>
       </w:r>
     </w:p>
     <w:p>
-      <w:r>
-        <w:t>Without opening the old lesson, explain one key idea from Debugging shapes and gradients. Give an example and a mistake that the idea helps you avoid.</w:t>
+      <w:pPr>
+        <w:pStyle w:val="Heading3"/>
+      </w:pPr>
+      <w:r>
+        <w:t>Debugging shapes and gradients</w:t>
       </w:r>
     </w:p>
     <w:p>
-      <w:r>
-        <w:t>Look for: Check dimension contracts before computing a layer</w:t>
+      <w:pPr>
+        <w:spacing w:line="336" w:lineRule="auto" w:after="180"/>
+      </w:pPr>
+      <w:r>
+        <w:rPr>
+          <w:b w:val="0"/>
+        </w:rPr>
+        <w:t>Without opening the old lesson, explain one key idea from Debugging shapes and gradients. Give an example and a mistake that the idea helps you avoid.</w:t>
       </w:r>
     </w:p>
     <w:p>
-      <w:r>
-        <w:t>Reference example, not the only acceptable wording: Teacher explanation: No. Each weight row must have the same length as x. Confirm the intended feature schema, then supply a valid two-feature input or deliberately redesign and retrain the layer; do not silently discard a value.</w:t>
+      <w:pPr>
+        <w:spacing w:line="336" w:lineRule="auto" w:after="180"/>
+      </w:pPr>
+      <w:r>
+        <w:rPr>
+          <w:b w:val="0"/>
+        </w:rPr>
+        <w:t>Look for: Check dimension contracts before computing a layer</w:t>
       </w:r>
     </w:p>
     <w:p>
       <w:pPr>
-        <w:pStyle w:val="Heading3"/>
-      </w:pPr>
-      <w:r>
-        <w:t>Regularisation and early stopping</w:t>
+        <w:spacing w:line="336" w:lineRule="auto" w:after="180"/>
+      </w:pPr>
+      <w:r>
+        <w:rPr>
+          <w:b w:val="0"/>
+        </w:rPr>
+        <w:t>Reference example, not the only acceptable wording: Teacher explanation: No. Each weight row must have the same length as x.</w:t>
       </w:r>
     </w:p>
     <w:p>
-      <w:r>
-        <w:t>Without opening the old lesson, explain one key idea from Regularisation and early stopping. Give an example and a mistake that the idea helps you avoid.</w:t>
+      <w:pPr>
+        <w:spacing w:line="336" w:lineRule="auto" w:after="180"/>
+      </w:pPr>
+      <w:r>
+        <w:rPr>
+          <w:b w:val="0"/>
+        </w:rPr>
+        <w:t xml:space="preserve">Confirm the intended feature schema, then supply a valid two-feature </w:t>
+      </w:r>
+      <w:r>
+        <w:rPr>
+          <w:b/>
+        </w:rPr>
+        <w:t>input</w:t>
+      </w:r>
+      <w:r>
+        <w:rPr>
+          <w:b w:val="0"/>
+        </w:rPr>
+        <w:t xml:space="preserve"> or deliberately redesign and retrain the layer; do not silently discard a value.</w:t>
       </w:r>
     </w:p>
     <w:p>
-      <w:r>
-        <w:t>Look for: Separate a weight penalty from prediction error</w:t>
+      <w:pPr>
+        <w:pStyle w:val="Heading3"/>
+      </w:pPr>
+      <w:r>
+        <w:t>Regularisation and early stopping</w:t>
       </w:r>
     </w:p>
     <w:p>
-      <w:r>
-        <w:t>Reference example, not the only acceptable wording: Teacher explanation: MSE 0, penalty 2, total J 2, total gradient 2. Zero data gradient does not remove the penalty gradient.</w:t>
+      <w:pPr>
+        <w:spacing w:line="336" w:lineRule="auto" w:after="180"/>
+      </w:pPr>
+      <w:r>
+        <w:rPr>
+          <w:b w:val="0"/>
+        </w:rPr>
+        <w:t>Without opening the old lesson, explain one key idea from Regularisation and early stopping. Give an example and a mistake that the idea helps you avoid.</w:t>
       </w:r>
     </w:p>
     <w:p>
       <w:pPr>
-        <w:pStyle w:val="Heading3"/>
-      </w:pPr>
-      <w:r>
-        <w:t>Batching and epochs</w:t>
+        <w:spacing w:line="336" w:lineRule="auto" w:after="180"/>
+      </w:pPr>
+      <w:r>
+        <w:rPr>
+          <w:b w:val="0"/>
+        </w:rPr>
+        <w:t xml:space="preserve">Look for: Separate a weight penalty from </w:t>
+      </w:r>
+      <w:r>
+        <w:rPr>
+          <w:b/>
+        </w:rPr>
+        <w:t>prediction</w:t>
+      </w:r>
+      <w:r>
+        <w:rPr>
+          <w:b w:val="0"/>
+        </w:rPr>
+        <w:t xml:space="preserve"> error</w:t>
       </w:r>
     </w:p>
     <w:p>
-      <w:r>
-        <w:t>Without opening the old lesson, explain one key idea from Batching and epochs. Give an example and a mistake that the idea helps you avoid.</w:t>
+      <w:pPr>
+        <w:spacing w:line="336" w:lineRule="auto" w:after="180"/>
+      </w:pPr>
+      <w:r>
+        <w:rPr>
+          <w:b w:val="0"/>
+        </w:rPr>
+        <w:t>Reference example, not the only acceptable wording: Teacher explanation: MSE 0, penalty 2, total J 2, total gradient 2. Zero data gradient does not remove the penalty gradient.</w:t>
       </w:r>
     </w:p>
     <w:p>
-      <w:r>
-        <w:t>Look for: Distinguish an example a batch an update and an epoch</w:t>
+      <w:pPr>
+        <w:pStyle w:val="Heading3"/>
+      </w:pPr>
+      <w:r>
+        <w:t>Batching and epochs</w:t>
       </w:r>
     </w:p>
     <w:p>
-      <w:r>
-        <w:t>Reference example, not the only acceptable wording: Teacher explanation: Batch lengths 4, 4, 2; three updates per epoch, nine total updates and 30 example visits.</w:t>
+      <w:pPr>
+        <w:spacing w:line="336" w:lineRule="auto" w:after="180"/>
+      </w:pPr>
+      <w:r>
+        <w:rPr>
+          <w:b w:val="0"/>
+        </w:rPr>
+        <w:t>Without opening the old lesson, explain one key idea from Batching and epochs. Give an example and a mistake that the idea helps you avoid.</w:t>
       </w:r>
     </w:p>
     <w:p>
-      <w:r>
-        <w:t>Use two 45-minute sessions. Begin with rectangle measurements and the explicit strict comparison. Distinguish the constructed layer from a genuinely fitted layer throughout. The key reasoning is the collision argument: identical representations force identical deterministic outputs. No calculus, external AI account or full training framework is required.</w:t>
+      <w:pPr>
+        <w:spacing w:line="336" w:lineRule="auto" w:after="180"/>
+      </w:pPr>
+      <w:r>
+        <w:rPr>
+          <w:b w:val="0"/>
+        </w:rPr>
+        <w:t>Look for: Distinguish an example a batch an update and an epoch</w:t>
       </w:r>
     </w:p>
     <w:p>
       <w:pPr>
-        <w:pStyle w:val="Heading3"/>
-      </w:pPr>
-      <w:r>
-        <w:t>Outcomes</w:t>
+        <w:spacing w:line="336" w:lineRule="auto" w:after="180"/>
+      </w:pPr>
+      <w:r>
+        <w:rPr>
+          <w:b w:val="0"/>
+        </w:rPr>
+        <w:t>Reference example, not the only acceptable wording: Teacher explanation: Batch lengths 4, 4, 2; three updates per epoch, nine total updates and 30 example visits.</w:t>
       </w:r>
     </w:p>
     <w:p>
-      <w:r>
-        <w:t>Trace an input through a hidden representation and a decision rule</w:t>
+      <w:pPr>
+        <w:spacing w:line="336" w:lineRule="auto" w:after="180"/>
+      </w:pPr>
+      <w:r>
+        <w:rPr>
+          <w:b w:val="0"/>
+        </w:rPr>
+        <w:t>Use two 45-minute sessions. Begin with rectangle measurements and the explicit strict comparison. Distinguish the constructed layer from a genuinely fitted layer throughout.</w:t>
       </w:r>
     </w:p>
     <w:p>
-      <w:r>
-        <w:t>Identify distinctions that a representation preserves or loses</w:t>
+      <w:pPr>
+        <w:spacing w:line="336" w:lineRule="auto" w:after="180"/>
+      </w:pPr>
+      <w:r>
+        <w:rPr>
+          <w:b w:val="0"/>
+        </w:rPr>
+        <w:t xml:space="preserve">The key reasoning is the </w:t>
+      </w:r>
+      <w:r>
+        <w:rPr>
+          <w:b/>
+        </w:rPr>
+        <w:t>collision</w:t>
+      </w:r>
+      <w:r>
+        <w:rPr>
+          <w:b w:val="0"/>
+        </w:rPr>
+        <w:t xml:space="preserve"> argument: identical </w:t>
+      </w:r>
+      <w:r>
+        <w:rPr>
+          <w:b/>
+        </w:rPr>
+        <w:t>representation</w:t>
+      </w:r>
+      <w:r>
+        <w:rPr>
+          <w:b w:val="0"/>
+        </w:rPr>
+        <w:t xml:space="preserve">s force identical deterministic </w:t>
+      </w:r>
+      <w:r>
+        <w:rPr>
+          <w:b/>
+        </w:rPr>
+        <w:t>output</w:t>
+      </w:r>
+      <w:r>
+        <w:rPr>
+          <w:b w:val="0"/>
+        </w:rPr>
+        <w:t xml:space="preserve">s. No calculus, external AI account or full </w:t>
+      </w:r>
+      <w:r>
+        <w:rPr>
+          <w:b/>
+        </w:rPr>
+        <w:t>training</w:t>
+      </w:r>
+      <w:r>
+        <w:rPr>
+          <w:b w:val="0"/>
+        </w:rPr>
+        <w:t xml:space="preserve"> framework is required.</w:t>
       </w:r>
     </w:p>
     <w:p>
-      <w:r>
-        <w:t>Separate a useful constructed feature from evidence of successful learning</w:t>
+      <w:pPr>
+        <w:pStyle w:val="Heading3"/>
+      </w:pPr>
+      <w:r>
+        <w:t>Outcomes</w:t>
       </w:r>
     </w:p>
     <w:p>
       <w:pPr>
-        <w:pStyle w:val="Heading3"/>
-      </w:pPr>
-      <w:r>
-        <w:t>Preparation</w:t>
+        <w:spacing w:line="336" w:lineRule="auto" w:after="180"/>
+      </w:pPr>
+      <w:r>
+        <w:rPr>
+          <w:b w:val="0"/>
+        </w:rPr>
+        <w:t xml:space="preserve">Trace an </w:t>
+      </w:r>
+      <w:r>
+        <w:rPr>
+          <w:b/>
+        </w:rPr>
+        <w:t>input</w:t>
+      </w:r>
+      <w:r>
+        <w:rPr>
+          <w:b w:val="0"/>
+        </w:rPr>
+        <w:t xml:space="preserve"> through a hidden </w:t>
+      </w:r>
+      <w:r>
+        <w:rPr>
+          <w:b/>
+        </w:rPr>
+        <w:t>representation</w:t>
+      </w:r>
+      <w:r>
+        <w:rPr>
+          <w:b w:val="0"/>
+        </w:rPr>
+        <w:t xml:space="preserve"> and a decision rule</w:t>
       </w:r>
     </w:p>
     <w:p>
-      <w:r>
-        <w:t>Printed lesson and workbook; paper and pencil</w:t>
+      <w:pPr>
+        <w:spacing w:line="336" w:lineRule="auto" w:after="180"/>
+      </w:pPr>
+      <w:r>
+        <w:rPr>
+          <w:b w:val="0"/>
+        </w:rPr>
+        <w:t xml:space="preserve">Identify distinctions that a </w:t>
+      </w:r>
+      <w:r>
+        <w:rPr>
+          <w:b/>
+        </w:rPr>
+        <w:t>representation</w:t>
+      </w:r>
+      <w:r>
+        <w:rPr>
+          <w:b w:val="0"/>
+        </w:rPr>
+        <w:t xml:space="preserve"> preserves or loses</w:t>
       </w:r>
     </w:p>
     <w:p>
-      <w:r>
-        <w:t>Calculator and optional local Python 3 editor; no packages or AI accounts needed</w:t>
+      <w:pPr>
+        <w:spacing w:line="336" w:lineRule="auto" w:after="180"/>
+      </w:pPr>
+      <w:r>
+        <w:rPr>
+          <w:b w:val="0"/>
+        </w:rPr>
+        <w:t xml:space="preserve">Separate a useful constructed feature from </w:t>
+      </w:r>
+      <w:r>
+        <w:rPr>
+          <w:b/>
+        </w:rPr>
+        <w:t>evidence</w:t>
+      </w:r>
+      <w:r>
+        <w:rPr>
+          <w:b w:val="0"/>
+        </w:rPr>
+        <w:t xml:space="preserve"> of successful learning</w:t>
       </w:r>
     </w:p>
     <w:p>
-      <w:r>
-        <w:t>Use the fictional examples supplied; prepare the fresh retry before class</w:t>
+      <w:pPr>
+        <w:pStyle w:val="Heading3"/>
+      </w:pPr>
+      <w:r>
+        <w:t>Preparation</w:t>
       </w:r>
     </w:p>
     <w:p>
       <w:pPr>
-        <w:pStyle w:val="Heading3"/>
-      </w:pPr>
-      <w:r>
-        <w:t>Prerequisite answer</w:t>
+        <w:spacing w:line="336" w:lineRule="auto" w:after="180"/>
+      </w:pPr>
+      <w:r>
+        <w:rPr>
+          <w:b w:val="0"/>
+        </w:rPr>
+        <w:t>Printed lesson and workbook; paper and pencil</w:t>
       </w:r>
     </w:p>
     <w:p>
-      <w:r>
-        <w:t>Different negative scores all become zero. Matching activations can hide an earlier error, so intermediate values need independent checks.</w:t>
+      <w:pPr>
+        <w:spacing w:line="336" w:lineRule="auto" w:after="180"/>
+      </w:pPr>
+      <w:r>
+        <w:rPr>
+          <w:b w:val="0"/>
+        </w:rPr>
+        <w:t>Calculator and optional local Python 3 editor; no packages or AI accounts needed</w:t>
       </w:r>
     </w:p>
     <w:p>
       <w:pPr>
-        <w:pStyle w:val="Heading3"/>
-      </w:pPr>
-      <w:r>
-        <w:t>End goal for the pictorial case</w:t>
+        <w:spacing w:line="336" w:lineRule="auto" w:after="180"/>
+      </w:pPr>
+      <w:r>
+        <w:rPr>
+          <w:b w:val="0"/>
+        </w:rPr>
+        <w:t>Use the fictional examples supplied; prepare the fresh retry before class</w:t>
       </w:r>
     </w:p>
     <w:p>
-      <w:r>
-        <w:t>By the end, I can explain learned representations using a traced example and a stated limitation.</w:t>
+      <w:pPr>
+        <w:pStyle w:val="Heading3"/>
+      </w:pPr>
+      <w:r>
+        <w:t>Prerequisite answer</w:t>
       </w:r>
     </w:p>
     <w:p>
-      <w:r>
-        <w:t>This added worked case illustrates the week’s main idea. Retain all original and connected topics; schedule its practice within the teaching cycle.</w:t>
+      <w:pPr>
+        <w:spacing w:line="336" w:lineRule="auto" w:after="180"/>
+      </w:pPr>
+      <w:r>
+        <w:rPr>
+          <w:b w:val="0"/>
+        </w:rPr>
+        <w:t>Different negative scores all become zero. Matching activations can hide an earlier error, so intermediate values need independent checks.</w:t>
       </w:r>
     </w:p>
     <w:p>
       <w:pPr>
-        <w:pStyle w:val="Heading1"/>
-      </w:pPr>
-      <w:r>
-        <w:t>02. Explain and model the mechanism</w:t>
+        <w:pStyle w:val="Heading3"/>
+      </w:pPr>
+      <w:r>
+        <w:t>End goal for the pictorial case</w:t>
       </w:r>
     </w:p>
     <w:p>
-      <w:r>
-        <w:t>Consider fictional rectangles with input [width, height] in cm. The task is to identify rectangles whose width is strictly greater than height. The target is 1 for wider rectangles and 0 otherwise. A square therefore has target 0. This is an arithmetic teaching task, not a claim that a network is needed to measure rectangles.</w:t>
+      <w:pPr>
+        <w:spacing w:line="336" w:lineRule="auto" w:after="180"/>
+      </w:pPr>
+      <w:r>
+        <w:rPr>
+          <w:b w:val="0"/>
+        </w:rPr>
+        <w:t xml:space="preserve">By the end, I can explain learned </w:t>
+      </w:r>
+      <w:r>
+        <w:rPr>
+          <w:b/>
+        </w:rPr>
+        <w:t>representation</w:t>
+      </w:r>
+      <w:r>
+        <w:rPr>
+          <w:b w:val="0"/>
+        </w:rPr>
+        <w:t>s using a traced example and a stated limitation.</w:t>
       </w:r>
     </w:p>
     <w:p>
-      <w:r>
-        <w:t>Define two hidden units: h1 = ReLU(width - height) and h2 = ReLU(height - width). Their weight rows are [1, -1] and [-1, 1], with zero biases. The representation h = [h1, h2] records excess width or excess height. Predict 1 when h1 &gt; 0; otherwise predict 0.</w:t>
+      <w:pPr>
+        <w:spacing w:line="336" w:lineRule="auto" w:after="180"/>
+      </w:pPr>
+      <w:r>
+        <w:rPr>
+          <w:b w:val="0"/>
+        </w:rPr>
+        <w:t>This added worked case illustrates the week’s main idea. Retain all original and connected topics; schedule its practice within the teaching cycle.</w:t>
       </w:r>
     </w:p>
     <w:p>
-      <w:r>
-        <w:t>These weights were chosen by the lesson author. They demonstrate a representation that could be implemented by a network, but no training run has established that a model learned it. Learning would require adjusting parameters using training data and recording the procedure.</w:t>
+      <w:pPr>
+        <w:pStyle w:val="Heading1"/>
+      </w:pPr>
+      <w:r>
+        <w:t>02. Explain and model the mechanism</w:t>
       </w:r>
     </w:p>
     <w:p>
       <w:r>
-        <w:t>A prediction head is the computation that reads the hidden vector and produces an output. Keeping it separate lets us inspect what information is available before making a decision. This example assumes two finite, positive measurements in cm; it is not a general input validator.</w:t>
+        <w:t>Model Learned representations using the supplied case, labelled mechanism and reasoning. Make the scope of each conclusion explicit.</w:t>
       </w:r>
     </w:p>
     <w:p>
-      <w:r>
-        <w:t>The raw difference width - height can be recovered as h1 - h2. The original width and height cannot in general be recovered: many rectangles share a difference. Two hidden components do not guarantee preservation of two input components.</w:t>
+      <w:pPr>
+        <w:pStyle w:val="Heading3"/>
+      </w:pPr>
+      <w:r>
+        <w:t>Explain Learned representations · 1</w:t>
+      </w:r>
+    </w:p>
+    <w:p>
+      <w:pPr>
+        <w:spacing w:line="336" w:lineRule="auto" w:after="180"/>
+      </w:pPr>
+      <w:r>
+        <w:rPr>
+          <w:b w:val="0"/>
+        </w:rPr>
+        <w:t xml:space="preserve">Consider fictional rectangles with </w:t>
+      </w:r>
+      <w:r>
+        <w:rPr>
+          <w:b/>
+        </w:rPr>
+        <w:t>input</w:t>
+      </w:r>
+      <w:r>
+        <w:rPr>
+          <w:b w:val="0"/>
+        </w:rPr>
+        <w:t xml:space="preserve"> [width, height] in cm. The task is to identify rectangles whose width is strictly greater than height. The target is 1 for wider rectangles and 0 otherwise.</w:t>
+      </w:r>
+    </w:p>
+    <w:p>
+      <w:pPr>
+        <w:spacing w:line="336" w:lineRule="auto" w:after="180"/>
+      </w:pPr>
+      <w:r>
+        <w:rPr>
+          <w:b w:val="0"/>
+        </w:rPr>
+        <w:t>A square therefore has target 0. This is an arithmetic teaching task, not a claim that a network is needed to measure rectangles.</w:t>
+      </w:r>
+    </w:p>
+    <w:p>
+      <w:pPr>
+        <w:spacing w:line="336" w:lineRule="auto" w:after="180"/>
+      </w:pPr>
+      <w:r>
+        <w:rPr>
+          <w:b w:val="0"/>
+        </w:rPr>
+        <w:t xml:space="preserve">Define two hidden units: h1 = ReLU(width - height) and h2 = ReLU(height - width). Their weight rows are [1, -1] and [-1, 1], with zero biases. The </w:t>
+      </w:r>
+      <w:r>
+        <w:rPr>
+          <w:b/>
+        </w:rPr>
+        <w:t>representation</w:t>
+      </w:r>
+      <w:r>
+        <w:rPr>
+          <w:b w:val="0"/>
+        </w:rPr>
+        <w:t xml:space="preserve"> h = [h1, h2] records excess width or excess height.</w:t>
+      </w:r>
+    </w:p>
+    <w:p>
+      <w:pPr>
+        <w:spacing w:line="336" w:lineRule="auto" w:after="180"/>
+      </w:pPr>
+      <w:r>
+        <w:rPr>
+          <w:b w:val="0"/>
+        </w:rPr>
+        <w:t>Predict 1 when h1 &gt; 0; otherwise predict 0.</w:t>
+      </w:r>
+    </w:p>
+    <w:p>
+      <w:pPr>
+        <w:spacing w:line="336" w:lineRule="auto" w:after="180"/>
+      </w:pPr>
+      <w:r>
+        <w:rPr>
+          <w:b w:val="0"/>
+        </w:rPr>
+        <w:t xml:space="preserve">These weights were chosen by the lesson author. They demonstrate a </w:t>
+      </w:r>
+      <w:r>
+        <w:rPr>
+          <w:b/>
+        </w:rPr>
+        <w:t>representation</w:t>
+      </w:r>
+      <w:r>
+        <w:rPr>
+          <w:b w:val="0"/>
+        </w:rPr>
+        <w:t xml:space="preserve"> that could be implemented by a network, but no </w:t>
+      </w:r>
+      <w:r>
+        <w:rPr>
+          <w:b/>
+        </w:rPr>
+        <w:t>training</w:t>
+      </w:r>
+      <w:r>
+        <w:rPr>
+          <w:b w:val="0"/>
+        </w:rPr>
+        <w:t xml:space="preserve"> run has established that a model learned it.</w:t>
+      </w:r>
+    </w:p>
+    <w:p>
+      <w:pPr>
+        <w:spacing w:line="336" w:lineRule="auto" w:after="180"/>
+      </w:pPr>
+      <w:r>
+        <w:rPr>
+          <w:b w:val="0"/>
+        </w:rPr>
+        <w:t xml:space="preserve">Learning would require adjusting parameters using </w:t>
+      </w:r>
+      <w:r>
+        <w:rPr>
+          <w:b/>
+        </w:rPr>
+        <w:t>training</w:t>
+      </w:r>
+      <w:r>
+        <w:rPr>
+          <w:b w:val="0"/>
+        </w:rPr>
+        <w:t xml:space="preserve"> data and recording the procedure.</w:t>
+      </w:r>
+    </w:p>
+    <w:p>
+      <w:pPr>
+        <w:spacing w:line="336" w:lineRule="auto" w:after="180"/>
+      </w:pPr>
+      <w:r>
+        <w:rPr>
+          <w:b w:val="0"/>
+        </w:rPr>
+        <w:t xml:space="preserve">A </w:t>
+      </w:r>
+      <w:r>
+        <w:rPr>
+          <w:b/>
+        </w:rPr>
+        <w:t>prediction</w:t>
+      </w:r>
+      <w:r>
+        <w:rPr>
+          <w:b w:val="0"/>
+        </w:rPr>
+        <w:t xml:space="preserve"> head is the computation that reads the hidden vector and produces an </w:t>
+      </w:r>
+      <w:r>
+        <w:rPr>
+          <w:b/>
+        </w:rPr>
+        <w:t>output</w:t>
+      </w:r>
+      <w:r>
+        <w:rPr>
+          <w:b w:val="0"/>
+        </w:rPr>
+        <w:t>. Keeping it separate lets us inspect what information is available before making a decision.</w:t>
+      </w:r>
+    </w:p>
+    <w:p>
+      <w:pPr>
+        <w:spacing w:line="336" w:lineRule="auto" w:after="180"/>
+      </w:pPr>
+      <w:r>
+        <w:rPr>
+          <w:b w:val="0"/>
+        </w:rPr>
+        <w:t xml:space="preserve">This example assumes two finite, positive measurements in cm; it is not a general </w:t>
+      </w:r>
+      <w:r>
+        <w:rPr>
+          <w:b/>
+        </w:rPr>
+        <w:t>input</w:t>
+      </w:r>
+      <w:r>
+        <w:rPr>
+          <w:b w:val="0"/>
+        </w:rPr>
+        <w:t xml:space="preserve"> validator.</w:t>
+      </w:r>
+    </w:p>
+    <w:p>
+      <w:pPr>
+        <w:spacing w:line="336" w:lineRule="auto" w:after="180"/>
+      </w:pPr>
+      <w:r>
+        <w:rPr>
+          <w:b w:val="0"/>
+        </w:rPr>
+        <w:t>The raw difference width - height can be recovered as h1 - h2. The original width and height cannot in general be recovered: many rectangles share a difference.</w:t>
+      </w:r>
+    </w:p>
+    <w:p>
+      <w:pPr>
+        <w:spacing w:line="336" w:lineRule="auto" w:after="180"/>
+      </w:pPr>
+      <w:r>
+        <w:rPr>
+          <w:b w:val="0"/>
+        </w:rPr>
+        <w:t xml:space="preserve">Two hidden components do not guarantee preservation of two </w:t>
+      </w:r>
+      <w:r>
+        <w:rPr>
+          <w:b/>
+        </w:rPr>
+        <w:t>input</w:t>
+      </w:r>
+      <w:r>
+        <w:rPr>
+          <w:b w:val="0"/>
+        </w:rPr>
+        <w:t xml:space="preserve"> components.</w:t>
       </w:r>
     </w:p>
     <w:tbl>
@@ -630,21 +1168,111 @@
       </w:r>
     </w:p>
     <w:p>
-      <w:r>
-        <w:t>Guided: [6, 4] and [7, 5] both encode as [2, 0], predict 1 and have areas 24 and 35 square cm. A deterministic head using only h cannot recover both exact areas. Exit: hand-chosen weights are not evidence of learning, and correct comparison labels do not establish area prediction. Test the collision [4, 2] versus [5, 3], with areas 8 and 15.</w:t>
+      <w:pPr>
+        <w:pStyle w:val="Heading3"/>
+      </w:pPr>
+      <w:r>
+        <w:t>Explain Learned representations · 2</w:t>
       </w:r>
     </w:p>
     <w:p>
       <w:pPr>
-        <w:pStyle w:val="Heading3"/>
-      </w:pPr>
-      <w:r>
-        <w:t>Model the reasoning aloud</w:t>
+        <w:spacing w:line="336" w:lineRule="auto" w:after="180"/>
+      </w:pPr>
+      <w:r>
+        <w:rPr>
+          <w:b w:val="0"/>
+        </w:rPr>
+        <w:t>Guided: [6, 4] and [7, 5] both encode as [2, 0], predict 1 and have areas 24 and 35 square cm. A deterministic head using only h cannot recover both exact areas.</w:t>
       </w:r>
     </w:p>
     <w:p>
-      <w:r>
-        <w:t>Use the complete worked example below before asking learners to complete W2. Reveal a small part, invite a prediction, then explain the deciding step. These teacher notes contain solutions; do not reveal the independent case answer during modelling.</w:t>
+      <w:pPr>
+        <w:spacing w:line="336" w:lineRule="auto" w:after="180"/>
+      </w:pPr>
+      <w:r>
+        <w:rPr>
+          <w:b w:val="0"/>
+        </w:rPr>
+        <w:t xml:space="preserve">Exit: hand-chosen weights are not </w:t>
+      </w:r>
+      <w:r>
+        <w:rPr>
+          <w:b/>
+        </w:rPr>
+        <w:t>evidence</w:t>
+      </w:r>
+      <w:r>
+        <w:rPr>
+          <w:b w:val="0"/>
+        </w:rPr>
+        <w:t xml:space="preserve"> of learning, and correct comparison labels do not establish area </w:t>
+      </w:r>
+      <w:r>
+        <w:rPr>
+          <w:b/>
+        </w:rPr>
+        <w:t>prediction</w:t>
+      </w:r>
+      <w:r>
+        <w:rPr>
+          <w:b w:val="0"/>
+        </w:rPr>
+        <w:t xml:space="preserve">. Test the </w:t>
+      </w:r>
+      <w:r>
+        <w:rPr>
+          <w:b/>
+        </w:rPr>
+        <w:t>collision</w:t>
+      </w:r>
+      <w:r>
+        <w:rPr>
+          <w:b w:val="0"/>
+        </w:rPr>
+        <w:t xml:space="preserve"> [4, 2] versus [5, 3], with areas 8 and 15.</w:t>
+      </w:r>
+    </w:p>
+    <w:p>
+      <w:pPr>
+        <w:pStyle w:val="Heading3"/>
+      </w:pPr>
+      <w:r>
+        <w:t>Model the reasoning aloud</w:t>
+      </w:r>
+    </w:p>
+    <w:p>
+      <w:pPr>
+        <w:spacing w:line="336" w:lineRule="auto" w:after="180"/>
+      </w:pPr>
+      <w:r>
+        <w:rPr>
+          <w:b w:val="0"/>
+        </w:rPr>
+        <w:t xml:space="preserve">Use the complete worked example below before asking learners to complete W2. Reveal a small part, invite a </w:t>
+      </w:r>
+      <w:r>
+        <w:rPr>
+          <w:b/>
+        </w:rPr>
+        <w:t>prediction</w:t>
+      </w:r>
+      <w:r>
+        <w:rPr>
+          <w:b w:val="0"/>
+        </w:rPr>
+        <w:t>, then explain the deciding step.</w:t>
+      </w:r>
+    </w:p>
+    <w:p>
+      <w:pPr>
+        <w:spacing w:line="336" w:lineRule="auto" w:after="180"/>
+      </w:pPr>
+      <w:r>
+        <w:rPr>
+          <w:b w:val="0"/>
+        </w:rPr>
+        <w:t>These teacher notes contain solutions; do not reveal the independent case answer during modelling.</w:t>
       </w:r>
     </w:p>
     <w:p>
@@ -902,7 +1530,13 @@
       </w:tr>
     </w:tbl>
     <w:p>
-      <w:r>
+      <w:pPr>
+        <w:spacing w:line="336" w:lineRule="auto" w:after="180"/>
+      </w:pPr>
+      <w:r>
+        <w:rPr>
+          <w:b w:val="0"/>
+        </w:rPr>
         <w:t>Use the diagram and verbal explanation together. Ask learners to match a sentence to a specific visual step; do not assign learners fixed visual or auditory learning styles.</w:t>
       </w:r>
     </w:p>
@@ -915,8 +1549,26 @@
       </w:r>
     </w:p>
     <w:p>
-      <w:r>
-        <w:t>See when a representation preserves a distinction and when it destroys it.</w:t>
+      <w:pPr>
+        <w:spacing w:line="336" w:lineRule="auto" w:after="180"/>
+      </w:pPr>
+      <w:r>
+        <w:rPr>
+          <w:b w:val="0"/>
+        </w:rPr>
+        <w:t xml:space="preserve">See when a </w:t>
+      </w:r>
+      <w:r>
+        <w:rPr>
+          <w:b/>
+        </w:rPr>
+        <w:t>representation</w:t>
+      </w:r>
+      <w:r>
+        <w:rPr>
+          <w:b w:val="0"/>
+        </w:rPr>
+        <w:t xml:space="preserve"> preserves a distinction and when it destroys it.</w:t>
       </w:r>
     </w:p>
     <w:p>
@@ -928,13 +1580,79 @@
       </w:r>
     </w:p>
     <w:p>
-      <w:r>
-        <w:t>Toy input [left, right]; representation h=[ReLU(left-right), ReLU(right-left)]. A=[5, 2]; B=[2, 5]; target is left-brighter versus right-brighter.</w:t>
+      <w:pPr>
+        <w:pStyle w:val="Heading3"/>
+      </w:pPr>
+      <w:r>
+        <w:t>Supplied facts</w:t>
       </w:r>
     </w:p>
     <w:p>
-      <w:r>
-        <w:t>All inputs and outcomes in this worked example are invented classroom data; no real model run is claimed.</w:t>
+      <w:pPr>
+        <w:spacing w:line="336" w:lineRule="auto" w:after="180"/>
+        <w:shd w:fill="F1F6FC"/>
+      </w:pPr>
+      <w:r>
+        <w:rPr>
+          <w:b w:val="0"/>
+        </w:rPr>
+        <w:t xml:space="preserve">Toy </w:t>
+      </w:r>
+      <w:r>
+        <w:rPr>
+          <w:b/>
+        </w:rPr>
+        <w:t>input</w:t>
+      </w:r>
+      <w:r>
+        <w:rPr>
+          <w:b w:val="0"/>
+        </w:rPr>
+        <w:t xml:space="preserve"> [left, right]; </w:t>
+      </w:r>
+      <w:r>
+        <w:rPr>
+          <w:b/>
+        </w:rPr>
+        <w:t>representation</w:t>
+      </w:r>
+      <w:r>
+        <w:rPr>
+          <w:b w:val="0"/>
+        </w:rPr>
+        <w:t xml:space="preserve"> h=[ReLU(left-right), ReLU(right-left)]. A=[5, 2]; B=[2, 5]; target is left-brighter versus right-brighter.</w:t>
+      </w:r>
+    </w:p>
+    <w:p>
+      <w:pPr>
+        <w:pStyle w:val="Heading3"/>
+      </w:pPr>
+      <w:r>
+        <w:t>Supplied facts</w:t>
+      </w:r>
+    </w:p>
+    <w:p>
+      <w:pPr>
+        <w:spacing w:line="336" w:lineRule="auto" w:after="180"/>
+        <w:shd w:fill="F1F6FC"/>
+      </w:pPr>
+      <w:r>
+        <w:rPr>
+          <w:b w:val="0"/>
+        </w:rPr>
+        <w:t xml:space="preserve">All </w:t>
+      </w:r>
+      <w:r>
+        <w:rPr>
+          <w:b/>
+        </w:rPr>
+        <w:t>input</w:t>
+      </w:r>
+      <w:r>
+        <w:rPr>
+          <w:b w:val="0"/>
+        </w:rPr>
+        <w:t>s and outcomes in this worked example are invented classroom data; no real model run is claimed.</w:t>
       </w:r>
     </w:p>
     <w:p>
@@ -1133,21 +1851,71 @@
       </w:r>
     </w:p>
     <w:p>
-      <w:r>
-        <w:t>A hidden representation decides which distinctions remain available to an output head. These two hidden coordinates preserve whether the left or right side is brighter. Adding them discards that direction and gives both examples the same scalar. A deterministic head cannot assign different labels to identical inputs; retain the distinction or change the task.</w:t>
+      <w:pPr>
+        <w:pStyle w:val="Heading3"/>
+      </w:pPr>
+      <w:r>
+        <w:t>Why the result follows</w:t>
       </w:r>
     </w:p>
     <w:p>
       <w:pPr>
-        <w:pStyle w:val="Heading3"/>
-      </w:pPr>
-      <w:r>
-        <w:t>What this example does not establish</w:t>
+        <w:spacing w:line="336" w:lineRule="auto" w:after="180"/>
+        <w:shd w:fill="F1F6FC"/>
+      </w:pPr>
+      <w:r>
+        <w:rPr>
+          <w:b w:val="0"/>
+        </w:rPr>
+        <w:t xml:space="preserve">A hidden </w:t>
+      </w:r>
+      <w:r>
+        <w:rPr>
+          <w:b/>
+        </w:rPr>
+        <w:t>representation</w:t>
+      </w:r>
+      <w:r>
+        <w:rPr>
+          <w:b w:val="0"/>
+        </w:rPr>
+        <w:t xml:space="preserve"> decides which distinctions remain available to an </w:t>
+      </w:r>
+      <w:r>
+        <w:rPr>
+          <w:b/>
+        </w:rPr>
+        <w:t>output</w:t>
+      </w:r>
+      <w:r>
+        <w:rPr>
+          <w:b w:val="0"/>
+        </w:rPr>
+        <w:t xml:space="preserve"> head. These two hidden coordinates preserve whether the left or right side is brighter.</w:t>
       </w:r>
     </w:p>
     <w:p>
-      <w:r>
-        <w:t>This is a hand-chosen representation, not evidence that a trained image model actually learned these units.</w:t>
+      <w:pPr>
+        <w:spacing w:line="336" w:lineRule="auto" w:after="180"/>
+        <w:shd w:fill="F1F6FC"/>
+      </w:pPr>
+      <w:r>
+        <w:rPr>
+          <w:b w:val="0"/>
+        </w:rPr>
+        <w:t xml:space="preserve">Adding them discards that direction and gives both examples the same scalar. A deterministic head cannot assign different labels to identical </w:t>
+      </w:r>
+      <w:r>
+        <w:rPr>
+          <w:b/>
+        </w:rPr>
+        <w:t>input</w:t>
+      </w:r>
+      <w:r>
+        <w:rPr>
+          <w:b w:val="0"/>
+        </w:rPr>
+        <w:t>s; retain the distinction or change the task.</w:t>
       </w:r>
     </w:p>
     <w:p>
@@ -1155,22 +1923,59 @@
         <w:pStyle w:val="Heading3"/>
       </w:pPr>
       <w:r>
-        <w:t>Change one thing in the pictured case</w:t>
+        <w:t>What this example does not establish</w:t>
       </w:r>
     </w:p>
     <w:p>
-      <w:r>
-        <w:t>Change: The head keeps both ordered hidden values instead of their sum.</w:t>
+      <w:pPr>
+        <w:pStyle w:val="Heading3"/>
+      </w:pPr>
+      <w:r>
+        <w:t>Keep the stated limit</w:t>
       </w:r>
     </w:p>
     <w:p>
-      <w:r>
-        <w:t>Prediction: It can distinguish [3, 0] from [0, 3] in this example.</w:t>
+      <w:pPr>
+        <w:spacing w:line="336" w:lineRule="auto" w:after="180"/>
+        <w:shd w:fill="FFF5E6"/>
+      </w:pPr>
+      <w:r>
+        <w:rPr>
+          <w:b w:val="0"/>
+        </w:rPr>
+        <w:t xml:space="preserve">This is a hand-chosen </w:t>
+      </w:r>
+      <w:r>
+        <w:rPr>
+          <w:b/>
+        </w:rPr>
+        <w:t>representation</w:t>
+      </w:r>
+      <w:r>
+        <w:rPr>
+          <w:b w:val="0"/>
+        </w:rPr>
+        <w:t xml:space="preserve">, not </w:t>
+      </w:r>
+      <w:r>
+        <w:rPr>
+          <w:b/>
+        </w:rPr>
+        <w:t>evidence</w:t>
+      </w:r>
+      <w:r>
+        <w:rPr>
+          <w:b w:val="0"/>
+        </w:rPr>
+        <w:t xml:space="preserve"> that a trained image model actually learned these units.</w:t>
       </w:r>
     </w:p>
     <w:p>
-      <w:r>
-        <w:t>Reason: The representation retains the direction of brightness difference when coordinates stay separate.</w:t>
+      <w:pPr>
+        <w:pStyle w:val="Heading3"/>
+      </w:pPr>
+      <w:r>
+        <w:t>Change one thing in the pictured case</w:t>
       </w:r>
     </w:p>
     <w:p>
@@ -1178,20 +1983,164 @@
         <w:pStyle w:val="Heading3"/>
       </w:pPr>
       <w:r>
-        <w:t>Ask while showing the picture</w:t>
+        <w:t>Change one thing</w:t>
       </w:r>
     </w:p>
     <w:p>
-      <w:r>
-        <w:t>Cover the result. Ask learners to name the inputs and predict the next step. Uncover one step, connect the icon to the actual procedure, and explain its evidence. Then change the supplied condition and compare. The picture is a representation; it does not document execution of a real AI model.</w:t>
+      <w:pPr>
+        <w:spacing w:line="336" w:lineRule="auto" w:after="180"/>
+        <w:shd w:fill="F5F1FB"/>
+      </w:pPr>
+      <w:r>
+        <w:rPr>
+          <w:b w:val="0"/>
+        </w:rPr>
+        <w:t>Change: The head keeps both ordered hidden values instead of their sum.</w:t>
       </w:r>
     </w:p>
     <w:p>
       <w:pPr>
+        <w:pStyle w:val="Heading3"/>
+      </w:pPr>
+      <w:r>
+        <w:t>Predicted result</w:t>
+      </w:r>
+    </w:p>
+    <w:p>
+      <w:pPr>
+        <w:spacing w:line="336" w:lineRule="auto" w:after="180"/>
+        <w:shd w:fill="F1F6FC"/>
+      </w:pPr>
+      <w:r>
+        <w:rPr>
+          <w:b/>
+        </w:rPr>
+        <w:t>Prediction</w:t>
+      </w:r>
+      <w:r>
+        <w:rPr>
+          <w:b w:val="0"/>
+        </w:rPr>
+        <w:t>: It can distinguish [3, 0] from [0, 3] in this example.</w:t>
+      </w:r>
+    </w:p>
+    <w:p>
+      <w:pPr>
+        <w:pStyle w:val="Heading3"/>
+      </w:pPr>
+      <w:r>
+        <w:t>Why the result follows</w:t>
+      </w:r>
+    </w:p>
+    <w:p>
+      <w:pPr>
+        <w:spacing w:line="336" w:lineRule="auto" w:after="180"/>
+        <w:shd w:fill="F1F6FC"/>
+      </w:pPr>
+      <w:r>
+        <w:rPr>
+          <w:b w:val="0"/>
+        </w:rPr>
+        <w:t xml:space="preserve">Reason: The </w:t>
+      </w:r>
+      <w:r>
+        <w:rPr>
+          <w:b/>
+        </w:rPr>
+        <w:t>representation</w:t>
+      </w:r>
+      <w:r>
+        <w:rPr>
+          <w:b w:val="0"/>
+        </w:rPr>
+        <w:t xml:space="preserve"> retains the direction of brightness difference when coordinates stay separate.</w:t>
+      </w:r>
+    </w:p>
+    <w:p>
+      <w:pPr>
+        <w:pStyle w:val="Heading3"/>
+      </w:pPr>
+      <w:r>
+        <w:t>Ask while showing the picture</w:t>
+      </w:r>
+    </w:p>
+    <w:p>
+      <w:pPr>
+        <w:pStyle w:val="Heading3"/>
+      </w:pPr>
+      <w:r>
+        <w:t>Ask while showing the picture · 3</w:t>
+      </w:r>
+    </w:p>
+    <w:p>
+      <w:pPr>
+        <w:spacing w:line="336" w:lineRule="auto" w:after="180"/>
+      </w:pPr>
+      <w:r>
+        <w:rPr>
+          <w:b w:val="0"/>
+        </w:rPr>
+        <w:t xml:space="preserve">Cover the result. Ask learners to name the </w:t>
+      </w:r>
+      <w:r>
+        <w:rPr>
+          <w:b/>
+        </w:rPr>
+        <w:t>input</w:t>
+      </w:r>
+      <w:r>
+        <w:rPr>
+          <w:b w:val="0"/>
+        </w:rPr>
+        <w:t xml:space="preserve">s and predict the next step. Uncover one step, connect the icon to the actual procedure, and explain its </w:t>
+      </w:r>
+      <w:r>
+        <w:rPr>
+          <w:b/>
+        </w:rPr>
+        <w:t>evidence</w:t>
+      </w:r>
+      <w:r>
+        <w:rPr>
+          <w:b w:val="0"/>
+        </w:rPr>
+        <w:t>. Then change the supplied condition and compare.</w:t>
+      </w:r>
+    </w:p>
+    <w:p>
+      <w:pPr>
+        <w:spacing w:line="336" w:lineRule="auto" w:after="180"/>
+      </w:pPr>
+      <w:r>
+        <w:rPr>
+          <w:b w:val="0"/>
+        </w:rPr>
+        <w:t xml:space="preserve">The picture is a </w:t>
+      </w:r>
+      <w:r>
+        <w:rPr>
+          <w:b/>
+        </w:rPr>
+        <w:t>representation</w:t>
+      </w:r>
+      <w:r>
+        <w:rPr>
+          <w:b w:val="0"/>
+        </w:rPr>
+        <w:t>; it does not document execution of a real AI model.</w:t>
+      </w:r>
+    </w:p>
+    <w:p>
+      <w:pPr>
         <w:pStyle w:val="Heading1"/>
       </w:pPr>
       <w:r>
         <w:t>03. Demonstrate and guide practice</w:t>
+      </w:r>
+    </w:p>
+    <w:p>
+      <w:r>
+        <w:t>Demonstrate Learned representations, reduce support deliberately and check individual reasoning before discussing answers.</w:t>
       </w:r>
     </w:p>
     <w:tbl>
@@ -1407,36 +2356,100 @@
       </w:tr>
     </w:tbl>
     <w:p>
-      <w:r>
-        <w:t>Use the worked example in Sections 3 and 6. Collect a prediction before revealing its result; ask the learner to point to each intermediate fact.</w:t>
+      <w:pPr>
+        <w:spacing w:line="336" w:lineRule="auto" w:after="180"/>
+      </w:pPr>
+      <w:r>
+        <w:rPr>
+          <w:b w:val="0"/>
+        </w:rPr>
+        <w:t xml:space="preserve">Use the worked example in Sections 3 and 6. Collect a </w:t>
+      </w:r>
+      <w:r>
+        <w:rPr>
+          <w:b/>
+        </w:rPr>
+        <w:t>prediction</w:t>
+      </w:r>
+      <w:r>
+        <w:rPr>
+          <w:b w:val="0"/>
+        </w:rPr>
+        <w:t xml:space="preserve"> before revealing its result; ask the learner to point to each intermediate fact.</w:t>
       </w:r>
     </w:p>
     <w:p>
-      <w:r>
-        <w:t>Provide paper rectangles and columns for signed difference, two scores, activations and target. Allow calculators and ask for verbal collision explanations before algebra. Extension: show that adding the same positive amount to width and height preserves h while changing area; derive exact recovery when the sum is also retained.</w:t>
+      <w:pPr>
+        <w:spacing w:line="336" w:lineRule="auto" w:after="180"/>
+      </w:pPr>
+      <w:r>
+        <w:rPr>
+          <w:b w:val="0"/>
+        </w:rPr>
+        <w:t xml:space="preserve">Provide paper rectangles and columns for signed difference, two scores, activations and target. Allow calculators and ask for verbal </w:t>
+      </w:r>
+      <w:r>
+        <w:rPr>
+          <w:b/>
+        </w:rPr>
+        <w:t>collision</w:t>
+      </w:r>
+      <w:r>
+        <w:rPr>
+          <w:b w:val="0"/>
+        </w:rPr>
+        <w:t xml:space="preserve"> explanations before algebra.</w:t>
       </w:r>
     </w:p>
     <w:p>
       <w:pPr>
-        <w:pStyle w:val="Heading3"/>
-      </w:pPr>
-      <w:r>
-        <w:t>Reduce help deliberately</w:t>
+        <w:spacing w:line="336" w:lineRule="auto" w:after="180"/>
+      </w:pPr>
+      <w:r>
+        <w:rPr>
+          <w:b w:val="0"/>
+        </w:rPr>
+        <w:t>Extension: show that adding the same positive amount to width and height preserves h while changing area; derive exact recovery when the sum is also retained.</w:t>
       </w:r>
     </w:p>
     <w:p>
-      <w:r>
-        <w:t>Completion task: Give the hidden vectors and areas for [4, 2] and [5, 3]. Explain why increasing only the complexity of a deterministic area head cannot make both exact predictions correct.</w:t>
+      <w:pPr>
+        <w:pStyle w:val="Heading3"/>
+      </w:pPr>
+      <w:r>
+        <w:t>Reduce help deliberately</w:t>
       </w:r>
     </w:p>
     <w:p>
-      <w:r>
-        <w:t>Teacher check: Teacher explanation: Both hidden vectors are [2, 0], while areas are 8 and 15 square cm. Identical inputs to a deterministic head yield identical outputs, so the head cannot return both required values.</w:t>
+      <w:pPr>
+        <w:pStyle w:val="Heading3"/>
+      </w:pPr>
+      <w:r>
+        <w:t>Completion practice</w:t>
       </w:r>
     </w:p>
     <w:p>
-      <w:r>
-        <w:t>Start by identifying the given inputs together. Leave the intermediate steps blank. If needed, model one step, then withdraw that help on the next step. Move to a full trace only when the partial trace is understood. For partners, alternate explainer and checker; collect a response from every learner before discussion.</w:t>
+      <w:pPr>
+        <w:spacing w:line="336" w:lineRule="auto" w:after="180"/>
+        <w:shd w:fill="F5F1FB"/>
+      </w:pPr>
+      <w:r>
+        <w:rPr>
+          <w:b w:val="0"/>
+        </w:rPr>
+        <w:t xml:space="preserve">Completion task: Give the hidden vectors and areas for [4, 2] and [5, 3]. Explain why increasing only the complexity of a deterministic area head cannot make both exact </w:t>
+      </w:r>
+      <w:r>
+        <w:rPr>
+          <w:b/>
+        </w:rPr>
+        <w:t>prediction</w:t>
+      </w:r>
+      <w:r>
+        <w:rPr>
+          <w:b w:val="0"/>
+        </w:rPr>
+        <w:t>s correct.</w:t>
       </w:r>
     </w:p>
     <w:p>
@@ -1444,22 +2457,77 @@
         <w:pStyle w:val="Heading3"/>
       </w:pPr>
       <w:r>
-        <w:t>Individual reasoning check</w:t>
+        <w:t>Reasoning to listen for</w:t>
       </w:r>
     </w:p>
     <w:p>
-      <w:r>
-        <w:t>Use the worked case for Learned representations. Proposed explanation: “Two hidden values preserve both input measurements”. Decide whether this explanation is supported. Point to the step or supplied fact that decides; explain your repair if needed.</w:t>
+      <w:pPr>
+        <w:spacing w:line="336" w:lineRule="auto" w:after="180"/>
+        <w:shd w:fill="F1F6FC"/>
+      </w:pPr>
+      <w:r>
+        <w:rPr>
+          <w:b w:val="0"/>
+        </w:rPr>
+        <w:t xml:space="preserve">Teacher check: Teacher explanation: Both hidden vectors are [2, 0], while areas are 8 and 15 square cm. Identical </w:t>
+      </w:r>
+      <w:r>
+        <w:rPr>
+          <w:b/>
+        </w:rPr>
+        <w:t>input</w:t>
+      </w:r>
+      <w:r>
+        <w:rPr>
+          <w:b w:val="0"/>
+        </w:rPr>
+        <w:t xml:space="preserve">s to a deterministic head yield identical </w:t>
+      </w:r>
+      <w:r>
+        <w:rPr>
+          <w:b/>
+        </w:rPr>
+        <w:t>output</w:t>
+      </w:r>
+      <w:r>
+        <w:rPr>
+          <w:b w:val="0"/>
+        </w:rPr>
+        <w:t>s, so the head cannot return both required values.</w:t>
       </w:r>
     </w:p>
     <w:p>
-      <w:r>
-        <w:t>Expected correction: Dimension alone does not guarantee recovery; distinct inputs can collide.</w:t>
+      <w:pPr>
+        <w:spacing w:line="336" w:lineRule="auto" w:after="180"/>
+      </w:pPr>
+      <w:r>
+        <w:rPr>
+          <w:b w:val="0"/>
+        </w:rPr>
+        <w:t xml:space="preserve">Start by identifying the given </w:t>
+      </w:r>
+      <w:r>
+        <w:rPr>
+          <w:b/>
+        </w:rPr>
+        <w:t>input</w:t>
+      </w:r>
+      <w:r>
+        <w:rPr>
+          <w:b w:val="0"/>
+        </w:rPr>
+        <w:t>s together. Leave the intermediate steps blank. If needed, model one step, then withdraw that help on the next step. Move to a full trace only when the partial trace is understood.</w:t>
       </w:r>
     </w:p>
     <w:p>
-      <w:r>
-        <w:t>Collect explanations, not only yes/no votes. If a misunderstanding is common, re-model the relevant step for the class. If it affects a few learners, give a short targeted group explanation while others solve a more demanding variation.</w:t>
+      <w:pPr>
+        <w:spacing w:line="336" w:lineRule="auto" w:after="180"/>
+      </w:pPr>
+      <w:r>
+        <w:rPr>
+          <w:b w:val="0"/>
+        </w:rPr>
+        <w:t>For partners, alternate explainer and checker; collect a response from every learner before discussion.</w:t>
       </w:r>
     </w:p>
     <w:p>
@@ -1467,63 +2535,403 @@
         <w:pStyle w:val="Heading3"/>
       </w:pPr>
       <w:r>
-        <w:t>Pictorial practice question</w:t>
+        <w:t>Individual reasoning check</w:t>
       </w:r>
     </w:p>
     <w:p>
-      <w:r>
-        <w:t>Why can no deterministic head using only the sum classify both correctly? Point to the relevant step in the picture, then write the changed result and the rule or evidence that supports it.</w:t>
+      <w:pPr>
+        <w:spacing w:line="336" w:lineRule="auto" w:after="180"/>
+      </w:pPr>
+      <w:r>
+        <w:rPr>
+          <w:b w:val="0"/>
+        </w:rPr>
+        <w:t xml:space="preserve">Use the worked case for Learned </w:t>
+      </w:r>
+      <w:r>
+        <w:rPr>
+          <w:b/>
+        </w:rPr>
+        <w:t>representation</w:t>
+      </w:r>
+      <w:r>
+        <w:rPr>
+          <w:b w:val="0"/>
+        </w:rPr>
+        <w:t xml:space="preserve">s. Proposed explanation: “Two hidden values preserve both </w:t>
+      </w:r>
+      <w:r>
+        <w:rPr>
+          <w:b/>
+        </w:rPr>
+        <w:t>input</w:t>
+      </w:r>
+      <w:r>
+        <w:rPr>
+          <w:b w:val="0"/>
+        </w:rPr>
+        <w:t xml:space="preserve"> measurements”. Decide whether this explanation is supported.</w:t>
       </w:r>
     </w:p>
     <w:p>
       <w:pPr>
-        <w:pStyle w:val="Heading3"/>
-      </w:pPr>
-      <w:r>
-        <w:t>Reasoned teacher answer</w:t>
+        <w:spacing w:line="336" w:lineRule="auto" w:after="180"/>
+      </w:pPr>
+      <w:r>
+        <w:rPr>
+          <w:b w:val="0"/>
+        </w:rPr>
+        <w:t>Point to the step or supplied fact that decides; explain your repair if needed.</w:t>
       </w:r>
     </w:p>
     <w:p>
-      <w:r>
-        <w:t>Both examples supply the identical scalar3 but require different targets. Identical inputs cannot produce different deterministic outputs. Changed-case check: It can distinguish [3, 0] from [0, 3] in this example. The representation retains the direction of brightness difference when coordinates stay separate.</w:t>
+      <w:pPr>
+        <w:pStyle w:val="Heading3"/>
+      </w:pPr>
+      <w:r>
+        <w:t>Expected repair</w:t>
       </w:r>
     </w:p>
     <w:p>
-      <w:r>
-        <w:t>Changed-case reasoning: It can distinguish [3, 0] from [0, 3] in this example. The representation retains the direction of brightness difference when coordinates stay separate.</w:t>
+      <w:pPr>
+        <w:spacing w:line="336" w:lineRule="auto" w:after="180"/>
+        <w:shd w:fill="F1F6FC"/>
+      </w:pPr>
+      <w:r>
+        <w:rPr>
+          <w:b w:val="0"/>
+        </w:rPr>
+        <w:t xml:space="preserve">Expected correction: Dimension alone does not guarantee recovery; distinct </w:t>
+      </w:r>
+      <w:r>
+        <w:rPr>
+          <w:b/>
+        </w:rPr>
+        <w:t>input</w:t>
+      </w:r>
+      <w:r>
+        <w:rPr>
+          <w:b w:val="0"/>
+        </w:rPr>
+        <w:t>s can collide.</w:t>
       </w:r>
     </w:p>
     <w:p>
-      <w:r>
-        <w:t>Collect each learner’s explanation before discussion. Use the first missing connection between input, deciding step and result to choose support. This question is worked-case practice, not fresh mastery evidence.</w:t>
+      <w:pPr>
+        <w:spacing w:line="336" w:lineRule="auto" w:after="180"/>
+      </w:pPr>
+      <w:r>
+        <w:rPr>
+          <w:b w:val="0"/>
+        </w:rPr>
+        <w:t>Collect explanations, not only yes/no votes. If a misunderstanding is common, re-model the relevant step for the class.</w:t>
       </w:r>
     </w:p>
     <w:p>
       <w:pPr>
-        <w:pStyle w:val="Heading1"/>
-      </w:pPr>
-      <w:r>
-        <w:t>04. Run the investigation and diagnose misconceptions</w:t>
+        <w:spacing w:line="336" w:lineRule="auto" w:after="180"/>
+      </w:pPr>
+      <w:r>
+        <w:rPr>
+          <w:b w:val="0"/>
+        </w:rPr>
+        <w:t>If it affects a few learners, give a short targeted group explanation while others solve a more demanding variation.</w:t>
       </w:r>
     </w:p>
     <w:p>
-      <w:r>
-        <w:t>Two hidden values preserve both input measurements: Dimension alone does not guarantee recovery; distinct inputs can collide.</w:t>
+      <w:pPr>
+        <w:pStyle w:val="Heading3"/>
+      </w:pPr>
+      <w:r>
+        <w:t>Pictorial practice question</w:t>
       </w:r>
     </w:p>
     <w:p>
-      <w:r>
-        <w:t>A more complex head can always fix lost information: A deterministic head cannot distinguish identical representations without additional input.</w:t>
+      <w:pPr>
+        <w:spacing w:line="336" w:lineRule="auto" w:after="180"/>
+      </w:pPr>
+      <w:r>
+        <w:rPr>
+          <w:b w:val="0"/>
+        </w:rPr>
+        <w:t xml:space="preserve">Why can no deterministic head using only the sum classify both correctly? Point to the relevant step in the picture, then write the changed result and the rule or </w:t>
+      </w:r>
+      <w:r>
+        <w:rPr>
+          <w:b/>
+        </w:rPr>
+        <w:t>evidence</w:t>
+      </w:r>
+      <w:r>
+        <w:rPr>
+          <w:b w:val="0"/>
+        </w:rPr>
+        <w:t xml:space="preserve"> that supports it.</w:t>
       </w:r>
     </w:p>
     <w:p>
-      <w:r>
-        <w:t>Correct outputs prove human concepts were learned: The layer here was constructed, and a task score alone does not establish a hidden concept.</w:t>
+      <w:pPr>
+        <w:pStyle w:val="Heading3"/>
+      </w:pPr>
+      <w:r>
+        <w:t>Reasoned teacher answer</w:t>
       </w:r>
     </w:p>
     <w:p>
-      <w:r>
-        <w:t>Use Section 9 for the evidence ledger. Add a boundary or missing-input case and record the expected response before checking. More successful repeats of one case do not establish wider coverage.</w:t>
+      <w:pPr>
+        <w:spacing w:line="336" w:lineRule="auto" w:after="180"/>
+      </w:pPr>
+      <w:r>
+        <w:rPr>
+          <w:b w:val="0"/>
+        </w:rPr>
+        <w:t xml:space="preserve">Both examples supply the identical scalar3 but require different targets. Identical </w:t>
+      </w:r>
+      <w:r>
+        <w:rPr>
+          <w:b/>
+        </w:rPr>
+        <w:t>input</w:t>
+      </w:r>
+      <w:r>
+        <w:rPr>
+          <w:b w:val="0"/>
+        </w:rPr>
+        <w:t xml:space="preserve">s cannot produce different deterministic </w:t>
+      </w:r>
+      <w:r>
+        <w:rPr>
+          <w:b/>
+        </w:rPr>
+        <w:t>output</w:t>
+      </w:r>
+      <w:r>
+        <w:rPr>
+          <w:b w:val="0"/>
+        </w:rPr>
+        <w:t>s. Changed-case check: It can distinguish [3, 0] from [0, 3] in this example.</w:t>
+      </w:r>
+    </w:p>
+    <w:p>
+      <w:pPr>
+        <w:spacing w:line="336" w:lineRule="auto" w:after="180"/>
+      </w:pPr>
+      <w:r>
+        <w:rPr>
+          <w:b w:val="0"/>
+        </w:rPr>
+        <w:t xml:space="preserve">The </w:t>
+      </w:r>
+      <w:r>
+        <w:rPr>
+          <w:b/>
+        </w:rPr>
+        <w:t>representation</w:t>
+      </w:r>
+      <w:r>
+        <w:rPr>
+          <w:b w:val="0"/>
+        </w:rPr>
+        <w:t xml:space="preserve"> retains the direction of brightness difference when coordinates stay separate.</w:t>
+      </w:r>
+    </w:p>
+    <w:p>
+      <w:pPr>
+        <w:spacing w:line="336" w:lineRule="auto" w:after="180"/>
+      </w:pPr>
+      <w:r>
+        <w:rPr>
+          <w:b w:val="0"/>
+        </w:rPr>
+        <w:t xml:space="preserve">Changed-case reasoning: It can distinguish [3, 0] from [0, 3] in this example. The </w:t>
+      </w:r>
+      <w:r>
+        <w:rPr>
+          <w:b/>
+        </w:rPr>
+        <w:t>representation</w:t>
+      </w:r>
+      <w:r>
+        <w:rPr>
+          <w:b w:val="0"/>
+        </w:rPr>
+        <w:t xml:space="preserve"> retains the direction of brightness difference when coordinates stay separate.</w:t>
+      </w:r>
+    </w:p>
+    <w:p>
+      <w:pPr>
+        <w:spacing w:line="336" w:lineRule="auto" w:after="180"/>
+      </w:pPr>
+      <w:r>
+        <w:rPr>
+          <w:b w:val="0"/>
+        </w:rPr>
+        <w:t xml:space="preserve">Collect each learner’s explanation before discussion. Use the first missing connection between </w:t>
+      </w:r>
+      <w:r>
+        <w:rPr>
+          <w:b/>
+        </w:rPr>
+        <w:t>input</w:t>
+      </w:r>
+      <w:r>
+        <w:rPr>
+          <w:b w:val="0"/>
+        </w:rPr>
+        <w:t xml:space="preserve">, deciding step and result to choose support. This question is worked-case practice, not fresh mastery </w:t>
+      </w:r>
+      <w:r>
+        <w:rPr>
+          <w:b/>
+        </w:rPr>
+        <w:t>evidence</w:t>
+      </w:r>
+      <w:r>
+        <w:rPr>
+          <w:b w:val="0"/>
+        </w:rPr>
+        <w:t>.</w:t>
+      </w:r>
+    </w:p>
+    <w:p>
+      <w:pPr>
+        <w:pStyle w:val="Heading1"/>
+      </w:pPr>
+      <w:r>
+        <w:t>04. Run the investigation and diagnose misconceptions</w:t>
+      </w:r>
+    </w:p>
+    <w:p>
+      <w:r>
+        <w:t>Run the Learned representations investigation and use the first unsupported step to choose a teaching response.</w:t>
+      </w:r>
+    </w:p>
+    <w:p>
+      <w:pPr>
+        <w:spacing w:line="336" w:lineRule="auto" w:after="180"/>
+      </w:pPr>
+      <w:r>
+        <w:rPr>
+          <w:b w:val="0"/>
+        </w:rPr>
+        <w:t xml:space="preserve">Two hidden values preserve both </w:t>
+      </w:r>
+      <w:r>
+        <w:rPr>
+          <w:b/>
+        </w:rPr>
+        <w:t>input</w:t>
+      </w:r>
+      <w:r>
+        <w:rPr>
+          <w:b w:val="0"/>
+        </w:rPr>
+        <w:t xml:space="preserve"> measurements: Dimension alone does not guarantee recovery; distinct </w:t>
+      </w:r>
+      <w:r>
+        <w:rPr>
+          <w:b/>
+        </w:rPr>
+        <w:t>input</w:t>
+      </w:r>
+      <w:r>
+        <w:rPr>
+          <w:b w:val="0"/>
+        </w:rPr>
+        <w:t>s can collide.</w:t>
+      </w:r>
+    </w:p>
+    <w:p>
+      <w:pPr>
+        <w:spacing w:line="336" w:lineRule="auto" w:after="180"/>
+      </w:pPr>
+      <w:r>
+        <w:rPr>
+          <w:b w:val="0"/>
+        </w:rPr>
+        <w:t xml:space="preserve">A more complex head can always fix lost information: A deterministic head cannot distinguish identical </w:t>
+      </w:r>
+      <w:r>
+        <w:rPr>
+          <w:b/>
+        </w:rPr>
+        <w:t>representation</w:t>
+      </w:r>
+      <w:r>
+        <w:rPr>
+          <w:b w:val="0"/>
+        </w:rPr>
+        <w:t xml:space="preserve">s without additional </w:t>
+      </w:r>
+      <w:r>
+        <w:rPr>
+          <w:b/>
+        </w:rPr>
+        <w:t>input</w:t>
+      </w:r>
+      <w:r>
+        <w:rPr>
+          <w:b w:val="0"/>
+        </w:rPr>
+        <w:t>.</w:t>
+      </w:r>
+    </w:p>
+    <w:p>
+      <w:pPr>
+        <w:spacing w:line="336" w:lineRule="auto" w:after="180"/>
+      </w:pPr>
+      <w:r>
+        <w:rPr>
+          <w:b w:val="0"/>
+        </w:rPr>
+        <w:t xml:space="preserve">Correct </w:t>
+      </w:r>
+      <w:r>
+        <w:rPr>
+          <w:b/>
+        </w:rPr>
+        <w:t>output</w:t>
+      </w:r>
+      <w:r>
+        <w:rPr>
+          <w:b w:val="0"/>
+        </w:rPr>
+        <w:t>s prove human concepts were learned: The layer here was constructed, and a task score alone does not establish a hidden concept.</w:t>
+      </w:r>
+    </w:p>
+    <w:p>
+      <w:pPr>
+        <w:spacing w:line="336" w:lineRule="auto" w:after="180"/>
+      </w:pPr>
+      <w:r>
+        <w:rPr>
+          <w:b w:val="0"/>
+        </w:rPr>
+        <w:t xml:space="preserve">Use Section 9 for the </w:t>
+      </w:r>
+      <w:r>
+        <w:rPr>
+          <w:b/>
+        </w:rPr>
+        <w:t>evidence</w:t>
+      </w:r>
+      <w:r>
+        <w:rPr>
+          <w:b w:val="0"/>
+        </w:rPr>
+        <w:t xml:space="preserve"> ledger. Add a boundary or missing-</w:t>
+      </w:r>
+      <w:r>
+        <w:rPr>
+          <w:b/>
+        </w:rPr>
+        <w:t>input</w:t>
+      </w:r>
+      <w:r>
+        <w:rPr>
+          <w:b w:val="0"/>
+        </w:rPr>
+        <w:t xml:space="preserve"> case and record the expected response before checking. More successful repeats of one case do not establish wider coverage.</w:t>
       </w:r>
     </w:p>
     <w:p>
@@ -1681,29 +3089,38 @@
       </w:tr>
     </w:tbl>
     <w:p>
-      <w:r>
-        <w:t>Offer an oral explanation, drawing, enlarged visual or fewer examples when that removes a reading/writing barrier. Keep the same reasoning goal. Stretch secure learners by changing a boundary or assumption and asking them to defend the effect, not simply by assigning more of the same questions.</w:t>
+      <w:pPr>
+        <w:spacing w:line="336" w:lineRule="auto" w:after="180"/>
+      </w:pPr>
+      <w:r>
+        <w:rPr>
+          <w:b w:val="0"/>
+        </w:rPr>
+        <w:t>Offer an oral explanation, drawing, enlarged visual or fewer examples when that removes a reading/writing barrier. Keep the same reasoning goal.</w:t>
       </w:r>
     </w:p>
     <w:p>
       <w:pPr>
-        <w:pStyle w:val="Heading1"/>
-      </w:pPr>
-      <w:r>
-        <w:t>05. Assess and explain the answers</w:t>
+        <w:spacing w:line="336" w:lineRule="auto" w:after="180"/>
+      </w:pPr>
+      <w:r>
+        <w:rPr>
+          <w:b w:val="0"/>
+        </w:rPr>
+        <w:t>Stretch secure learners by changing a boundary or assumption and asking them to defend the effect, not simply by assigning more of the same questions.</w:t>
       </w:r>
     </w:p>
     <w:p>
       <w:pPr>
-        <w:pStyle w:val="Heading3"/>
-      </w:pPr>
-      <w:r>
-        <w:t>Guided and exit questions</w:t>
+        <w:pStyle w:val="Heading1"/>
+      </w:pPr>
+      <w:r>
+        <w:t>05. Assess and explain the answers</w:t>
       </w:r>
     </w:p>
     <w:p>
       <w:r>
-        <w:t>Guided: [6, 4] and [7, 5] both encode as [2, 0], predict 1 and have areas 24 and 35 square cm. A deterministic head using only h cannot recover both exact areas. Exit: hand-chosen weights are not evidence of learning, and correct comparison labels do not establish area prediction. Test the collision [4, 2] versus [5, 3], with areas 8 and 15.</w:t>
+        <w:t>Use the Learned representations questions, teacher keys and criteria after the relevant attempts. Previously discussed cases are practice; protect the separately selected independent task.</w:t>
       </w:r>
     </w:p>
     <w:p>
@@ -1711,17 +3128,65 @@
         <w:pStyle w:val="Heading3"/>
       </w:pPr>
       <w:r>
-        <w:t>W1 Trace new inputs</w:t>
+        <w:t>Guided and exit questions</w:t>
       </w:r>
     </w:p>
     <w:p>
-      <w:r>
-        <w:t>Encode [8, 3], [3, 8] and [4, 4] with the lesson layer. Apply its prediction rule and explain the square boundary.</w:t>
+      <w:pPr>
+        <w:spacing w:line="336" w:lineRule="auto" w:after="180"/>
+      </w:pPr>
+      <w:r>
+        <w:rPr>
+          <w:b w:val="0"/>
+        </w:rPr>
+        <w:t>Guided: [6, 4] and [7, 5] both encode as [2, 0], predict 1 and have areas 24 and 35 square cm. A deterministic head using only h cannot recover both exact areas.</w:t>
       </w:r>
     </w:p>
     <w:p>
-      <w:r>
-        <w:t>Teacher explanation: The vectors are [5, 0], [0, 5] and [0, 0]. Predictions are 1, 0 and 0. Equal width and height does not satisfy strictly greater.</w:t>
+      <w:pPr>
+        <w:spacing w:line="336" w:lineRule="auto" w:after="180"/>
+      </w:pPr>
+      <w:r>
+        <w:rPr>
+          <w:b w:val="0"/>
+        </w:rPr>
+        <w:t xml:space="preserve">Exit: hand-chosen weights are not </w:t>
+      </w:r>
+      <w:r>
+        <w:rPr>
+          <w:b/>
+        </w:rPr>
+        <w:t>evidence</w:t>
+      </w:r>
+      <w:r>
+        <w:rPr>
+          <w:b w:val="0"/>
+        </w:rPr>
+        <w:t xml:space="preserve"> of learning, and correct comparison labels do not establish area </w:t>
+      </w:r>
+      <w:r>
+        <w:rPr>
+          <w:b/>
+        </w:rPr>
+        <w:t>prediction</w:t>
+      </w:r>
+      <w:r>
+        <w:rPr>
+          <w:b w:val="0"/>
+        </w:rPr>
+        <w:t xml:space="preserve">. Test the </w:t>
+      </w:r>
+      <w:r>
+        <w:rPr>
+          <w:b/>
+        </w:rPr>
+        <w:t>collision</w:t>
+      </w:r>
+      <w:r>
+        <w:rPr>
+          <w:b w:val="0"/>
+        </w:rPr>
+        <w:t xml:space="preserve"> [4, 2] versus [5, 3], with areas 8 and 15.</w:t>
       </w:r>
     </w:p>
     <w:p>
@@ -1729,17 +3194,39 @@
         <w:pStyle w:val="Heading3"/>
       </w:pPr>
       <w:r>
-        <w:t>W2 Prove an information loss</w:t>
+        <w:t>W1 Trace new inputs</w:t>
       </w:r>
     </w:p>
     <w:p>
-      <w:r>
-        <w:t>Give the hidden vectors and areas for [4, 2] and [5, 3]. Explain why increasing only the complexity of a deterministic area head cannot make both exact predictions correct.</w:t>
+      <w:pPr>
+        <w:pStyle w:val="Heading3"/>
+      </w:pPr>
+      <w:r>
+        <w:t>Workbook question · W1</w:t>
       </w:r>
     </w:p>
     <w:p>
-      <w:r>
-        <w:t>Teacher explanation: Both hidden vectors are [2, 0], while areas are 8 and 15 square cm. Identical inputs to a deterministic head yield identical outputs, so the head cannot return both required values.</w:t>
+      <w:pPr>
+        <w:spacing w:line="336" w:lineRule="auto" w:after="180"/>
+        <w:shd w:fill="F5F1FB"/>
+      </w:pPr>
+      <w:r>
+        <w:rPr>
+          <w:b w:val="0"/>
+        </w:rPr>
+        <w:t xml:space="preserve">Encode [8, 3], [3, 8] and [4, 4] with the lesson layer. Apply its </w:t>
+      </w:r>
+      <w:r>
+        <w:rPr>
+          <w:b/>
+        </w:rPr>
+        <w:t>prediction</w:t>
+      </w:r>
+      <w:r>
+        <w:rPr>
+          <w:b w:val="0"/>
+        </w:rPr>
+        <w:t xml:space="preserve"> rule and explain the square boundary.</w:t>
       </w:r>
     </w:p>
     <w:p>
@@ -1747,17 +3234,39 @@
         <w:pStyle w:val="Heading3"/>
       </w:pPr>
       <w:r>
-        <w:t>W3 Compare another encoding</w:t>
+        <w:t>Teacher reasoning · W1</w:t>
       </w:r>
     </w:p>
     <w:p>
-      <w:r>
-        <w:t>The alternative representation is s = width + height. Use [4, 2] and [2, 4] to decide whether s alone always supports the wider-than-height task.</w:t>
+      <w:pPr>
+        <w:spacing w:line="336" w:lineRule="auto" w:after="180"/>
+        <w:shd w:fill="F1F6FC"/>
+      </w:pPr>
+      <w:r>
+        <w:rPr>
+          <w:b w:val="0"/>
+        </w:rPr>
+        <w:t xml:space="preserve">Teacher explanation: The vectors are [5, 0], [0, 5] and [0, 0]. </w:t>
+      </w:r>
+      <w:r>
+        <w:rPr>
+          <w:b/>
+        </w:rPr>
+        <w:t>Prediction</w:t>
+      </w:r>
+      <w:r>
+        <w:rPr>
+          <w:b w:val="0"/>
+        </w:rPr>
+        <w:t>s are 1, 0 and 0. Equal width and height does not satisfy strictly greater.</w:t>
       </w:r>
     </w:p>
     <w:p>
-      <w:r>
-        <w:t>Teacher explanation: Both have s = 6, but their targets are 1 and 0. This collision prevents any deterministic head using only s from getting both right.</w:t>
+      <w:pPr>
+        <w:pStyle w:val="Heading3"/>
+      </w:pPr>
+      <w:r>
+        <w:t>W2 Prove an information loss</w:t>
       </w:r>
     </w:p>
     <w:p>
@@ -1765,61 +3274,155 @@
         <w:pStyle w:val="Heading3"/>
       </w:pPr>
       <w:r>
-        <w:t>W4 Audit a new representation independently</w:t>
+        <w:t>Workbook question · W2</w:t>
       </w:r>
     </w:p>
     <w:p>
-      <w:r>
-        <w:t>A different layer uses g = [ReLU(width - height - 1), ReLU(height - width - 1)]. Encode [4, 3] and [3, 4]. State their targets for width strictly greater than height. Can any deterministic head receiving only g classify both correctly?</w:t>
+      <w:pPr>
+        <w:spacing w:line="336" w:lineRule="auto" w:after="180"/>
+        <w:shd w:fill="F5F1FB"/>
+      </w:pPr>
+      <w:r>
+        <w:rPr>
+          <w:b w:val="0"/>
+        </w:rPr>
+        <w:t xml:space="preserve">Give the hidden vectors and areas for [4, 2] and [5, 3]. Explain why increasing only the complexity of a deterministic area head cannot make both exact </w:t>
+      </w:r>
+      <w:r>
+        <w:rPr>
+          <w:b/>
+        </w:rPr>
+        <w:t>prediction</w:t>
+      </w:r>
+      <w:r>
+        <w:rPr>
+          <w:b w:val="0"/>
+        </w:rPr>
+        <w:t>s correct.</w:t>
       </w:r>
     </w:p>
     <w:p>
-      <w:r>
-        <w:t>Teacher explanation: Both encode as [0, 0]: the scores are [0, -2] and [-2, 0]. Targets are 1 and 0. No deterministic head receiving only this shared vector can distinguish the pair. The added threshold erased a distinction required by this task.</w:t>
+      <w:pPr>
+        <w:pStyle w:val="Heading3"/>
+      </w:pPr>
+      <w:r>
+        <w:t>Teacher reasoning · W2</w:t>
       </w:r>
     </w:p>
     <w:p>
       <w:pPr>
-        <w:pStyle w:val="Heading3"/>
-      </w:pPr>
-      <w:r>
-        <w:t>W5 Repair and qualify a claim</w:t>
+        <w:spacing w:line="336" w:lineRule="auto" w:after="180"/>
+        <w:shd w:fill="F1F6FC"/>
+      </w:pPr>
+      <w:r>
+        <w:rPr>
+          <w:b w:val="0"/>
+        </w:rPr>
+        <w:t xml:space="preserve">Teacher explanation: Both hidden vectors are [2, 0], while areas are 8 and 15 square cm. Identical </w:t>
+      </w:r>
+      <w:r>
+        <w:rPr>
+          <w:b/>
+        </w:rPr>
+        <w:t>input</w:t>
+      </w:r>
+      <w:r>
+        <w:rPr>
+          <w:b w:val="0"/>
+        </w:rPr>
+        <w:t xml:space="preserve">s to a deterministic head yield identical </w:t>
+      </w:r>
+      <w:r>
+        <w:rPr>
+          <w:b/>
+        </w:rPr>
+        <w:t>output</w:t>
+      </w:r>
+      <w:r>
+        <w:rPr>
+          <w:b w:val="0"/>
+        </w:rPr>
+        <w:t>s, so the head cannot return both required values.</w:t>
       </w:r>
     </w:p>
     <w:p>
-      <w:r>
-        <w:t>For h = [2, 0] and s = 8, recover width, height and area. Does this algebra prove that a training program learned the representation or that it will work well on noisy measurements?</w:t>
+      <w:pPr>
+        <w:pStyle w:val="Heading3"/>
+      </w:pPr>
+      <w:r>
+        <w:t>W3 Compare another encoding</w:t>
       </w:r>
     </w:p>
     <w:p>
-      <w:r>
-        <w:t>Teacher explanation: Difference d is 2. Width is (8 + 2) / 2 = 5 and height is (8 - 2) / 2 = 3; area is 15 square cm. The algebra establishes recovery under the formula, not a training history or performance with noisy measurements.</w:t>
+      <w:pPr>
+        <w:pStyle w:val="Heading3"/>
+      </w:pPr>
+      <w:r>
+        <w:t>Workbook question · W3</w:t>
       </w:r>
     </w:p>
     <w:p>
       <w:pPr>
-        <w:pStyle w:val="Heading3"/>
-      </w:pPr>
-      <w:r>
-        <w:t>Independent assessment and fresh retry</w:t>
+        <w:spacing w:line="336" w:lineRule="auto" w:after="180"/>
+        <w:shd w:fill="F5F1FB"/>
+      </w:pPr>
+      <w:r>
+        <w:rPr>
+          <w:b w:val="0"/>
+        </w:rPr>
+        <w:t xml:space="preserve">The alternative </w:t>
+      </w:r>
+      <w:r>
+        <w:rPr>
+          <w:b/>
+        </w:rPr>
+        <w:t>representation</w:t>
+      </w:r>
+      <w:r>
+        <w:rPr>
+          <w:b w:val="0"/>
+        </w:rPr>
+        <w:t xml:space="preserve"> is s = width + height. Use [4, 2] and [2, 4] to decide whether s alone always supports the wider-than-height task.</w:t>
       </w:r>
     </w:p>
     <w:p>
-      <w:r>
-        <w:t>W4 requires scores [0, -2] and [-2, 0], hidden vector [0, 0] for both, targets 1 and 0 and an impossibility explanation. Fresh retry: use g = [ReLU(width - height - 2), ReLU(height - width - 2)] for [5, 3] and [3, 5]. Scores are [0, -4] and [-4, 0]; both hidden vectors are [0, 0], but targets are 1 and 0. No deterministic head using only g can classify both correctly.</w:t>
+      <w:pPr>
+        <w:pStyle w:val="Heading3"/>
+      </w:pPr>
+      <w:r>
+        <w:t>Teacher reasoning · W3</w:t>
       </w:r>
     </w:p>
     <w:p>
       <w:pPr>
-        <w:pStyle w:val="Heading3"/>
-      </w:pPr>
-      <w:r>
-        <w:t>Assess independent transfer</w:t>
+        <w:spacing w:line="336" w:lineRule="auto" w:after="180"/>
+        <w:shd w:fill="F1F6FC"/>
+      </w:pPr>
+      <w:r>
+        <w:rPr>
+          <w:b w:val="0"/>
+        </w:rPr>
+        <w:t xml:space="preserve">Teacher explanation: Both have s = 6, but their targets are 1 and 0. This </w:t>
+      </w:r>
+      <w:r>
+        <w:rPr>
+          <w:b/>
+        </w:rPr>
+        <w:t>collision</w:t>
+      </w:r>
+      <w:r>
+        <w:rPr>
+          <w:b w:val="0"/>
+        </w:rPr>
+        <w:t xml:space="preserve"> prevents any deterministic head using only s from getting both right.</w:t>
       </w:r>
     </w:p>
     <w:p>
-      <w:r>
-        <w:t>Selected case: A different layer uses g = [ReLU(width - height - 1), ReLU(height - width - 1)]. Encode [4, 3] and [3, 4]. State their targets for width strictly greater than height. Can any deterministic head receiving only g classify both correctly?</w:t>
+      <w:pPr>
+        <w:pStyle w:val="Heading3"/>
+      </w:pPr>
+      <w:r>
+        <w:t>W4 Audit a new representation independently</w:t>
       </w:r>
     </w:p>
     <w:p>
@@ -1827,12 +3430,279 @@
         <w:pStyle w:val="Heading3"/>
       </w:pPr>
       <w:r>
-        <w:t>Selected case answer</w:t>
+        <w:t>Workbook question · W4</w:t>
       </w:r>
     </w:p>
     <w:p>
-      <w:r>
-        <w:t>Teacher explanation: Both encode as [0, 0]: the scores are [0, -2] and [-2, 0]. Targets are 1 and 0. No deterministic head receiving only this shared vector can distinguish the pair. The added threshold erased a distinction required by this task.</w:t>
+      <w:pPr>
+        <w:spacing w:line="336" w:lineRule="auto" w:after="180"/>
+        <w:shd w:fill="F5F1FB"/>
+      </w:pPr>
+      <w:r>
+        <w:rPr>
+          <w:b w:val="0"/>
+        </w:rPr>
+        <w:t>A different layer uses g = [ReLU(width - height - 1), ReLU(height - width - 1)]. Encode [4, 3] and [3, 4]. State their targets for width strictly greater than height.</w:t>
+      </w:r>
+    </w:p>
+    <w:p>
+      <w:pPr>
+        <w:spacing w:line="336" w:lineRule="auto" w:after="180"/>
+        <w:shd w:fill="F5F1FB"/>
+      </w:pPr>
+      <w:r>
+        <w:rPr>
+          <w:b w:val="0"/>
+        </w:rPr>
+        <w:t>Can any deterministic head receiving only g classify both correctly?</w:t>
+      </w:r>
+    </w:p>
+    <w:p>
+      <w:pPr>
+        <w:pStyle w:val="Heading3"/>
+      </w:pPr>
+      <w:r>
+        <w:t>Teacher reasoning · W4</w:t>
+      </w:r>
+    </w:p>
+    <w:p>
+      <w:pPr>
+        <w:spacing w:line="336" w:lineRule="auto" w:after="180"/>
+        <w:shd w:fill="F1F6FC"/>
+      </w:pPr>
+      <w:r>
+        <w:rPr>
+          <w:b w:val="0"/>
+        </w:rPr>
+        <w:t>Teacher explanation: Both encode as [0, 0]: the scores are [0, -2] and [-2, 0]. Targets are 1 and 0. No deterministic head receiving only this shared vector can distinguish the pair.</w:t>
+      </w:r>
+    </w:p>
+    <w:p>
+      <w:pPr>
+        <w:spacing w:line="336" w:lineRule="auto" w:after="180"/>
+        <w:shd w:fill="F1F6FC"/>
+      </w:pPr>
+      <w:r>
+        <w:rPr>
+          <w:b w:val="0"/>
+        </w:rPr>
+        <w:t>The added threshold erased a distinction required by this task.</w:t>
+      </w:r>
+    </w:p>
+    <w:p>
+      <w:pPr>
+        <w:pStyle w:val="Heading3"/>
+      </w:pPr>
+      <w:r>
+        <w:t>W5 Repair and qualify a claim</w:t>
+      </w:r>
+    </w:p>
+    <w:p>
+      <w:pPr>
+        <w:pStyle w:val="Heading3"/>
+      </w:pPr>
+      <w:r>
+        <w:t>Workbook question · W5</w:t>
+      </w:r>
+    </w:p>
+    <w:p>
+      <w:pPr>
+        <w:spacing w:line="336" w:lineRule="auto" w:after="180"/>
+        <w:shd w:fill="F5F1FB"/>
+      </w:pPr>
+      <w:r>
+        <w:rPr>
+          <w:b w:val="0"/>
+        </w:rPr>
+        <w:t xml:space="preserve">For h = [2, 0] and s = 8, recover width, height and area. Does this algebra prove that a </w:t>
+      </w:r>
+      <w:r>
+        <w:rPr>
+          <w:b/>
+        </w:rPr>
+        <w:t>training</w:t>
+      </w:r>
+      <w:r>
+        <w:rPr>
+          <w:b w:val="0"/>
+        </w:rPr>
+        <w:t xml:space="preserve"> program learned the </w:t>
+      </w:r>
+      <w:r>
+        <w:rPr>
+          <w:b/>
+        </w:rPr>
+        <w:t>representation</w:t>
+      </w:r>
+      <w:r>
+        <w:rPr>
+          <w:b w:val="0"/>
+        </w:rPr>
+        <w:t xml:space="preserve"> or that it will work well on noisy measurements?</w:t>
+      </w:r>
+    </w:p>
+    <w:p>
+      <w:pPr>
+        <w:pStyle w:val="Heading3"/>
+      </w:pPr>
+      <w:r>
+        <w:t>Teacher reasoning · W5</w:t>
+      </w:r>
+    </w:p>
+    <w:p>
+      <w:pPr>
+        <w:spacing w:line="336" w:lineRule="auto" w:after="180"/>
+        <w:shd w:fill="F1F6FC"/>
+      </w:pPr>
+      <w:r>
+        <w:rPr>
+          <w:b w:val="0"/>
+        </w:rPr>
+        <w:t>Teacher explanation: Difference d is 2. Width is (8 + 2) / 2 = 5 and height is (8 - 2) / 2 = 3; area is 15 square cm.</w:t>
+      </w:r>
+    </w:p>
+    <w:p>
+      <w:pPr>
+        <w:spacing w:line="336" w:lineRule="auto" w:after="180"/>
+        <w:shd w:fill="F1F6FC"/>
+      </w:pPr>
+      <w:r>
+        <w:rPr>
+          <w:b w:val="0"/>
+        </w:rPr>
+        <w:t xml:space="preserve">The algebra establishes recovery under the formula, not a </w:t>
+      </w:r>
+      <w:r>
+        <w:rPr>
+          <w:b/>
+        </w:rPr>
+        <w:t>training</w:t>
+      </w:r>
+      <w:r>
+        <w:rPr>
+          <w:b w:val="0"/>
+        </w:rPr>
+        <w:t xml:space="preserve"> history or performance with noisy measurements.</w:t>
+      </w:r>
+    </w:p>
+    <w:p>
+      <w:pPr>
+        <w:pStyle w:val="Heading3"/>
+      </w:pPr>
+      <w:r>
+        <w:t>Independent assessment and fresh retry</w:t>
+      </w:r>
+    </w:p>
+    <w:p>
+      <w:pPr>
+        <w:pStyle w:val="Heading3"/>
+      </w:pPr>
+      <w:r>
+        <w:t>Teacher key · Independent assessment and fresh retry</w:t>
+      </w:r>
+    </w:p>
+    <w:p>
+      <w:pPr>
+        <w:spacing w:line="336" w:lineRule="auto" w:after="180"/>
+        <w:shd w:fill="F1F6FC"/>
+      </w:pPr>
+      <w:r>
+        <w:rPr>
+          <w:b w:val="0"/>
+        </w:rPr>
+        <w:t>W4 requires scores [0, -2] and [-2, 0], hidden vector [0, 0] for both, targets 1 and 0 and an impossibility explanation. Fresh retry: use g = [ReLU(width - height - 2), ReLU(height - width - 2)] for [5, 3] and [3, 5].</w:t>
+      </w:r>
+    </w:p>
+    <w:p>
+      <w:pPr>
+        <w:spacing w:line="336" w:lineRule="auto" w:after="180"/>
+        <w:shd w:fill="F1F6FC"/>
+      </w:pPr>
+      <w:r>
+        <w:rPr>
+          <w:b w:val="0"/>
+        </w:rPr>
+        <w:t>Scores are [0, -4] and [-4, 0]; both hidden vectors are [0, 0], but targets are 1 and 0. No deterministic head using only g can classify both correctly.</w:t>
+      </w:r>
+    </w:p>
+    <w:p>
+      <w:pPr>
+        <w:pStyle w:val="Heading3"/>
+      </w:pPr>
+      <w:r>
+        <w:t>Assess independent transfer</w:t>
+      </w:r>
+    </w:p>
+    <w:p>
+      <w:pPr>
+        <w:pStyle w:val="Heading3"/>
+      </w:pPr>
+      <w:r>
+        <w:t>Independent question · withhold the key</w:t>
+      </w:r>
+    </w:p>
+    <w:p>
+      <w:pPr>
+        <w:spacing w:line="336" w:lineRule="auto" w:after="180"/>
+        <w:shd w:fill="F5F1FB"/>
+      </w:pPr>
+      <w:r>
+        <w:rPr>
+          <w:b w:val="0"/>
+        </w:rPr>
+        <w:t>Selected case: A different layer uses g = [ReLU(width - height - 1), ReLU(height - width - 1)]. Encode [4, 3] and [3, 4]. State their targets for width strictly greater than height.</w:t>
+      </w:r>
+    </w:p>
+    <w:p>
+      <w:pPr>
+        <w:spacing w:line="336" w:lineRule="auto" w:after="180"/>
+        <w:shd w:fill="F5F1FB"/>
+      </w:pPr>
+      <w:r>
+        <w:rPr>
+          <w:b w:val="0"/>
+        </w:rPr>
+        <w:t>Can any deterministic head receiving only g classify both correctly?</w:t>
+      </w:r>
+    </w:p>
+    <w:p>
+      <w:pPr>
+        <w:pStyle w:val="Heading3"/>
+      </w:pPr>
+      <w:r>
+        <w:t>Selected case answer</w:t>
+      </w:r>
+    </w:p>
+    <w:p>
+      <w:pPr>
+        <w:pStyle w:val="Heading3"/>
+      </w:pPr>
+      <w:r>
+        <w:t>Teacher key · Selected case answer</w:t>
+      </w:r>
+    </w:p>
+    <w:p>
+      <w:pPr>
+        <w:spacing w:line="336" w:lineRule="auto" w:after="180"/>
+        <w:shd w:fill="F1F6FC"/>
+      </w:pPr>
+      <w:r>
+        <w:rPr>
+          <w:b w:val="0"/>
+        </w:rPr>
+        <w:t>Teacher explanation: Both encode as [0, 0]: the scores are [0, -2] and [-2, 0]. Targets are 1 and 0. No deterministic head receiving only this shared vector can distinguish the pair.</w:t>
+      </w:r>
+    </w:p>
+    <w:p>
+      <w:pPr>
+        <w:spacing w:line="336" w:lineRule="auto" w:after="180"/>
+        <w:shd w:fill="F1F6FC"/>
+      </w:pPr>
+      <w:r>
+        <w:rPr>
+          <w:b w:val="0"/>
+        </w:rPr>
+        <w:t>The added threshold erased a distinction required by this task.</w:t>
       </w:r>
     </w:p>
     <w:tbl>
@@ -1938,67 +3808,281 @@
       </w:tr>
     </w:tbl>
     <w:p>
-      <w:r>
-        <w:t>Record each dimension as not yet, with support, or independent. Accept a valid alternative procedure with a defensible trace. Do not penalise an honestly recorded model failure if the learner correctly explains its evidence and limits.</w:t>
+      <w:pPr>
+        <w:pStyle w:val="Heading3"/>
+      </w:pPr>
+      <w:r>
+        <w:t>Teacher key · Selected case answer</w:t>
       </w:r>
     </w:p>
     <w:p>
       <w:pPr>
-        <w:pStyle w:val="Heading3"/>
-      </w:pPr>
-      <w:r>
-        <w:t>Feedback that the learner uses</w:t>
+        <w:spacing w:line="336" w:lineRule="auto" w:after="180"/>
+        <w:shd w:fill="F1F6FC"/>
+      </w:pPr>
+      <w:r>
+        <w:rPr>
+          <w:b w:val="0"/>
+        </w:rPr>
+        <w:t>Record each dimension as not yet, with support, or independent. Accept a valid alternative procedure with a defensible trace.</w:t>
       </w:r>
     </w:p>
     <w:p>
-      <w:r>
-        <w:t>Name the earliest unsupported step and give one action to repair it. Have the learner make that repair now and explain why. Then assess the relevant skill on a fresh, fully specified case. Confirm it was not previously practised with feedback; solve and check the new case before assigning it. A follow-up design prompt is a starting brief, not automatically an equivalent test.</w:t>
+      <w:pPr>
+        <w:spacing w:line="336" w:lineRule="auto" w:after="180"/>
+        <w:shd w:fill="F1F6FC"/>
+      </w:pPr>
+      <w:r>
+        <w:rPr>
+          <w:b w:val="0"/>
+        </w:rPr>
+        <w:t xml:space="preserve">Do not penalise an honestly recorded model failure if the learner correctly explains its </w:t>
+      </w:r>
+      <w:r>
+        <w:rPr>
+          <w:b/>
+        </w:rPr>
+        <w:t>evidence</w:t>
+      </w:r>
+      <w:r>
+        <w:rPr>
+          <w:b w:val="0"/>
+        </w:rPr>
+        <w:t xml:space="preserve"> and limits.</w:t>
       </w:r>
     </w:p>
     <w:p>
       <w:pPr>
-        <w:pStyle w:val="Heading1"/>
-      </w:pPr>
-      <w:r>
-        <w:t>06. Connect the project, support and next lesson</w:t>
+        <w:pStyle w:val="Heading3"/>
+      </w:pPr>
+      <w:r>
+        <w:t>Feedback that the learner uses</w:t>
       </w:r>
     </w:p>
     <w:p>
-      <w:r>
-        <w:t>Add a labelled learned representations evidence sheet to Image-pattern Network Investigation. Show how you can trace an input through a hidden representation and a decision rule. Use the supplied fictional case and keep its inputs, intermediate steps, calculation or prediction, and limitation. Connect this record to last week’s record; a matching answer without a trace is insufficient.</w:t>
+      <w:pPr>
+        <w:spacing w:line="336" w:lineRule="auto" w:after="180"/>
+      </w:pPr>
+      <w:r>
+        <w:rPr>
+          <w:b w:val="0"/>
+        </w:rPr>
+        <w:t>Name the earliest unsupported step and give one action to repair it. Have the learner make that repair now and explain why. Then assess the relevant skill on a fresh, fully specified case.</w:t>
       </w:r>
     </w:p>
     <w:p>
-      <w:r>
-        <w:t>Provide paper rectangles and columns for signed difference, two scores, activations and target. Allow calculators and ask for verbal collision explanations before algebra. Extension: show that adding the same positive amount to width and height preserves h while changing area; derive exact recovery when the sum is also retained.</w:t>
+      <w:pPr>
+        <w:spacing w:line="336" w:lineRule="auto" w:after="180"/>
+      </w:pPr>
+      <w:r>
+        <w:rPr>
+          <w:b w:val="0"/>
+        </w:rPr>
+        <w:t>Confirm it was not previously practised with feedback; solve and check the new case before assigning it. A follow-up design prompt is a starting brief, not automatically an equivalent test.</w:t>
       </w:r>
     </w:p>
     <w:p>
-      <w:r>
-        <w:t>Week 20 introduces image tensors and channels, with explicit axis order and value scales.</w:t>
+      <w:pPr>
+        <w:pStyle w:val="Heading1"/>
+      </w:pPr>
+      <w:r>
+        <w:t>06. Connect the project, support and next lesson</w:t>
       </w:r>
     </w:p>
     <w:p>
       <w:r>
-        <w:t>Retain the project ledger and assess a changed case after support. Check the relevant prerequisite before carrying this component forward.</w:t>
+        <w:t>Connect Learned representations to Image-pattern Network Investigation, adapt support and plan a later changed-case check.</w:t>
       </w:r>
     </w:p>
     <w:p>
       <w:pPr>
-        <w:pStyle w:val="Heading3"/>
-      </w:pPr>
-      <w:r>
-        <w:t>Plan the delayed return</w:t>
+        <w:spacing w:line="336" w:lineRule="auto" w:after="180"/>
+      </w:pPr>
+      <w:r>
+        <w:rPr>
+          <w:b w:val="0"/>
+        </w:rPr>
+        <w:t xml:space="preserve">Add a labelled learned </w:t>
+      </w:r>
+      <w:r>
+        <w:rPr>
+          <w:b/>
+        </w:rPr>
+        <w:t>representation</w:t>
+      </w:r>
+      <w:r>
+        <w:rPr>
+          <w:b w:val="0"/>
+        </w:rPr>
+        <w:t xml:space="preserve">s </w:t>
+      </w:r>
+      <w:r>
+        <w:rPr>
+          <w:b/>
+        </w:rPr>
+        <w:t>evidence</w:t>
+      </w:r>
+      <w:r>
+        <w:rPr>
+          <w:b w:val="0"/>
+        </w:rPr>
+        <w:t xml:space="preserve"> sheet to Image-pattern Network Investigation. Show how you can trace an </w:t>
+      </w:r>
+      <w:r>
+        <w:rPr>
+          <w:b/>
+        </w:rPr>
+        <w:t>input</w:t>
+      </w:r>
+      <w:r>
+        <w:rPr>
+          <w:b w:val="0"/>
+        </w:rPr>
+        <w:t xml:space="preserve"> through a hidden </w:t>
+      </w:r>
+      <w:r>
+        <w:rPr>
+          <w:b/>
+        </w:rPr>
+        <w:t>representation</w:t>
+      </w:r>
+      <w:r>
+        <w:rPr>
+          <w:b w:val="0"/>
+        </w:rPr>
+        <w:t xml:space="preserve"> and a decision rule.</w:t>
       </w:r>
     </w:p>
     <w:p>
-      <w:r>
-        <w:t>Suggested return points in this level: ai-5/20, ai-5/22, ai-5/25. Use actual classroom dates, adjusting for holidays and gaps. One, three and six teaching weeks are scheduling choices, not a claimed optimal spacing.</w:t>
+      <w:pPr>
+        <w:spacing w:line="336" w:lineRule="auto" w:after="180"/>
+      </w:pPr>
+      <w:r>
+        <w:rPr>
+          <w:b w:val="0"/>
+        </w:rPr>
+        <w:t xml:space="preserve">Use the supplied fictional case and keep its </w:t>
+      </w:r>
+      <w:r>
+        <w:rPr>
+          <w:b/>
+        </w:rPr>
+        <w:t>input</w:t>
+      </w:r>
+      <w:r>
+        <w:rPr>
+          <w:b w:val="0"/>
+        </w:rPr>
+        <w:t xml:space="preserve">s, intermediate steps, calculation or </w:t>
+      </w:r>
+      <w:r>
+        <w:rPr>
+          <w:b/>
+        </w:rPr>
+        <w:t>prediction</w:t>
+      </w:r>
+      <w:r>
+        <w:rPr>
+          <w:b w:val="0"/>
+        </w:rPr>
+        <w:t>, and limitation. Connect this record to last week’s record; a matching answer without a trace is insufficient.</w:t>
       </w:r>
     </w:p>
     <w:p>
-      <w:r>
-        <w:t>At a delayed check, ask for the idea from memory and a changed application. Compare with the earlier independent response and record support used. For a new level, revisit the previous capstone before checking the new prerequisites.</w:t>
+      <w:pPr>
+        <w:spacing w:line="336" w:lineRule="auto" w:after="180"/>
+      </w:pPr>
+      <w:r>
+        <w:rPr>
+          <w:b w:val="0"/>
+        </w:rPr>
+        <w:t xml:space="preserve">Provide paper rectangles and columns for signed difference, two scores, activations and target. Allow calculators and ask for verbal </w:t>
+      </w:r>
+      <w:r>
+        <w:rPr>
+          <w:b/>
+        </w:rPr>
+        <w:t>collision</w:t>
+      </w:r>
+      <w:r>
+        <w:rPr>
+          <w:b w:val="0"/>
+        </w:rPr>
+        <w:t xml:space="preserve"> explanations before algebra.</w:t>
+      </w:r>
+    </w:p>
+    <w:p>
+      <w:pPr>
+        <w:spacing w:line="336" w:lineRule="auto" w:after="180"/>
+      </w:pPr>
+      <w:r>
+        <w:rPr>
+          <w:b w:val="0"/>
+        </w:rPr>
+        <w:t>Extension: show that adding the same positive amount to width and height preserves h while changing area; derive exact recovery when the sum is also retained.</w:t>
+      </w:r>
+    </w:p>
+    <w:p>
+      <w:pPr>
+        <w:spacing w:line="336" w:lineRule="auto" w:after="180"/>
+      </w:pPr>
+      <w:r>
+        <w:rPr>
+          <w:b w:val="0"/>
+        </w:rPr>
+        <w:t>Week 20 introduces image tensors and channels, with explicit axis order and value scales.</w:t>
+      </w:r>
+    </w:p>
+    <w:p>
+      <w:pPr>
+        <w:spacing w:line="336" w:lineRule="auto" w:after="180"/>
+      </w:pPr>
+      <w:r>
+        <w:rPr>
+          <w:b w:val="0"/>
+        </w:rPr>
+        <w:t>Retain the project ledger and assess a changed case after support. Check the relevant prerequisite before carrying this component forward.</w:t>
+      </w:r>
+    </w:p>
+    <w:p>
+      <w:pPr>
+        <w:pStyle w:val="Heading3"/>
+      </w:pPr>
+      <w:r>
+        <w:t>Plan the delayed return</w:t>
+      </w:r>
+    </w:p>
+    <w:p>
+      <w:pPr>
+        <w:spacing w:line="336" w:lineRule="auto" w:after="180"/>
+      </w:pPr>
+      <w:r>
+        <w:rPr>
+          <w:b w:val="0"/>
+        </w:rPr>
+        <w:t>Suggested return points in this level: ai-5/20, ai-5/22, ai-5/25. Use actual classroom dates, adjusting for holidays and gaps. One, three and six teaching weeks are scheduling choices, not a claimed optimal spacing.</w:t>
+      </w:r>
+    </w:p>
+    <w:p>
+      <w:pPr>
+        <w:spacing w:line="336" w:lineRule="auto" w:after="180"/>
+      </w:pPr>
+      <w:r>
+        <w:rPr>
+          <w:b w:val="0"/>
+        </w:rPr>
+        <w:t>At a delayed check, ask for the idea from memory and a changed application. Compare with the earlier independent response and record support used.</w:t>
+      </w:r>
+    </w:p>
+    <w:p>
+      <w:pPr>
+        <w:spacing w:line="336" w:lineRule="auto" w:after="180"/>
+      </w:pPr>
+      <w:r>
+        <w:rPr>
+          <w:b w:val="0"/>
+        </w:rPr>
+        <w:t>For a new level, revisit the previous capstone before checking the new prerequisites.</w:t>
       </w:r>
     </w:p>
     <w:tbl>
@@ -2158,8 +4242,26 @@
       </w:tr>
     </w:tbl>
     <w:p>
-      <w:r>
-        <w:t>Use the evidence to choose reteaching or the next step. A completed page, confidence rating or attractive project does not by itself demonstrate understanding.</w:t>
+      <w:pPr>
+        <w:spacing w:line="336" w:lineRule="auto" w:after="180"/>
+      </w:pPr>
+      <w:r>
+        <w:rPr>
+          <w:b w:val="0"/>
+        </w:rPr>
+        <w:t xml:space="preserve">Use the </w:t>
+      </w:r>
+      <w:r>
+        <w:rPr>
+          <w:b/>
+        </w:rPr>
+        <w:t>evidence</w:t>
+      </w:r>
+      <w:r>
+        <w:rPr>
+          <w:b w:val="0"/>
+        </w:rPr>
+        <w:t xml:space="preserve"> to choose reteaching or the next step. A completed page, confidence rating or attractive project does not by itself demonstrate understanding.</w:t>
       </w:r>
     </w:p>
     <w:p>
@@ -2171,26 +4273,117 @@
       </w:r>
     </w:p>
     <w:p>
-      <w:r>
-        <w:t>For your Image-pattern Network Investigation, save the input, procedure, observed result and limitation of this check. Label this worked example as practice; use a different, previously unreviewed case when checking independent understanding.</w:t>
+      <w:pPr>
+        <w:spacing w:line="336" w:lineRule="auto" w:after="180"/>
+      </w:pPr>
+      <w:r>
+        <w:rPr>
+          <w:b w:val="0"/>
+        </w:rPr>
+        <w:t xml:space="preserve">For your Image-pattern Network Investigation, save the </w:t>
+      </w:r>
+      <w:r>
+        <w:rPr>
+          <w:b/>
+        </w:rPr>
+        <w:t>input</w:t>
+      </w:r>
+      <w:r>
+        <w:rPr>
+          <w:b w:val="0"/>
+        </w:rPr>
+        <w:t>, procedure, observed result and limitation of this check.</w:t>
       </w:r>
     </w:p>
     <w:p>
       <w:pPr>
-        <w:pStyle w:val="Heading1"/>
-      </w:pPr>
-      <w:r>
-        <w:t>07. Prepare, teach and assess</w:t>
+        <w:spacing w:line="336" w:lineRule="auto" w:after="180"/>
+      </w:pPr>
+      <w:r>
+        <w:rPr>
+          <w:b w:val="0"/>
+        </w:rPr>
+        <w:t>Label this worked example as practice; use a different, previously unreviewed case when checking independent understanding.</w:t>
       </w:r>
     </w:p>
     <w:p>
-      <w:r>
-        <w:t>Teaching target: Trace an input through a hidden representation and a decision rule</w:t>
+      <w:pPr>
+        <w:pStyle w:val="Heading1"/>
+      </w:pPr>
+      <w:r>
+        <w:t>07. Prepare, teach and assess</w:t>
       </w:r>
     </w:p>
     <w:p>
       <w:r>
-        <w:t>Prepare the labelled worked-case picture, the matching workbook, fictional input cards and a place for individual responses. Check a local Python 3 environment before class; have a paper-trace version ready.</w:t>
+        <w:t>Use this preparation summary alongside the detailed Learned representations lesson; it is a checklist rather than a replacement for the full sequence.</w:t>
+      </w:r>
+    </w:p>
+    <w:p>
+      <w:pPr>
+        <w:pStyle w:val="Heading3"/>
+      </w:pPr>
+      <w:r>
+        <w:t>Teaching target</w:t>
+      </w:r>
+    </w:p>
+    <w:p>
+      <w:pPr>
+        <w:spacing w:line="336" w:lineRule="auto" w:after="180"/>
+        <w:shd w:fill="EDF7F3"/>
+      </w:pPr>
+      <w:r>
+        <w:rPr>
+          <w:b w:val="0"/>
+        </w:rPr>
+        <w:t xml:space="preserve">Teaching target: Trace an </w:t>
+      </w:r>
+      <w:r>
+        <w:rPr>
+          <w:b/>
+        </w:rPr>
+        <w:t>input</w:t>
+      </w:r>
+      <w:r>
+        <w:rPr>
+          <w:b w:val="0"/>
+        </w:rPr>
+        <w:t xml:space="preserve"> through a hidden </w:t>
+      </w:r>
+      <w:r>
+        <w:rPr>
+          <w:b/>
+        </w:rPr>
+        <w:t>representation</w:t>
+      </w:r>
+      <w:r>
+        <w:rPr>
+          <w:b w:val="0"/>
+        </w:rPr>
+        <w:t xml:space="preserve"> and a decision rule</w:t>
+      </w:r>
+    </w:p>
+    <w:p>
+      <w:pPr>
+        <w:spacing w:line="336" w:lineRule="auto" w:after="180"/>
+      </w:pPr>
+      <w:r>
+        <w:rPr>
+          <w:b w:val="0"/>
+        </w:rPr>
+        <w:t xml:space="preserve">Prepare the labelled worked-case picture, the matching workbook, fictional </w:t>
+      </w:r>
+      <w:r>
+        <w:rPr>
+          <w:b/>
+        </w:rPr>
+        <w:t>input</w:t>
+      </w:r>
+      <w:r>
+        <w:rPr>
+          <w:b w:val="0"/>
+        </w:rPr>
+        <w:t xml:space="preserve"> cards and a place for individual responses. Check a local Python 3 environment before class; have a paper-trace version ready.</w:t>
       </w:r>
     </w:p>
     <w:tbl>
@@ -2337,37 +4530,267 @@
       </w:tr>
     </w:tbl>
     <w:p>
-      <w:r>
-        <w:t>Before class, solve the supported practice: Give the hidden vectors and areas for [4, 2] and [5, 3]. Explain why increasing only the complexity of a deterministic area head cannot make both exact predictions correct.</w:t>
+      <w:pPr>
+        <w:spacing w:line="336" w:lineRule="auto" w:after="180"/>
+      </w:pPr>
+      <w:r>
+        <w:rPr>
+          <w:b w:val="0"/>
+        </w:rPr>
+        <w:t xml:space="preserve">Before class, solve the supported practice: Give the hidden vectors and areas for [4, 2] and [5, 3]. Explain why increasing only the complexity of a deterministic area head cannot make both exact </w:t>
+      </w:r>
+      <w:r>
+        <w:rPr>
+          <w:b/>
+        </w:rPr>
+        <w:t>prediction</w:t>
+      </w:r>
+      <w:r>
+        <w:rPr>
+          <w:b w:val="0"/>
+        </w:rPr>
+        <w:t>s correct.</w:t>
       </w:r>
     </w:p>
     <w:p>
-      <w:r>
-        <w:t>Reasoned practice answer: Teacher explanation: Both hidden vectors are [2, 0], while areas are 8 and 15 square cm. Identical inputs to a deterministic head yield identical outputs, so the head cannot return both required values.</w:t>
+      <w:pPr>
+        <w:pStyle w:val="Heading3"/>
+      </w:pPr>
+      <w:r>
+        <w:t>Supported practice answer</w:t>
       </w:r>
     </w:p>
     <w:p>
-      <w:r>
-        <w:t>Check every learner before discussion: Use the worked case for Learned representations. Proposed explanation: “Two hidden values preserve both input measurements”. Decide whether this explanation is supported. Point to the step or supplied fact that decides; explain your repair if needed.</w:t>
+      <w:pPr>
+        <w:spacing w:line="336" w:lineRule="auto" w:after="180"/>
+        <w:shd w:fill="F1F6FC"/>
+      </w:pPr>
+      <w:r>
+        <w:rPr>
+          <w:b w:val="0"/>
+        </w:rPr>
+        <w:t>Reasoned practice answer: Teacher explanation: Both hidden vectors are [2, 0], while areas are 8 and 15 square cm.</w:t>
       </w:r>
     </w:p>
     <w:p>
-      <w:r>
-        <w:t>Misconception repair: Dimension alone does not guarantee recovery; distinct inputs can collide.</w:t>
+      <w:pPr>
+        <w:spacing w:line="336" w:lineRule="auto" w:after="180"/>
+        <w:shd w:fill="F1F6FC"/>
+      </w:pPr>
+      <w:r>
+        <w:rPr>
+          <w:b w:val="0"/>
+        </w:rPr>
+        <w:t xml:space="preserve">Identical </w:t>
+      </w:r>
+      <w:r>
+        <w:rPr>
+          <w:b/>
+        </w:rPr>
+        <w:t>input</w:t>
+      </w:r>
+      <w:r>
+        <w:rPr>
+          <w:b w:val="0"/>
+        </w:rPr>
+        <w:t xml:space="preserve">s to a deterministic head yield identical </w:t>
+      </w:r>
+      <w:r>
+        <w:rPr>
+          <w:b/>
+        </w:rPr>
+        <w:t>output</w:t>
+      </w:r>
+      <w:r>
+        <w:rPr>
+          <w:b w:val="0"/>
+        </w:rPr>
+        <w:t>s, so the head cannot return both required values.</w:t>
       </w:r>
     </w:p>
     <w:p>
-      <w:r>
-        <w:t>Support: read the exact case aloud, enlarge the labelled picture, supply input cards and model only the first deciding step. Accept a spoken explanation or drawing; retain the reasoning goal.</w:t>
+      <w:pPr>
+        <w:spacing w:line="336" w:lineRule="auto" w:after="180"/>
+      </w:pPr>
+      <w:r>
+        <w:rPr>
+          <w:b w:val="0"/>
+        </w:rPr>
+        <w:t xml:space="preserve">Check every learner before discussion: Use the worked case for Learned </w:t>
+      </w:r>
+      <w:r>
+        <w:rPr>
+          <w:b/>
+        </w:rPr>
+        <w:t>representation</w:t>
+      </w:r>
+      <w:r>
+        <w:rPr>
+          <w:b w:val="0"/>
+        </w:rPr>
+        <w:t xml:space="preserve">s. Proposed explanation: “Two hidden values preserve both </w:t>
+      </w:r>
+      <w:r>
+        <w:rPr>
+          <w:b/>
+        </w:rPr>
+        <w:t>input</w:t>
+      </w:r>
+      <w:r>
+        <w:rPr>
+          <w:b w:val="0"/>
+        </w:rPr>
+        <w:t xml:space="preserve"> measurements”. Decide whether this explanation is supported.</w:t>
       </w:r>
     </w:p>
     <w:p>
-      <w:r>
-        <w:t>Extension: The head keeps both ordered hidden values instead of their sum. Require a prediction and a reason before comparing. Expected result: It can distinguish [3, 0] from [0, 3] in this example. Reason: The representation retains the direction of brightness difference when coordinates stay separate.</w:t>
+      <w:pPr>
+        <w:spacing w:line="336" w:lineRule="auto" w:after="180"/>
+      </w:pPr>
+      <w:r>
+        <w:rPr>
+          <w:b w:val="0"/>
+        </w:rPr>
+        <w:t>Point to the step or supplied fact that decides; explain your repair if needed.</w:t>
       </w:r>
     </w:p>
     <w:p>
-      <w:r>
+      <w:pPr>
+        <w:pStyle w:val="Heading3"/>
+      </w:pPr>
+      <w:r>
+        <w:t>Repair the misconception</w:t>
+      </w:r>
+    </w:p>
+    <w:p>
+      <w:pPr>
+        <w:spacing w:line="336" w:lineRule="auto" w:after="180"/>
+        <w:shd w:fill="FFF5E6"/>
+      </w:pPr>
+      <w:r>
+        <w:rPr>
+          <w:b w:val="0"/>
+        </w:rPr>
+        <w:t xml:space="preserve">Misconception repair: Dimension alone does not guarantee recovery; distinct </w:t>
+      </w:r>
+      <w:r>
+        <w:rPr>
+          <w:b/>
+        </w:rPr>
+        <w:t>input</w:t>
+      </w:r>
+      <w:r>
+        <w:rPr>
+          <w:b w:val="0"/>
+        </w:rPr>
+        <w:t>s can collide.</w:t>
+      </w:r>
+    </w:p>
+    <w:p>
+      <w:pPr>
+        <w:pStyle w:val="Heading3"/>
+      </w:pPr>
+      <w:r>
+        <w:t>Support without giving away the answer</w:t>
+      </w:r>
+    </w:p>
+    <w:p>
+      <w:pPr>
+        <w:spacing w:line="336" w:lineRule="auto" w:after="180"/>
+        <w:shd w:fill="F1F6F8"/>
+      </w:pPr>
+      <w:r>
+        <w:rPr>
+          <w:b w:val="0"/>
+        </w:rPr>
+        <w:t xml:space="preserve">Support: read the exact case aloud, enlarge the labelled picture, supply </w:t>
+      </w:r>
+      <w:r>
+        <w:rPr>
+          <w:b/>
+        </w:rPr>
+        <w:t>input</w:t>
+      </w:r>
+      <w:r>
+        <w:rPr>
+          <w:b w:val="0"/>
+        </w:rPr>
+        <w:t xml:space="preserve"> cards and model only the first deciding step. Accept a spoken explanation or drawing; retain the reasoning goal.</w:t>
+      </w:r>
+    </w:p>
+    <w:p>
+      <w:pPr>
+        <w:pStyle w:val="Heading3"/>
+      </w:pPr>
+      <w:r>
+        <w:t>Extend the reasoning</w:t>
+      </w:r>
+    </w:p>
+    <w:p>
+      <w:pPr>
+        <w:spacing w:line="336" w:lineRule="auto" w:after="180"/>
+        <w:shd w:fill="F5F1FB"/>
+      </w:pPr>
+      <w:r>
+        <w:rPr>
+          <w:b w:val="0"/>
+        </w:rPr>
+        <w:t xml:space="preserve">Extension: The head keeps both ordered hidden values instead of their sum. Require a </w:t>
+      </w:r>
+      <w:r>
+        <w:rPr>
+          <w:b/>
+        </w:rPr>
+        <w:t>prediction</w:t>
+      </w:r>
+      <w:r>
+        <w:rPr>
+          <w:b w:val="0"/>
+        </w:rPr>
+        <w:t xml:space="preserve"> and a reason before comparing. Expected result: It can distinguish [3, 0] from [0, 3] in this example.</w:t>
+      </w:r>
+    </w:p>
+    <w:p>
+      <w:pPr>
+        <w:spacing w:line="336" w:lineRule="auto" w:after="180"/>
+        <w:shd w:fill="F5F1FB"/>
+      </w:pPr>
+      <w:r>
+        <w:rPr>
+          <w:b w:val="0"/>
+        </w:rPr>
+        <w:t xml:space="preserve">Reason: The </w:t>
+      </w:r>
+      <w:r>
+        <w:rPr>
+          <w:b/>
+        </w:rPr>
+        <w:t>representation</w:t>
+      </w:r>
+      <w:r>
+        <w:rPr>
+          <w:b w:val="0"/>
+        </w:rPr>
+        <w:t xml:space="preserve"> retains the direction of brightness difference when coordinates stay separate.</w:t>
+      </w:r>
+    </w:p>
+    <w:p>
+      <w:pPr>
+        <w:pStyle w:val="Heading3"/>
+      </w:pPr>
+      <w:r>
+        <w:t>Protect the independent attempt</w:t>
+      </w:r>
+    </w:p>
+    <w:p>
+      <w:pPr>
+        <w:spacing w:line="336" w:lineRule="auto" w:after="180"/>
+        <w:shd w:fill="FFF5E6"/>
+      </w:pPr>
+      <w:r>
+        <w:rPr>
+          <w:b w:val="0"/>
+        </w:rPr>
         <w:t>Independent assessment: withhold the reserved answer until the learner has attempted the new case. Record support separately from correctness.</w:t>
       </w:r>
     </w:p>
@@ -2556,46 +4979,1122 @@
       </w:tr>
     </w:tbl>
     <w:p>
-      <w:r>
-        <w:t>Project checkpoint: Evaluate and revise. Compare with your starting method, explain errors and record a justified revision.</w:t>
+      <w:pPr>
+        <w:pStyle w:val="Heading3"/>
+      </w:pPr>
+      <w:r>
+        <w:t>Project checkpoint</w:t>
       </w:r>
     </w:p>
     <w:p>
-      <w:r>
-        <w:t>Use the weekly teacher answer for topic-specific reasoning. A saved progress tick is an activity record; judge mastery from the learner’s explanation and evidence.</w:t>
+      <w:pPr>
+        <w:spacing w:line="336" w:lineRule="auto" w:after="180"/>
+        <w:shd w:fill="EDF7F3"/>
+      </w:pPr>
+      <w:r>
+        <w:rPr>
+          <w:b w:val="0"/>
+        </w:rPr>
+        <w:t>Project checkpoint: Evaluate and revise. Compare with your starting method, explain errors and record a justified revision.</w:t>
       </w:r>
     </w:p>
     <w:p>
       <w:pPr>
-        <w:pStyle w:val="Heading1"/>
-      </w:pPr>
-      <w:r>
-        <w:t>08. Use feedback, labs and repair paths</w:t>
+        <w:spacing w:line="336" w:lineRule="auto" w:after="180"/>
+      </w:pPr>
+      <w:r>
+        <w:rPr>
+          <w:b w:val="0"/>
+        </w:rPr>
+        <w:t xml:space="preserve">Use the weekly teacher answer for topic-specific reasoning. A saved progress tick is an activity record; judge mastery from the learner’s explanation and </w:t>
+      </w:r>
+      <w:r>
+        <w:rPr>
+          <w:b/>
+        </w:rPr>
+        <w:t>evidence</w:t>
+      </w:r>
+      <w:r>
+        <w:rPr>
+          <w:b w:val="0"/>
+        </w:rPr>
+        <w:t>.</w:t>
       </w:r>
     </w:p>
     <w:p>
-      <w:r>
-        <w:t>Use the two formative questions as supported practice, not as independent mastery scores. Discuss the deciding evidence rather than accepting a guessed selection.</w:t>
+      <w:pPr>
+        <w:pStyle w:val="Heading1"/>
+      </w:pPr>
+      <w:r>
+        <w:t>08. Use feedback, labs and repair paths</w:t>
       </w:r>
     </w:p>
     <w:p>
       <w:r>
-        <w:t>The feedback comes from the reviewed public worked case. Do not reveal the separately reserved independent teacher answer until the learner has attempted that case.</w:t>
+        <w:t>Use feedback, earlier review and portfolios purposefully. Apply the coding routine only when this lesson has an executable lab.</w:t>
       </w:r>
     </w:p>
     <w:p>
-      <w:r>
-        <w:t>Ask students to predict before running code. Preserve errors and actual outputs; collect a changed test and an explanation. The branch-boundary and indexing lessons deliberately include failure cases.</w:t>
+      <w:pPr>
+        <w:spacing w:line="336" w:lineRule="auto" w:after="180"/>
+      </w:pPr>
+      <w:r>
+        <w:rPr>
+          <w:b w:val="0"/>
+        </w:rPr>
+        <w:t xml:space="preserve">Use the two formative questions as supported practice, not as independent mastery scores. Discuss the deciding </w:t>
+      </w:r>
+      <w:r>
+        <w:rPr>
+          <w:b/>
+        </w:rPr>
+        <w:t>evidence</w:t>
+      </w:r>
+      <w:r>
+        <w:rPr>
+          <w:b w:val="0"/>
+        </w:rPr>
+        <w:t xml:space="preserve"> rather than accepting a guessed selection.</w:t>
       </w:r>
     </w:p>
     <w:p>
-      <w:r>
-        <w:t>Use the earlier worked-explanation links to address a specific missing building block, then return to the current question. Adapt this suggestion after observing the learner; it is not an automatic diagnosis.</w:t>
+      <w:pPr>
+        <w:spacing w:line="336" w:lineRule="auto" w:after="180"/>
+      </w:pPr>
+      <w:r>
+        <w:rPr>
+          <w:b w:val="0"/>
+        </w:rPr>
+        <w:t>The feedback comes from the reviewed public worked case. Do not reveal the separately reserved independent teacher answer until the learner has attempted that case.</w:t>
       </w:r>
     </w:p>
     <w:p>
-      <w:r>
-        <w:t>Collect the completed-work portfolio as evidence. Record support separately from correctness, and assess explanation, trace/test and limitations. Progress ticks and quiz selections alone do not establish mastery.</w:t>
+      <w:pPr>
+        <w:spacing w:line="336" w:lineRule="auto" w:after="180"/>
+      </w:pPr>
+      <w:r>
+        <w:rPr>
+          <w:b w:val="0"/>
+        </w:rPr>
+        <w:t xml:space="preserve">Ask students to predict before running code. Preserve errors and actual </w:t>
+      </w:r>
+      <w:r>
+        <w:rPr>
+          <w:b/>
+        </w:rPr>
+        <w:t>output</w:t>
+      </w:r>
+      <w:r>
+        <w:rPr>
+          <w:b w:val="0"/>
+        </w:rPr>
+        <w:t>s; collect a changed test and an explanation. The branch-boundary and indexing lessons deliberately include failure cases.</w:t>
+      </w:r>
+    </w:p>
+    <w:p>
+      <w:pPr>
+        <w:spacing w:line="336" w:lineRule="auto" w:after="180"/>
+      </w:pPr>
+      <w:r>
+        <w:rPr>
+          <w:b w:val="0"/>
+        </w:rPr>
+        <w:t>Use the earlier worked-explanation links to address a specific missing building block, then return to the current question. Adapt this suggestion after observing the learner; it is not an automatic diagnosis.</w:t>
+      </w:r>
+    </w:p>
+    <w:p>
+      <w:pPr>
+        <w:spacing w:line="336" w:lineRule="auto" w:after="180"/>
+      </w:pPr>
+      <w:r>
+        <w:rPr>
+          <w:b w:val="0"/>
+        </w:rPr>
+        <w:t xml:space="preserve">Collect the completed-work portfolio as </w:t>
+      </w:r>
+      <w:r>
+        <w:rPr>
+          <w:b/>
+        </w:rPr>
+        <w:t>evidence</w:t>
+      </w:r>
+      <w:r>
+        <w:rPr>
+          <w:b w:val="0"/>
+        </w:rPr>
+        <w:t>. Record support separately from correctness, and assess explanation, trace/test and limitations. Progress ticks and quiz selections alone do not establish mastery.</w:t>
+      </w:r>
+    </w:p>
+    <w:p>
+      <w:pPr>
+        <w:pStyle w:val="Heading1"/>
+      </w:pPr>
+      <w:r>
+        <w:t>09. Visual concept journey</w:t>
+      </w:r>
+    </w:p>
+    <w:p>
+      <w:r>
+        <w:t>Show one Learned representations graphic at a time, request a prediction and discuss its trace before the independent assessment.</w:t>
+      </w:r>
+    </w:p>
+    <w:p>
+      <w:pPr>
+        <w:spacing w:line="336" w:lineRule="auto" w:after="180"/>
+      </w:pPr>
+      <w:r>
+        <w:rPr>
+          <w:b w:val="0"/>
+        </w:rPr>
+        <w:t xml:space="preserve">Use one picture at a time. Hide a worked result before asking for a </w:t>
+      </w:r>
+      <w:r>
+        <w:rPr>
+          <w:b/>
+        </w:rPr>
+        <w:t>prediction</w:t>
+      </w:r>
+      <w:r>
+        <w:rPr>
+          <w:b w:val="0"/>
+        </w:rPr>
+        <w:t>, then reveal it for feedback. These are supported teaching cases; retain the separate independent assessment for a fresh first attempt.</w:t>
+      </w:r>
+    </w:p>
+    <w:p>
+      <w:pPr>
+        <w:pStyle w:val="Heading3"/>
+      </w:pPr>
+      <w:r>
+        <w:t>01. Learned representations: the case</w:t>
+      </w:r>
+    </w:p>
+    <w:p>
+      <w:r>
+        <w:drawing>
+          <wp:inline xmlns:a="http://schemas.openxmlformats.org/drawingml/2006/main" xmlns:pic="http://schemas.openxmlformats.org/drawingml/2006/picture">
+            <wp:extent cx="5486400" cy="3142488"/>
+            <wp:docPr id="3" name="Picture 3" descr="See when a representation preserves a distinction and when it destroys it. Supplied facts: Toy input [left, right]; representation h=[ReLU(left-right), ReLU(right-left)]. A=[5, 2]; B=[2, 5]; target is left-brighter versus right-brighter. All inputs and outcomes in this worked example are invented classroom data; no real model run is claimed."/>
+            <wp:cNvGraphicFramePr>
+              <a:graphicFrameLocks noChangeAspect="1"/>
+            </wp:cNvGraphicFramePr>
+            <a:graphic>
+              <a:graphicData uri="http://schemas.openxmlformats.org/drawingml/2006/picture">
+                <pic:pic>
+                  <pic:nvPicPr>
+                    <pic:cNvPr id="0" name="academy-story-ai-5-19-01.png"/>
+                    <pic:cNvPicPr/>
+                  </pic:nvPicPr>
+                  <pic:blipFill>
+                    <a:blip r:embed="rId11"/>
+                    <a:stretch>
+                      <a:fillRect/>
+                    </a:stretch>
+                  </pic:blipFill>
+                  <pic:spPr>
+                    <a:xfrm>
+                      <a:off x="0" y="0"/>
+                      <a:ext cx="5486400" cy="3142488"/>
+                    </a:xfrm>
+                    <a:prstGeom prst="rect"/>
+                  </pic:spPr>
+                </pic:pic>
+              </a:graphicData>
+            </a:graphic>
+          </wp:inline>
+        </w:drawing>
+      </w:r>
+    </w:p>
+    <w:p>
+      <w:pPr>
+        <w:spacing w:line="336" w:lineRule="auto" w:after="180"/>
+      </w:pPr>
+      <w:r>
+        <w:rPr>
+          <w:b w:val="0"/>
+        </w:rPr>
+        <w:t xml:space="preserve">See when a </w:t>
+      </w:r>
+      <w:r>
+        <w:rPr>
+          <w:b/>
+        </w:rPr>
+        <w:t>representation</w:t>
+      </w:r>
+      <w:r>
+        <w:rPr>
+          <w:b w:val="0"/>
+        </w:rPr>
+        <w:t xml:space="preserve"> preserves a distinction and when it destroys it. Supplied facts: Toy </w:t>
+      </w:r>
+      <w:r>
+        <w:rPr>
+          <w:b/>
+        </w:rPr>
+        <w:t>input</w:t>
+      </w:r>
+      <w:r>
+        <w:rPr>
+          <w:b w:val="0"/>
+        </w:rPr>
+        <w:t xml:space="preserve"> [left, right]; </w:t>
+      </w:r>
+      <w:r>
+        <w:rPr>
+          <w:b/>
+        </w:rPr>
+        <w:t>representation</w:t>
+      </w:r>
+      <w:r>
+        <w:rPr>
+          <w:b w:val="0"/>
+        </w:rPr>
+        <w:t xml:space="preserve"> h=[ReLU(left-right), ReLU(right-left)].</w:t>
+      </w:r>
+    </w:p>
+    <w:p>
+      <w:pPr>
+        <w:spacing w:line="336" w:lineRule="auto" w:after="180"/>
+      </w:pPr>
+      <w:r>
+        <w:rPr>
+          <w:b w:val="0"/>
+        </w:rPr>
+        <w:t xml:space="preserve">A=[5, 2]; B=[2, 5]; target is left-brighter versus right-brighter. All </w:t>
+      </w:r>
+      <w:r>
+        <w:rPr>
+          <w:b/>
+        </w:rPr>
+        <w:t>input</w:t>
+      </w:r>
+      <w:r>
+        <w:rPr>
+          <w:b w:val="0"/>
+        </w:rPr>
+        <w:t>s and outcomes in this worked example are invented classroom data; no real model run is claimed.</w:t>
+      </w:r>
+    </w:p>
+    <w:p>
+      <w:pPr>
+        <w:spacing w:line="336" w:lineRule="auto" w:after="180"/>
+        <w:shd w:fill="F5F1FB"/>
+      </w:pPr>
+      <w:r>
+        <w:rPr>
+          <w:b w:val="0"/>
+        </w:rPr>
+        <w:t>Point to the given fact that matters most. Explain why it matters.</w:t>
+      </w:r>
+    </w:p>
+    <w:p>
+      <w:pPr>
+        <w:pStyle w:val="Heading3"/>
+      </w:pPr>
+      <w:r>
+        <w:t>Discuss while showing the picture</w:t>
+      </w:r>
+    </w:p>
+    <w:p>
+      <w:pPr>
+        <w:spacing w:line="336" w:lineRule="auto" w:after="180"/>
+        <w:shd w:fill="F1F6F8"/>
+      </w:pPr>
+      <w:r>
+        <w:rPr>
+          <w:b w:val="0"/>
+        </w:rPr>
+        <w:t>Teacher prompt: Point to the given fact that matters most. Explain why it matters. Ask learners to describe one label or arrow in ordinary words. Use the adjacent transcript if the image is difficult to see.</w:t>
+      </w:r>
+    </w:p>
+    <w:p>
+      <w:pPr>
+        <w:pStyle w:val="Heading3"/>
+      </w:pPr>
+      <w:r>
+        <w:t>02. Follow the deciding steps</w:t>
+      </w:r>
+    </w:p>
+    <w:p>
+      <w:r>
+        <w:drawing>
+          <wp:inline xmlns:a="http://schemas.openxmlformats.org/drawingml/2006/main" xmlns:pic="http://schemas.openxmlformats.org/drawingml/2006/picture">
+            <wp:extent cx="5486400" cy="3182112"/>
+            <wp:docPr id="4" name="Picture 4" descr="Encode A: A becomes [3, 0], with left brighter. → Encode B: B becomes [0, 3], with right brighter. → Compare collapsed summary: If the head receives only h1+h2, both become3 and the target distinction is lost."/>
+            <wp:cNvGraphicFramePr>
+              <a:graphicFrameLocks noChangeAspect="1"/>
+            </wp:cNvGraphicFramePr>
+            <a:graphic>
+              <a:graphicData uri="http://schemas.openxmlformats.org/drawingml/2006/picture">
+                <pic:pic>
+                  <pic:nvPicPr>
+                    <pic:cNvPr id="0" name="academy-story-ai-5-19-02.png"/>
+                    <pic:cNvPicPr/>
+                  </pic:nvPicPr>
+                  <pic:blipFill>
+                    <a:blip r:embed="rId12"/>
+                    <a:stretch>
+                      <a:fillRect/>
+                    </a:stretch>
+                  </pic:blipFill>
+                  <pic:spPr>
+                    <a:xfrm>
+                      <a:off x="0" y="0"/>
+                      <a:ext cx="5486400" cy="3182112"/>
+                    </a:xfrm>
+                    <a:prstGeom prst="rect"/>
+                  </pic:spPr>
+                </pic:pic>
+              </a:graphicData>
+            </a:graphic>
+          </wp:inline>
+        </w:drawing>
+      </w:r>
+    </w:p>
+    <w:p>
+      <w:pPr>
+        <w:spacing w:line="336" w:lineRule="auto" w:after="180"/>
+      </w:pPr>
+      <w:r>
+        <w:rPr>
+          <w:b w:val="0"/>
+        </w:rPr>
+        <w:t>Encode A: A becomes [3, 0], with left brighter. → Encode B: B becomes [0, 3], with right brighter. → Compare collapsed summary: If the head receives only h1+h2, both become3 and the target distinction is lost.</w:t>
+      </w:r>
+    </w:p>
+    <w:p>
+      <w:pPr>
+        <w:spacing w:line="336" w:lineRule="auto" w:after="180"/>
+        <w:shd w:fill="F5F1FB"/>
+      </w:pPr>
+      <w:r>
+        <w:rPr>
+          <w:b w:val="0"/>
+        </w:rPr>
+        <w:t xml:space="preserve">Point to each numbered stage and explain which recorded </w:t>
+      </w:r>
+      <w:r>
+        <w:rPr>
+          <w:b/>
+        </w:rPr>
+        <w:t>input</w:t>
+      </w:r>
+      <w:r>
+        <w:rPr>
+          <w:b w:val="0"/>
+        </w:rPr>
+        <w:t xml:space="preserve"> it uses.</w:t>
+      </w:r>
+    </w:p>
+    <w:p>
+      <w:pPr>
+        <w:pStyle w:val="Heading3"/>
+      </w:pPr>
+      <w:r>
+        <w:t>Discuss while showing the picture</w:t>
+      </w:r>
+    </w:p>
+    <w:p>
+      <w:pPr>
+        <w:spacing w:line="336" w:lineRule="auto" w:after="180"/>
+        <w:shd w:fill="F1F6F8"/>
+      </w:pPr>
+      <w:r>
+        <w:rPr>
+          <w:b w:val="0"/>
+        </w:rPr>
+        <w:t xml:space="preserve">Teacher prompt: Point to each numbered stage and explain which recorded </w:t>
+      </w:r>
+      <w:r>
+        <w:rPr>
+          <w:b/>
+        </w:rPr>
+        <w:t>input</w:t>
+      </w:r>
+      <w:r>
+        <w:rPr>
+          <w:b w:val="0"/>
+        </w:rPr>
+        <w:t xml:space="preserve"> it uses. Ask learners to describe one label or arrow in ordinary words. Use the adjacent transcript if the image is difficult to see.</w:t>
+      </w:r>
+    </w:p>
+    <w:p>
+      <w:pPr>
+        <w:pStyle w:val="Heading3"/>
+      </w:pPr>
+      <w:r>
+        <w:t>03. A representation can preserve direction</w:t>
+      </w:r>
+    </w:p>
+    <w:p>
+      <w:r>
+        <w:drawing>
+          <wp:inline xmlns:a="http://schemas.openxmlformats.org/drawingml/2006/main" xmlns:pic="http://schemas.openxmlformats.org/drawingml/2006/picture">
+            <wp:extent cx="5486400" cy="3096768"/>
+            <wp:docPr id="5" name="Picture 5" descr="A representation can preserve direction. A: left = 5, right = 2, h1 = 3, h2 = 0. B: left = 2, right = 5, h1 = 0, h2 = 3."/>
+            <wp:cNvGraphicFramePr>
+              <a:graphicFrameLocks noChangeAspect="1"/>
+            </wp:cNvGraphicFramePr>
+            <a:graphic>
+              <a:graphicData uri="http://schemas.openxmlformats.org/drawingml/2006/picture">
+                <pic:pic>
+                  <pic:nvPicPr>
+                    <pic:cNvPr id="0" name="academy-story-ai-5-19-03.png"/>
+                    <pic:cNvPicPr/>
+                  </pic:nvPicPr>
+                  <pic:blipFill>
+                    <a:blip r:embed="rId13"/>
+                    <a:stretch>
+                      <a:fillRect/>
+                    </a:stretch>
+                  </pic:blipFill>
+                  <pic:spPr>
+                    <a:xfrm>
+                      <a:off x="0" y="0"/>
+                      <a:ext cx="5486400" cy="3096768"/>
+                    </a:xfrm>
+                    <a:prstGeom prst="rect"/>
+                  </pic:spPr>
+                </pic:pic>
+              </a:graphicData>
+            </a:graphic>
+          </wp:inline>
+        </w:drawing>
+      </w:r>
+    </w:p>
+    <w:p>
+      <w:pPr>
+        <w:spacing w:line="336" w:lineRule="auto" w:after="180"/>
+      </w:pPr>
+      <w:r>
+        <w:rPr>
+          <w:b w:val="0"/>
+        </w:rPr>
+        <w:t xml:space="preserve">A </w:t>
+      </w:r>
+      <w:r>
+        <w:rPr>
+          <w:b/>
+        </w:rPr>
+        <w:t>representation</w:t>
+      </w:r>
+      <w:r>
+        <w:rPr>
+          <w:b w:val="0"/>
+        </w:rPr>
+        <w:t xml:space="preserve"> can preserve direction. A: left = 5, right = 2, h1 = 3, h2 = 0. B: left = 2, right = 5, h1 = 0, h2 = 3.</w:t>
+      </w:r>
+    </w:p>
+    <w:p>
+      <w:pPr>
+        <w:spacing w:line="336" w:lineRule="auto" w:after="180"/>
+        <w:shd w:fill="F5F1FB"/>
+      </w:pPr>
+      <w:r>
+        <w:rPr>
+          <w:b w:val="0"/>
+        </w:rPr>
+        <w:t>Read the labels and values. Explain the relationship the model shows.</w:t>
+      </w:r>
+    </w:p>
+    <w:p>
+      <w:pPr>
+        <w:pStyle w:val="Heading3"/>
+      </w:pPr>
+      <w:r>
+        <w:t>Discuss while showing the picture</w:t>
+      </w:r>
+    </w:p>
+    <w:p>
+      <w:pPr>
+        <w:spacing w:line="336" w:lineRule="auto" w:after="180"/>
+        <w:shd w:fill="F1F6F8"/>
+      </w:pPr>
+      <w:r>
+        <w:rPr>
+          <w:b w:val="0"/>
+        </w:rPr>
+        <w:t>Teacher prompt: Read the labels and values. Explain the relationship the model shows. Ask learners to describe one label or arrow in ordinary words. Use the adjacent transcript if the image is difficult to see.</w:t>
+      </w:r>
+    </w:p>
+    <w:p>
+      <w:pPr>
+        <w:spacing w:line="336" w:lineRule="auto" w:after="180"/>
+        <w:shd w:fill="F1F6F8"/>
+      </w:pPr>
+      <w:r>
+        <w:rPr>
+          <w:b w:val="0"/>
+        </w:rPr>
+        <w:t>Check row/column meanings, units and denominators before discussing a difference. Supplied toy values are not real class or model results.</w:t>
+      </w:r>
+    </w:p>
+    <w:p>
+      <w:pPr>
+        <w:pStyle w:val="Heading3"/>
+      </w:pPr>
+      <w:r>
+        <w:t>04. Change one thing. Trace what follows.</w:t>
+      </w:r>
+    </w:p>
+    <w:p>
+      <w:r>
+        <w:drawing>
+          <wp:inline xmlns:a="http://schemas.openxmlformats.org/drawingml/2006/main" xmlns:pic="http://schemas.openxmlformats.org/drawingml/2006/picture">
+            <wp:extent cx="5486400" cy="3179064"/>
+            <wp:docPr id="6" name="Picture 6" descr="Original case: If the head receives only h1+h2, both become3 and the target distinction is lost. Changed condition: The head keeps both ordered hidden values instead of their sum. Expected result: It can distinguish [3, 0] from [0, 3] in this example. Reason: The representation retains the direction of brightness difference when coordinates stay separate."/>
+            <wp:cNvGraphicFramePr>
+              <a:graphicFrameLocks noChangeAspect="1"/>
+            </wp:cNvGraphicFramePr>
+            <a:graphic>
+              <a:graphicData uri="http://schemas.openxmlformats.org/drawingml/2006/picture">
+                <pic:pic>
+                  <pic:nvPicPr>
+                    <pic:cNvPr id="0" name="academy-story-ai-5-19-04.png"/>
+                    <pic:cNvPicPr/>
+                  </pic:nvPicPr>
+                  <pic:blipFill>
+                    <a:blip r:embed="rId14"/>
+                    <a:stretch>
+                      <a:fillRect/>
+                    </a:stretch>
+                  </pic:blipFill>
+                  <pic:spPr>
+                    <a:xfrm>
+                      <a:off x="0" y="0"/>
+                      <a:ext cx="5486400" cy="3179064"/>
+                    </a:xfrm>
+                    <a:prstGeom prst="rect"/>
+                  </pic:spPr>
+                </pic:pic>
+              </a:graphicData>
+            </a:graphic>
+          </wp:inline>
+        </w:drawing>
+      </w:r>
+    </w:p>
+    <w:p>
+      <w:pPr>
+        <w:spacing w:line="336" w:lineRule="auto" w:after="180"/>
+      </w:pPr>
+      <w:r>
+        <w:rPr>
+          <w:b w:val="0"/>
+        </w:rPr>
+        <w:t>Original case: If the head receives only h1+h2, both become3 and the target distinction is lost. Changed condition: The head keeps both ordered hidden values instead of their sum.</w:t>
+      </w:r>
+    </w:p>
+    <w:p>
+      <w:pPr>
+        <w:spacing w:line="336" w:lineRule="auto" w:after="180"/>
+      </w:pPr>
+      <w:r>
+        <w:rPr>
+          <w:b w:val="0"/>
+        </w:rPr>
+        <w:t xml:space="preserve">Expected result: It can distinguish [3, 0] from [0, 3] in this example. Reason: The </w:t>
+      </w:r>
+      <w:r>
+        <w:rPr>
+          <w:b/>
+        </w:rPr>
+        <w:t>representation</w:t>
+      </w:r>
+      <w:r>
+        <w:rPr>
+          <w:b w:val="0"/>
+        </w:rPr>
+        <w:t xml:space="preserve"> retains the direction of brightness difference when coordinates stay separate.</w:t>
+      </w:r>
+    </w:p>
+    <w:p>
+      <w:pPr>
+        <w:spacing w:line="336" w:lineRule="auto" w:after="180"/>
+        <w:shd w:fill="F5F1FB"/>
+      </w:pPr>
+      <w:r>
+        <w:rPr>
+          <w:b w:val="0"/>
+        </w:rPr>
+        <w:t>Predict before checking the worked changed-case result. Name what changed and what the supplied facts allow you to conclude.</w:t>
+      </w:r>
+    </w:p>
+    <w:p>
+      <w:pPr>
+        <w:pStyle w:val="Heading3"/>
+      </w:pPr>
+      <w:r>
+        <w:t>Discuss while showing the picture</w:t>
+      </w:r>
+    </w:p>
+    <w:p>
+      <w:pPr>
+        <w:spacing w:line="336" w:lineRule="auto" w:after="180"/>
+        <w:shd w:fill="F1F6F8"/>
+      </w:pPr>
+      <w:r>
+        <w:rPr>
+          <w:b w:val="0"/>
+        </w:rPr>
+        <w:t>Teacher prompt: Predict before checking the worked changed-case result. Name what changed and what the supplied facts allow you to conclude. Ask learners to describe one label or arrow in ordinary words.</w:t>
+      </w:r>
+    </w:p>
+    <w:p>
+      <w:pPr>
+        <w:spacing w:line="336" w:lineRule="auto" w:after="180"/>
+        <w:shd w:fill="F1F6F8"/>
+      </w:pPr>
+      <w:r>
+        <w:rPr>
+          <w:b w:val="0"/>
+        </w:rPr>
+        <w:t xml:space="preserve">Use the adjacent transcript if the image is difficult to see. Changed-case reasoning: The </w:t>
+      </w:r>
+      <w:r>
+        <w:rPr>
+          <w:b/>
+        </w:rPr>
+        <w:t>representation</w:t>
+      </w:r>
+      <w:r>
+        <w:rPr>
+          <w:b w:val="0"/>
+        </w:rPr>
+        <w:t xml:space="preserve"> retains the direction of brightness difference when coordinates stay separate.</w:t>
+      </w:r>
+    </w:p>
+    <w:p>
+      <w:pPr>
+        <w:pStyle w:val="Heading3"/>
+      </w:pPr>
+      <w:r>
+        <w:t>05. Connect the explanation to its limit</w:t>
+      </w:r>
+    </w:p>
+    <w:p>
+      <w:r>
+        <w:drawing>
+          <wp:inline xmlns:a="http://schemas.openxmlformats.org/drawingml/2006/main" xmlns:pic="http://schemas.openxmlformats.org/drawingml/2006/picture">
+            <wp:extent cx="5486400" cy="2834640"/>
+            <wp:docPr id="7" name="Picture 7" descr="A hidden representation decides which distinctions remain available to an output head. These two hidden coordinates preserve whether the left or right side is brighter. Adding them discards that direction and gives both examples the same scalar. A deterministic head cannot assign different labels to identical inputs; retain the distinction or change the task. Limit: This is a hand-chosen representation, not evidence that a trained image model actually learned these units."/>
+            <wp:cNvGraphicFramePr>
+              <a:graphicFrameLocks noChangeAspect="1"/>
+            </wp:cNvGraphicFramePr>
+            <a:graphic>
+              <a:graphicData uri="http://schemas.openxmlformats.org/drawingml/2006/picture">
+                <pic:pic>
+                  <pic:nvPicPr>
+                    <pic:cNvPr id="0" name="academy-story-ai-5-19-05.png"/>
+                    <pic:cNvPicPr/>
+                  </pic:nvPicPr>
+                  <pic:blipFill>
+                    <a:blip r:embed="rId15"/>
+                    <a:stretch>
+                      <a:fillRect/>
+                    </a:stretch>
+                  </pic:blipFill>
+                  <pic:spPr>
+                    <a:xfrm>
+                      <a:off x="0" y="0"/>
+                      <a:ext cx="5486400" cy="2834640"/>
+                    </a:xfrm>
+                    <a:prstGeom prst="rect"/>
+                  </pic:spPr>
+                </pic:pic>
+              </a:graphicData>
+            </a:graphic>
+          </wp:inline>
+        </w:drawing>
+      </w:r>
+    </w:p>
+    <w:p>
+      <w:pPr>
+        <w:spacing w:line="336" w:lineRule="auto" w:after="180"/>
+      </w:pPr>
+      <w:r>
+        <w:rPr>
+          <w:b w:val="0"/>
+        </w:rPr>
+        <w:t xml:space="preserve">A hidden </w:t>
+      </w:r>
+      <w:r>
+        <w:rPr>
+          <w:b/>
+        </w:rPr>
+        <w:t>representation</w:t>
+      </w:r>
+      <w:r>
+        <w:rPr>
+          <w:b w:val="0"/>
+        </w:rPr>
+        <w:t xml:space="preserve"> decides which distinctions remain available to an </w:t>
+      </w:r>
+      <w:r>
+        <w:rPr>
+          <w:b/>
+        </w:rPr>
+        <w:t>output</w:t>
+      </w:r>
+      <w:r>
+        <w:rPr>
+          <w:b w:val="0"/>
+        </w:rPr>
+        <w:t xml:space="preserve"> head. These two hidden coordinates preserve whether the left or right side is brighter.</w:t>
+      </w:r>
+    </w:p>
+    <w:p>
+      <w:pPr>
+        <w:spacing w:line="336" w:lineRule="auto" w:after="180"/>
+      </w:pPr>
+      <w:r>
+        <w:rPr>
+          <w:b w:val="0"/>
+        </w:rPr>
+        <w:t xml:space="preserve">Adding them discards that direction and gives both examples the same scalar. A deterministic head cannot assign different labels to identical </w:t>
+      </w:r>
+      <w:r>
+        <w:rPr>
+          <w:b/>
+        </w:rPr>
+        <w:t>input</w:t>
+      </w:r>
+      <w:r>
+        <w:rPr>
+          <w:b w:val="0"/>
+        </w:rPr>
+        <w:t>s; retain the distinction or change the task.</w:t>
+      </w:r>
+    </w:p>
+    <w:p>
+      <w:pPr>
+        <w:spacing w:line="336" w:lineRule="auto" w:after="180"/>
+      </w:pPr>
+      <w:r>
+        <w:rPr>
+          <w:b w:val="0"/>
+        </w:rPr>
+        <w:t xml:space="preserve">Limit: This is a hand-chosen </w:t>
+      </w:r>
+      <w:r>
+        <w:rPr>
+          <w:b/>
+        </w:rPr>
+        <w:t>representation</w:t>
+      </w:r>
+      <w:r>
+        <w:rPr>
+          <w:b w:val="0"/>
+        </w:rPr>
+        <w:t xml:space="preserve">, not </w:t>
+      </w:r>
+      <w:r>
+        <w:rPr>
+          <w:b/>
+        </w:rPr>
+        <w:t>evidence</w:t>
+      </w:r>
+      <w:r>
+        <w:rPr>
+          <w:b w:val="0"/>
+        </w:rPr>
+        <w:t xml:space="preserve"> that a trained image model actually learned these units.</w:t>
+      </w:r>
+    </w:p>
+    <w:p>
+      <w:pPr>
+        <w:spacing w:line="336" w:lineRule="auto" w:after="180"/>
+        <w:shd w:fill="F5F1FB"/>
+      </w:pPr>
+      <w:r>
+        <w:rPr>
+          <w:b w:val="0"/>
+        </w:rPr>
+        <w:t>Explain the case, then point to a limit on the claim.</w:t>
+      </w:r>
+    </w:p>
+    <w:p>
+      <w:pPr>
+        <w:pStyle w:val="Heading3"/>
+      </w:pPr>
+      <w:r>
+        <w:t>Discuss while showing the picture</w:t>
+      </w:r>
+    </w:p>
+    <w:p>
+      <w:pPr>
+        <w:spacing w:line="336" w:lineRule="auto" w:after="180"/>
+        <w:shd w:fill="F1F6F8"/>
+      </w:pPr>
+      <w:r>
+        <w:rPr>
+          <w:b w:val="0"/>
+        </w:rPr>
+        <w:t>Teacher prompt: Explain the case, then point to a limit on the claim. Ask learners to describe one label or arrow in ordinary words. Use the adjacent transcript if the image is difficult to see.</w:t>
+      </w:r>
+    </w:p>
+    <w:p>
+      <w:pPr>
+        <w:spacing w:line="336" w:lineRule="auto" w:after="180"/>
+        <w:shd w:fill="F1F6F8"/>
+      </w:pPr>
+      <w:r>
+        <w:rPr>
+          <w:b w:val="0"/>
+        </w:rPr>
+        <w:t xml:space="preserve">Keep the stated scope: This is a hand-chosen </w:t>
+      </w:r>
+      <w:r>
+        <w:rPr>
+          <w:b/>
+        </w:rPr>
+        <w:t>representation</w:t>
+      </w:r>
+      <w:r>
+        <w:rPr>
+          <w:b w:val="0"/>
+        </w:rPr>
+        <w:t xml:space="preserve">, not </w:t>
+      </w:r>
+      <w:r>
+        <w:rPr>
+          <w:b/>
+        </w:rPr>
+        <w:t>evidence</w:t>
+      </w:r>
+      <w:r>
+        <w:rPr>
+          <w:b w:val="0"/>
+        </w:rPr>
+        <w:t xml:space="preserve"> that a trained image model actually learned these units.</w:t>
+      </w:r>
+    </w:p>
+    <w:p>
+      <w:pPr>
+        <w:pStyle w:val="Heading3"/>
+      </w:pPr>
+      <w:r>
+        <w:t>06. Make the idea visible in your project</w:t>
+      </w:r>
+    </w:p>
+    <w:p>
+      <w:r>
+        <w:drawing>
+          <wp:inline xmlns:a="http://schemas.openxmlformats.org/drawingml/2006/main" xmlns:pic="http://schemas.openxmlformats.org/drawingml/2006/picture">
+            <wp:extent cx="5486400" cy="3681984"/>
+            <wp:docPr id="8" name="Picture 8" descr="For your Image-pattern Network Investigation, save the input, procedure, observed result and limitation of this check. Label this worked example as practice; use a different, previously unreviewed case when checking independent understanding. Draw your input, deciding step, result and limit. Supported question: Why can no deterministic head using only the sum classify both correctly? Point to the relevant step in the picture, then write the changed result and the rule or evidence that supports it."/>
+            <wp:cNvGraphicFramePr>
+              <a:graphicFrameLocks noChangeAspect="1"/>
+            </wp:cNvGraphicFramePr>
+            <a:graphic>
+              <a:graphicData uri="http://schemas.openxmlformats.org/drawingml/2006/picture">
+                <pic:pic>
+                  <pic:nvPicPr>
+                    <pic:cNvPr id="0" name="academy-story-ai-5-19-06.png"/>
+                    <pic:cNvPicPr/>
+                  </pic:nvPicPr>
+                  <pic:blipFill>
+                    <a:blip r:embed="rId16"/>
+                    <a:stretch>
+                      <a:fillRect/>
+                    </a:stretch>
+                  </pic:blipFill>
+                  <pic:spPr>
+                    <a:xfrm>
+                      <a:off x="0" y="0"/>
+                      <a:ext cx="5486400" cy="3681984"/>
+                    </a:xfrm>
+                    <a:prstGeom prst="rect"/>
+                  </pic:spPr>
+                </pic:pic>
+              </a:graphicData>
+            </a:graphic>
+          </wp:inline>
+        </w:drawing>
+      </w:r>
+    </w:p>
+    <w:p>
+      <w:pPr>
+        <w:spacing w:line="336" w:lineRule="auto" w:after="180"/>
+      </w:pPr>
+      <w:r>
+        <w:rPr>
+          <w:b w:val="0"/>
+        </w:rPr>
+        <w:t xml:space="preserve">For your Image-pattern Network Investigation, save the </w:t>
+      </w:r>
+      <w:r>
+        <w:rPr>
+          <w:b/>
+        </w:rPr>
+        <w:t>input</w:t>
+      </w:r>
+      <w:r>
+        <w:rPr>
+          <w:b w:val="0"/>
+        </w:rPr>
+        <w:t>, procedure, observed result and limitation of this check.</w:t>
+      </w:r>
+    </w:p>
+    <w:p>
+      <w:pPr>
+        <w:spacing w:line="336" w:lineRule="auto" w:after="180"/>
+      </w:pPr>
+      <w:r>
+        <w:rPr>
+          <w:b w:val="0"/>
+        </w:rPr>
+        <w:t xml:space="preserve">Label this worked example as practice; use a different, previously unreviewed case when checking independent understanding. Draw your </w:t>
+      </w:r>
+      <w:r>
+        <w:rPr>
+          <w:b/>
+        </w:rPr>
+        <w:t>input</w:t>
+      </w:r>
+      <w:r>
+        <w:rPr>
+          <w:b w:val="0"/>
+        </w:rPr>
+        <w:t>, deciding step, result and limit.</w:t>
+      </w:r>
+    </w:p>
+    <w:p>
+      <w:pPr>
+        <w:spacing w:line="336" w:lineRule="auto" w:after="180"/>
+      </w:pPr>
+      <w:r>
+        <w:rPr>
+          <w:b w:val="0"/>
+        </w:rPr>
+        <w:t xml:space="preserve">Supported question: Why can no deterministic head using only the sum classify both correctly? Point to the relevant step in the picture, then write the changed result and the rule or </w:t>
+      </w:r>
+      <w:r>
+        <w:rPr>
+          <w:b/>
+        </w:rPr>
+        <w:t>evidence</w:t>
+      </w:r>
+      <w:r>
+        <w:rPr>
+          <w:b w:val="0"/>
+        </w:rPr>
+        <w:t xml:space="preserve"> that supports it.</w:t>
+      </w:r>
+    </w:p>
+    <w:p>
+      <w:pPr>
+        <w:spacing w:line="336" w:lineRule="auto" w:after="180"/>
+        <w:shd w:fill="F5F1FB"/>
+      </w:pPr>
+      <w:r>
+        <w:rPr>
+          <w:b w:val="0"/>
+        </w:rPr>
+        <w:t xml:space="preserve">Draw your project trace and justify the deciding step using </w:t>
+      </w:r>
+      <w:r>
+        <w:rPr>
+          <w:b/>
+        </w:rPr>
+        <w:t>evidence</w:t>
+      </w:r>
+      <w:r>
+        <w:rPr>
+          <w:b w:val="0"/>
+        </w:rPr>
+        <w:t>.</w:t>
+      </w:r>
+    </w:p>
+    <w:p>
+      <w:pPr>
+        <w:pStyle w:val="Heading3"/>
+      </w:pPr>
+      <w:r>
+        <w:t>Discuss while showing the picture</w:t>
+      </w:r>
+    </w:p>
+    <w:p>
+      <w:pPr>
+        <w:spacing w:line="336" w:lineRule="auto" w:after="180"/>
+        <w:shd w:fill="F1F6F8"/>
+      </w:pPr>
+      <w:r>
+        <w:rPr>
+          <w:b w:val="0"/>
+        </w:rPr>
+        <w:t xml:space="preserve">Teacher prompt: Draw your project trace and justify the deciding step using </w:t>
+      </w:r>
+      <w:r>
+        <w:rPr>
+          <w:b/>
+        </w:rPr>
+        <w:t>evidence</w:t>
+      </w:r>
+      <w:r>
+        <w:rPr>
+          <w:b w:val="0"/>
+        </w:rPr>
+        <w:t>. Ask learners to describe one label or arrow in ordinary words. Use the adjacent transcript if the image is difficult to see.</w:t>
+      </w:r>
+    </w:p>
+    <w:p>
+      <w:pPr>
+        <w:spacing w:line="336" w:lineRule="auto" w:after="180"/>
+        <w:shd w:fill="F1F6F8"/>
+      </w:pPr>
+      <w:r>
+        <w:rPr>
+          <w:b w:val="0"/>
+        </w:rPr>
+        <w:t xml:space="preserve">Supported practice key: Both examples supply the identical scalar3 but require different targets. Identical </w:t>
+      </w:r>
+      <w:r>
+        <w:rPr>
+          <w:b/>
+        </w:rPr>
+        <w:t>input</w:t>
+      </w:r>
+      <w:r>
+        <w:rPr>
+          <w:b w:val="0"/>
+        </w:rPr>
+        <w:t xml:space="preserve">s cannot produce different deterministic </w:t>
+      </w:r>
+      <w:r>
+        <w:rPr>
+          <w:b/>
+        </w:rPr>
+        <w:t>output</w:t>
+      </w:r>
+      <w:r>
+        <w:rPr>
+          <w:b w:val="0"/>
+        </w:rPr>
+        <w:t>s.</w:t>
+      </w:r>
+    </w:p>
+    <w:p>
+      <w:pPr>
+        <w:spacing w:line="336" w:lineRule="auto" w:after="180"/>
+        <w:shd w:fill="F1F6F8"/>
+      </w:pPr>
+      <w:r>
+        <w:rPr>
+          <w:b w:val="0"/>
+        </w:rPr>
+        <w:t xml:space="preserve">Changed-case check: It can distinguish [3, 0] from [0, 3] in this example. The </w:t>
+      </w:r>
+      <w:r>
+        <w:rPr>
+          <w:b/>
+        </w:rPr>
+        <w:t>representation</w:t>
+      </w:r>
+      <w:r>
+        <w:rPr>
+          <w:b w:val="0"/>
+        </w:rPr>
+        <w:t xml:space="preserve"> retains the direction of brightness difference when coordinates stay separate.</w:t>
       </w:r>
     </w:p>
     <w:sectPr>

--- a/downloads/teacher/ai-5-week-19.docx
+++ b/downloads/teacher/ai-5-week-19.docx
@@ -149,7 +149,7 @@
           </w:tcPr>
           <w:p>
             <w:r>
-              <w:t>Sections 1–6; record the brief recall in the workbook.</w:t>
+              <w:t>Use Your mission, Notice the evidence, See how it works, Words that unlock the idea and Follow a worked example; record recall in the workbook.</w:t>
             </w:r>
           </w:p>
         </w:tc>
@@ -181,7 +181,7 @@
           </w:tcPr>
           <w:p>
             <w:r>
-              <w:t>Sections 7–10; use the matching workbook W2 and misconception check.</w:t>
+              <w:t>Use Find and repair a mistake, Practise together and Build your understanding; use the matching workbook W2 and Individual reasoning check.</w:t>
             </w:r>
           </w:p>
         </w:tc>
@@ -213,7 +213,7 @@
           </w:tcPr>
           <w:p>
             <w:r>
-              <w:t>Sections 9 and 11–14. Give extra time to finish the full task set; use Section 15 when the week includes a coding lab.</w:t>
+              <w:t>Use Run the investigation, Connect your project and Try a new case independently. Allow extra time for the full task set. When code is supplied, use the examples in See how it works or Follow a worked example and the browser lab in Supported practice, repair and portfolio.</w:t>
             </w:r>
           </w:p>
         </w:tc>
@@ -427,7 +427,7 @@
         <w:rPr>
           <w:b w:val="0"/>
         </w:rPr>
-        <w:t>Use two 45-minute sessions. Begin with rectangle measurements and the explicit strict comparison. Distinguish the constructed layer from a genuinely fitted layer throughout.</w:t>
+        <w:t>For the compact alternative schedule, use two 45-minute sessions. Begin with rectangle measurements and the explicit strict comparison. Distinguish the constructed layer from a genuinely fitted layer throughout.</w:t>
       </w:r>
     </w:p>
     <w:p>
@@ -1696,7 +1696,7 @@
         <w:drawing>
           <wp:inline xmlns:a="http://schemas.openxmlformats.org/drawingml/2006/main" xmlns:pic="http://schemas.openxmlformats.org/drawingml/2006/picture">
             <wp:extent cx="5486400" cy="5185229"/>
-            <wp:docPr id="2" name="Picture 2" descr="Learned representations. Encode A: A becomes [3, 0], with left brighter.. Encode B: B becomes [0, 3], with right brighter.. Compare collapsed summary: If the head receives only h1+h2, both become3 and the target distinction is lost."/>
+            <wp:docPr id="2" name="Picture 2" descr="Learned representations. Encode A: A becomes [3, 0], with left brighter.. Encode B: B becomes [0, 3], with right brighter.. Compare collapsed summary: If the head receives only h1+h2, both become 3 and the target distinction is lost."/>
             <wp:cNvGraphicFramePr>
               <a:graphicFrameLocks noChangeAspect="1"/>
             </wp:cNvGraphicFramePr>
@@ -1831,7 +1831,7 @@
           </w:tcPr>
           <w:p>
             <w:r>
-              <w:t>If the head receives only h1+h2, both become3 and the target distinction is lost.</w:t>
+              <w:t>If the head receives only h1+h2, both become 3 and the target distinction is lost.</w:t>
             </w:r>
           </w:p>
         </w:tc>
@@ -2363,7 +2363,7 @@
         <w:rPr>
           <w:b w:val="0"/>
         </w:rPr>
-        <w:t xml:space="preserve">Use the worked example in Sections 3 and 6. Collect a </w:t>
+        <w:t xml:space="preserve">Use See how it works and Follow a worked example. Collect a </w:t>
       </w:r>
       <w:r>
         <w:rPr>
@@ -2685,7 +2685,7 @@
         <w:rPr>
           <w:b w:val="0"/>
         </w:rPr>
-        <w:t xml:space="preserve">Both examples supply the identical scalar3 but require different targets. Identical </w:t>
+        <w:t xml:space="preserve">Both examples supply the identical scalar 3 but require different targets. Identical </w:t>
       </w:r>
       <w:r>
         <w:rPr>
@@ -2907,7 +2907,7 @@
         <w:rPr>
           <w:b w:val="0"/>
         </w:rPr>
-        <w:t xml:space="preserve">Use Section 9 for the </w:t>
+        <w:t xml:space="preserve">Use Run the investigation for the </w:t>
       </w:r>
       <w:r>
         <w:rPr>
@@ -4459,7 +4459,7 @@
           </w:tcPr>
           <w:p>
             <w:r>
-              <w:t>Sections 1–6; record the brief recall in the workbook.</w:t>
+              <w:t>Use Your mission, Notice the evidence, See how it works, Words that unlock the idea and Follow a worked example; record recall in the workbook.</w:t>
             </w:r>
           </w:p>
         </w:tc>
@@ -4491,7 +4491,7 @@
           </w:tcPr>
           <w:p>
             <w:r>
-              <w:t>Sections 7–10; use the matching workbook W2 and misconception check.</w:t>
+              <w:t>Use Find and repair a mistake, Practise together and Build your understanding; use the matching workbook W2 and Individual reasoning check.</w:t>
             </w:r>
           </w:p>
         </w:tc>
@@ -4523,7 +4523,7 @@
           </w:tcPr>
           <w:p>
             <w:r>
-              <w:t>Sections 9 and 11–14. Give extra time to finish the full task set; use Section 15 when the week includes a coding lab.</w:t>
+              <w:t>Use Run the investigation, Connect your project and Try a new case independently. Allow extra time for the full task set. When code is supplied, use the examples in See how it works or Follow a worked example and the browser lab in Supported practice, repair and portfolio.</w:t>
             </w:r>
           </w:p>
         </w:tc>
@@ -5320,7 +5320,7 @@
         <w:drawing>
           <wp:inline xmlns:a="http://schemas.openxmlformats.org/drawingml/2006/main" xmlns:pic="http://schemas.openxmlformats.org/drawingml/2006/picture">
             <wp:extent cx="5486400" cy="3182112"/>
-            <wp:docPr id="4" name="Picture 4" descr="Encode A: A becomes [3, 0], with left brighter. → Encode B: B becomes [0, 3], with right brighter. → Compare collapsed summary: If the head receives only h1+h2, both become3 and the target distinction is lost."/>
+            <wp:docPr id="4" name="Picture 4" descr="Encode A: A becomes [3, 0], with left brighter. → Encode B: B becomes [0, 3], with right brighter. → Compare collapsed summary: If the head receives only h1+h2, both become 3 and the target distinction is lost."/>
             <wp:cNvGraphicFramePr>
               <a:graphicFrameLocks noChangeAspect="1"/>
             </wp:cNvGraphicFramePr>
@@ -5359,7 +5359,7 @@
         <w:rPr>
           <w:b w:val="0"/>
         </w:rPr>
-        <w:t>Encode A: A becomes [3, 0], with left brighter. → Encode B: B becomes [0, 3], with right brighter. → Compare collapsed summary: If the head receives only h1+h2, both become3 and the target distinction is lost.</w:t>
+        <w:t>Encode A: A becomes [3, 0], with left brighter. → Encode B: B becomes [0, 3], with right brighter. → Compare collapsed summary: If the head receives only h1+h2, both become 3 and the target distinction is lost.</w:t>
       </w:r>
     </w:p>
     <w:p>
@@ -5542,7 +5542,7 @@
         <w:drawing>
           <wp:inline xmlns:a="http://schemas.openxmlformats.org/drawingml/2006/main" xmlns:pic="http://schemas.openxmlformats.org/drawingml/2006/picture">
             <wp:extent cx="5486400" cy="3179064"/>
-            <wp:docPr id="6" name="Picture 6" descr="Original case: If the head receives only h1+h2, both become3 and the target distinction is lost. Changed condition: The head keeps both ordered hidden values instead of their sum. Expected result: It can distinguish [3, 0] from [0, 3] in this example. Reason: The representation retains the direction of brightness difference when coordinates stay separate."/>
+            <wp:docPr id="6" name="Picture 6" descr="Original case: If the head receives only h1+h2, both become 3 and the target distinction is lost. Changed condition: The head keeps both ordered hidden values instead of their sum. Expected result: It can distinguish [3, 0] from [0, 3] in this example. Reason: The representation retains the direction of brightness difference when coordinates stay separate."/>
             <wp:cNvGraphicFramePr>
               <a:graphicFrameLocks noChangeAspect="1"/>
             </wp:cNvGraphicFramePr>
@@ -5581,7 +5581,7 @@
         <w:rPr>
           <w:b w:val="0"/>
         </w:rPr>
-        <w:t>Original case: If the head receives only h1+h2, both become3 and the target distinction is lost. Changed condition: The head keeps both ordered hidden values instead of their sum.</w:t>
+        <w:t>Original case: If the head receives only h1+h2, both become 3 and the target distinction is lost. Changed condition: The head keeps both ordered hidden values instead of their sum.</w:t>
       </w:r>
     </w:p>
     <w:p>
@@ -6046,7 +6046,7 @@
         <w:rPr>
           <w:b w:val="0"/>
         </w:rPr>
-        <w:t xml:space="preserve">Supported practice key: Both examples supply the identical scalar3 but require different targets. Identical </w:t>
+        <w:t xml:space="preserve">Supported practice key: Both examples supply the identical scalar 3 but require different targets. Identical </w:t>
       </w:r>
       <w:r>
         <w:rPr>

--- a/downloads/teacher/ai-5-week-19.docx
+++ b/downloads/teacher/ai-5-week-19.docx
@@ -25,20 +25,38 @@
         <w:pStyle w:val="Heading1"/>
       </w:pPr>
       <w:r>
-        <w:t>01. Prepare the purpose, prerequisites and materials</w:t>
+        <w:t>Make the available information and target conflict visible.</w:t>
       </w:r>
     </w:p>
     <w:p>
       <w:r>
-        <w:t>Prepare Learned representations: check the target, prerequisites, resources and adaptable teaching schedule.</w:t>
+        <w:t>Use complete pairs,areas and encodings;separate mathematical sufficiency from claims that training learned a concept.</w:t>
       </w:r>
     </w:p>
     <w:p>
-      <w:pPr>
-        <w:pStyle w:val="Heading3"/>
-      </w:pPr>
-      <w:r>
-        <w:t>Teach the learning cycle</w:t>
+      <w:r>
+        <w:t>Assess independent scores,shared hidden vector and conflicting targets with checked keys.</w:t>
+      </w:r>
+    </w:p>
+    <w:p>
+      <w:pPr>
+        <w:pStyle w:val="Heading1"/>
+      </w:pPr>
+      <w:r>
+        <w:t>01. Prepare the connected mathematical investigation</w:t>
+      </w:r>
+    </w:p>
+    <w:p>
+      <w:r>
+        <w:t>Keep explanation,shared practice and independent evidence distinct.</w:t>
+      </w:r>
+    </w:p>
+    <w:p>
+      <w:pPr>
+        <w:pStyle w:val="Heading2"/>
+      </w:pPr>
+      <w:r>
+        <w:t>Target and main teaching plan</w:t>
       </w:r>
     </w:p>
     <w:p>
@@ -255,18 +273,21 @@
     </w:p>
     <w:p>
       <w:pPr>
-        <w:pStyle w:val="Heading3"/>
-      </w:pPr>
-      <w:r>
-        <w:t>Retrieval answer guidance</w:t>
+        <w:pStyle w:val="Heading2"/>
+      </w:pPr>
+      <w:r>
+        <w:t>Preparation and prerequisite</w:t>
       </w:r>
     </w:p>
     <w:p>
       <w:pPr>
-        <w:pStyle w:val="Heading3"/>
-      </w:pPr>
-      <w:r>
-        <w:t>Debugging shapes and gradients</w:t>
+        <w:spacing w:line="336" w:lineRule="auto" w:after="180"/>
+      </w:pPr>
+      <w:r>
+        <w:rPr>
+          <w:b w:val="0"/>
+        </w:rPr>
+        <w:t>Printed lesson and workbook; paper and pencil</w:t>
       </w:r>
     </w:p>
     <w:p>
@@ -277,7 +298,7 @@
         <w:rPr>
           <w:b w:val="0"/>
         </w:rPr>
-        <w:t>Without opening the old lesson, explain one key idea from Debugging shapes and gradients. Give an example and a mistake that the idea helps you avoid.</w:t>
+        <w:t>Calculator and optional local Python 3 editor; no packages or AI accounts needed</w:t>
       </w:r>
     </w:p>
     <w:p>
@@ -288,7 +309,7 @@
         <w:rPr>
           <w:b w:val="0"/>
         </w:rPr>
-        <w:t>Look for: Check dimension contracts before computing a layer</w:t>
+        <w:t>Use the fictional examples supplied; prepare the fresh retry before class</w:t>
       </w:r>
     </w:p>
     <w:p>
@@ -299,38 +320,26 @@
         <w:rPr>
           <w:b w:val="0"/>
         </w:rPr>
-        <w:t>Reference example, not the only acceptable wording: Teacher explanation: No. Each weight row must have the same length as x.</w:t>
+        <w:t>Different negative scores all become zero. Matching activations can hide an earlier error, so intermediate values need independent checks.</w:t>
       </w:r>
     </w:p>
     <w:p>
       <w:pPr>
-        <w:spacing w:line="336" w:lineRule="auto" w:after="180"/>
-      </w:pPr>
-      <w:r>
-        <w:rPr>
-          <w:b w:val="0"/>
-        </w:rPr>
-        <w:t xml:space="preserve">Confirm the intended feature schema, then supply a valid two-feature </w:t>
-      </w:r>
-      <w:r>
-        <w:rPr>
-          <w:b/>
-        </w:rPr>
-        <w:t>input</w:t>
-      </w:r>
-      <w:r>
-        <w:rPr>
-          <w:b w:val="0"/>
-        </w:rPr>
-        <w:t xml:space="preserve"> or deliberately redesign and retrain the layer; do not silently discard a value.</w:t>
+        <w:pStyle w:val="Heading2"/>
+      </w:pPr>
+      <w:r>
+        <w:t>Opening retrieval</w:t>
       </w:r>
     </w:p>
     <w:p>
       <w:pPr>
-        <w:pStyle w:val="Heading3"/>
-      </w:pPr>
-      <w:r>
-        <w:t>Regularisation and early stopping</w:t>
+        <w:spacing w:line="336" w:lineRule="auto" w:after="180"/>
+      </w:pPr>
+      <w:r>
+        <w:rPr>
+          <w:b w:val="0"/>
+        </w:rPr>
+        <w:t>Without opening the old lesson, explain one key idea from Debugging shapes and gradients. Give an example and a mistake that the idea helps you avoid.</w:t>
       </w:r>
     </w:p>
     <w:p>
@@ -341,7 +350,7 @@
         <w:rPr>
           <w:b w:val="0"/>
         </w:rPr>
-        <w:t>Without opening the old lesson, explain one key idea from Regularisation and early stopping. Give an example and a mistake that the idea helps you avoid.</w:t>
+        <w:t>Look for: Check dimension contracts before computing a layer</w:t>
       </w:r>
     </w:p>
     <w:p>
@@ -352,19 +361,7 @@
         <w:rPr>
           <w:b w:val="0"/>
         </w:rPr>
-        <w:t xml:space="preserve">Look for: Separate a weight penalty from </w:t>
-      </w:r>
-      <w:r>
-        <w:rPr>
-          <w:b/>
-        </w:rPr>
-        <w:t>prediction</w:t>
-      </w:r>
-      <w:r>
-        <w:rPr>
-          <w:b w:val="0"/>
-        </w:rPr>
-        <w:t xml:space="preserve"> error</w:t>
+        <w:t>Reference example, not the only acceptable wording: Teacher explanation: No. Each weight row must have the same length as x.</w:t>
       </w:r>
     </w:p>
     <w:p>
@@ -375,15 +372,30 @@
         <w:rPr>
           <w:b w:val="0"/>
         </w:rPr>
-        <w:t>Reference example, not the only acceptable wording: Teacher explanation: MSE 0, penalty 2, total J 2, total gradient 2. Zero data gradient does not remove the penalty gradient.</w:t>
+        <w:t xml:space="preserve">Confirm the intended feature schema, then supply a valid two-feature </w:t>
+      </w:r>
+      <w:r>
+        <w:rPr>
+          <w:b/>
+        </w:rPr>
+        <w:t>input</w:t>
+      </w:r>
+      <w:r>
+        <w:rPr>
+          <w:b w:val="0"/>
+        </w:rPr>
+        <w:t xml:space="preserve"> or deliberately redesign and retrain the layer; do not silently discard a value.</w:t>
       </w:r>
     </w:p>
     <w:p>
       <w:pPr>
-        <w:pStyle w:val="Heading3"/>
-      </w:pPr>
-      <w:r>
-        <w:t>Batching and epochs</w:t>
+        <w:spacing w:line="336" w:lineRule="auto" w:after="180"/>
+      </w:pPr>
+      <w:r>
+        <w:rPr>
+          <w:b w:val="0"/>
+        </w:rPr>
+        <w:t>Without opening the old lesson, explain one key idea from Regularisation and early stopping. Give an example and a mistake that the idea helps you avoid.</w:t>
       </w:r>
     </w:p>
     <w:p>
@@ -394,7 +406,19 @@
         <w:rPr>
           <w:b w:val="0"/>
         </w:rPr>
-        <w:t>Without opening the old lesson, explain one key idea from Batching and epochs. Give an example and a mistake that the idea helps you avoid.</w:t>
+        <w:t xml:space="preserve">Look for: Separate a weight penalty from </w:t>
+      </w:r>
+      <w:r>
+        <w:rPr>
+          <w:b/>
+        </w:rPr>
+        <w:t>prediction</w:t>
+      </w:r>
+      <w:r>
+        <w:rPr>
+          <w:b w:val="0"/>
+        </w:rPr>
+        <w:t xml:space="preserve"> error</w:t>
       </w:r>
     </w:p>
     <w:p>
@@ -405,7 +429,7 @@
         <w:rPr>
           <w:b w:val="0"/>
         </w:rPr>
-        <w:t>Look for: Distinguish an example a batch an update and an epoch</w:t>
+        <w:t>Reference example, not the only acceptable wording: Teacher explanation: MSE 0, penalty 2, total J 2, total gradient 2. Zero data gradient does not remove the penalty gradient.</w:t>
       </w:r>
     </w:p>
     <w:p>
@@ -416,7 +440,7 @@
         <w:rPr>
           <w:b w:val="0"/>
         </w:rPr>
-        <w:t>Reference example, not the only acceptable wording: Teacher explanation: Batch lengths 4, 4, 2; three updates per epoch, nine total updates and 30 example visits.</w:t>
+        <w:t>Without opening the old lesson, explain one key idea from Batching and epochs. Give an example and a mistake that the idea helps you avoid.</w:t>
       </w:r>
     </w:p>
     <w:p>
@@ -427,7 +451,7 @@
         <w:rPr>
           <w:b w:val="0"/>
         </w:rPr>
-        <w:t>For the compact alternative schedule, use two 45-minute sessions. Begin with rectangle measurements and the explicit strict comparison. Distinguish the constructed layer from a genuinely fitted layer throughout.</w:t>
+        <w:t>Look for: Distinguish an example a batch an update and an epoch</w:t>
       </w:r>
     </w:p>
     <w:p>
@@ -438,63 +462,15 @@
         <w:rPr>
           <w:b w:val="0"/>
         </w:rPr>
-        <w:t xml:space="preserve">The key reasoning is the </w:t>
-      </w:r>
-      <w:r>
-        <w:rPr>
-          <w:b/>
-        </w:rPr>
-        <w:t>collision</w:t>
-      </w:r>
-      <w:r>
-        <w:rPr>
-          <w:b w:val="0"/>
-        </w:rPr>
-        <w:t xml:space="preserve"> argument: identical </w:t>
-      </w:r>
-      <w:r>
-        <w:rPr>
-          <w:b/>
-        </w:rPr>
-        <w:t>representation</w:t>
-      </w:r>
-      <w:r>
-        <w:rPr>
-          <w:b w:val="0"/>
-        </w:rPr>
-        <w:t xml:space="preserve">s force identical deterministic </w:t>
-      </w:r>
-      <w:r>
-        <w:rPr>
-          <w:b/>
-        </w:rPr>
-        <w:t>output</w:t>
-      </w:r>
-      <w:r>
-        <w:rPr>
-          <w:b w:val="0"/>
-        </w:rPr>
-        <w:t xml:space="preserve">s. No calculus, external AI account or full </w:t>
-      </w:r>
-      <w:r>
-        <w:rPr>
-          <w:b/>
-        </w:rPr>
-        <w:t>training</w:t>
-      </w:r>
-      <w:r>
-        <w:rPr>
-          <w:b w:val="0"/>
-        </w:rPr>
-        <w:t xml:space="preserve"> framework is required.</w:t>
+        <w:t>Reference example, not the only acceptable wording: Teacher explanation: Batch lengths 4, 4, 2; three updates per epoch, nine total updates and 30 example visits.</w:t>
       </w:r>
     </w:p>
     <w:p>
       <w:pPr>
-        <w:pStyle w:val="Heading3"/>
-      </w:pPr>
-      <w:r>
-        <w:t>Outcomes</w:t>
+        <w:pStyle w:val="Heading2"/>
+      </w:pPr>
+      <w:r>
+        <w:t>Pictured end goal</w:t>
       </w:r>
     </w:p>
     <w:p>
@@ -505,77 +481,35 @@
         <w:rPr>
           <w:b w:val="0"/>
         </w:rPr>
-        <w:t xml:space="preserve">Trace an </w:t>
+        <w:t xml:space="preserve">By the end, I can explain learned </w:t>
       </w:r>
       <w:r>
         <w:rPr>
           <w:b/>
         </w:rPr>
-        <w:t>input</w:t>
+        <w:t>representation</w:t>
       </w:r>
       <w:r>
         <w:rPr>
           <w:b w:val="0"/>
         </w:rPr>
-        <w:t xml:space="preserve"> through a hidden </w:t>
-      </w:r>
-      <w:r>
-        <w:rPr>
-          <w:b/>
-        </w:rPr>
-        <w:t>representation</w:t>
-      </w:r>
-      <w:r>
-        <w:rPr>
-          <w:b w:val="0"/>
-        </w:rPr>
-        <w:t xml:space="preserve"> and a decision rule</w:t>
+        <w:t>s using a traced example and a stated limitation.</w:t>
       </w:r>
     </w:p>
     <w:p>
       <w:pPr>
-        <w:spacing w:line="336" w:lineRule="auto" w:after="180"/>
-      </w:pPr>
-      <w:r>
-        <w:rPr>
-          <w:b w:val="0"/>
-        </w:rPr>
-        <w:t xml:space="preserve">Identify distinctions that a </w:t>
-      </w:r>
-      <w:r>
-        <w:rPr>
-          <w:b/>
-        </w:rPr>
-        <w:t>representation</w:t>
-      </w:r>
-      <w:r>
-        <w:rPr>
-          <w:b w:val="0"/>
-        </w:rPr>
-        <w:t xml:space="preserve"> preserves or loses</w:t>
+        <w:pStyle w:val="Heading2"/>
+      </w:pPr>
+      <w:r>
+        <w:t>Earlier wording, alternatives and picture transcripts · reference / check after trying</w:t>
       </w:r>
     </w:p>
     <w:p>
       <w:pPr>
-        <w:spacing w:line="336" w:lineRule="auto" w:after="180"/>
-      </w:pPr>
-      <w:r>
-        <w:rPr>
-          <w:b w:val="0"/>
-        </w:rPr>
-        <w:t xml:space="preserve">Separate a useful constructed feature from </w:t>
-      </w:r>
-      <w:r>
-        <w:rPr>
-          <w:b/>
-        </w:rPr>
-        <w:t>evidence</w:t>
-      </w:r>
-      <w:r>
-        <w:rPr>
-          <w:b w:val="0"/>
-        </w:rPr>
-        <w:t xml:space="preserve"> of successful learning</w:t>
+        <w:pStyle w:val="Heading3"/>
+      </w:pPr>
+      <w:r>
+        <w:t>Teach the learning cycle</w:t>
       </w:r>
     </w:p>
     <w:p>
@@ -583,48 +517,42 @@
         <w:pStyle w:val="Heading3"/>
       </w:pPr>
       <w:r>
-        <w:t>Preparation</w:t>
+        <w:t>Retrieval answer guidance</w:t>
       </w:r>
     </w:p>
     <w:p>
       <w:pPr>
-        <w:spacing w:line="336" w:lineRule="auto" w:after="180"/>
-      </w:pPr>
-      <w:r>
-        <w:rPr>
-          <w:b w:val="0"/>
-        </w:rPr>
-        <w:t>Printed lesson and workbook; paper and pencil</w:t>
+        <w:pStyle w:val="Heading3"/>
+      </w:pPr>
+      <w:r>
+        <w:t>Debugging shapes and gradients</w:t>
       </w:r>
     </w:p>
     <w:p>
       <w:pPr>
-        <w:spacing w:line="336" w:lineRule="auto" w:after="180"/>
-      </w:pPr>
-      <w:r>
-        <w:rPr>
-          <w:b w:val="0"/>
-        </w:rPr>
-        <w:t>Calculator and optional local Python 3 editor; no packages or AI accounts needed</w:t>
+        <w:pStyle w:val="Heading3"/>
+      </w:pPr>
+      <w:r>
+        <w:t>Regularisation and early stopping</w:t>
       </w:r>
     </w:p>
     <w:p>
       <w:pPr>
-        <w:spacing w:line="336" w:lineRule="auto" w:after="180"/>
-      </w:pPr>
-      <w:r>
-        <w:rPr>
-          <w:b w:val="0"/>
-        </w:rPr>
-        <w:t>Use the fictional examples supplied; prepare the fresh retry before class</w:t>
+        <w:pStyle w:val="Heading3"/>
+      </w:pPr>
+      <w:r>
+        <w:t>Batching and epochs</w:t>
       </w:r>
     </w:p>
     <w:p>
       <w:pPr>
-        <w:pStyle w:val="Heading3"/>
-      </w:pPr>
-      <w:r>
-        <w:t>Prerequisite answer</w:t>
+        <w:spacing w:line="336" w:lineRule="auto" w:after="180"/>
+      </w:pPr>
+      <w:r>
+        <w:rPr>
+          <w:b w:val="0"/>
+        </w:rPr>
+        <w:t>For the compact alternative schedule, use two 45-minute sessions. Begin with rectangle measurements and the explicit strict comparison. Distinguish the constructed layer from a genuinely fitted layer throughout.</w:t>
       </w:r>
     </w:p>
     <w:p>
@@ -635,7 +563,55 @@
         <w:rPr>
           <w:b w:val="0"/>
         </w:rPr>
-        <w:t>Different negative scores all become zero. Matching activations can hide an earlier error, so intermediate values need independent checks.</w:t>
+        <w:t xml:space="preserve">The key reasoning is the </w:t>
+      </w:r>
+      <w:r>
+        <w:rPr>
+          <w:b/>
+        </w:rPr>
+        <w:t>collision</w:t>
+      </w:r>
+      <w:r>
+        <w:rPr>
+          <w:b w:val="0"/>
+        </w:rPr>
+        <w:t xml:space="preserve"> argument: identical </w:t>
+      </w:r>
+      <w:r>
+        <w:rPr>
+          <w:b/>
+        </w:rPr>
+        <w:t>representation</w:t>
+      </w:r>
+      <w:r>
+        <w:rPr>
+          <w:b w:val="0"/>
+        </w:rPr>
+        <w:t xml:space="preserve">s force identical deterministic </w:t>
+      </w:r>
+      <w:r>
+        <w:rPr>
+          <w:b/>
+        </w:rPr>
+        <w:t>output</w:t>
+      </w:r>
+      <w:r>
+        <w:rPr>
+          <w:b w:val="0"/>
+        </w:rPr>
+        <w:t xml:space="preserve">s. No calculus, external AI account or full </w:t>
+      </w:r>
+      <w:r>
+        <w:rPr>
+          <w:b/>
+        </w:rPr>
+        <w:t>training</w:t>
+      </w:r>
+      <w:r>
+        <w:rPr>
+          <w:b w:val="0"/>
+        </w:rPr>
+        <w:t xml:space="preserve"> framework is required.</w:t>
       </w:r>
     </w:p>
     <w:p>
@@ -643,7 +619,7 @@
         <w:pStyle w:val="Heading3"/>
       </w:pPr>
       <w:r>
-        <w:t>End goal for the pictorial case</w:t>
+        <w:t>Outcomes</w:t>
       </w:r>
     </w:p>
     <w:p>
@@ -654,19 +630,31 @@
         <w:rPr>
           <w:b w:val="0"/>
         </w:rPr>
-        <w:t xml:space="preserve">By the end, I can explain learned </w:t>
+        <w:t xml:space="preserve">Trace an </w:t>
       </w:r>
       <w:r>
         <w:rPr>
           <w:b/>
         </w:rPr>
+        <w:t>input</w:t>
+      </w:r>
+      <w:r>
+        <w:rPr>
+          <w:b w:val="0"/>
+        </w:rPr>
+        <w:t xml:space="preserve"> through a hidden </w:t>
+      </w:r>
+      <w:r>
+        <w:rPr>
+          <w:b/>
+        </w:rPr>
         <w:t>representation</w:t>
       </w:r>
       <w:r>
         <w:rPr>
           <w:b w:val="0"/>
         </w:rPr>
-        <w:t>s using a traced example and a stated limitation.</w:t>
+        <w:t xml:space="preserve"> and a decision rule</w:t>
       </w:r>
     </w:p>
     <w:p>
@@ -677,20 +665,50 @@
         <w:rPr>
           <w:b w:val="0"/>
         </w:rPr>
-        <w:t>This added worked case illustrates the week’s main idea. Retain all original and connected topics; schedule its practice within the teaching cycle.</w:t>
+        <w:t xml:space="preserve">Identify distinctions that a </w:t>
+      </w:r>
+      <w:r>
+        <w:rPr>
+          <w:b/>
+        </w:rPr>
+        <w:t>representation</w:t>
+      </w:r>
+      <w:r>
+        <w:rPr>
+          <w:b w:val="0"/>
+        </w:rPr>
+        <w:t xml:space="preserve"> preserves or loses</w:t>
       </w:r>
     </w:p>
     <w:p>
       <w:pPr>
-        <w:pStyle w:val="Heading1"/>
-      </w:pPr>
-      <w:r>
-        <w:t>02. Explain and model the mechanism</w:t>
+        <w:spacing w:line="336" w:lineRule="auto" w:after="180"/>
+      </w:pPr>
+      <w:r>
+        <w:rPr>
+          <w:b w:val="0"/>
+        </w:rPr>
+        <w:t xml:space="preserve">Separate a useful constructed feature from </w:t>
+      </w:r>
+      <w:r>
+        <w:rPr>
+          <w:b/>
+        </w:rPr>
+        <w:t>evidence</w:t>
+      </w:r>
+      <w:r>
+        <w:rPr>
+          <w:b w:val="0"/>
+        </w:rPr>
+        <w:t xml:space="preserve"> of successful learning</w:t>
       </w:r>
     </w:p>
     <w:p>
-      <w:r>
-        <w:t>Model Learned representations using the supplied case, labelled mechanism and reasoning. Make the scope of each conclusion explicit.</w:t>
+      <w:pPr>
+        <w:pStyle w:val="Heading3"/>
+      </w:pPr>
+      <w:r>
+        <w:t>Preparation</w:t>
       </w:r>
     </w:p>
     <w:p>
@@ -698,30 +716,15 @@
         <w:pStyle w:val="Heading3"/>
       </w:pPr>
       <w:r>
-        <w:t>Explain Learned representations · 1</w:t>
+        <w:t>Prerequisite answer</w:t>
       </w:r>
     </w:p>
     <w:p>
       <w:pPr>
-        <w:spacing w:line="336" w:lineRule="auto" w:after="180"/>
-      </w:pPr>
-      <w:r>
-        <w:rPr>
-          <w:b w:val="0"/>
-        </w:rPr>
-        <w:t xml:space="preserve">Consider fictional rectangles with </w:t>
-      </w:r>
-      <w:r>
-        <w:rPr>
-          <w:b/>
-        </w:rPr>
-        <w:t>input</w:t>
-      </w:r>
-      <w:r>
-        <w:rPr>
-          <w:b w:val="0"/>
-        </w:rPr>
-        <w:t xml:space="preserve"> [width, height] in cm. The task is to identify rectangles whose width is strictly greater than height. The target is 1 for wider rectangles and 0 otherwise.</w:t>
+        <w:pStyle w:val="Heading3"/>
+      </w:pPr>
+      <w:r>
+        <w:t>End goal for the pictorial case</w:t>
       </w:r>
     </w:p>
     <w:p>
@@ -732,76 +735,28 @@
         <w:rPr>
           <w:b w:val="0"/>
         </w:rPr>
-        <w:t>A square therefore has target 0. This is an arithmetic teaching task, not a claim that a network is needed to measure rectangles.</w:t>
+        <w:t>This added worked case illustrates the week’s main idea. Retain all original and connected topics; schedule its practice within the teaching cycle.</w:t>
       </w:r>
     </w:p>
     <w:p>
       <w:pPr>
-        <w:spacing w:line="336" w:lineRule="auto" w:after="180"/>
-      </w:pPr>
-      <w:r>
-        <w:rPr>
-          <w:b w:val="0"/>
-        </w:rPr>
-        <w:t xml:space="preserve">Define two hidden units: h1 = ReLU(width - height) and h2 = ReLU(height - width). Their weight rows are [1, -1] and [-1, 1], with zero biases. The </w:t>
-      </w:r>
-      <w:r>
-        <w:rPr>
-          <w:b/>
-        </w:rPr>
-        <w:t>representation</w:t>
-      </w:r>
-      <w:r>
-        <w:rPr>
-          <w:b w:val="0"/>
-        </w:rPr>
-        <w:t xml:space="preserve"> h = [h1, h2] records excess width or excess height.</w:t>
+        <w:pStyle w:val="Heading1"/>
+      </w:pPr>
+      <w:r>
+        <w:t>02. Teach the target distinction before judging a representation</w:t>
       </w:r>
     </w:p>
     <w:p>
-      <w:pPr>
-        <w:spacing w:line="336" w:lineRule="auto" w:after="180"/>
-      </w:pPr>
-      <w:r>
-        <w:rPr>
-          <w:b w:val="0"/>
-        </w:rPr>
-        <w:t>Predict 1 when h1 &gt; 0; otherwise predict 0.</w:t>
+      <w:r>
+        <w:t>Main rectangle and pictured brightness encoders share a structure but name different measurements.</w:t>
       </w:r>
     </w:p>
     <w:p>
       <w:pPr>
-        <w:spacing w:line="336" w:lineRule="auto" w:after="180"/>
-      </w:pPr>
-      <w:r>
-        <w:rPr>
-          <w:b w:val="0"/>
-        </w:rPr>
-        <w:t xml:space="preserve">These weights were chosen by the lesson author. They demonstrate a </w:t>
-      </w:r>
-      <w:r>
-        <w:rPr>
-          <w:b/>
-        </w:rPr>
-        <w:t>representation</w:t>
-      </w:r>
-      <w:r>
-        <w:rPr>
-          <w:b w:val="0"/>
-        </w:rPr>
-        <w:t xml:space="preserve"> that could be implemented by a network, but no </w:t>
-      </w:r>
-      <w:r>
-        <w:rPr>
-          <w:b/>
-        </w:rPr>
-        <w:t>training</w:t>
-      </w:r>
-      <w:r>
-        <w:rPr>
-          <w:b w:val="0"/>
-        </w:rPr>
-        <w:t xml:space="preserve"> run has established that a model learned it.</w:t>
+        <w:pStyle w:val="Heading2"/>
+      </w:pPr>
+      <w:r>
+        <w:t>Main formulas,complete trace and guided key</w:t>
       </w:r>
     </w:p>
     <w:p>
@@ -812,19 +767,19 @@
         <w:rPr>
           <w:b w:val="0"/>
         </w:rPr>
-        <w:t xml:space="preserve">Learning would require adjusting parameters using </w:t>
+        <w:t xml:space="preserve">Consider fictional rectangles with </w:t>
       </w:r>
       <w:r>
         <w:rPr>
           <w:b/>
         </w:rPr>
-        <w:t>training</w:t>
+        <w:t>input</w:t>
       </w:r>
       <w:r>
         <w:rPr>
           <w:b w:val="0"/>
         </w:rPr>
-        <w:t xml:space="preserve"> data and recording the procedure.</w:t>
+        <w:t xml:space="preserve"> [width, height] in cm. The task is to identify rectangles whose width is strictly greater than height. The target is 1 for wider rectangles and 0 otherwise.</w:t>
       </w:r>
     </w:p>
     <w:p>
@@ -835,31 +790,7 @@
         <w:rPr>
           <w:b w:val="0"/>
         </w:rPr>
-        <w:t xml:space="preserve">A </w:t>
-      </w:r>
-      <w:r>
-        <w:rPr>
-          <w:b/>
-        </w:rPr>
-        <w:t>prediction</w:t>
-      </w:r>
-      <w:r>
-        <w:rPr>
-          <w:b w:val="0"/>
-        </w:rPr>
-        <w:t xml:space="preserve"> head is the computation that reads the hidden vector and produces an </w:t>
-      </w:r>
-      <w:r>
-        <w:rPr>
-          <w:b/>
-        </w:rPr>
-        <w:t>output</w:t>
-      </w:r>
-      <w:r>
-        <w:rPr>
-          <w:b w:val="0"/>
-        </w:rPr>
-        <w:t>. Keeping it separate lets us inspect what information is available before making a decision.</w:t>
+        <w:t>A square therefore has target 0. This is an arithmetic teaching task, not a claim that a network is needed to measure rectangles.</w:t>
       </w:r>
     </w:p>
     <w:p>
@@ -870,19 +801,19 @@
         <w:rPr>
           <w:b w:val="0"/>
         </w:rPr>
-        <w:t xml:space="preserve">This example assumes two finite, positive measurements in cm; it is not a general </w:t>
+        <w:t xml:space="preserve">Define two hidden units: h1 = ReLU(width - height) and h2 = ReLU(height - width). Their weight rows are [1, -1] and [-1, 1], with zero biases. The </w:t>
       </w:r>
       <w:r>
         <w:rPr>
           <w:b/>
         </w:rPr>
-        <w:t>input</w:t>
+        <w:t>representation</w:t>
       </w:r>
       <w:r>
         <w:rPr>
           <w:b w:val="0"/>
         </w:rPr>
-        <w:t xml:space="preserve"> validator.</w:t>
+        <w:t xml:space="preserve"> h = [h1, h2] records excess width or excess height.</w:t>
       </w:r>
     </w:p>
     <w:p>
@@ -893,7 +824,7 @@
         <w:rPr>
           <w:b w:val="0"/>
         </w:rPr>
-        <w:t>The raw difference width - height can be recovered as h1 - h2. The original width and height cannot in general be recovered: many rectangles share a difference.</w:t>
+        <w:t>Predict 1 when h1 &gt; 0; otherwise predict 0.</w:t>
       </w:r>
     </w:p>
     <w:p>
@@ -904,6 +835,133 @@
         <w:rPr>
           <w:b w:val="0"/>
         </w:rPr>
+        <w:t xml:space="preserve">These weights were chosen by the lesson author. They demonstrate a </w:t>
+      </w:r>
+      <w:r>
+        <w:rPr>
+          <w:b/>
+        </w:rPr>
+        <w:t>representation</w:t>
+      </w:r>
+      <w:r>
+        <w:rPr>
+          <w:b w:val="0"/>
+        </w:rPr>
+        <w:t xml:space="preserve"> that could be implemented by a network, but no </w:t>
+      </w:r>
+      <w:r>
+        <w:rPr>
+          <w:b/>
+        </w:rPr>
+        <w:t>training</w:t>
+      </w:r>
+      <w:r>
+        <w:rPr>
+          <w:b w:val="0"/>
+        </w:rPr>
+        <w:t xml:space="preserve"> run has established that a model learned it.</w:t>
+      </w:r>
+    </w:p>
+    <w:p>
+      <w:pPr>
+        <w:spacing w:line="336" w:lineRule="auto" w:after="180"/>
+      </w:pPr>
+      <w:r>
+        <w:rPr>
+          <w:b w:val="0"/>
+        </w:rPr>
+        <w:t xml:space="preserve">Learning would require adjusting parameters using </w:t>
+      </w:r>
+      <w:r>
+        <w:rPr>
+          <w:b/>
+        </w:rPr>
+        <w:t>training</w:t>
+      </w:r>
+      <w:r>
+        <w:rPr>
+          <w:b w:val="0"/>
+        </w:rPr>
+        <w:t xml:space="preserve"> data and recording the procedure.</w:t>
+      </w:r>
+    </w:p>
+    <w:p>
+      <w:pPr>
+        <w:spacing w:line="336" w:lineRule="auto" w:after="180"/>
+      </w:pPr>
+      <w:r>
+        <w:rPr>
+          <w:b w:val="0"/>
+        </w:rPr>
+        <w:t xml:space="preserve">A </w:t>
+      </w:r>
+      <w:r>
+        <w:rPr>
+          <w:b/>
+        </w:rPr>
+        <w:t>prediction</w:t>
+      </w:r>
+      <w:r>
+        <w:rPr>
+          <w:b w:val="0"/>
+        </w:rPr>
+        <w:t xml:space="preserve"> head is the computation that reads the hidden vector and produces an </w:t>
+      </w:r>
+      <w:r>
+        <w:rPr>
+          <w:b/>
+        </w:rPr>
+        <w:t>output</w:t>
+      </w:r>
+      <w:r>
+        <w:rPr>
+          <w:b w:val="0"/>
+        </w:rPr>
+        <w:t>. Keeping it separate lets us inspect what information is available before making a decision.</w:t>
+      </w:r>
+    </w:p>
+    <w:p>
+      <w:pPr>
+        <w:spacing w:line="336" w:lineRule="auto" w:after="180"/>
+      </w:pPr>
+      <w:r>
+        <w:rPr>
+          <w:b w:val="0"/>
+        </w:rPr>
+        <w:t xml:space="preserve">This example assumes two finite, positive measurements in cm; it is not a general </w:t>
+      </w:r>
+      <w:r>
+        <w:rPr>
+          <w:b/>
+        </w:rPr>
+        <w:t>input</w:t>
+      </w:r>
+      <w:r>
+        <w:rPr>
+          <w:b w:val="0"/>
+        </w:rPr>
+        <w:t xml:space="preserve"> validator.</w:t>
+      </w:r>
+    </w:p>
+    <w:p>
+      <w:pPr>
+        <w:spacing w:line="336" w:lineRule="auto" w:after="180"/>
+      </w:pPr>
+      <w:r>
+        <w:rPr>
+          <w:b w:val="0"/>
+        </w:rPr>
+        <w:t>The raw difference width - height can be recovered as h1 - h2. The original width and height cannot in general be recovered: many rectangles share a difference.</w:t>
+      </w:r>
+    </w:p>
+    <w:p>
+      <w:pPr>
+        <w:spacing w:line="336" w:lineRule="auto" w:after="180"/>
+      </w:pPr>
+      <w:r>
+        <w:rPr>
+          <w:b w:val="0"/>
+        </w:rPr>
         <w:t xml:space="preserve">Two hidden components do not guarantee preservation of two </w:t>
       </w:r>
       <w:r>
@@ -917,6 +975,997 @@
           <w:b w:val="0"/>
         </w:rPr>
         <w:t xml:space="preserve"> components.</w:t>
+      </w:r>
+    </w:p>
+    <w:tbl>
+      <w:tblPr>
+        <w:tblStyle w:val="LightShading-Accent1"/>
+        <w:tblW w:type="auto" w:w="0"/>
+        <w:tblLook w:firstColumn="1" w:firstRow="1" w:lastColumn="0" w:lastRow="0" w:noHBand="0" w:noVBand="1" w:val="04A0"/>
+      </w:tblPr>
+      <w:tblGrid>
+        <w:gridCol w:w="2045"/>
+        <w:gridCol w:w="2045"/>
+        <w:gridCol w:w="2045"/>
+        <w:gridCol w:w="2045"/>
+        <w:gridCol w:w="2045"/>
+      </w:tblGrid>
+      <w:tr>
+        <w:trPr>
+          <w:tblHeader/>
+        </w:trPr>
+        <w:tc>
+          <w:tcPr>
+            <w:tcW w:type="dxa" w:w="2045"/>
+          </w:tcPr>
+          <w:p>
+            <w:r>
+              <w:t>Input[width, height]in cm</w:t>
+            </w:r>
+          </w:p>
+        </w:tc>
+        <w:tc>
+          <w:tcPr>
+            <w:tcW w:type="dxa" w:w="2045"/>
+          </w:tcPr>
+          <w:p>
+            <w:r>
+              <w:t>Scores[width−height, height−width]</w:t>
+            </w:r>
+          </w:p>
+        </w:tc>
+        <w:tc>
+          <w:tcPr>
+            <w:tcW w:type="dxa" w:w="2045"/>
+          </w:tcPr>
+          <w:p>
+            <w:r>
+              <w:t>Hidden hafterReLU</w:t>
+            </w:r>
+          </w:p>
+        </w:tc>
+        <w:tc>
+          <w:tcPr>
+            <w:tcW w:type="dxa" w:w="2045"/>
+          </w:tcPr>
+          <w:p>
+            <w:r>
+              <w:t>Wider prediction</w:t>
+            </w:r>
+          </w:p>
+        </w:tc>
+        <w:tc>
+          <w:tcPr>
+            <w:tcW w:type="dxa" w:w="2045"/>
+          </w:tcPr>
+          <w:p>
+            <w:r>
+              <w:t>Area in cm²</w:t>
+            </w:r>
+          </w:p>
+        </w:tc>
+      </w:tr>
+      <w:tr>
+        <w:tc>
+          <w:tcPr>
+            <w:tcW w:type="dxa" w:w="2045"/>
+          </w:tcPr>
+          <w:p>
+            <w:r>
+              <w:t>[4, 2]</w:t>
+            </w:r>
+          </w:p>
+        </w:tc>
+        <w:tc>
+          <w:tcPr>
+            <w:tcW w:type="dxa" w:w="2045"/>
+          </w:tcPr>
+          <w:p>
+            <w:r>
+              <w:t>[2, −2]</w:t>
+            </w:r>
+          </w:p>
+        </w:tc>
+        <w:tc>
+          <w:tcPr>
+            <w:tcW w:type="dxa" w:w="2045"/>
+          </w:tcPr>
+          <w:p>
+            <w:r>
+              <w:t>[2, 0]</w:t>
+            </w:r>
+          </w:p>
+        </w:tc>
+        <w:tc>
+          <w:tcPr>
+            <w:tcW w:type="dxa" w:w="2045"/>
+          </w:tcPr>
+          <w:p>
+            <w:r>
+              <w:t>1</w:t>
+            </w:r>
+          </w:p>
+        </w:tc>
+        <w:tc>
+          <w:tcPr>
+            <w:tcW w:type="dxa" w:w="2045"/>
+          </w:tcPr>
+          <w:p>
+            <w:r>
+              <w:t>8</w:t>
+            </w:r>
+          </w:p>
+        </w:tc>
+      </w:tr>
+      <w:tr>
+        <w:tc>
+          <w:tcPr>
+            <w:tcW w:type="dxa" w:w="2045"/>
+          </w:tcPr>
+          <w:p>
+            <w:r>
+              <w:t>[2, 4]</w:t>
+            </w:r>
+          </w:p>
+        </w:tc>
+        <w:tc>
+          <w:tcPr>
+            <w:tcW w:type="dxa" w:w="2045"/>
+          </w:tcPr>
+          <w:p>
+            <w:r>
+              <w:t>[−2, 2]</w:t>
+            </w:r>
+          </w:p>
+        </w:tc>
+        <w:tc>
+          <w:tcPr>
+            <w:tcW w:type="dxa" w:w="2045"/>
+          </w:tcPr>
+          <w:p>
+            <w:r>
+              <w:t>[0, 2]</w:t>
+            </w:r>
+          </w:p>
+        </w:tc>
+        <w:tc>
+          <w:tcPr>
+            <w:tcW w:type="dxa" w:w="2045"/>
+          </w:tcPr>
+          <w:p>
+            <w:r>
+              <w:t>0</w:t>
+            </w:r>
+          </w:p>
+        </w:tc>
+        <w:tc>
+          <w:tcPr>
+            <w:tcW w:type="dxa" w:w="2045"/>
+          </w:tcPr>
+          <w:p>
+            <w:r>
+              <w:t>8</w:t>
+            </w:r>
+          </w:p>
+        </w:tc>
+      </w:tr>
+      <w:tr>
+        <w:tc>
+          <w:tcPr>
+            <w:tcW w:type="dxa" w:w="2045"/>
+          </w:tcPr>
+          <w:p>
+            <w:r>
+              <w:t>[3, 3]</w:t>
+            </w:r>
+          </w:p>
+        </w:tc>
+        <w:tc>
+          <w:tcPr>
+            <w:tcW w:type="dxa" w:w="2045"/>
+          </w:tcPr>
+          <w:p>
+            <w:r>
+              <w:t>[0, 0]</w:t>
+            </w:r>
+          </w:p>
+        </w:tc>
+        <w:tc>
+          <w:tcPr>
+            <w:tcW w:type="dxa" w:w="2045"/>
+          </w:tcPr>
+          <w:p>
+            <w:r>
+              <w:t>[0, 0]</w:t>
+            </w:r>
+          </w:p>
+        </w:tc>
+        <w:tc>
+          <w:tcPr>
+            <w:tcW w:type="dxa" w:w="2045"/>
+          </w:tcPr>
+          <w:p>
+            <w:r>
+              <w:t>0</w:t>
+            </w:r>
+          </w:p>
+        </w:tc>
+        <w:tc>
+          <w:tcPr>
+            <w:tcW w:type="dxa" w:w="2045"/>
+          </w:tcPr>
+          <w:p>
+            <w:r>
+              <w:t>9</w:t>
+            </w:r>
+          </w:p>
+        </w:tc>
+      </w:tr>
+      <w:tr>
+        <w:tc>
+          <w:tcPr>
+            <w:tcW w:type="dxa" w:w="2045"/>
+          </w:tcPr>
+          <w:p>
+            <w:r>
+              <w:t>[5, 3]</w:t>
+            </w:r>
+          </w:p>
+        </w:tc>
+        <w:tc>
+          <w:tcPr>
+            <w:tcW w:type="dxa" w:w="2045"/>
+          </w:tcPr>
+          <w:p>
+            <w:r>
+              <w:t>[2, −2]</w:t>
+            </w:r>
+          </w:p>
+        </w:tc>
+        <w:tc>
+          <w:tcPr>
+            <w:tcW w:type="dxa" w:w="2045"/>
+          </w:tcPr>
+          <w:p>
+            <w:r>
+              <w:t>[2, 0]</w:t>
+            </w:r>
+          </w:p>
+        </w:tc>
+        <w:tc>
+          <w:tcPr>
+            <w:tcW w:type="dxa" w:w="2045"/>
+          </w:tcPr>
+          <w:p>
+            <w:r>
+              <w:t>1</w:t>
+            </w:r>
+          </w:p>
+        </w:tc>
+        <w:tc>
+          <w:tcPr>
+            <w:tcW w:type="dxa" w:w="2045"/>
+          </w:tcPr>
+          <w:p>
+            <w:r>
+              <w:t>15</w:t>
+            </w:r>
+          </w:p>
+        </w:tc>
+      </w:tr>
+    </w:tbl>
+    <w:p>
+      <w:pPr>
+        <w:spacing w:line="336" w:lineRule="auto" w:after="180"/>
+      </w:pPr>
+      <w:r>
+        <w:rPr>
+          <w:b w:val="0"/>
+        </w:rPr>
+        <w:t>A collision means different original inputs share the same h. Whether that matters depends on the target. Rectangles[4, 2]and[5, 3]both should receive wider-label 1, so their collision does not obstruct that comparison. Their required areas 8 and15 differ, so a deterministic area head receiving only h cannot return both exactly. Keeping two hidden components did not preserve the original two measurements.</w:t>
+      </w:r>
+    </w:p>
+    <w:p>
+      <w:pPr>
+        <w:spacing w:line="336" w:lineRule="auto" w:after="180"/>
+      </w:pPr>
+      <w:r>
+        <w:rPr>
+          <w:b w:val="0"/>
+        </w:rPr>
+        <w:t>This is an algebraic property of the supplied encoder, not a measured learned feature or generalization result.</w:t>
+      </w:r>
+    </w:p>
+    <w:p>
+      <w:pPr>
+        <w:spacing w:line="336" w:lineRule="auto" w:after="180"/>
+      </w:pPr>
+      <w:r>
+        <w:rPr>
+          <w:b w:val="0"/>
+        </w:rPr>
+        <w:t>Guided: [6, 4] and [7, 5] both encode as [2, 0], predict 1 and have areas 24 and 35 square cm. A deterministic head using only h cannot recover both exact areas.</w:t>
+      </w:r>
+    </w:p>
+    <w:p>
+      <w:pPr>
+        <w:spacing w:line="336" w:lineRule="auto" w:after="180"/>
+      </w:pPr>
+      <w:r>
+        <w:rPr>
+          <w:b w:val="0"/>
+        </w:rPr>
+        <w:t xml:space="preserve">Exit: hand-chosen weights are not </w:t>
+      </w:r>
+      <w:r>
+        <w:rPr>
+          <w:b/>
+        </w:rPr>
+        <w:t>evidence</w:t>
+      </w:r>
+      <w:r>
+        <w:rPr>
+          <w:b w:val="0"/>
+        </w:rPr>
+        <w:t xml:space="preserve"> of learning, and correct comparison labels do not establish area </w:t>
+      </w:r>
+      <w:r>
+        <w:rPr>
+          <w:b/>
+        </w:rPr>
+        <w:t>prediction</w:t>
+      </w:r>
+      <w:r>
+        <w:rPr>
+          <w:b w:val="0"/>
+        </w:rPr>
+        <w:t xml:space="preserve">. Test the </w:t>
+      </w:r>
+      <w:r>
+        <w:rPr>
+          <w:b/>
+        </w:rPr>
+        <w:t>collision</w:t>
+      </w:r>
+      <w:r>
+        <w:rPr>
+          <w:b w:val="0"/>
+        </w:rPr>
+        <w:t xml:space="preserve"> [4, 2] versus [5, 3], with areas 8 and 15.</w:t>
+      </w:r>
+    </w:p>
+    <w:p>
+      <w:pPr>
+        <w:pStyle w:val="Heading2"/>
+      </w:pPr>
+      <w:r>
+        <w:t>Scale-matched collision and complete information repair</w:t>
+      </w:r>
+    </w:p>
+    <w:p>
+      <w:r>
+        <w:drawing>
+          <wp:inline xmlns:a="http://schemas.openxmlformats.org/drawingml/2006/main" xmlns:pic="http://schemas.openxmlformats.org/drawingml/2006/picture">
+            <wp:extent cx="5486400" cy="2641600"/>
+            <wp:docPr id="1" name="Picture 1" descr="Rectangles drawn at the same cm scale. Width4,height2has area8cm²; width5,height3has area15cm². Both encode as h[2,0]under excess-width/excess-height ReLU coordinates. Both wider targets are1,but an area head receiving only this shared vector cannot produce both required areas."/>
+            <wp:cNvGraphicFramePr>
+              <a:graphicFrameLocks noChangeAspect="1"/>
+            </wp:cNvGraphicFramePr>
+            <a:graphic>
+              <a:graphicData uri="http://schemas.openxmlformats.org/drawingml/2006/picture">
+                <pic:pic>
+                  <pic:nvPicPr>
+                    <pic:cNvPr id="0" name="ai-5-19-representation-collision.png"/>
+                    <pic:cNvPicPr/>
+                  </pic:nvPicPr>
+                  <pic:blipFill>
+                    <a:blip r:embed="rId9"/>
+                    <a:stretch>
+                      <a:fillRect/>
+                    </a:stretch>
+                  </pic:blipFill>
+                  <pic:spPr>
+                    <a:xfrm>
+                      <a:off x="0" y="0"/>
+                      <a:ext cx="5486400" cy="2641600"/>
+                    </a:xfrm>
+                    <a:prstGeom prst="rect"/>
+                  </pic:spPr>
+                </pic:pic>
+              </a:graphicData>
+            </a:graphic>
+          </wp:inline>
+        </w:drawing>
+      </w:r>
+    </w:p>
+    <w:tbl>
+      <w:tblPr>
+        <w:tblStyle w:val="LightShading-Accent1"/>
+        <w:tblW w:type="auto" w:w="0"/>
+        <w:tblLook w:firstColumn="1" w:firstRow="1" w:lastColumn="0" w:lastRow="0" w:noHBand="0" w:noVBand="1" w:val="04A0"/>
+      </w:tblPr>
+      <w:tblGrid>
+        <w:gridCol w:w="5112"/>
+        <w:gridCol w:w="5112"/>
+      </w:tblGrid>
+      <w:tr>
+        <w:trPr>
+          <w:tblHeader/>
+        </w:trPr>
+        <w:tc>
+          <w:tcPr>
+            <w:tcW w:type="dxa" w:w="5112"/>
+          </w:tcPr>
+          <w:p>
+            <w:r>
+              <w:t>Complete rectangle repair</w:t>
+            </w:r>
+          </w:p>
+        </w:tc>
+        <w:tc>
+          <w:tcPr>
+            <w:tcW w:type="dxa" w:w="5112"/>
+          </w:tcPr>
+          <w:p>
+            <w:r>
+              <w:t>Information / result</w:t>
+            </w:r>
+          </w:p>
+        </w:tc>
+      </w:tr>
+      <w:tr>
+        <w:tc>
+          <w:tcPr>
+            <w:tcW w:type="dxa" w:w="5112"/>
+          </w:tcPr>
+          <w:p>
+            <w:r>
+              <w:t>Original h=[excess width, excess height]</w:t>
+            </w:r>
+          </w:p>
+        </w:tc>
+        <w:tc>
+          <w:tcPr>
+            <w:tcW w:type="dxa" w:w="5112"/>
+          </w:tcPr>
+          <w:p>
+            <w:r>
+              <w:t>Recovers difference d=h1−h2, but not size</w:t>
+            </w:r>
+          </w:p>
+        </w:tc>
+      </w:tr>
+      <w:tr>
+        <w:tc>
+          <w:tcPr>
+            <w:tcW w:type="dxa" w:w="5112"/>
+          </w:tcPr>
+          <w:p>
+            <w:r>
+              <w:t>Only sum s=width+height</w:t>
+            </w:r>
+          </w:p>
+        </w:tc>
+        <w:tc>
+          <w:tcPr>
+            <w:tcW w:type="dxa" w:w="5112"/>
+          </w:tcPr>
+          <w:p>
+            <w:r>
+              <w:t>[4, 2]and[2, 4]both s6 but wider targets 1/0; sum alone fails that task</w:t>
+            </w:r>
+          </w:p>
+        </w:tc>
+      </w:tr>
+      <w:tr>
+        <w:tc>
+          <w:tcPr>
+            <w:tcW w:type="dxa" w:w="5112"/>
+          </w:tcPr>
+          <w:p>
+            <w:r>
+              <w:t>Retain hplus s</w:t>
+            </w:r>
+          </w:p>
+        </w:tc>
+        <w:tc>
+          <w:tcPr>
+            <w:tcW w:type="dxa" w:w="5112"/>
+          </w:tcPr>
+          <w:p>
+            <w:r>
+              <w:t>width=(s+d)/2, height=(s−d)/2</w:t>
+            </w:r>
+          </w:p>
+        </w:tc>
+      </w:tr>
+      <w:tr>
+        <w:tc>
+          <w:tcPr>
+            <w:tcW w:type="dxa" w:w="5112"/>
+          </w:tcPr>
+          <w:p>
+            <w:r>
+              <w:t>h[2, 0], s6</w:t>
+            </w:r>
+          </w:p>
+        </w:tc>
+        <w:tc>
+          <w:tcPr>
+            <w:tcW w:type="dxa" w:w="5112"/>
+          </w:tcPr>
+          <w:p>
+            <w:r>
+              <w:t>d2, width 4, height 2, area 8</w:t>
+            </w:r>
+          </w:p>
+        </w:tc>
+      </w:tr>
+      <w:tr>
+        <w:tc>
+          <w:tcPr>
+            <w:tcW w:type="dxa" w:w="5112"/>
+          </w:tcPr>
+          <w:p>
+            <w:r>
+              <w:t>Sameh[2, 0], s8</w:t>
+            </w:r>
+          </w:p>
+        </w:tc>
+        <w:tc>
+          <w:tcPr>
+            <w:tcW w:type="dxa" w:w="5112"/>
+          </w:tcPr>
+          <w:p>
+            <w:r>
+              <w:t>d2, width 5, height 3, area 15</w:t>
+            </w:r>
+          </w:p>
+        </w:tc>
+      </w:tr>
+      <w:tr>
+        <w:tc>
+          <w:tcPr>
+            <w:tcW w:type="dxa" w:w="5112"/>
+          </w:tcPr>
+          <w:p>
+            <w:r>
+              <w:t>Scope</w:t>
+            </w:r>
+          </w:p>
+        </w:tc>
+        <w:tc>
+          <w:tcPr>
+            <w:tcW w:type="dxa" w:w="5112"/>
+          </w:tcPr>
+          <w:p>
+            <w:r>
+              <w:t>Exact valid compatible measurements; algebraic recovery is not proof of successful training or noisy-data generalization</w:t>
+            </w:r>
+          </w:p>
+        </w:tc>
+      </w:tr>
+    </w:tbl>
+    <w:p>
+      <w:pPr>
+        <w:pStyle w:val="Heading2"/>
+      </w:pPr>
+      <w:r>
+        <w:t>Separate brightness facts and scope</w:t>
+      </w:r>
+    </w:p>
+    <w:p>
+      <w:pPr>
+        <w:spacing w:line="336" w:lineRule="auto" w:after="180"/>
+      </w:pPr>
+      <w:r>
+        <w:rPr>
+          <w:b w:val="0"/>
+        </w:rPr>
+        <w:t xml:space="preserve">See when a </w:t>
+      </w:r>
+      <w:r>
+        <w:rPr>
+          <w:b/>
+        </w:rPr>
+        <w:t>representation</w:t>
+      </w:r>
+      <w:r>
+        <w:rPr>
+          <w:b w:val="0"/>
+        </w:rPr>
+        <w:t xml:space="preserve"> preserves a distinction and when it destroys it.</w:t>
+      </w:r>
+    </w:p>
+    <w:p>
+      <w:pPr>
+        <w:spacing w:line="336" w:lineRule="auto" w:after="180"/>
+      </w:pPr>
+      <w:r>
+        <w:rPr>
+          <w:b w:val="0"/>
+        </w:rPr>
+        <w:t xml:space="preserve">Toy </w:t>
+      </w:r>
+      <w:r>
+        <w:rPr>
+          <w:b/>
+        </w:rPr>
+        <w:t>input</w:t>
+      </w:r>
+      <w:r>
+        <w:rPr>
+          <w:b w:val="0"/>
+        </w:rPr>
+        <w:t xml:space="preserve"> [left, right]; </w:t>
+      </w:r>
+      <w:r>
+        <w:rPr>
+          <w:b/>
+        </w:rPr>
+        <w:t>representation</w:t>
+      </w:r>
+      <w:r>
+        <w:rPr>
+          <w:b w:val="0"/>
+        </w:rPr>
+        <w:t xml:space="preserve"> h=[ReLU(left-right), ReLU(right-left)]. A=[5, 2]; B=[2, 5]; target is left-brighter versus right-brighter.</w:t>
+      </w:r>
+    </w:p>
+    <w:p>
+      <w:pPr>
+        <w:spacing w:line="336" w:lineRule="auto" w:after="180"/>
+      </w:pPr>
+      <w:r>
+        <w:rPr>
+          <w:b w:val="0"/>
+        </w:rPr>
+        <w:t xml:space="preserve">All </w:t>
+      </w:r>
+      <w:r>
+        <w:rPr>
+          <w:b/>
+        </w:rPr>
+        <w:t>input</w:t>
+      </w:r>
+      <w:r>
+        <w:rPr>
+          <w:b w:val="0"/>
+        </w:rPr>
+        <w:t>s and outcomes in this worked example are invented classroom data; no real model run is claimed.</w:t>
+      </w:r>
+    </w:p>
+    <w:p>
+      <w:pPr>
+        <w:spacing w:line="336" w:lineRule="auto" w:after="180"/>
+      </w:pPr>
+      <w:r>
+        <w:rPr>
+          <w:b w:val="0"/>
+        </w:rPr>
+        <w:t>The picture uses left/right brightness, not rectangle dimensions. A[5, 2]encodes[3, 0], B[2, 5]encodes[0, 3]. Their ordered vectors preserve which side is brighter. Passing only h1+h2 gives3 for both and loses the target direction, so no deterministic sum-only head can assign both different labels correctly. Keeping both ordered values restores this available distinction for this pair.</w:t>
+      </w:r>
+    </w:p>
+    <w:p>
+      <w:pPr>
+        <w:spacing w:line="336" w:lineRule="auto" w:after="180"/>
+      </w:pPr>
+      <w:r>
+        <w:rPr>
+          <w:b w:val="0"/>
+        </w:rPr>
+        <w:t>These weights are hand-selected; no trained vision model is claimed.</w:t>
+      </w:r>
+    </w:p>
+    <w:p>
+      <w:pPr>
+        <w:pStyle w:val="Heading2"/>
+      </w:pPr>
+      <w:r>
+        <w:t>Trace ordered information versus collapsed sum</w:t>
+      </w:r>
+    </w:p>
+    <w:p>
+      <w:r>
+        <w:drawing>
+          <wp:inline xmlns:a="http://schemas.openxmlformats.org/drawingml/2006/main" xmlns:pic="http://schemas.openxmlformats.org/drawingml/2006/picture">
+            <wp:extent cx="5486400" cy="3182112"/>
+            <wp:docPr id="2" name="Picture 2" descr="Encode A: A becomes [3, 0], with left brighter. → Encode B: B becomes [0, 3], with right brighter. → Compare collapsed summary: If the head receives only h1+h2, both become 3 and the target distinction is lost."/>
+            <wp:cNvGraphicFramePr>
+              <a:graphicFrameLocks noChangeAspect="1"/>
+            </wp:cNvGraphicFramePr>
+            <a:graphic>
+              <a:graphicData uri="http://schemas.openxmlformats.org/drawingml/2006/picture">
+                <pic:pic>
+                  <pic:nvPicPr>
+                    <pic:cNvPr id="0" name="academy-story-ai-5-19-02.png"/>
+                    <pic:cNvPicPr/>
+                  </pic:nvPicPr>
+                  <pic:blipFill>
+                    <a:blip r:embed="rId10"/>
+                    <a:stretch>
+                      <a:fillRect/>
+                    </a:stretch>
+                  </pic:blipFill>
+                  <pic:spPr>
+                    <a:xfrm>
+                      <a:off x="0" y="0"/>
+                      <a:ext cx="5486400" cy="3182112"/>
+                    </a:xfrm>
+                    <a:prstGeom prst="rect"/>
+                  </pic:spPr>
+                </pic:pic>
+              </a:graphicData>
+            </a:graphic>
+          </wp:inline>
+        </w:drawing>
+      </w:r>
+    </w:p>
+    <w:p>
+      <w:pPr>
+        <w:pStyle w:val="Heading3"/>
+      </w:pPr>
+      <w:r>
+        <w:t>Read the picture one step at a time</w:t>
+      </w:r>
+    </w:p>
+    <w:tbl>
+      <w:tblPr>
+        <w:tblStyle w:val="LightShading-Accent1"/>
+        <w:tblW w:type="auto" w:w="0"/>
+        <w:tblLook w:firstColumn="1" w:firstRow="1" w:lastColumn="0" w:lastRow="0" w:noHBand="0" w:noVBand="1" w:val="04A0"/>
+      </w:tblPr>
+      <w:tblGrid>
+        <w:gridCol w:w="5112"/>
+        <w:gridCol w:w="5112"/>
+      </w:tblGrid>
+      <w:tr>
+        <w:trPr>
+          <w:tblHeader/>
+        </w:trPr>
+        <w:tc>
+          <w:tcPr>
+            <w:tcW w:type="dxa" w:w="5112"/>
+          </w:tcPr>
+          <w:p>
+            <w:r>
+              <w:t>Step</w:t>
+            </w:r>
+          </w:p>
+        </w:tc>
+        <w:tc>
+          <w:tcPr>
+            <w:tcW w:type="dxa" w:w="5112"/>
+          </w:tcPr>
+          <w:p>
+            <w:r>
+              <w:t>What happens and why</w:t>
+            </w:r>
+          </w:p>
+        </w:tc>
+      </w:tr>
+      <w:tr>
+        <w:tc>
+          <w:tcPr>
+            <w:tcW w:type="dxa" w:w="5112"/>
+          </w:tcPr>
+          <w:p>
+            <w:r>
+              <w:t>1. Encode A</w:t>
+            </w:r>
+          </w:p>
+        </w:tc>
+        <w:tc>
+          <w:tcPr>
+            <w:tcW w:type="dxa" w:w="5112"/>
+          </w:tcPr>
+          <w:p>
+            <w:r>
+              <w:t>A becomes [3, 0], with left brighter.</w:t>
+            </w:r>
+          </w:p>
+        </w:tc>
+      </w:tr>
+      <w:tr>
+        <w:tc>
+          <w:tcPr>
+            <w:tcW w:type="dxa" w:w="5112"/>
+          </w:tcPr>
+          <w:p>
+            <w:r>
+              <w:t>2. Encode B</w:t>
+            </w:r>
+          </w:p>
+        </w:tc>
+        <w:tc>
+          <w:tcPr>
+            <w:tcW w:type="dxa" w:w="5112"/>
+          </w:tcPr>
+          <w:p>
+            <w:r>
+              <w:t>B becomes [0, 3], with right brighter.</w:t>
+            </w:r>
+          </w:p>
+        </w:tc>
+      </w:tr>
+      <w:tr>
+        <w:tc>
+          <w:tcPr>
+            <w:tcW w:type="dxa" w:w="5112"/>
+          </w:tcPr>
+          <w:p>
+            <w:r>
+              <w:t>3. Compare collapsed summary</w:t>
+            </w:r>
+          </w:p>
+        </w:tc>
+        <w:tc>
+          <w:tcPr>
+            <w:tcW w:type="dxa" w:w="5112"/>
+          </w:tcPr>
+          <w:p>
+            <w:r>
+              <w:t>If the head receives only h1+h2, both become 3 and the target distinction is lost.</w:t>
+            </w:r>
+          </w:p>
+        </w:tc>
+      </w:tr>
+    </w:tbl>
+    <w:p>
+      <w:r>
+        <w:t>Match each pictured step to the supplied facts. This is a worked teaching case, not an independent assessment.</w:t>
+      </w:r>
+    </w:p>
+    <w:p>
+      <w:pPr>
+        <w:spacing w:line="336" w:lineRule="auto" w:after="180"/>
+      </w:pPr>
+      <w:r>
+        <w:rPr>
+          <w:b w:val="0"/>
+        </w:rPr>
+        <w:t xml:space="preserve">A hidden </w:t>
+      </w:r>
+      <w:r>
+        <w:rPr>
+          <w:b/>
+        </w:rPr>
+        <w:t>representation</w:t>
+      </w:r>
+      <w:r>
+        <w:rPr>
+          <w:b w:val="0"/>
+        </w:rPr>
+        <w:t xml:space="preserve"> decides which distinctions remain available to an </w:t>
+      </w:r>
+      <w:r>
+        <w:rPr>
+          <w:b/>
+        </w:rPr>
+        <w:t>output</w:t>
+      </w:r>
+      <w:r>
+        <w:rPr>
+          <w:b w:val="0"/>
+        </w:rPr>
+        <w:t xml:space="preserve"> head. These two hidden coordinates preserve whether the left or right side is brighter.</w:t>
+      </w:r>
+    </w:p>
+    <w:p>
+      <w:pPr>
+        <w:spacing w:line="336" w:lineRule="auto" w:after="180"/>
+      </w:pPr>
+      <w:r>
+        <w:rPr>
+          <w:b w:val="0"/>
+        </w:rPr>
+        <w:t xml:space="preserve">Adding them discards that direction and gives both examples the same scalar. A deterministic head cannot assign different labels to identical </w:t>
+      </w:r>
+      <w:r>
+        <w:rPr>
+          <w:b/>
+        </w:rPr>
+        <w:t>input</w:t>
+      </w:r>
+      <w:r>
+        <w:rPr>
+          <w:b w:val="0"/>
+        </w:rPr>
+        <w:t>s; retain the distinction or change the task.</w:t>
+      </w:r>
+    </w:p>
+    <w:p>
+      <w:pPr>
+        <w:spacing w:line="336" w:lineRule="auto" w:after="180"/>
+      </w:pPr>
+      <w:r>
+        <w:rPr>
+          <w:b w:val="0"/>
+        </w:rPr>
+        <w:t xml:space="preserve">This is a hand-chosen </w:t>
+      </w:r>
+      <w:r>
+        <w:rPr>
+          <w:b/>
+        </w:rPr>
+        <w:t>representation</w:t>
+      </w:r>
+      <w:r>
+        <w:rPr>
+          <w:b w:val="0"/>
+        </w:rPr>
+        <w:t xml:space="preserve">, not </w:t>
+      </w:r>
+      <w:r>
+        <w:rPr>
+          <w:b/>
+        </w:rPr>
+        <w:t>evidence</w:t>
+      </w:r>
+      <w:r>
+        <w:rPr>
+          <w:b w:val="0"/>
+        </w:rPr>
+        <w:t xml:space="preserve"> that a trained image model actually learned these units.</w:t>
+      </w:r>
+    </w:p>
+    <w:p>
+      <w:pPr>
+        <w:spacing w:line="336" w:lineRule="auto" w:after="180"/>
+      </w:pPr>
+      <w:r>
+        <w:rPr>
+          <w:b w:val="0"/>
+        </w:rPr>
+        <w:t>Change: The head keeps both ordered hidden values instead of their sum.</w:t>
+      </w:r>
+    </w:p>
+    <w:p>
+      <w:pPr>
+        <w:spacing w:line="336" w:lineRule="auto" w:after="180"/>
+      </w:pPr>
+      <w:r>
+        <w:rPr>
+          <w:b/>
+        </w:rPr>
+        <w:t>Prediction</w:t>
+      </w:r>
+      <w:r>
+        <w:rPr>
+          <w:b w:val="0"/>
+        </w:rPr>
+        <w:t>: It can distinguish [3, 0] from [0, 3] in this example.</w:t>
+      </w:r>
+    </w:p>
+    <w:p>
+      <w:pPr>
+        <w:spacing w:line="336" w:lineRule="auto" w:after="180"/>
+      </w:pPr>
+      <w:r>
+        <w:rPr>
+          <w:b w:val="0"/>
+        </w:rPr>
+        <w:t xml:space="preserve">Reason: The </w:t>
+      </w:r>
+      <w:r>
+        <w:rPr>
+          <w:b/>
+        </w:rPr>
+        <w:t>representation</w:t>
+      </w:r>
+      <w:r>
+        <w:rPr>
+          <w:b w:val="0"/>
+        </w:rPr>
+        <w:t xml:space="preserve"> retains the direction of brightness difference when coordinates stay separate.</w:t>
+      </w:r>
+    </w:p>
+    <w:p>
+      <w:pPr>
+        <w:pStyle w:val="Heading2"/>
+      </w:pPr>
+      <w:r>
+        <w:t>Earlier wording, alternatives and picture transcripts · reference / check after trying</w:t>
       </w:r>
     </w:p>
     <w:tbl>
@@ -1172,72 +2221,6 @@
         <w:pStyle w:val="Heading3"/>
       </w:pPr>
       <w:r>
-        <w:t>Explain Learned representations · 2</w:t>
-      </w:r>
-    </w:p>
-    <w:p>
-      <w:pPr>
-        <w:spacing w:line="336" w:lineRule="auto" w:after="180"/>
-      </w:pPr>
-      <w:r>
-        <w:rPr>
-          <w:b w:val="0"/>
-        </w:rPr>
-        <w:t>Guided: [6, 4] and [7, 5] both encode as [2, 0], predict 1 and have areas 24 and 35 square cm. A deterministic head using only h cannot recover both exact areas.</w:t>
-      </w:r>
-    </w:p>
-    <w:p>
-      <w:pPr>
-        <w:spacing w:line="336" w:lineRule="auto" w:after="180"/>
-      </w:pPr>
-      <w:r>
-        <w:rPr>
-          <w:b w:val="0"/>
-        </w:rPr>
-        <w:t xml:space="preserve">Exit: hand-chosen weights are not </w:t>
-      </w:r>
-      <w:r>
-        <w:rPr>
-          <w:b/>
-        </w:rPr>
-        <w:t>evidence</w:t>
-      </w:r>
-      <w:r>
-        <w:rPr>
-          <w:b w:val="0"/>
-        </w:rPr>
-        <w:t xml:space="preserve"> of learning, and correct comparison labels do not establish area </w:t>
-      </w:r>
-      <w:r>
-        <w:rPr>
-          <w:b/>
-        </w:rPr>
-        <w:t>prediction</w:t>
-      </w:r>
-      <w:r>
-        <w:rPr>
-          <w:b w:val="0"/>
-        </w:rPr>
-        <w:t xml:space="preserve">. Test the </w:t>
-      </w:r>
-      <w:r>
-        <w:rPr>
-          <w:b/>
-        </w:rPr>
-        <w:t>collision</w:t>
-      </w:r>
-      <w:r>
-        <w:rPr>
-          <w:b w:val="0"/>
-        </w:rPr>
-        <w:t xml:space="preserve"> [4, 2] versus [5, 3], with areas 8 and 15.</w:t>
-      </w:r>
-    </w:p>
-    <w:p>
-      <w:pPr>
-        <w:pStyle w:val="Heading3"/>
-      </w:pPr>
-      <w:r>
         <w:t>Model the reasoning aloud</w:t>
       </w:r>
     </w:p>
@@ -1550,109 +2533,10 @@
     </w:p>
     <w:p>
       <w:pPr>
-        <w:spacing w:line="336" w:lineRule="auto" w:after="180"/>
-      </w:pPr>
-      <w:r>
-        <w:rPr>
-          <w:b w:val="0"/>
-        </w:rPr>
-        <w:t xml:space="preserve">See when a </w:t>
-      </w:r>
-      <w:r>
-        <w:rPr>
-          <w:b/>
-        </w:rPr>
-        <w:t>representation</w:t>
-      </w:r>
-      <w:r>
-        <w:rPr>
-          <w:b w:val="0"/>
-        </w:rPr>
-        <w:t xml:space="preserve"> preserves a distinction and when it destroys it.</w:t>
-      </w:r>
-    </w:p>
-    <w:p>
-      <w:pPr>
         <w:pStyle w:val="Heading3"/>
       </w:pPr>
       <w:r>
         <w:t>The facts we will use</w:t>
-      </w:r>
-    </w:p>
-    <w:p>
-      <w:pPr>
-        <w:pStyle w:val="Heading3"/>
-      </w:pPr>
-      <w:r>
-        <w:t>Supplied facts</w:t>
-      </w:r>
-    </w:p>
-    <w:p>
-      <w:pPr>
-        <w:spacing w:line="336" w:lineRule="auto" w:after="180"/>
-        <w:shd w:fill="F1F6FC"/>
-      </w:pPr>
-      <w:r>
-        <w:rPr>
-          <w:b w:val="0"/>
-        </w:rPr>
-        <w:t xml:space="preserve">Toy </w:t>
-      </w:r>
-      <w:r>
-        <w:rPr>
-          <w:b/>
-        </w:rPr>
-        <w:t>input</w:t>
-      </w:r>
-      <w:r>
-        <w:rPr>
-          <w:b w:val="0"/>
-        </w:rPr>
-        <w:t xml:space="preserve"> [left, right]; </w:t>
-      </w:r>
-      <w:r>
-        <w:rPr>
-          <w:b/>
-        </w:rPr>
-        <w:t>representation</w:t>
-      </w:r>
-      <w:r>
-        <w:rPr>
-          <w:b w:val="0"/>
-        </w:rPr>
-        <w:t xml:space="preserve"> h=[ReLU(left-right), ReLU(right-left)]. A=[5, 2]; B=[2, 5]; target is left-brighter versus right-brighter.</w:t>
-      </w:r>
-    </w:p>
-    <w:p>
-      <w:pPr>
-        <w:pStyle w:val="Heading3"/>
-      </w:pPr>
-      <w:r>
-        <w:t>Supplied facts</w:t>
-      </w:r>
-    </w:p>
-    <w:p>
-      <w:pPr>
-        <w:spacing w:line="336" w:lineRule="auto" w:after="180"/>
-        <w:shd w:fill="F1F6FC"/>
-      </w:pPr>
-      <w:r>
-        <w:rPr>
-          <w:b w:val="0"/>
-        </w:rPr>
-        <w:t xml:space="preserve">All </w:t>
-      </w:r>
-      <w:r>
-        <w:rPr>
-          <w:b/>
-        </w:rPr>
-        <w:t>input</w:t>
-      </w:r>
-      <w:r>
-        <w:rPr>
-          <w:b w:val="0"/>
-        </w:rPr>
-        <w:t>s and outcomes in this worked example are invented classroom data; no real model run is claimed.</w:t>
       </w:r>
     </w:p>
     <w:p>
@@ -1660,7 +2544,7 @@
         <w:drawing>
           <wp:inline xmlns:a="http://schemas.openxmlformats.org/drawingml/2006/main" xmlns:pic="http://schemas.openxmlformats.org/drawingml/2006/picture">
             <wp:extent cx="5486400" cy="3077029"/>
-            <wp:docPr id="1" name="Picture 1" descr="A representation can preserve direction"/>
+            <wp:docPr id="3" name="Picture 3" descr="A representation can preserve direction"/>
             <wp:cNvGraphicFramePr>
               <a:graphicFrameLocks noChangeAspect="1"/>
             </wp:cNvGraphicFramePr>
@@ -1672,7 +2556,7 @@
                     <pic:cNvPicPr/>
                   </pic:nvPicPr>
                   <pic:blipFill>
-                    <a:blip r:embed="rId9"/>
+                    <a:blip r:embed="rId11"/>
                     <a:stretch>
                       <a:fillRect/>
                     </a:stretch>
@@ -1696,7 +2580,7 @@
         <w:drawing>
           <wp:inline xmlns:a="http://schemas.openxmlformats.org/drawingml/2006/main" xmlns:pic="http://schemas.openxmlformats.org/drawingml/2006/picture">
             <wp:extent cx="5486400" cy="5185229"/>
-            <wp:docPr id="2" name="Picture 2" descr="Learned representations. Encode A: A becomes [3, 0], with left brighter.. Encode B: B becomes [0, 3], with right brighter.. Compare collapsed summary: If the head receives only h1+h2, both become 3 and the target distinction is lost."/>
+            <wp:docPr id="4" name="Picture 4" descr="Learned representations. Encode A: A becomes [3, 0], with left brighter.. Encode B: B becomes [0, 3], with right brighter.. Compare collapsed summary: If the head receives only h1+h2, both become 3 and the target distinction is lost."/>
             <wp:cNvGraphicFramePr>
               <a:graphicFrameLocks noChangeAspect="1"/>
             </wp:cNvGraphicFramePr>
@@ -1708,7 +2592,7 @@
                     <pic:cNvPicPr/>
                   </pic:nvPicPr>
                   <pic:blipFill>
-                    <a:blip r:embed="rId10"/>
+                    <a:blip r:embed="rId12"/>
                     <a:stretch>
                       <a:fillRect/>
                     </a:stretch>
@@ -1732,114 +2616,7 @@
         <w:pStyle w:val="Heading3"/>
       </w:pPr>
       <w:r>
-        <w:t>Read the picture one step at a time</w:t>
-      </w:r>
-    </w:p>
-    <w:tbl>
-      <w:tblPr>
-        <w:tblStyle w:val="LightShading-Accent1"/>
-        <w:tblW w:type="auto" w:w="0"/>
-        <w:tblLook w:firstColumn="1" w:firstRow="1" w:lastColumn="0" w:lastRow="0" w:noHBand="0" w:noVBand="1" w:val="04A0"/>
-      </w:tblPr>
-      <w:tblGrid>
-        <w:gridCol w:w="5112"/>
-        <w:gridCol w:w="5112"/>
-      </w:tblGrid>
-      <w:tr>
-        <w:trPr>
-          <w:tblHeader/>
-        </w:trPr>
-        <w:tc>
-          <w:tcPr>
-            <w:tcW w:type="dxa" w:w="5112"/>
-          </w:tcPr>
-          <w:p>
-            <w:r>
-              <w:t>Step</w:t>
-            </w:r>
-          </w:p>
-        </w:tc>
-        <w:tc>
-          <w:tcPr>
-            <w:tcW w:type="dxa" w:w="5112"/>
-          </w:tcPr>
-          <w:p>
-            <w:r>
-              <w:t>What happens and why</w:t>
-            </w:r>
-          </w:p>
-        </w:tc>
-      </w:tr>
-      <w:tr>
-        <w:tc>
-          <w:tcPr>
-            <w:tcW w:type="dxa" w:w="5112"/>
-          </w:tcPr>
-          <w:p>
-            <w:r>
-              <w:t>1. Encode A</w:t>
-            </w:r>
-          </w:p>
-        </w:tc>
-        <w:tc>
-          <w:tcPr>
-            <w:tcW w:type="dxa" w:w="5112"/>
-          </w:tcPr>
-          <w:p>
-            <w:r>
-              <w:t>A becomes [3, 0], with left brighter.</w:t>
-            </w:r>
-          </w:p>
-        </w:tc>
-      </w:tr>
-      <w:tr>
-        <w:tc>
-          <w:tcPr>
-            <w:tcW w:type="dxa" w:w="5112"/>
-          </w:tcPr>
-          <w:p>
-            <w:r>
-              <w:t>2. Encode B</w:t>
-            </w:r>
-          </w:p>
-        </w:tc>
-        <w:tc>
-          <w:tcPr>
-            <w:tcW w:type="dxa" w:w="5112"/>
-          </w:tcPr>
-          <w:p>
-            <w:r>
-              <w:t>B becomes [0, 3], with right brighter.</w:t>
-            </w:r>
-          </w:p>
-        </w:tc>
-      </w:tr>
-      <w:tr>
-        <w:tc>
-          <w:tcPr>
-            <w:tcW w:type="dxa" w:w="5112"/>
-          </w:tcPr>
-          <w:p>
-            <w:r>
-              <w:t>3. Compare collapsed summary</w:t>
-            </w:r>
-          </w:p>
-        </w:tc>
-        <w:tc>
-          <w:tcPr>
-            <w:tcW w:type="dxa" w:w="5112"/>
-          </w:tcPr>
-          <w:p>
-            <w:r>
-              <w:t>If the head receives only h1+h2, both become 3 and the target distinction is lost.</w:t>
-            </w:r>
-          </w:p>
-        </w:tc>
-      </w:tr>
-    </w:tbl>
-    <w:p>
-      <w:r>
-        <w:t>Match each pictured step to the supplied facts. This is a worked teaching case, not an independent assessment.</w:t>
+        <w:t>Why this result follows</w:t>
       </w:r>
     </w:p>
     <w:p>
@@ -1847,7 +2624,7 @@
         <w:pStyle w:val="Heading3"/>
       </w:pPr>
       <w:r>
-        <w:t>Why this result follows</w:t>
+        <w:t>What this example does not establish</w:t>
       </w:r>
     </w:p>
     <w:p>
@@ -1855,55 +2632,26 @@
         <w:pStyle w:val="Heading3"/>
       </w:pPr>
       <w:r>
-        <w:t>Why the result follows</w:t>
+        <w:t>Change one thing in the pictured case</w:t>
       </w:r>
     </w:p>
     <w:p>
       <w:pPr>
-        <w:spacing w:line="336" w:lineRule="auto" w:after="180"/>
-        <w:shd w:fill="F1F6FC"/>
-      </w:pPr>
-      <w:r>
-        <w:rPr>
-          <w:b w:val="0"/>
-        </w:rPr>
-        <w:t xml:space="preserve">A hidden </w:t>
-      </w:r>
-      <w:r>
-        <w:rPr>
-          <w:b/>
-        </w:rPr>
-        <w:t>representation</w:t>
-      </w:r>
-      <w:r>
-        <w:rPr>
-          <w:b w:val="0"/>
-        </w:rPr>
-        <w:t xml:space="preserve"> decides which distinctions remain available to an </w:t>
-      </w:r>
-      <w:r>
-        <w:rPr>
-          <w:b/>
-        </w:rPr>
-        <w:t>output</w:t>
-      </w:r>
-      <w:r>
-        <w:rPr>
-          <w:b w:val="0"/>
-        </w:rPr>
-        <w:t xml:space="preserve"> head. These two hidden coordinates preserve whether the left or right side is brighter.</w:t>
+        <w:pStyle w:val="Heading3"/>
+      </w:pPr>
+      <w:r>
+        <w:t>Ask while showing the picture</w:t>
       </w:r>
     </w:p>
     <w:p>
       <w:pPr>
         <w:spacing w:line="336" w:lineRule="auto" w:after="180"/>
-        <w:shd w:fill="F1F6FC"/>
       </w:pPr>
       <w:r>
         <w:rPr>
           <w:b w:val="0"/>
         </w:rPr>
-        <w:t xml:space="preserve">Adding them discards that direction and gives both examples the same scalar. A deterministic head cannot assign different labels to identical </w:t>
+        <w:t xml:space="preserve">Cover the result. Ask learners to name the </w:t>
       </w:r>
       <w:r>
         <w:rPr>
@@ -1915,133 +2663,174 @@
         <w:rPr>
           <w:b w:val="0"/>
         </w:rPr>
-        <w:t>s; retain the distinction or change the task.</w:t>
+        <w:t xml:space="preserve">s and predict the next step. Uncover one step, connect the icon to the actual procedure, and explain its </w:t>
+      </w:r>
+      <w:r>
+        <w:rPr>
+          <w:b/>
+        </w:rPr>
+        <w:t>evidence</w:t>
+      </w:r>
+      <w:r>
+        <w:rPr>
+          <w:b w:val="0"/>
+        </w:rPr>
+        <w:t>. Then change the supplied condition and compare.</w:t>
       </w:r>
     </w:p>
     <w:p>
       <w:pPr>
-        <w:pStyle w:val="Heading3"/>
-      </w:pPr>
-      <w:r>
-        <w:t>What this example does not establish</w:t>
+        <w:spacing w:line="336" w:lineRule="auto" w:after="180"/>
+      </w:pPr>
+      <w:r>
+        <w:rPr>
+          <w:b w:val="0"/>
+        </w:rPr>
+        <w:t xml:space="preserve">The picture is a </w:t>
+      </w:r>
+      <w:r>
+        <w:rPr>
+          <w:b/>
+        </w:rPr>
+        <w:t>representation</w:t>
+      </w:r>
+      <w:r>
+        <w:rPr>
+          <w:b w:val="0"/>
+        </w:rPr>
+        <w:t>; it does not document execution of a real AI model.</w:t>
       </w:r>
     </w:p>
     <w:p>
       <w:pPr>
-        <w:pStyle w:val="Heading3"/>
-      </w:pPr>
-      <w:r>
-        <w:t>Keep the stated limit</w:t>
+        <w:pStyle w:val="Heading1"/>
+      </w:pPr>
+      <w:r>
+        <w:t>03. Model a step,then remove help</w:t>
       </w:r>
     </w:p>
     <w:p>
-      <w:pPr>
-        <w:spacing w:line="336" w:lineRule="auto" w:after="180"/>
-        <w:shd w:fill="FFF5E6"/>
-      </w:pPr>
-      <w:r>
-        <w:rPr>
-          <w:b w:val="0"/>
-        </w:rPr>
-        <w:t xml:space="preserve">This is a hand-chosen </w:t>
-      </w:r>
-      <w:r>
-        <w:rPr>
-          <w:b/>
-        </w:rPr>
-        <w:t>representation</w:t>
-      </w:r>
-      <w:r>
-        <w:rPr>
-          <w:b w:val="0"/>
-        </w:rPr>
-        <w:t xml:space="preserve">, not </w:t>
-      </w:r>
-      <w:r>
-        <w:rPr>
-          <w:b/>
-        </w:rPr>
-        <w:t>evidence</w:t>
-      </w:r>
-      <w:r>
-        <w:rPr>
-          <w:b w:val="0"/>
-        </w:rPr>
-        <w:t xml:space="preserve"> that a trained image model actually learned these units.</w:t>
+      <w:r>
+        <w:t>Collect each learner’s reasoning before showing a key.</w:t>
       </w:r>
     </w:p>
     <w:p>
       <w:pPr>
-        <w:pStyle w:val="Heading3"/>
-      </w:pPr>
-      <w:r>
-        <w:t>Change one thing in the pictured case</w:t>
+        <w:pStyle w:val="Heading2"/>
+      </w:pPr>
+      <w:r>
+        <w:t>Current completion task and checked reasoning</w:t>
       </w:r>
     </w:p>
     <w:p>
       <w:pPr>
-        <w:pStyle w:val="Heading3"/>
-      </w:pPr>
-      <w:r>
-        <w:t>Change one thing</w:t>
+        <w:spacing w:line="336" w:lineRule="auto" w:after="180"/>
+      </w:pPr>
+      <w:r>
+        <w:rPr>
+          <w:b w:val="0"/>
+        </w:rPr>
+        <w:t xml:space="preserve">Completion task: Give the hidden vectors and areas for [4, 2] and [5, 3]. Explain why increasing only the complexity of a deterministic area head cannot make both exact </w:t>
+      </w:r>
+      <w:r>
+        <w:rPr>
+          <w:b/>
+        </w:rPr>
+        <w:t>prediction</w:t>
+      </w:r>
+      <w:r>
+        <w:rPr>
+          <w:b w:val="0"/>
+        </w:rPr>
+        <w:t>s correct.</w:t>
       </w:r>
     </w:p>
     <w:p>
       <w:pPr>
         <w:spacing w:line="336" w:lineRule="auto" w:after="180"/>
-        <w:shd w:fill="F5F1FB"/>
       </w:pPr>
       <w:r>
         <w:rPr>
           <w:b w:val="0"/>
         </w:rPr>
-        <w:t>Change: The head keeps both ordered hidden values instead of their sum.</w:t>
+        <w:t xml:space="preserve">Teacher check: Teacher explanation: Both hidden vectors are [2, 0], while areas are 8 and 15 square cm. Identical </w:t>
+      </w:r>
+      <w:r>
+        <w:rPr>
+          <w:b/>
+        </w:rPr>
+        <w:t>input</w:t>
+      </w:r>
+      <w:r>
+        <w:rPr>
+          <w:b w:val="0"/>
+        </w:rPr>
+        <w:t xml:space="preserve">s to a deterministic head yield identical </w:t>
+      </w:r>
+      <w:r>
+        <w:rPr>
+          <w:b/>
+        </w:rPr>
+        <w:t>output</w:t>
+      </w:r>
+      <w:r>
+        <w:rPr>
+          <w:b w:val="0"/>
+        </w:rPr>
+        <w:t>s, so the head cannot return both required values.</w:t>
       </w:r>
     </w:p>
     <w:p>
       <w:pPr>
-        <w:pStyle w:val="Heading3"/>
-      </w:pPr>
-      <w:r>
-        <w:t>Predicted result</w:t>
+        <w:spacing w:line="336" w:lineRule="auto" w:after="180"/>
+      </w:pPr>
+      <w:r>
+        <w:rPr>
+          <w:b w:val="0"/>
+        </w:rPr>
+        <w:t xml:space="preserve">Start by identifying the given </w:t>
+      </w:r>
+      <w:r>
+        <w:rPr>
+          <w:b/>
+        </w:rPr>
+        <w:t>input</w:t>
+      </w:r>
+      <w:r>
+        <w:rPr>
+          <w:b w:val="0"/>
+        </w:rPr>
+        <w:t>s together. Leave the intermediate steps blank. If needed, model one step, then withdraw that help on the next step. Move to a full trace only when the partial trace is understood.</w:t>
       </w:r>
     </w:p>
     <w:p>
       <w:pPr>
         <w:spacing w:line="336" w:lineRule="auto" w:after="180"/>
-        <w:shd w:fill="F1F6FC"/>
-      </w:pPr>
-      <w:r>
-        <w:rPr>
-          <w:b/>
-        </w:rPr>
-        <w:t>Prediction</w:t>
-      </w:r>
+      </w:pPr>
       <w:r>
         <w:rPr>
           <w:b w:val="0"/>
         </w:rPr>
-        <w:t>: It can distinguish [3, 0] from [0, 3] in this example.</w:t>
+        <w:t>For partners, alternate explainer and checker; collect a response from every learner before discussion.</w:t>
       </w:r>
     </w:p>
     <w:p>
       <w:pPr>
-        <w:pStyle w:val="Heading3"/>
-      </w:pPr>
-      <w:r>
-        <w:t>Why the result follows</w:t>
+        <w:pStyle w:val="Heading2"/>
+      </w:pPr>
+      <w:r>
+        <w:t>Individual misconception check</w:t>
       </w:r>
     </w:p>
     <w:p>
       <w:pPr>
         <w:spacing w:line="336" w:lineRule="auto" w:after="180"/>
-        <w:shd w:fill="F1F6FC"/>
       </w:pPr>
       <w:r>
         <w:rPr>
           <w:b w:val="0"/>
         </w:rPr>
-        <w:t xml:space="preserve">Reason: The </w:t>
+        <w:t xml:space="preserve">Use the worked case for Learned </w:t>
       </w:r>
       <w:r>
         <w:rPr>
@@ -2053,23 +2842,53 @@
         <w:rPr>
           <w:b w:val="0"/>
         </w:rPr>
-        <w:t xml:space="preserve"> retains the direction of brightness difference when coordinates stay separate.</w:t>
+        <w:t xml:space="preserve">s. Proposed explanation: “Two hidden values preserve both </w:t>
+      </w:r>
+      <w:r>
+        <w:rPr>
+          <w:b/>
+        </w:rPr>
+        <w:t>input</w:t>
+      </w:r>
+      <w:r>
+        <w:rPr>
+          <w:b w:val="0"/>
+        </w:rPr>
+        <w:t xml:space="preserve"> measurements”. Decide whether this explanation is supported.</w:t>
       </w:r>
     </w:p>
     <w:p>
       <w:pPr>
-        <w:pStyle w:val="Heading3"/>
-      </w:pPr>
-      <w:r>
-        <w:t>Ask while showing the picture</w:t>
+        <w:spacing w:line="336" w:lineRule="auto" w:after="180"/>
+      </w:pPr>
+      <w:r>
+        <w:rPr>
+          <w:b w:val="0"/>
+        </w:rPr>
+        <w:t>Point to the step or supplied fact that decides; explain your repair if needed.</w:t>
       </w:r>
     </w:p>
     <w:p>
       <w:pPr>
-        <w:pStyle w:val="Heading3"/>
-      </w:pPr>
-      <w:r>
-        <w:t>Ask while showing the picture · 3</w:t>
+        <w:spacing w:line="336" w:lineRule="auto" w:after="180"/>
+      </w:pPr>
+      <w:r>
+        <w:rPr>
+          <w:b w:val="0"/>
+        </w:rPr>
+        <w:t xml:space="preserve">Expected correction: Dimension alone does not guarantee recovery; distinct </w:t>
+      </w:r>
+      <w:r>
+        <w:rPr>
+          <w:b/>
+        </w:rPr>
+        <w:t>input</w:t>
+      </w:r>
+      <w:r>
+        <w:rPr>
+          <w:b w:val="0"/>
+        </w:rPr>
+        <w:t>s can collide.</w:t>
       </w:r>
     </w:p>
     <w:p>
@@ -2080,31 +2899,7 @@
         <w:rPr>
           <w:b w:val="0"/>
         </w:rPr>
-        <w:t xml:space="preserve">Cover the result. Ask learners to name the </w:t>
-      </w:r>
-      <w:r>
-        <w:rPr>
-          <w:b/>
-        </w:rPr>
-        <w:t>input</w:t>
-      </w:r>
-      <w:r>
-        <w:rPr>
-          <w:b w:val="0"/>
-        </w:rPr>
-        <w:t xml:space="preserve">s and predict the next step. Uncover one step, connect the icon to the actual procedure, and explain its </w:t>
-      </w:r>
-      <w:r>
-        <w:rPr>
-          <w:b/>
-        </w:rPr>
-        <w:t>evidence</w:t>
-      </w:r>
-      <w:r>
-        <w:rPr>
-          <w:b w:val="0"/>
-        </w:rPr>
-        <w:t>. Then change the supplied condition and compare.</w:t>
+        <w:t>Collect explanations, not only yes/no votes. If a misunderstanding is common, re-model the relevant step for the class.</w:t>
       </w:r>
     </w:p>
     <w:p>
@@ -2115,32 +2910,227 @@
         <w:rPr>
           <w:b w:val="0"/>
         </w:rPr>
-        <w:t xml:space="preserve">The picture is a </w:t>
-      </w:r>
-      <w:r>
-        <w:rPr>
-          <w:b/>
-        </w:rPr>
-        <w:t>representation</w:t>
-      </w:r>
-      <w:r>
-        <w:rPr>
-          <w:b w:val="0"/>
-        </w:rPr>
-        <w:t>; it does not document execution of a real AI model.</w:t>
+        <w:t>If it affects a few learners, give a short targeted group explanation while others solve a more demanding variation.</w:t>
       </w:r>
     </w:p>
     <w:p>
       <w:pPr>
-        <w:pStyle w:val="Heading1"/>
-      </w:pPr>
-      <w:r>
-        <w:t>03. Demonstrate and guide practice</w:t>
+        <w:pStyle w:val="Heading2"/>
+      </w:pPr>
+      <w:r>
+        <w:t>Pictured reasoning and changed case</w:t>
       </w:r>
     </w:p>
     <w:p>
-      <w:r>
-        <w:t>Demonstrate Learned representations, reduce support deliberately and check individual reasoning before discussing answers.</w:t>
+      <w:pPr>
+        <w:spacing w:line="336" w:lineRule="auto" w:after="180"/>
+      </w:pPr>
+      <w:r>
+        <w:rPr>
+          <w:b w:val="0"/>
+        </w:rPr>
+        <w:t xml:space="preserve">Why can no deterministic head using only the sum classify both correctly? Point to the relevant step in the picture, then write the changed result and the rule or </w:t>
+      </w:r>
+      <w:r>
+        <w:rPr>
+          <w:b/>
+        </w:rPr>
+        <w:t>evidence</w:t>
+      </w:r>
+      <w:r>
+        <w:rPr>
+          <w:b w:val="0"/>
+        </w:rPr>
+        <w:t xml:space="preserve"> that supports it.</w:t>
+      </w:r>
+    </w:p>
+    <w:p>
+      <w:pPr>
+        <w:spacing w:line="336" w:lineRule="auto" w:after="180"/>
+      </w:pPr>
+      <w:r>
+        <w:rPr>
+          <w:b w:val="0"/>
+        </w:rPr>
+        <w:t xml:space="preserve">Both examples supply the identical scalar 3 but require different targets. Identical </w:t>
+      </w:r>
+      <w:r>
+        <w:rPr>
+          <w:b/>
+        </w:rPr>
+        <w:t>input</w:t>
+      </w:r>
+      <w:r>
+        <w:rPr>
+          <w:b w:val="0"/>
+        </w:rPr>
+        <w:t xml:space="preserve">s cannot produce different deterministic </w:t>
+      </w:r>
+      <w:r>
+        <w:rPr>
+          <w:b/>
+        </w:rPr>
+        <w:t>output</w:t>
+      </w:r>
+      <w:r>
+        <w:rPr>
+          <w:b w:val="0"/>
+        </w:rPr>
+        <w:t>s. Changed-case check: It can distinguish [3, 0] from [0, 3] in this example.</w:t>
+      </w:r>
+    </w:p>
+    <w:p>
+      <w:pPr>
+        <w:spacing w:line="336" w:lineRule="auto" w:after="180"/>
+      </w:pPr>
+      <w:r>
+        <w:rPr>
+          <w:b w:val="0"/>
+        </w:rPr>
+        <w:t xml:space="preserve">The </w:t>
+      </w:r>
+      <w:r>
+        <w:rPr>
+          <w:b/>
+        </w:rPr>
+        <w:t>representation</w:t>
+      </w:r>
+      <w:r>
+        <w:rPr>
+          <w:b w:val="0"/>
+        </w:rPr>
+        <w:t xml:space="preserve"> retains the direction of brightness difference when coordinates stay separate.</w:t>
+      </w:r>
+    </w:p>
+    <w:p>
+      <w:pPr>
+        <w:spacing w:line="336" w:lineRule="auto" w:after="180"/>
+      </w:pPr>
+      <w:r>
+        <w:rPr>
+          <w:b w:val="0"/>
+        </w:rPr>
+        <w:t xml:space="preserve">Changed-case reasoning: It can distinguish [3, 0] from [0, 3] in this example. The </w:t>
+      </w:r>
+      <w:r>
+        <w:rPr>
+          <w:b/>
+        </w:rPr>
+        <w:t>representation</w:t>
+      </w:r>
+      <w:r>
+        <w:rPr>
+          <w:b w:val="0"/>
+        </w:rPr>
+        <w:t xml:space="preserve"> retains the direction of brightness difference when coordinates stay separate.</w:t>
+      </w:r>
+    </w:p>
+    <w:p>
+      <w:pPr>
+        <w:spacing w:line="336" w:lineRule="auto" w:after="180"/>
+      </w:pPr>
+      <w:r>
+        <w:rPr>
+          <w:b w:val="0"/>
+        </w:rPr>
+        <w:t xml:space="preserve">Collect each learner’s explanation before discussion. Use the first missing connection between </w:t>
+      </w:r>
+      <w:r>
+        <w:rPr>
+          <w:b/>
+        </w:rPr>
+        <w:t>input</w:t>
+      </w:r>
+      <w:r>
+        <w:rPr>
+          <w:b w:val="0"/>
+        </w:rPr>
+        <w:t xml:space="preserve">, deciding step and result to choose support. This question is worked-case practice, not fresh mastery </w:t>
+      </w:r>
+      <w:r>
+        <w:rPr>
+          <w:b/>
+        </w:rPr>
+        <w:t>evidence</w:t>
+      </w:r>
+      <w:r>
+        <w:rPr>
+          <w:b w:val="0"/>
+        </w:rPr>
+        <w:t>.</w:t>
+      </w:r>
+    </w:p>
+    <w:p>
+      <w:pPr>
+        <w:pStyle w:val="Heading2"/>
+      </w:pPr>
+      <w:r>
+        <w:t>Accessible support and extension</w:t>
+      </w:r>
+    </w:p>
+    <w:p>
+      <w:pPr>
+        <w:spacing w:line="336" w:lineRule="auto" w:after="180"/>
+      </w:pPr>
+      <w:r>
+        <w:rPr>
+          <w:b w:val="0"/>
+        </w:rPr>
+        <w:t xml:space="preserve">Use See how it works and Follow a worked example. Collect a </w:t>
+      </w:r>
+      <w:r>
+        <w:rPr>
+          <w:b/>
+        </w:rPr>
+        <w:t>prediction</w:t>
+      </w:r>
+      <w:r>
+        <w:rPr>
+          <w:b w:val="0"/>
+        </w:rPr>
+        <w:t xml:space="preserve"> before revealing its result; ask the learner to point to each intermediate fact.</w:t>
+      </w:r>
+    </w:p>
+    <w:p>
+      <w:pPr>
+        <w:spacing w:line="336" w:lineRule="auto" w:after="180"/>
+      </w:pPr>
+      <w:r>
+        <w:rPr>
+          <w:b w:val="0"/>
+        </w:rPr>
+        <w:t xml:space="preserve">Provide paper rectangles and columns for signed difference, two scores, activations and target. Allow calculators and ask for verbal </w:t>
+      </w:r>
+      <w:r>
+        <w:rPr>
+          <w:b/>
+        </w:rPr>
+        <w:t>collision</w:t>
+      </w:r>
+      <w:r>
+        <w:rPr>
+          <w:b w:val="0"/>
+        </w:rPr>
+        <w:t xml:space="preserve"> explanations before algebra.</w:t>
+      </w:r>
+    </w:p>
+    <w:p>
+      <w:pPr>
+        <w:spacing w:line="336" w:lineRule="auto" w:after="180"/>
+      </w:pPr>
+      <w:r>
+        <w:rPr>
+          <w:b w:val="0"/>
+        </w:rPr>
+        <w:t>Extension: show that adding the same positive amount to width and height preserves h while changing area; derive exact recovery when the sum is also retained.</w:t>
+      </w:r>
+    </w:p>
+    <w:p>
+      <w:pPr>
+        <w:pStyle w:val="Heading2"/>
+      </w:pPr>
+      <w:r>
+        <w:t>Earlier wording, alternatives and picture transcripts · reference / check after trying</w:t>
       </w:r>
     </w:p>
     <w:tbl>
@@ -2357,59 +3347,26 @@
     </w:tbl>
     <w:p>
       <w:pPr>
-        <w:spacing w:line="336" w:lineRule="auto" w:after="180"/>
-      </w:pPr>
-      <w:r>
-        <w:rPr>
-          <w:b w:val="0"/>
-        </w:rPr>
-        <w:t xml:space="preserve">Use See how it works and Follow a worked example. Collect a </w:t>
-      </w:r>
-      <w:r>
-        <w:rPr>
-          <w:b/>
-        </w:rPr>
-        <w:t>prediction</w:t>
-      </w:r>
-      <w:r>
-        <w:rPr>
-          <w:b w:val="0"/>
-        </w:rPr>
-        <w:t xml:space="preserve"> before revealing its result; ask the learner to point to each intermediate fact.</w:t>
+        <w:pStyle w:val="Heading3"/>
+      </w:pPr>
+      <w:r>
+        <w:t>Reduce help deliberately</w:t>
       </w:r>
     </w:p>
     <w:p>
       <w:pPr>
-        <w:spacing w:line="336" w:lineRule="auto" w:after="180"/>
-      </w:pPr>
-      <w:r>
-        <w:rPr>
-          <w:b w:val="0"/>
-        </w:rPr>
-        <w:t xml:space="preserve">Provide paper rectangles and columns for signed difference, two scores, activations and target. Allow calculators and ask for verbal </w:t>
-      </w:r>
-      <w:r>
-        <w:rPr>
-          <w:b/>
-        </w:rPr>
-        <w:t>collision</w:t>
-      </w:r>
-      <w:r>
-        <w:rPr>
-          <w:b w:val="0"/>
-        </w:rPr>
-        <w:t xml:space="preserve"> explanations before algebra.</w:t>
+        <w:pStyle w:val="Heading3"/>
+      </w:pPr>
+      <w:r>
+        <w:t>Individual reasoning check</w:t>
       </w:r>
     </w:p>
     <w:p>
       <w:pPr>
-        <w:spacing w:line="336" w:lineRule="auto" w:after="180"/>
-      </w:pPr>
-      <w:r>
-        <w:rPr>
-          <w:b w:val="0"/>
-        </w:rPr>
-        <w:t>Extension: show that adding the same positive amount to width and height preserves h while changing area; derive exact recovery when the sum is also retained.</w:t>
+        <w:pStyle w:val="Heading3"/>
+      </w:pPr>
+      <w:r>
+        <w:t>Pictorial practice question</w:t>
       </w:r>
     </w:p>
     <w:p>
@@ -2417,83 +3374,39 @@
         <w:pStyle w:val="Heading3"/>
       </w:pPr>
       <w:r>
-        <w:t>Reduce help deliberately</w:t>
+        <w:t>Reasoned teacher answer</w:t>
       </w:r>
     </w:p>
     <w:p>
       <w:pPr>
-        <w:pStyle w:val="Heading3"/>
-      </w:pPr>
-      <w:r>
-        <w:t>Completion practice</w:t>
+        <w:pStyle w:val="Heading1"/>
+      </w:pPr>
+      <w:r>
+        <w:t>04. Run the complete supplied investigation</w:t>
       </w:r>
     </w:p>
     <w:p>
-      <w:pPr>
-        <w:spacing w:line="336" w:lineRule="auto" w:after="180"/>
-        <w:shd w:fill="F5F1FB"/>
-      </w:pPr>
-      <w:r>
-        <w:rPr>
-          <w:b w:val="0"/>
-        </w:rPr>
-        <w:t xml:space="preserve">Completion task: Give the hidden vectors and areas for [4, 2] and [5, 3]. Explain why increasing only the complexity of a deterministic area head cannot make both exact </w:t>
-      </w:r>
-      <w:r>
-        <w:rPr>
-          <w:b/>
-        </w:rPr>
-        <w:t>prediction</w:t>
-      </w:r>
-      <w:r>
-        <w:rPr>
-          <w:b w:val="0"/>
-        </w:rPr>
-        <w:t>s correct.</w:t>
+      <w:r>
+        <w:t>Separate predictions,actual runs and paper traces.</w:t>
       </w:r>
     </w:p>
     <w:p>
       <w:pPr>
-        <w:pStyle w:val="Heading3"/>
-      </w:pPr>
-      <w:r>
-        <w:t>Reasoning to listen for</w:t>
+        <w:pStyle w:val="Heading2"/>
+      </w:pPr>
+      <w:r>
+        <w:t>Complete inputs,expected results and limits</w:t>
       </w:r>
     </w:p>
     <w:p>
       <w:pPr>
         <w:spacing w:line="336" w:lineRule="auto" w:after="180"/>
-        <w:shd w:fill="F1F6FC"/>
       </w:pPr>
       <w:r>
         <w:rPr>
           <w:b w:val="0"/>
         </w:rPr>
-        <w:t xml:space="preserve">Teacher check: Teacher explanation: Both hidden vectors are [2, 0], while areas are 8 and 15 square cm. Identical </w:t>
-      </w:r>
-      <w:r>
-        <w:rPr>
-          <w:b/>
-        </w:rPr>
-        <w:t>input</w:t>
-      </w:r>
-      <w:r>
-        <w:rPr>
-          <w:b w:val="0"/>
-        </w:rPr>
-        <w:t xml:space="preserve">s to a deterministic head yield identical </w:t>
-      </w:r>
-      <w:r>
-        <w:rPr>
-          <w:b/>
-        </w:rPr>
-        <w:t>output</w:t>
-      </w:r>
-      <w:r>
-        <w:rPr>
-          <w:b w:val="0"/>
-        </w:rPr>
-        <w:t>s, so the head cannot return both required values.</w:t>
+        <w:t>Main collisions and exact repair as supplied. W2[4, 2]/[5, 3]samehbutareas 8/15, nohead-only complexityrepair. W3 sum6 for[4, 2]/[2, 4]withtargets 1/0. W5h[2, 0], s8→width 5, height 3, area 15, butnolearning/noisyperformanceproof. Independentg=[ReLU(w−h−1), ReLU(h−w−1)]:[4, 3]scores[0, −2], g[0, 0], target 1; [3, 4]scores[−2, 0], g[0, 0], target 0. No deterministicg-onlyheadcanclassifyboth.</w:t>
       </w:r>
     </w:p>
     <w:p>
@@ -2504,38 +3417,50 @@
         <w:rPr>
           <w:b w:val="0"/>
         </w:rPr>
-        <w:t xml:space="preserve">Start by identifying the given </w:t>
-      </w:r>
-      <w:r>
-        <w:rPr>
-          <w:b/>
-        </w:rPr>
-        <w:t>input</w:t>
-      </w:r>
-      <w:r>
-        <w:rPr>
-          <w:b w:val="0"/>
-        </w:rPr>
-        <w:t>s together. Leave the intermediate steps blank. If needed, model one step, then withdraw that help on the next step. Move to a full trace only when the partial trace is understood.</w:t>
+        <w:t>Require target-dependent collision reasoning and constructed-versus-learned distinction.</w:t>
       </w:r>
     </w:p>
     <w:p>
       <w:pPr>
-        <w:spacing w:line="336" w:lineRule="auto" w:after="180"/>
-      </w:pPr>
-      <w:r>
-        <w:rPr>
-          <w:b w:val="0"/>
-        </w:rPr>
-        <w:t>For partners, alternate explainer and checker; collect a response from every learner before discussion.</w:t>
+        <w:pStyle w:val="Heading2"/>
+      </w:pPr>
+      <w:r>
+        <w:t>Diagnose the current misconceptions</w:t>
       </w:r>
     </w:p>
     <w:p>
       <w:pPr>
-        <w:pStyle w:val="Heading3"/>
-      </w:pPr>
-      <w:r>
-        <w:t>Individual reasoning check</w:t>
+        <w:spacing w:line="336" w:lineRule="auto" w:after="180"/>
+      </w:pPr>
+      <w:r>
+        <w:rPr>
+          <w:b w:val="0"/>
+        </w:rPr>
+        <w:t xml:space="preserve">Two hidden values preserve both </w:t>
+      </w:r>
+      <w:r>
+        <w:rPr>
+          <w:b/>
+        </w:rPr>
+        <w:t>input</w:t>
+      </w:r>
+      <w:r>
+        <w:rPr>
+          <w:b w:val="0"/>
+        </w:rPr>
+        <w:t xml:space="preserve"> measurements: Dimension alone does not guarantee recovery; distinct </w:t>
+      </w:r>
+      <w:r>
+        <w:rPr>
+          <w:b/>
+        </w:rPr>
+        <w:t>input</w:t>
+      </w:r>
+      <w:r>
+        <w:rPr>
+          <w:b w:val="0"/>
+        </w:rPr>
+        <w:t>s can collide.</w:t>
       </w:r>
     </w:p>
     <w:p>
@@ -2546,7 +3471,7 @@
         <w:rPr>
           <w:b w:val="0"/>
         </w:rPr>
-        <w:t xml:space="preserve">Use the worked case for Learned </w:t>
+        <w:t xml:space="preserve">A more complex head can always fix lost information: A deterministic head cannot distinguish identical </w:t>
       </w:r>
       <w:r>
         <w:rPr>
@@ -2558,7 +3483,7 @@
         <w:rPr>
           <w:b w:val="0"/>
         </w:rPr>
-        <w:t xml:space="preserve">s. Proposed explanation: “Two hidden values preserve both </w:t>
+        <w:t xml:space="preserve">s without additional </w:t>
       </w:r>
       <w:r>
         <w:rPr>
@@ -2570,7 +3495,7 @@
         <w:rPr>
           <w:b w:val="0"/>
         </w:rPr>
-        <w:t xml:space="preserve"> measurements”. Decide whether this explanation is supported.</w:t>
+        <w:t>.</w:t>
       </w:r>
     </w:p>
     <w:p>
@@ -2581,365 +3506,62 @@
         <w:rPr>
           <w:b w:val="0"/>
         </w:rPr>
-        <w:t>Point to the step or supplied fact that decides; explain your repair if needed.</w:t>
+        <w:t xml:space="preserve">Correct </w:t>
+      </w:r>
+      <w:r>
+        <w:rPr>
+          <w:b/>
+        </w:rPr>
+        <w:t>output</w:t>
+      </w:r>
+      <w:r>
+        <w:rPr>
+          <w:b w:val="0"/>
+        </w:rPr>
+        <w:t>s prove human concepts were learned: The layer here was constructed, and a task score alone does not establish a hidden concept.</w:t>
       </w:r>
     </w:p>
     <w:p>
       <w:pPr>
-        <w:pStyle w:val="Heading3"/>
-      </w:pPr>
-      <w:r>
-        <w:t>Expected repair</w:t>
+        <w:spacing w:line="336" w:lineRule="auto" w:after="180"/>
+      </w:pPr>
+      <w:r>
+        <w:rPr>
+          <w:b w:val="0"/>
+        </w:rPr>
+        <w:t xml:space="preserve">Use Run the investigation for the </w:t>
+      </w:r>
+      <w:r>
+        <w:rPr>
+          <w:b/>
+        </w:rPr>
+        <w:t>evidence</w:t>
+      </w:r>
+      <w:r>
+        <w:rPr>
+          <w:b w:val="0"/>
+        </w:rPr>
+        <w:t xml:space="preserve"> ledger. Add a boundary or missing-</w:t>
+      </w:r>
+      <w:r>
+        <w:rPr>
+          <w:b/>
+        </w:rPr>
+        <w:t>input</w:t>
+      </w:r>
+      <w:r>
+        <w:rPr>
+          <w:b w:val="0"/>
+        </w:rPr>
+        <w:t xml:space="preserve"> case and record the expected response before checking. More successful repeats of one case do not establish wider coverage.</w:t>
       </w:r>
     </w:p>
     <w:p>
       <w:pPr>
-        <w:spacing w:line="336" w:lineRule="auto" w:after="180"/>
-        <w:shd w:fill="F1F6FC"/>
-      </w:pPr>
-      <w:r>
-        <w:rPr>
-          <w:b w:val="0"/>
-        </w:rPr>
-        <w:t xml:space="preserve">Expected correction: Dimension alone does not guarantee recovery; distinct </w:t>
-      </w:r>
-      <w:r>
-        <w:rPr>
-          <w:b/>
-        </w:rPr>
-        <w:t>input</w:t>
-      </w:r>
-      <w:r>
-        <w:rPr>
-          <w:b w:val="0"/>
-        </w:rPr>
-        <w:t>s can collide.</w:t>
-      </w:r>
-    </w:p>
-    <w:p>
-      <w:pPr>
-        <w:spacing w:line="336" w:lineRule="auto" w:after="180"/>
-      </w:pPr>
-      <w:r>
-        <w:rPr>
-          <w:b w:val="0"/>
-        </w:rPr>
-        <w:t>Collect explanations, not only yes/no votes. If a misunderstanding is common, re-model the relevant step for the class.</w:t>
-      </w:r>
-    </w:p>
-    <w:p>
-      <w:pPr>
-        <w:spacing w:line="336" w:lineRule="auto" w:after="180"/>
-      </w:pPr>
-      <w:r>
-        <w:rPr>
-          <w:b w:val="0"/>
-        </w:rPr>
-        <w:t>If it affects a few learners, give a short targeted group explanation while others solve a more demanding variation.</w:t>
-      </w:r>
-    </w:p>
-    <w:p>
-      <w:pPr>
-        <w:pStyle w:val="Heading3"/>
-      </w:pPr>
-      <w:r>
-        <w:t>Pictorial practice question</w:t>
-      </w:r>
-    </w:p>
-    <w:p>
-      <w:pPr>
-        <w:spacing w:line="336" w:lineRule="auto" w:after="180"/>
-      </w:pPr>
-      <w:r>
-        <w:rPr>
-          <w:b w:val="0"/>
-        </w:rPr>
-        <w:t xml:space="preserve">Why can no deterministic head using only the sum classify both correctly? Point to the relevant step in the picture, then write the changed result and the rule or </w:t>
-      </w:r>
-      <w:r>
-        <w:rPr>
-          <w:b/>
-        </w:rPr>
-        <w:t>evidence</w:t>
-      </w:r>
-      <w:r>
-        <w:rPr>
-          <w:b w:val="0"/>
-        </w:rPr>
-        <w:t xml:space="preserve"> that supports it.</w:t>
-      </w:r>
-    </w:p>
-    <w:p>
-      <w:pPr>
-        <w:pStyle w:val="Heading3"/>
-      </w:pPr>
-      <w:r>
-        <w:t>Reasoned teacher answer</w:t>
-      </w:r>
-    </w:p>
-    <w:p>
-      <w:pPr>
-        <w:spacing w:line="336" w:lineRule="auto" w:after="180"/>
-      </w:pPr>
-      <w:r>
-        <w:rPr>
-          <w:b w:val="0"/>
-        </w:rPr>
-        <w:t xml:space="preserve">Both examples supply the identical scalar 3 but require different targets. Identical </w:t>
-      </w:r>
-      <w:r>
-        <w:rPr>
-          <w:b/>
-        </w:rPr>
-        <w:t>input</w:t>
-      </w:r>
-      <w:r>
-        <w:rPr>
-          <w:b w:val="0"/>
-        </w:rPr>
-        <w:t xml:space="preserve">s cannot produce different deterministic </w:t>
-      </w:r>
-      <w:r>
-        <w:rPr>
-          <w:b/>
-        </w:rPr>
-        <w:t>output</w:t>
-      </w:r>
-      <w:r>
-        <w:rPr>
-          <w:b w:val="0"/>
-        </w:rPr>
-        <w:t>s. Changed-case check: It can distinguish [3, 0] from [0, 3] in this example.</w:t>
-      </w:r>
-    </w:p>
-    <w:p>
-      <w:pPr>
-        <w:spacing w:line="336" w:lineRule="auto" w:after="180"/>
-      </w:pPr>
-      <w:r>
-        <w:rPr>
-          <w:b w:val="0"/>
-        </w:rPr>
-        <w:t xml:space="preserve">The </w:t>
-      </w:r>
-      <w:r>
-        <w:rPr>
-          <w:b/>
-        </w:rPr>
-        <w:t>representation</w:t>
-      </w:r>
-      <w:r>
-        <w:rPr>
-          <w:b w:val="0"/>
-        </w:rPr>
-        <w:t xml:space="preserve"> retains the direction of brightness difference when coordinates stay separate.</w:t>
-      </w:r>
-    </w:p>
-    <w:p>
-      <w:pPr>
-        <w:spacing w:line="336" w:lineRule="auto" w:after="180"/>
-      </w:pPr>
-      <w:r>
-        <w:rPr>
-          <w:b w:val="0"/>
-        </w:rPr>
-        <w:t xml:space="preserve">Changed-case reasoning: It can distinguish [3, 0] from [0, 3] in this example. The </w:t>
-      </w:r>
-      <w:r>
-        <w:rPr>
-          <w:b/>
-        </w:rPr>
-        <w:t>representation</w:t>
-      </w:r>
-      <w:r>
-        <w:rPr>
-          <w:b w:val="0"/>
-        </w:rPr>
-        <w:t xml:space="preserve"> retains the direction of brightness difference when coordinates stay separate.</w:t>
-      </w:r>
-    </w:p>
-    <w:p>
-      <w:pPr>
-        <w:spacing w:line="336" w:lineRule="auto" w:after="180"/>
-      </w:pPr>
-      <w:r>
-        <w:rPr>
-          <w:b w:val="0"/>
-        </w:rPr>
-        <w:t xml:space="preserve">Collect each learner’s explanation before discussion. Use the first missing connection between </w:t>
-      </w:r>
-      <w:r>
-        <w:rPr>
-          <w:b/>
-        </w:rPr>
-        <w:t>input</w:t>
-      </w:r>
-      <w:r>
-        <w:rPr>
-          <w:b w:val="0"/>
-        </w:rPr>
-        <w:t xml:space="preserve">, deciding step and result to choose support. This question is worked-case practice, not fresh mastery </w:t>
-      </w:r>
-      <w:r>
-        <w:rPr>
-          <w:b/>
-        </w:rPr>
-        <w:t>evidence</w:t>
-      </w:r>
-      <w:r>
-        <w:rPr>
-          <w:b w:val="0"/>
-        </w:rPr>
-        <w:t>.</w:t>
-      </w:r>
-    </w:p>
-    <w:p>
-      <w:pPr>
-        <w:pStyle w:val="Heading1"/>
-      </w:pPr>
-      <w:r>
-        <w:t>04. Run the investigation and diagnose misconceptions</w:t>
-      </w:r>
-    </w:p>
-    <w:p>
-      <w:r>
-        <w:t>Run the Learned representations investigation and use the first unsupported step to choose a teaching response.</w:t>
-      </w:r>
-    </w:p>
-    <w:p>
-      <w:pPr>
-        <w:spacing w:line="336" w:lineRule="auto" w:after="180"/>
-      </w:pPr>
-      <w:r>
-        <w:rPr>
-          <w:b w:val="0"/>
-        </w:rPr>
-        <w:t xml:space="preserve">Two hidden values preserve both </w:t>
-      </w:r>
-      <w:r>
-        <w:rPr>
-          <w:b/>
-        </w:rPr>
-        <w:t>input</w:t>
-      </w:r>
-      <w:r>
-        <w:rPr>
-          <w:b w:val="0"/>
-        </w:rPr>
-        <w:t xml:space="preserve"> measurements: Dimension alone does not guarantee recovery; distinct </w:t>
-      </w:r>
-      <w:r>
-        <w:rPr>
-          <w:b/>
-        </w:rPr>
-        <w:t>input</w:t>
-      </w:r>
-      <w:r>
-        <w:rPr>
-          <w:b w:val="0"/>
-        </w:rPr>
-        <w:t>s can collide.</w:t>
-      </w:r>
-    </w:p>
-    <w:p>
-      <w:pPr>
-        <w:spacing w:line="336" w:lineRule="auto" w:after="180"/>
-      </w:pPr>
-      <w:r>
-        <w:rPr>
-          <w:b w:val="0"/>
-        </w:rPr>
-        <w:t xml:space="preserve">A more complex head can always fix lost information: A deterministic head cannot distinguish identical </w:t>
-      </w:r>
-      <w:r>
-        <w:rPr>
-          <w:b/>
-        </w:rPr>
-        <w:t>representation</w:t>
-      </w:r>
-      <w:r>
-        <w:rPr>
-          <w:b w:val="0"/>
-        </w:rPr>
-        <w:t xml:space="preserve">s without additional </w:t>
-      </w:r>
-      <w:r>
-        <w:rPr>
-          <w:b/>
-        </w:rPr>
-        <w:t>input</w:t>
-      </w:r>
-      <w:r>
-        <w:rPr>
-          <w:b w:val="0"/>
-        </w:rPr>
-        <w:t>.</w:t>
-      </w:r>
-    </w:p>
-    <w:p>
-      <w:pPr>
-        <w:spacing w:line="336" w:lineRule="auto" w:after="180"/>
-      </w:pPr>
-      <w:r>
-        <w:rPr>
-          <w:b w:val="0"/>
-        </w:rPr>
-        <w:t xml:space="preserve">Correct </w:t>
-      </w:r>
-      <w:r>
-        <w:rPr>
-          <w:b/>
-        </w:rPr>
-        <w:t>output</w:t>
-      </w:r>
-      <w:r>
-        <w:rPr>
-          <w:b w:val="0"/>
-        </w:rPr>
-        <w:t>s prove human concepts were learned: The layer here was constructed, and a task score alone does not establish a hidden concept.</w:t>
-      </w:r>
-    </w:p>
-    <w:p>
-      <w:pPr>
-        <w:spacing w:line="336" w:lineRule="auto" w:after="180"/>
-      </w:pPr>
-      <w:r>
-        <w:rPr>
-          <w:b w:val="0"/>
-        </w:rPr>
-        <w:t xml:space="preserve">Use Run the investigation for the </w:t>
-      </w:r>
-      <w:r>
-        <w:rPr>
-          <w:b/>
-        </w:rPr>
-        <w:t>evidence</w:t>
-      </w:r>
-      <w:r>
-        <w:rPr>
-          <w:b w:val="0"/>
-        </w:rPr>
-        <w:t xml:space="preserve"> ledger. Add a boundary or missing-</w:t>
-      </w:r>
-      <w:r>
-        <w:rPr>
-          <w:b/>
-        </w:rPr>
-        <w:t>input</w:t>
-      </w:r>
-      <w:r>
-        <w:rPr>
-          <w:b w:val="0"/>
-        </w:rPr>
-        <w:t xml:space="preserve"> case and record the expected response before checking. More successful repeats of one case do not establish wider coverage.</w:t>
-      </w:r>
-    </w:p>
-    <w:p>
-      <w:pPr>
-        <w:pStyle w:val="Heading3"/>
-      </w:pPr>
-      <w:r>
-        <w:t>Match the support to the first error</w:t>
+        <w:pStyle w:val="Heading2"/>
+      </w:pPr>
+      <w:r>
+        <w:t>Choose accessible support</w:t>
       </w:r>
     </w:p>
     <w:tbl>
@@ -3112,597 +3734,91 @@
     </w:p>
     <w:p>
       <w:pPr>
-        <w:pStyle w:val="Heading1"/>
-      </w:pPr>
-      <w:r>
-        <w:t>05. Assess and explain the answers</w:t>
+        <w:pStyle w:val="Heading2"/>
+      </w:pPr>
+      <w:r>
+        <w:t>Earlier wording, alternatives and picture transcripts · reference / check after trying</w:t>
       </w:r>
     </w:p>
     <w:p>
-      <w:r>
-        <w:t>Use the Learned representations questions, teacher keys and criteria after the relevant attempts. Previously discussed cases are practice; protect the separately selected independent task.</w:t>
+      <w:pPr>
+        <w:pStyle w:val="Heading3"/>
+      </w:pPr>
+      <w:r>
+        <w:t>Match the support to the first error</w:t>
       </w:r>
     </w:p>
     <w:p>
       <w:pPr>
-        <w:pStyle w:val="Heading3"/>
-      </w:pPr>
-      <w:r>
-        <w:t>Guided and exit questions</w:t>
+        <w:pStyle w:val="Heading1"/>
+      </w:pPr>
+      <w:r>
+        <w:t>05. Assess the new schema or calculation transfer</w:t>
       </w:r>
     </w:p>
     <w:p>
-      <w:pPr>
-        <w:spacing w:line="336" w:lineRule="auto" w:after="180"/>
-      </w:pPr>
-      <w:r>
-        <w:rPr>
-          <w:b w:val="0"/>
-        </w:rPr>
-        <w:t>Guided: [6, 4] and [7, 5] both encode as [2, 0], predict 1 and have areas 24 and 35 square cm. A deterministic head using only h cannot recover both exact areas.</w:t>
+      <w:r>
+        <w:t>Keep the selected answer private until after a first attempt.</w:t>
       </w:r>
     </w:p>
     <w:p>
       <w:pPr>
-        <w:spacing w:line="336" w:lineRule="auto" w:after="180"/>
-      </w:pPr>
-      <w:r>
-        <w:rPr>
-          <w:b w:val="0"/>
-        </w:rPr>
-        <w:t xml:space="preserve">Exit: hand-chosen weights are not </w:t>
-      </w:r>
-      <w:r>
-        <w:rPr>
-          <w:b/>
-        </w:rPr>
-        <w:t>evidence</w:t>
-      </w:r>
-      <w:r>
-        <w:rPr>
-          <w:b w:val="0"/>
-        </w:rPr>
-        <w:t xml:space="preserve"> of learning, and correct comparison labels do not establish area </w:t>
-      </w:r>
-      <w:r>
-        <w:rPr>
-          <w:b/>
-        </w:rPr>
-        <w:t>prediction</w:t>
-      </w:r>
-      <w:r>
-        <w:rPr>
-          <w:b w:val="0"/>
-        </w:rPr>
-        <w:t xml:space="preserve">. Test the </w:t>
-      </w:r>
-      <w:r>
-        <w:rPr>
-          <w:b/>
-        </w:rPr>
-        <w:t>collision</w:t>
-      </w:r>
-      <w:r>
-        <w:rPr>
-          <w:b w:val="0"/>
-        </w:rPr>
-        <w:t xml:space="preserve"> [4, 2] versus [5, 3], with areas 8 and 15.</w:t>
+        <w:pStyle w:val="Heading2"/>
+      </w:pPr>
+      <w:r>
+        <w:t>Selected independent task and checked answer</w:t>
       </w:r>
     </w:p>
     <w:p>
       <w:pPr>
-        <w:pStyle w:val="Heading3"/>
-      </w:pPr>
-      <w:r>
-        <w:t>W1 Trace new inputs</w:t>
+        <w:spacing w:line="336" w:lineRule="auto" w:after="180"/>
+      </w:pPr>
+      <w:r>
+        <w:rPr>
+          <w:b w:val="0"/>
+        </w:rPr>
+        <w:t>Selected case: A different layer uses g = [ReLU(width - height - 1), ReLU(height - width - 1)]. Encode [4, 3] and [3, 4]. State their targets for width strictly greater than height.</w:t>
       </w:r>
     </w:p>
     <w:p>
       <w:pPr>
-        <w:pStyle w:val="Heading3"/>
-      </w:pPr>
-      <w:r>
-        <w:t>Workbook question · W1</w:t>
+        <w:spacing w:line="336" w:lineRule="auto" w:after="180"/>
+      </w:pPr>
+      <w:r>
+        <w:rPr>
+          <w:b w:val="0"/>
+        </w:rPr>
+        <w:t>Can any deterministic head receiving only g classify both correctly?</w:t>
       </w:r>
     </w:p>
     <w:p>
       <w:pPr>
         <w:spacing w:line="336" w:lineRule="auto" w:after="180"/>
-        <w:shd w:fill="F5F1FB"/>
       </w:pPr>
       <w:r>
         <w:rPr>
           <w:b w:val="0"/>
         </w:rPr>
-        <w:t xml:space="preserve">Encode [8, 3], [3, 8] and [4, 4] with the lesson layer. Apply its </w:t>
-      </w:r>
-      <w:r>
-        <w:rPr>
-          <w:b/>
-        </w:rPr>
-        <w:t>prediction</w:t>
-      </w:r>
-      <w:r>
-        <w:rPr>
-          <w:b w:val="0"/>
-        </w:rPr>
-        <w:t xml:space="preserve"> rule and explain the square boundary.</w:t>
+        <w:t>Teacher explanation: Both encode as [0, 0]: the scores are [0, -2] and [-2, 0]. Targets are 1 and 0. No deterministic head receiving only this shared vector can distinguish the pair.</w:t>
       </w:r>
     </w:p>
     <w:p>
       <w:pPr>
-        <w:pStyle w:val="Heading3"/>
-      </w:pPr>
-      <w:r>
-        <w:t>Teacher reasoning · W1</w:t>
+        <w:spacing w:line="336" w:lineRule="auto" w:after="180"/>
+      </w:pPr>
+      <w:r>
+        <w:rPr>
+          <w:b w:val="0"/>
+        </w:rPr>
+        <w:t>The added threshold erased a distinction required by this task.</w:t>
       </w:r>
     </w:p>
     <w:p>
       <w:pPr>
-        <w:spacing w:line="336" w:lineRule="auto" w:after="180"/>
-        <w:shd w:fill="F1F6FC"/>
-      </w:pPr>
-      <w:r>
-        <w:rPr>
-          <w:b w:val="0"/>
-        </w:rPr>
-        <w:t xml:space="preserve">Teacher explanation: The vectors are [5, 0], [0, 5] and [0, 0]. </w:t>
-      </w:r>
-      <w:r>
-        <w:rPr>
-          <w:b/>
-        </w:rPr>
-        <w:t>Prediction</w:t>
-      </w:r>
-      <w:r>
-        <w:rPr>
-          <w:b w:val="0"/>
-        </w:rPr>
-        <w:t>s are 1, 0 and 0. Equal width and height does not satisfy strictly greater.</w:t>
-      </w:r>
-    </w:p>
-    <w:p>
-      <w:pPr>
-        <w:pStyle w:val="Heading3"/>
-      </w:pPr>
-      <w:r>
-        <w:t>W2 Prove an information loss</w:t>
-      </w:r>
-    </w:p>
-    <w:p>
-      <w:pPr>
-        <w:pStyle w:val="Heading3"/>
-      </w:pPr>
-      <w:r>
-        <w:t>Workbook question · W2</w:t>
-      </w:r>
-    </w:p>
-    <w:p>
-      <w:pPr>
-        <w:spacing w:line="336" w:lineRule="auto" w:after="180"/>
-        <w:shd w:fill="F5F1FB"/>
-      </w:pPr>
-      <w:r>
-        <w:rPr>
-          <w:b w:val="0"/>
-        </w:rPr>
-        <w:t xml:space="preserve">Give the hidden vectors and areas for [4, 2] and [5, 3]. Explain why increasing only the complexity of a deterministic area head cannot make both exact </w:t>
-      </w:r>
-      <w:r>
-        <w:rPr>
-          <w:b/>
-        </w:rPr>
-        <w:t>prediction</w:t>
-      </w:r>
-      <w:r>
-        <w:rPr>
-          <w:b w:val="0"/>
-        </w:rPr>
-        <w:t>s correct.</w:t>
-      </w:r>
-    </w:p>
-    <w:p>
-      <w:pPr>
-        <w:pStyle w:val="Heading3"/>
-      </w:pPr>
-      <w:r>
-        <w:t>Teacher reasoning · W2</w:t>
-      </w:r>
-    </w:p>
-    <w:p>
-      <w:pPr>
-        <w:spacing w:line="336" w:lineRule="auto" w:after="180"/>
-        <w:shd w:fill="F1F6FC"/>
-      </w:pPr>
-      <w:r>
-        <w:rPr>
-          <w:b w:val="0"/>
-        </w:rPr>
-        <w:t xml:space="preserve">Teacher explanation: Both hidden vectors are [2, 0], while areas are 8 and 15 square cm. Identical </w:t>
-      </w:r>
-      <w:r>
-        <w:rPr>
-          <w:b/>
-        </w:rPr>
-        <w:t>input</w:t>
-      </w:r>
-      <w:r>
-        <w:rPr>
-          <w:b w:val="0"/>
-        </w:rPr>
-        <w:t xml:space="preserve">s to a deterministic head yield identical </w:t>
-      </w:r>
-      <w:r>
-        <w:rPr>
-          <w:b/>
-        </w:rPr>
-        <w:t>output</w:t>
-      </w:r>
-      <w:r>
-        <w:rPr>
-          <w:b w:val="0"/>
-        </w:rPr>
-        <w:t>s, so the head cannot return both required values.</w:t>
-      </w:r>
-    </w:p>
-    <w:p>
-      <w:pPr>
-        <w:pStyle w:val="Heading3"/>
-      </w:pPr>
-      <w:r>
-        <w:t>W3 Compare another encoding</w:t>
-      </w:r>
-    </w:p>
-    <w:p>
-      <w:pPr>
-        <w:pStyle w:val="Heading3"/>
-      </w:pPr>
-      <w:r>
-        <w:t>Workbook question · W3</w:t>
-      </w:r>
-    </w:p>
-    <w:p>
-      <w:pPr>
-        <w:spacing w:line="336" w:lineRule="auto" w:after="180"/>
-        <w:shd w:fill="F5F1FB"/>
-      </w:pPr>
-      <w:r>
-        <w:rPr>
-          <w:b w:val="0"/>
-        </w:rPr>
-        <w:t xml:space="preserve">The alternative </w:t>
-      </w:r>
-      <w:r>
-        <w:rPr>
-          <w:b/>
-        </w:rPr>
-        <w:t>representation</w:t>
-      </w:r>
-      <w:r>
-        <w:rPr>
-          <w:b w:val="0"/>
-        </w:rPr>
-        <w:t xml:space="preserve"> is s = width + height. Use [4, 2] and [2, 4] to decide whether s alone always supports the wider-than-height task.</w:t>
-      </w:r>
-    </w:p>
-    <w:p>
-      <w:pPr>
-        <w:pStyle w:val="Heading3"/>
-      </w:pPr>
-      <w:r>
-        <w:t>Teacher reasoning · W3</w:t>
-      </w:r>
-    </w:p>
-    <w:p>
-      <w:pPr>
-        <w:spacing w:line="336" w:lineRule="auto" w:after="180"/>
-        <w:shd w:fill="F1F6FC"/>
-      </w:pPr>
-      <w:r>
-        <w:rPr>
-          <w:b w:val="0"/>
-        </w:rPr>
-        <w:t xml:space="preserve">Teacher explanation: Both have s = 6, but their targets are 1 and 0. This </w:t>
-      </w:r>
-      <w:r>
-        <w:rPr>
-          <w:b/>
-        </w:rPr>
-        <w:t>collision</w:t>
-      </w:r>
-      <w:r>
-        <w:rPr>
-          <w:b w:val="0"/>
-        </w:rPr>
-        <w:t xml:space="preserve"> prevents any deterministic head using only s from getting both right.</w:t>
-      </w:r>
-    </w:p>
-    <w:p>
-      <w:pPr>
-        <w:pStyle w:val="Heading3"/>
-      </w:pPr>
-      <w:r>
-        <w:t>W4 Audit a new representation independently</w:t>
-      </w:r>
-    </w:p>
-    <w:p>
-      <w:pPr>
-        <w:pStyle w:val="Heading3"/>
-      </w:pPr>
-      <w:r>
-        <w:t>Workbook question · W4</w:t>
-      </w:r>
-    </w:p>
-    <w:p>
-      <w:pPr>
-        <w:spacing w:line="336" w:lineRule="auto" w:after="180"/>
-        <w:shd w:fill="F5F1FB"/>
-      </w:pPr>
-      <w:r>
-        <w:rPr>
-          <w:b w:val="0"/>
-        </w:rPr>
-        <w:t>A different layer uses g = [ReLU(width - height - 1), ReLU(height - width - 1)]. Encode [4, 3] and [3, 4]. State their targets for width strictly greater than height.</w:t>
-      </w:r>
-    </w:p>
-    <w:p>
-      <w:pPr>
-        <w:spacing w:line="336" w:lineRule="auto" w:after="180"/>
-        <w:shd w:fill="F5F1FB"/>
-      </w:pPr>
-      <w:r>
-        <w:rPr>
-          <w:b w:val="0"/>
-        </w:rPr>
-        <w:t>Can any deterministic head receiving only g classify both correctly?</w:t>
-      </w:r>
-    </w:p>
-    <w:p>
-      <w:pPr>
-        <w:pStyle w:val="Heading3"/>
-      </w:pPr>
-      <w:r>
-        <w:t>Teacher reasoning · W4</w:t>
-      </w:r>
-    </w:p>
-    <w:p>
-      <w:pPr>
-        <w:spacing w:line="336" w:lineRule="auto" w:after="180"/>
-        <w:shd w:fill="F1F6FC"/>
-      </w:pPr>
-      <w:r>
-        <w:rPr>
-          <w:b w:val="0"/>
-        </w:rPr>
-        <w:t>Teacher explanation: Both encode as [0, 0]: the scores are [0, -2] and [-2, 0]. Targets are 1 and 0. No deterministic head receiving only this shared vector can distinguish the pair.</w:t>
-      </w:r>
-    </w:p>
-    <w:p>
-      <w:pPr>
-        <w:spacing w:line="336" w:lineRule="auto" w:after="180"/>
-        <w:shd w:fill="F1F6FC"/>
-      </w:pPr>
-      <w:r>
-        <w:rPr>
-          <w:b w:val="0"/>
-        </w:rPr>
-        <w:t>The added threshold erased a distinction required by this task.</w:t>
-      </w:r>
-    </w:p>
-    <w:p>
-      <w:pPr>
-        <w:pStyle w:val="Heading3"/>
-      </w:pPr>
-      <w:r>
-        <w:t>W5 Repair and qualify a claim</w:t>
-      </w:r>
-    </w:p>
-    <w:p>
-      <w:pPr>
-        <w:pStyle w:val="Heading3"/>
-      </w:pPr>
-      <w:r>
-        <w:t>Workbook question · W5</w:t>
-      </w:r>
-    </w:p>
-    <w:p>
-      <w:pPr>
-        <w:spacing w:line="336" w:lineRule="auto" w:after="180"/>
-        <w:shd w:fill="F5F1FB"/>
-      </w:pPr>
-      <w:r>
-        <w:rPr>
-          <w:b w:val="0"/>
-        </w:rPr>
-        <w:t xml:space="preserve">For h = [2, 0] and s = 8, recover width, height and area. Does this algebra prove that a </w:t>
-      </w:r>
-      <w:r>
-        <w:rPr>
-          <w:b/>
-        </w:rPr>
-        <w:t>training</w:t>
-      </w:r>
-      <w:r>
-        <w:rPr>
-          <w:b w:val="0"/>
-        </w:rPr>
-        <w:t xml:space="preserve"> program learned the </w:t>
-      </w:r>
-      <w:r>
-        <w:rPr>
-          <w:b/>
-        </w:rPr>
-        <w:t>representation</w:t>
-      </w:r>
-      <w:r>
-        <w:rPr>
-          <w:b w:val="0"/>
-        </w:rPr>
-        <w:t xml:space="preserve"> or that it will work well on noisy measurements?</w:t>
-      </w:r>
-    </w:p>
-    <w:p>
-      <w:pPr>
-        <w:pStyle w:val="Heading3"/>
-      </w:pPr>
-      <w:r>
-        <w:t>Teacher reasoning · W5</w:t>
-      </w:r>
-    </w:p>
-    <w:p>
-      <w:pPr>
-        <w:spacing w:line="336" w:lineRule="auto" w:after="180"/>
-        <w:shd w:fill="F1F6FC"/>
-      </w:pPr>
-      <w:r>
-        <w:rPr>
-          <w:b w:val="0"/>
-        </w:rPr>
-        <w:t>Teacher explanation: Difference d is 2. Width is (8 + 2) / 2 = 5 and height is (8 - 2) / 2 = 3; area is 15 square cm.</w:t>
-      </w:r>
-    </w:p>
-    <w:p>
-      <w:pPr>
-        <w:spacing w:line="336" w:lineRule="auto" w:after="180"/>
-        <w:shd w:fill="F1F6FC"/>
-      </w:pPr>
-      <w:r>
-        <w:rPr>
-          <w:b w:val="0"/>
-        </w:rPr>
-        <w:t xml:space="preserve">The algebra establishes recovery under the formula, not a </w:t>
-      </w:r>
-      <w:r>
-        <w:rPr>
-          <w:b/>
-        </w:rPr>
-        <w:t>training</w:t>
-      </w:r>
-      <w:r>
-        <w:rPr>
-          <w:b w:val="0"/>
-        </w:rPr>
-        <w:t xml:space="preserve"> history or performance with noisy measurements.</w:t>
-      </w:r>
-    </w:p>
-    <w:p>
-      <w:pPr>
-        <w:pStyle w:val="Heading3"/>
-      </w:pPr>
-      <w:r>
-        <w:t>Independent assessment and fresh retry</w:t>
-      </w:r>
-    </w:p>
-    <w:p>
-      <w:pPr>
-        <w:pStyle w:val="Heading3"/>
-      </w:pPr>
-      <w:r>
-        <w:t>Teacher key · Independent assessment and fresh retry</w:t>
-      </w:r>
-    </w:p>
-    <w:p>
-      <w:pPr>
-        <w:spacing w:line="336" w:lineRule="auto" w:after="180"/>
-        <w:shd w:fill="F1F6FC"/>
-      </w:pPr>
-      <w:r>
-        <w:rPr>
-          <w:b w:val="0"/>
-        </w:rPr>
-        <w:t>W4 requires scores [0, -2] and [-2, 0], hidden vector [0, 0] for both, targets 1 and 0 and an impossibility explanation. Fresh retry: use g = [ReLU(width - height - 2), ReLU(height - width - 2)] for [5, 3] and [3, 5].</w:t>
-      </w:r>
-    </w:p>
-    <w:p>
-      <w:pPr>
-        <w:spacing w:line="336" w:lineRule="auto" w:after="180"/>
-        <w:shd w:fill="F1F6FC"/>
-      </w:pPr>
-      <w:r>
-        <w:rPr>
-          <w:b w:val="0"/>
-        </w:rPr>
-        <w:t>Scores are [0, -4] and [-4, 0]; both hidden vectors are [0, 0], but targets are 1 and 0. No deterministic head using only g can classify both correctly.</w:t>
-      </w:r>
-    </w:p>
-    <w:p>
-      <w:pPr>
-        <w:pStyle w:val="Heading3"/>
-      </w:pPr>
-      <w:r>
-        <w:t>Assess independent transfer</w:t>
-      </w:r>
-    </w:p>
-    <w:p>
-      <w:pPr>
-        <w:pStyle w:val="Heading3"/>
-      </w:pPr>
-      <w:r>
-        <w:t>Independent question · withhold the key</w:t>
-      </w:r>
-    </w:p>
-    <w:p>
-      <w:pPr>
-        <w:spacing w:line="336" w:lineRule="auto" w:after="180"/>
-        <w:shd w:fill="F5F1FB"/>
-      </w:pPr>
-      <w:r>
-        <w:rPr>
-          <w:b w:val="0"/>
-        </w:rPr>
-        <w:t>Selected case: A different layer uses g = [ReLU(width - height - 1), ReLU(height - width - 1)]. Encode [4, 3] and [3, 4]. State their targets for width strictly greater than height.</w:t>
-      </w:r>
-    </w:p>
-    <w:p>
-      <w:pPr>
-        <w:spacing w:line="336" w:lineRule="auto" w:after="180"/>
-        <w:shd w:fill="F5F1FB"/>
-      </w:pPr>
-      <w:r>
-        <w:rPr>
-          <w:b w:val="0"/>
-        </w:rPr>
-        <w:t>Can any deterministic head receiving only g classify both correctly?</w:t>
-      </w:r>
-    </w:p>
-    <w:p>
-      <w:pPr>
-        <w:pStyle w:val="Heading3"/>
-      </w:pPr>
-      <w:r>
-        <w:t>Selected case answer</w:t>
-      </w:r>
-    </w:p>
-    <w:p>
-      <w:pPr>
-        <w:pStyle w:val="Heading3"/>
-      </w:pPr>
-      <w:r>
-        <w:t>Teacher key · Selected case answer</w:t>
-      </w:r>
-    </w:p>
-    <w:p>
-      <w:pPr>
-        <w:spacing w:line="336" w:lineRule="auto" w:after="180"/>
-        <w:shd w:fill="F1F6FC"/>
-      </w:pPr>
-      <w:r>
-        <w:rPr>
-          <w:b w:val="0"/>
-        </w:rPr>
-        <w:t>Teacher explanation: Both encode as [0, 0]: the scores are [0, -2] and [-2, 0]. Targets are 1 and 0. No deterministic head receiving only this shared vector can distinguish the pair.</w:t>
-      </w:r>
-    </w:p>
-    <w:p>
-      <w:pPr>
-        <w:spacing w:line="336" w:lineRule="auto" w:after="180"/>
-        <w:shd w:fill="F1F6FC"/>
-      </w:pPr>
-      <w:r>
-        <w:rPr>
-          <w:b w:val="0"/>
-        </w:rPr>
-        <w:t>The added threshold erased a distinction required by this task.</w:t>
+        <w:pStyle w:val="Heading2"/>
+      </w:pPr>
+      <w:r>
+        <w:t>Judge explanation,trace and limits</w:t>
       </w:r>
     </w:p>
     <w:tbl>
@@ -3809,54 +3925,55 @@
     </w:tbl>
     <w:p>
       <w:pPr>
-        <w:pStyle w:val="Heading3"/>
-      </w:pPr>
-      <w:r>
-        <w:t>Teacher key · Selected case answer</w:t>
+        <w:spacing w:line="336" w:lineRule="auto" w:after="180"/>
+      </w:pPr>
+      <w:r>
+        <w:rPr>
+          <w:b w:val="0"/>
+        </w:rPr>
+        <w:t>Record each dimension as not yet, with support, or independent. Accept a valid alternative procedure with a defensible trace.</w:t>
       </w:r>
     </w:p>
     <w:p>
       <w:pPr>
         <w:spacing w:line="336" w:lineRule="auto" w:after="180"/>
-        <w:shd w:fill="F1F6FC"/>
       </w:pPr>
       <w:r>
         <w:rPr>
           <w:b w:val="0"/>
         </w:rPr>
-        <w:t>Record each dimension as not yet, with support, or independent. Accept a valid alternative procedure with a defensible trace.</w:t>
+        <w:t xml:space="preserve">Do not penalise an honestly recorded model failure if the learner correctly explains its </w:t>
+      </w:r>
+      <w:r>
+        <w:rPr>
+          <w:b/>
+        </w:rPr>
+        <w:t>evidence</w:t>
+      </w:r>
+      <w:r>
+        <w:rPr>
+          <w:b w:val="0"/>
+        </w:rPr>
+        <w:t xml:space="preserve"> and limits.</w:t>
       </w:r>
     </w:p>
     <w:p>
       <w:pPr>
-        <w:spacing w:line="336" w:lineRule="auto" w:after="180"/>
-        <w:shd w:fill="F1F6FC"/>
-      </w:pPr>
-      <w:r>
-        <w:rPr>
-          <w:b w:val="0"/>
-        </w:rPr>
-        <w:t xml:space="preserve">Do not penalise an honestly recorded model failure if the learner correctly explains its </w:t>
-      </w:r>
-      <w:r>
-        <w:rPr>
-          <w:b/>
-        </w:rPr>
-        <w:t>evidence</w:t>
-      </w:r>
-      <w:r>
-        <w:rPr>
-          <w:b w:val="0"/>
-        </w:rPr>
-        <w:t xml:space="preserve"> and limits.</w:t>
+        <w:pStyle w:val="Heading2"/>
+      </w:pPr>
+      <w:r>
+        <w:t>Give one usable repair</w:t>
       </w:r>
     </w:p>
     <w:p>
       <w:pPr>
-        <w:pStyle w:val="Heading3"/>
-      </w:pPr>
-      <w:r>
-        <w:t>Feedback that the learner uses</w:t>
+        <w:spacing w:line="336" w:lineRule="auto" w:after="180"/>
+      </w:pPr>
+      <w:r>
+        <w:rPr>
+          <w:b w:val="0"/>
+        </w:rPr>
+        <w:t>Name the earliest unsupported step and give one action to repair it. Have the learner make that repair now and explain why. Then assess the relevant skill on a fresh, fully specified case.</w:t>
       </w:r>
     </w:p>
     <w:p>
@@ -3867,90 +3984,69 @@
         <w:rPr>
           <w:b w:val="0"/>
         </w:rPr>
-        <w:t>Name the earliest unsupported step and give one action to repair it. Have the learner make that repair now and explain why. Then assess the relevant skill on a fresh, fully specified case.</w:t>
+        <w:t>Confirm it was not previously practised with feedback; solve and check the new case before assigning it. A follow-up design prompt is a starting brief, not automatically an equivalent test.</w:t>
       </w:r>
     </w:p>
     <w:p>
       <w:pPr>
-        <w:spacing w:line="336" w:lineRule="auto" w:after="180"/>
-      </w:pPr>
-      <w:r>
-        <w:rPr>
-          <w:b w:val="0"/>
-        </w:rPr>
-        <w:t>Confirm it was not previously practised with feedback; solve and check the new case before assigning it. A follow-up design prompt is a starting brief, not automatically an equivalent test.</w:t>
+        <w:pStyle w:val="Heading2"/>
+      </w:pPr>
+      <w:r>
+        <w:t>W1 Trace new inputs</w:t>
       </w:r>
     </w:p>
     <w:p>
       <w:pPr>
-        <w:pStyle w:val="Heading1"/>
-      </w:pPr>
-      <w:r>
-        <w:t>06. Connect the project, support and next lesson</w:t>
+        <w:spacing w:line="336" w:lineRule="auto" w:after="180"/>
+      </w:pPr>
+      <w:r>
+        <w:rPr>
+          <w:b w:val="0"/>
+        </w:rPr>
+        <w:t xml:space="preserve">Encode [8, 3], [3, 8] and [4, 4] with the lesson layer. Apply its </w:t>
+      </w:r>
+      <w:r>
+        <w:rPr>
+          <w:b/>
+        </w:rPr>
+        <w:t>prediction</w:t>
+      </w:r>
+      <w:r>
+        <w:rPr>
+          <w:b w:val="0"/>
+        </w:rPr>
+        <w:t xml:space="preserve"> rule and explain the square boundary.</w:t>
       </w:r>
     </w:p>
     <w:p>
-      <w:r>
-        <w:t>Connect Learned representations to Image-pattern Network Investigation, adapt support and plan a later changed-case check.</w:t>
+      <w:pPr>
+        <w:spacing w:line="336" w:lineRule="auto" w:after="180"/>
+      </w:pPr>
+      <w:r>
+        <w:rPr>
+          <w:b w:val="0"/>
+        </w:rPr>
+        <w:t xml:space="preserve">Teacher explanation: The vectors are [5, 0], [0, 5] and [0, 0]. </w:t>
+      </w:r>
+      <w:r>
+        <w:rPr>
+          <w:b/>
+        </w:rPr>
+        <w:t>Prediction</w:t>
+      </w:r>
+      <w:r>
+        <w:rPr>
+          <w:b w:val="0"/>
+        </w:rPr>
+        <w:t>s are 1, 0 and 0. Equal width and height does not satisfy strictly greater.</w:t>
       </w:r>
     </w:p>
     <w:p>
       <w:pPr>
-        <w:spacing w:line="336" w:lineRule="auto" w:after="180"/>
-      </w:pPr>
-      <w:r>
-        <w:rPr>
-          <w:b w:val="0"/>
-        </w:rPr>
-        <w:t xml:space="preserve">Add a labelled learned </w:t>
-      </w:r>
-      <w:r>
-        <w:rPr>
-          <w:b/>
-        </w:rPr>
-        <w:t>representation</w:t>
-      </w:r>
-      <w:r>
-        <w:rPr>
-          <w:b w:val="0"/>
-        </w:rPr>
-        <w:t xml:space="preserve">s </w:t>
-      </w:r>
-      <w:r>
-        <w:rPr>
-          <w:b/>
-        </w:rPr>
-        <w:t>evidence</w:t>
-      </w:r>
-      <w:r>
-        <w:rPr>
-          <w:b w:val="0"/>
-        </w:rPr>
-        <w:t xml:space="preserve"> sheet to Image-pattern Network Investigation. Show how you can trace an </w:t>
-      </w:r>
-      <w:r>
-        <w:rPr>
-          <w:b/>
-        </w:rPr>
-        <w:t>input</w:t>
-      </w:r>
-      <w:r>
-        <w:rPr>
-          <w:b w:val="0"/>
-        </w:rPr>
-        <w:t xml:space="preserve"> through a hidden </w:t>
-      </w:r>
-      <w:r>
-        <w:rPr>
-          <w:b/>
-        </w:rPr>
-        <w:t>representation</w:t>
-      </w:r>
-      <w:r>
-        <w:rPr>
-          <w:b w:val="0"/>
-        </w:rPr>
-        <w:t xml:space="preserve"> and a decision rule.</w:t>
+        <w:pStyle w:val="Heading2"/>
+      </w:pPr>
+      <w:r>
+        <w:t>W2 Prove an information loss</w:t>
       </w:r>
     </w:p>
     <w:p>
@@ -3961,31 +4057,19 @@
         <w:rPr>
           <w:b w:val="0"/>
         </w:rPr>
-        <w:t xml:space="preserve">Use the supplied fictional case and keep its </w:t>
+        <w:t xml:space="preserve">Give the hidden vectors and areas for [4, 2] and [5, 3]. Explain why increasing only the complexity of a deterministic area head cannot make both exact </w:t>
       </w:r>
       <w:r>
         <w:rPr>
           <w:b/>
         </w:rPr>
-        <w:t>input</w:t>
+        <w:t>prediction</w:t>
       </w:r>
       <w:r>
         <w:rPr>
           <w:b w:val="0"/>
         </w:rPr>
-        <w:t xml:space="preserve">s, intermediate steps, calculation or </w:t>
-      </w:r>
-      <w:r>
-        <w:rPr>
-          <w:b/>
-        </w:rPr>
-        <w:t>prediction</w:t>
-      </w:r>
-      <w:r>
-        <w:rPr>
-          <w:b w:val="0"/>
-        </w:rPr>
-        <w:t>, and limitation. Connect this record to last week’s record; a matching answer without a trace is insufficient.</w:t>
+        <w:t>s correct.</w:t>
       </w:r>
     </w:p>
     <w:p>
@@ -3996,30 +4080,39 @@
         <w:rPr>
           <w:b w:val="0"/>
         </w:rPr>
-        <w:t xml:space="preserve">Provide paper rectangles and columns for signed difference, two scores, activations and target. Allow calculators and ask for verbal </w:t>
+        <w:t xml:space="preserve">Teacher explanation: Both hidden vectors are [2, 0], while areas are 8 and 15 square cm. Identical </w:t>
       </w:r>
       <w:r>
         <w:rPr>
           <w:b/>
         </w:rPr>
-        <w:t>collision</w:t>
+        <w:t>input</w:t>
       </w:r>
       <w:r>
         <w:rPr>
           <w:b w:val="0"/>
         </w:rPr>
-        <w:t xml:space="preserve"> explanations before algebra.</w:t>
+        <w:t xml:space="preserve">s to a deterministic head yield identical </w:t>
+      </w:r>
+      <w:r>
+        <w:rPr>
+          <w:b/>
+        </w:rPr>
+        <w:t>output</w:t>
+      </w:r>
+      <w:r>
+        <w:rPr>
+          <w:b w:val="0"/>
+        </w:rPr>
+        <w:t>s, so the head cannot return both required values.</w:t>
       </w:r>
     </w:p>
     <w:p>
       <w:pPr>
-        <w:spacing w:line="336" w:lineRule="auto" w:after="180"/>
-      </w:pPr>
-      <w:r>
-        <w:rPr>
-          <w:b w:val="0"/>
-        </w:rPr>
-        <w:t>Extension: show that adding the same positive amount to width and height preserves h while changing area; derive exact recovery when the sum is also retained.</w:t>
+        <w:pStyle w:val="Heading2"/>
+      </w:pPr>
+      <w:r>
+        <w:t>W3 Compare another encoding</w:t>
       </w:r>
     </w:p>
     <w:p>
@@ -4030,7 +4123,19 @@
         <w:rPr>
           <w:b w:val="0"/>
         </w:rPr>
-        <w:t>Week 20 introduces image tensors and channels, with explicit axis order and value scales.</w:t>
+        <w:t xml:space="preserve">The alternative </w:t>
+      </w:r>
+      <w:r>
+        <w:rPr>
+          <w:b/>
+        </w:rPr>
+        <w:t>representation</w:t>
+      </w:r>
+      <w:r>
+        <w:rPr>
+          <w:b w:val="0"/>
+        </w:rPr>
+        <w:t xml:space="preserve"> is s = width + height. Use [4, 2] and [2, 4] to decide whether s alone always supports the wider-than-height task.</w:t>
       </w:r>
     </w:p>
     <w:p>
@@ -4041,15 +4146,521 @@
         <w:rPr>
           <w:b w:val="0"/>
         </w:rPr>
-        <w:t>Retain the project ledger and assess a changed case after support. Check the relevant prerequisite before carrying this component forward.</w:t>
+        <w:t xml:space="preserve">Teacher explanation: Both have s = 6, but their targets are 1 and 0. This </w:t>
+      </w:r>
+      <w:r>
+        <w:rPr>
+          <w:b/>
+        </w:rPr>
+        <w:t>collision</w:t>
+      </w:r>
+      <w:r>
+        <w:rPr>
+          <w:b w:val="0"/>
+        </w:rPr>
+        <w:t xml:space="preserve"> prevents any deterministic head using only s from getting both right.</w:t>
       </w:r>
     </w:p>
     <w:p>
       <w:pPr>
+        <w:pStyle w:val="Heading2"/>
+      </w:pPr>
+      <w:r>
+        <w:t>W5 Repair and qualify a claim</w:t>
+      </w:r>
+    </w:p>
+    <w:p>
+      <w:pPr>
+        <w:spacing w:line="336" w:lineRule="auto" w:after="180"/>
+      </w:pPr>
+      <w:r>
+        <w:rPr>
+          <w:b w:val="0"/>
+        </w:rPr>
+        <w:t xml:space="preserve">For h = [2, 0] and s = 8, recover width, height and area. Does this algebra prove that a </w:t>
+      </w:r>
+      <w:r>
+        <w:rPr>
+          <w:b/>
+        </w:rPr>
+        <w:t>training</w:t>
+      </w:r>
+      <w:r>
+        <w:rPr>
+          <w:b w:val="0"/>
+        </w:rPr>
+        <w:t xml:space="preserve"> program learned the </w:t>
+      </w:r>
+      <w:r>
+        <w:rPr>
+          <w:b/>
+        </w:rPr>
+        <w:t>representation</w:t>
+      </w:r>
+      <w:r>
+        <w:rPr>
+          <w:b w:val="0"/>
+        </w:rPr>
+        <w:t xml:space="preserve"> or that it will work well on noisy measurements?</w:t>
+      </w:r>
+    </w:p>
+    <w:p>
+      <w:pPr>
+        <w:spacing w:line="336" w:lineRule="auto" w:after="180"/>
+      </w:pPr>
+      <w:r>
+        <w:rPr>
+          <w:b w:val="0"/>
+        </w:rPr>
+        <w:t>Teacher explanation: Difference d is 2. Width is (8 + 2) / 2 = 5 and height is (8 - 2) / 2 = 3; area is 15 square cm.</w:t>
+      </w:r>
+    </w:p>
+    <w:p>
+      <w:pPr>
+        <w:spacing w:line="336" w:lineRule="auto" w:after="180"/>
+      </w:pPr>
+      <w:r>
+        <w:rPr>
+          <w:b w:val="0"/>
+        </w:rPr>
+        <w:t xml:space="preserve">The algebra establishes recovery under the formula, not a </w:t>
+      </w:r>
+      <w:r>
+        <w:rPr>
+          <w:b/>
+        </w:rPr>
+        <w:t>training</w:t>
+      </w:r>
+      <w:r>
+        <w:rPr>
+          <w:b w:val="0"/>
+        </w:rPr>
+        <w:t xml:space="preserve"> history or performance with noisy measurements.</w:t>
+      </w:r>
+    </w:p>
+    <w:p>
+      <w:pPr>
+        <w:pStyle w:val="Heading2"/>
+      </w:pPr>
+      <w:r>
+        <w:t>Earlier wording, alternatives and picture transcripts · reference / check after trying</w:t>
+      </w:r>
+    </w:p>
+    <w:p>
+      <w:pPr>
         <w:pStyle w:val="Heading3"/>
       </w:pPr>
       <w:r>
-        <w:t>Plan the delayed return</w:t>
+        <w:t>Guided and exit questions</w:t>
+      </w:r>
+    </w:p>
+    <w:p>
+      <w:pPr>
+        <w:spacing w:line="336" w:lineRule="auto" w:after="180"/>
+      </w:pPr>
+      <w:r>
+        <w:rPr>
+          <w:b w:val="0"/>
+        </w:rPr>
+        <w:t>Guided: [6, 4] and [7, 5] both encode as [2, 0], predict 1 and have areas 24 and 35 square cm. A deterministic head using only h cannot recover both exact areas.</w:t>
+      </w:r>
+    </w:p>
+    <w:p>
+      <w:pPr>
+        <w:spacing w:line="336" w:lineRule="auto" w:after="180"/>
+      </w:pPr>
+      <w:r>
+        <w:rPr>
+          <w:b w:val="0"/>
+        </w:rPr>
+        <w:t xml:space="preserve">Exit: hand-chosen weights are not </w:t>
+      </w:r>
+      <w:r>
+        <w:rPr>
+          <w:b/>
+        </w:rPr>
+        <w:t>evidence</w:t>
+      </w:r>
+      <w:r>
+        <w:rPr>
+          <w:b w:val="0"/>
+        </w:rPr>
+        <w:t xml:space="preserve"> of learning, and correct comparison labels do not establish area </w:t>
+      </w:r>
+      <w:r>
+        <w:rPr>
+          <w:b/>
+        </w:rPr>
+        <w:t>prediction</w:t>
+      </w:r>
+      <w:r>
+        <w:rPr>
+          <w:b w:val="0"/>
+        </w:rPr>
+        <w:t xml:space="preserve">. Test the </w:t>
+      </w:r>
+      <w:r>
+        <w:rPr>
+          <w:b/>
+        </w:rPr>
+        <w:t>collision</w:t>
+      </w:r>
+      <w:r>
+        <w:rPr>
+          <w:b w:val="0"/>
+        </w:rPr>
+        <w:t xml:space="preserve"> [4, 2] versus [5, 3], with areas 8 and 15.</w:t>
+      </w:r>
+    </w:p>
+    <w:p>
+      <w:pPr>
+        <w:pStyle w:val="Heading3"/>
+      </w:pPr>
+      <w:r>
+        <w:t>W1 Trace new inputs</w:t>
+      </w:r>
+    </w:p>
+    <w:p>
+      <w:pPr>
+        <w:pStyle w:val="Heading3"/>
+      </w:pPr>
+      <w:r>
+        <w:t>W2 Prove an information loss</w:t>
+      </w:r>
+    </w:p>
+    <w:p>
+      <w:pPr>
+        <w:pStyle w:val="Heading3"/>
+      </w:pPr>
+      <w:r>
+        <w:t>W3 Compare another encoding</w:t>
+      </w:r>
+    </w:p>
+    <w:p>
+      <w:pPr>
+        <w:pStyle w:val="Heading3"/>
+      </w:pPr>
+      <w:r>
+        <w:t>W4 Audit a new representation independently</w:t>
+      </w:r>
+    </w:p>
+    <w:p>
+      <w:pPr>
+        <w:spacing w:line="336" w:lineRule="auto" w:after="180"/>
+      </w:pPr>
+      <w:r>
+        <w:rPr>
+          <w:b w:val="0"/>
+        </w:rPr>
+        <w:t>A different layer uses g = [ReLU(width - height - 1), ReLU(height - width - 1)]. Encode [4, 3] and [3, 4]. State their targets for width strictly greater than height.</w:t>
+      </w:r>
+    </w:p>
+    <w:p>
+      <w:pPr>
+        <w:spacing w:line="336" w:lineRule="auto" w:after="180"/>
+      </w:pPr>
+      <w:r>
+        <w:rPr>
+          <w:b w:val="0"/>
+        </w:rPr>
+        <w:t>Can any deterministic head receiving only g classify both correctly?</w:t>
+      </w:r>
+    </w:p>
+    <w:p>
+      <w:pPr>
+        <w:spacing w:line="336" w:lineRule="auto" w:after="180"/>
+      </w:pPr>
+      <w:r>
+        <w:rPr>
+          <w:b w:val="0"/>
+        </w:rPr>
+        <w:t>Teacher explanation: Both encode as [0, 0]: the scores are [0, -2] and [-2, 0]. Targets are 1 and 0. No deterministic head receiving only this shared vector can distinguish the pair.</w:t>
+      </w:r>
+    </w:p>
+    <w:p>
+      <w:pPr>
+        <w:spacing w:line="336" w:lineRule="auto" w:after="180"/>
+      </w:pPr>
+      <w:r>
+        <w:rPr>
+          <w:b w:val="0"/>
+        </w:rPr>
+        <w:t>The added threshold erased a distinction required by this task.</w:t>
+      </w:r>
+    </w:p>
+    <w:p>
+      <w:pPr>
+        <w:pStyle w:val="Heading3"/>
+      </w:pPr>
+      <w:r>
+        <w:t>W5 Repair and qualify a claim</w:t>
+      </w:r>
+    </w:p>
+    <w:p>
+      <w:pPr>
+        <w:pStyle w:val="Heading3"/>
+      </w:pPr>
+      <w:r>
+        <w:t>Independent assessment and fresh retry</w:t>
+      </w:r>
+    </w:p>
+    <w:p>
+      <w:pPr>
+        <w:spacing w:line="336" w:lineRule="auto" w:after="180"/>
+      </w:pPr>
+      <w:r>
+        <w:rPr>
+          <w:b w:val="0"/>
+        </w:rPr>
+        <w:t>W4 requires scores [0, -2] and [-2, 0], hidden vector [0, 0] for both, targets 1 and 0 and an impossibility explanation. Fresh retry: use g = [ReLU(width - height - 2), ReLU(height - width - 2)] for [5, 3] and [3, 5].</w:t>
+      </w:r>
+    </w:p>
+    <w:p>
+      <w:pPr>
+        <w:spacing w:line="336" w:lineRule="auto" w:after="180"/>
+      </w:pPr>
+      <w:r>
+        <w:rPr>
+          <w:b w:val="0"/>
+        </w:rPr>
+        <w:t>Scores are [0, -4] and [-4, 0]; both hidden vectors are [0, 0], but targets are 1 and 0. No deterministic head using only g can classify both correctly.</w:t>
+      </w:r>
+    </w:p>
+    <w:p>
+      <w:pPr>
+        <w:pStyle w:val="Heading3"/>
+      </w:pPr>
+      <w:r>
+        <w:t>Assess independent transfer</w:t>
+      </w:r>
+    </w:p>
+    <w:p>
+      <w:pPr>
+        <w:pStyle w:val="Heading3"/>
+      </w:pPr>
+      <w:r>
+        <w:t>Selected case answer</w:t>
+      </w:r>
+    </w:p>
+    <w:p>
+      <w:pPr>
+        <w:pStyle w:val="Heading3"/>
+      </w:pPr>
+      <w:r>
+        <w:t>Feedback that the learner uses</w:t>
+      </w:r>
+    </w:p>
+    <w:p>
+      <w:pPr>
+        <w:pStyle w:val="Heading1"/>
+      </w:pPr>
+      <w:r>
+        <w:t>06. Connect,support and revisit the mathematics</w:t>
+      </w:r>
+    </w:p>
+    <w:p>
+      <w:r>
+        <w:t>Use the saved evidence to choose the next step.</w:t>
+      </w:r>
+    </w:p>
+    <w:p>
+      <w:pPr>
+        <w:pStyle w:val="Heading2"/>
+      </w:pPr>
+      <w:r>
+        <w:t>Project and next-week bridge</w:t>
+      </w:r>
+    </w:p>
+    <w:p>
+      <w:pPr>
+        <w:spacing w:line="336" w:lineRule="auto" w:after="180"/>
+      </w:pPr>
+      <w:r>
+        <w:rPr>
+          <w:b w:val="0"/>
+        </w:rPr>
+        <w:t xml:space="preserve">Add a labelled learned </w:t>
+      </w:r>
+      <w:r>
+        <w:rPr>
+          <w:b/>
+        </w:rPr>
+        <w:t>representation</w:t>
+      </w:r>
+      <w:r>
+        <w:rPr>
+          <w:b w:val="0"/>
+        </w:rPr>
+        <w:t xml:space="preserve">s </w:t>
+      </w:r>
+      <w:r>
+        <w:rPr>
+          <w:b/>
+        </w:rPr>
+        <w:t>evidence</w:t>
+      </w:r>
+      <w:r>
+        <w:rPr>
+          <w:b w:val="0"/>
+        </w:rPr>
+        <w:t xml:space="preserve"> sheet to Image-pattern Network Investigation. Show how you can trace an </w:t>
+      </w:r>
+      <w:r>
+        <w:rPr>
+          <w:b/>
+        </w:rPr>
+        <w:t>input</w:t>
+      </w:r>
+      <w:r>
+        <w:rPr>
+          <w:b w:val="0"/>
+        </w:rPr>
+        <w:t xml:space="preserve"> through a hidden </w:t>
+      </w:r>
+      <w:r>
+        <w:rPr>
+          <w:b/>
+        </w:rPr>
+        <w:t>representation</w:t>
+      </w:r>
+      <w:r>
+        <w:rPr>
+          <w:b w:val="0"/>
+        </w:rPr>
+        <w:t xml:space="preserve"> and a decision rule.</w:t>
+      </w:r>
+    </w:p>
+    <w:p>
+      <w:pPr>
+        <w:spacing w:line="336" w:lineRule="auto" w:after="180"/>
+      </w:pPr>
+      <w:r>
+        <w:rPr>
+          <w:b w:val="0"/>
+        </w:rPr>
+        <w:t xml:space="preserve">Use the supplied fictional case and keep its </w:t>
+      </w:r>
+      <w:r>
+        <w:rPr>
+          <w:b/>
+        </w:rPr>
+        <w:t>input</w:t>
+      </w:r>
+      <w:r>
+        <w:rPr>
+          <w:b w:val="0"/>
+        </w:rPr>
+        <w:t xml:space="preserve">s, intermediate steps, calculation or </w:t>
+      </w:r>
+      <w:r>
+        <w:rPr>
+          <w:b/>
+        </w:rPr>
+        <w:t>prediction</w:t>
+      </w:r>
+      <w:r>
+        <w:rPr>
+          <w:b w:val="0"/>
+        </w:rPr>
+        <w:t>, and limitation. Connect this record to last week’s record; a matching answer without a trace is insufficient.</w:t>
+      </w:r>
+    </w:p>
+    <w:p>
+      <w:pPr>
+        <w:spacing w:line="336" w:lineRule="auto" w:after="180"/>
+      </w:pPr>
+      <w:r>
+        <w:rPr>
+          <w:b w:val="0"/>
+        </w:rPr>
+        <w:t xml:space="preserve">Provide paper rectangles and columns for signed difference, two scores, activations and target. Allow calculators and ask for verbal </w:t>
+      </w:r>
+      <w:r>
+        <w:rPr>
+          <w:b/>
+        </w:rPr>
+        <w:t>collision</w:t>
+      </w:r>
+      <w:r>
+        <w:rPr>
+          <w:b w:val="0"/>
+        </w:rPr>
+        <w:t xml:space="preserve"> explanations before algebra.</w:t>
+      </w:r>
+    </w:p>
+    <w:p>
+      <w:pPr>
+        <w:spacing w:line="336" w:lineRule="auto" w:after="180"/>
+      </w:pPr>
+      <w:r>
+        <w:rPr>
+          <w:b w:val="0"/>
+        </w:rPr>
+        <w:t>Extension: show that adding the same positive amount to width and height preserves h while changing area; derive exact recovery when the sum is also retained.</w:t>
+      </w:r>
+    </w:p>
+    <w:p>
+      <w:pPr>
+        <w:spacing w:line="336" w:lineRule="auto" w:after="180"/>
+      </w:pPr>
+      <w:r>
+        <w:rPr>
+          <w:b w:val="0"/>
+        </w:rPr>
+        <w:t>Week 20 introduces image tensors and channels, with explicit axis order and value scales.</w:t>
+      </w:r>
+    </w:p>
+    <w:p>
+      <w:pPr>
+        <w:spacing w:line="336" w:lineRule="auto" w:after="180"/>
+      </w:pPr>
+      <w:r>
+        <w:rPr>
+          <w:b w:val="0"/>
+        </w:rPr>
+        <w:t>Retain the project ledger and assess a changed case after support. Check the relevant prerequisite before carrying this component forward.</w:t>
+      </w:r>
+    </w:p>
+    <w:p>
+      <w:pPr>
+        <w:spacing w:line="336" w:lineRule="auto" w:after="180"/>
+      </w:pPr>
+      <w:r>
+        <w:rPr>
+          <w:b w:val="0"/>
+        </w:rPr>
+        <w:t xml:space="preserve">For your Image-pattern Network Investigation, save the </w:t>
+      </w:r>
+      <w:r>
+        <w:rPr>
+          <w:b/>
+        </w:rPr>
+        <w:t>input</w:t>
+      </w:r>
+      <w:r>
+        <w:rPr>
+          <w:b w:val="0"/>
+        </w:rPr>
+        <w:t>, procedure, observed result and limitation of this check.</w:t>
+      </w:r>
+    </w:p>
+    <w:p>
+      <w:pPr>
+        <w:spacing w:line="336" w:lineRule="auto" w:after="180"/>
+      </w:pPr>
+      <w:r>
+        <w:rPr>
+          <w:b w:val="0"/>
+        </w:rPr>
+        <w:t>Label this worked example as practice; use a different, previously unreviewed case when checking independent understanding.</w:t>
+      </w:r>
+    </w:p>
+    <w:p>
+      <w:pPr>
+        <w:pStyle w:val="Heading2"/>
+      </w:pPr>
+      <w:r>
+        <w:t>Delayed return and support record</w:t>
       </w:r>
     </w:p>
     <w:p>
@@ -4266,44 +4877,26 @@
     </w:p>
     <w:p>
       <w:pPr>
-        <w:pStyle w:val="Heading3"/>
-      </w:pPr>
-      <w:r>
-        <w:t>Project evidence from this case</w:t>
+        <w:pStyle w:val="Heading2"/>
+      </w:pPr>
+      <w:r>
+        <w:t>Earlier wording, alternatives and picture transcripts · reference / check after trying</w:t>
       </w:r>
     </w:p>
     <w:p>
       <w:pPr>
-        <w:spacing w:line="336" w:lineRule="auto" w:after="180"/>
-      </w:pPr>
-      <w:r>
-        <w:rPr>
-          <w:b w:val="0"/>
-        </w:rPr>
-        <w:t xml:space="preserve">For your Image-pattern Network Investigation, save the </w:t>
-      </w:r>
-      <w:r>
-        <w:rPr>
-          <w:b/>
-        </w:rPr>
-        <w:t>input</w:t>
-      </w:r>
-      <w:r>
-        <w:rPr>
-          <w:b w:val="0"/>
-        </w:rPr>
-        <w:t>, procedure, observed result and limitation of this check.</w:t>
+        <w:pStyle w:val="Heading3"/>
+      </w:pPr>
+      <w:r>
+        <w:t>Plan the delayed return</w:t>
       </w:r>
     </w:p>
     <w:p>
       <w:pPr>
-        <w:spacing w:line="336" w:lineRule="auto" w:after="180"/>
-      </w:pPr>
-      <w:r>
-        <w:rPr>
-          <w:b w:val="0"/>
-        </w:rPr>
-        <w:t>Label this worked example as practice; use a different, previously unreviewed case when checking independent understanding.</w:t>
+        <w:pStyle w:val="Heading3"/>
+      </w:pPr>
+      <w:r>
+        <w:t>Project evidence from this case</w:t>
       </w:r>
     </w:p>
     <w:p>
@@ -4311,26 +4904,33 @@
         <w:pStyle w:val="Heading1"/>
       </w:pPr>
       <w:r>
-        <w:t>07. Prepare, teach and assess</w:t>
+        <w:t>Reference bank and extra practice</w:t>
       </w:r>
     </w:p>
     <w:p>
-      <w:r>
-        <w:t>Use this preparation summary alongside the detailed Learned representations lesson; it is a checklist rather than a replacement for the full sequence.</w:t>
+      <w:pPr>
+        <w:pStyle w:val="Heading1"/>
+      </w:pPr>
+      <w:r>
+        <w:t>07. Reference · Alternative planning checklist</w:t>
       </w:r>
     </w:p>
     <w:p>
-      <w:pPr>
-        <w:pStyle w:val="Heading3"/>
-      </w:pPr>
-      <w:r>
-        <w:t>Teaching target</w:t>
+      <w:r>
+        <w:t>Use alongside the main route when helpful.</w:t>
       </w:r>
     </w:p>
     <w:p>
       <w:pPr>
+        <w:pStyle w:val="Heading2"/>
+      </w:pPr>
+      <w:r>
+        <w:t>Planning,assessment and project reminders</w:t>
+      </w:r>
+    </w:p>
+    <w:p>
+      <w:pPr>
         <w:spacing w:line="336" w:lineRule="auto" w:after="180"/>
-        <w:shd w:fill="EDF7F3"/>
       </w:pPr>
       <w:r>
         <w:rPr>
@@ -4554,58 +5154,83 @@
     </w:p>
     <w:p>
       <w:pPr>
-        <w:pStyle w:val="Heading3"/>
-      </w:pPr>
-      <w:r>
-        <w:t>Supported practice answer</w:t>
+        <w:spacing w:line="336" w:lineRule="auto" w:after="180"/>
+      </w:pPr>
+      <w:r>
+        <w:rPr>
+          <w:b w:val="0"/>
+        </w:rPr>
+        <w:t>Reasoned practice answer: Teacher explanation: Both hidden vectors are [2, 0], while areas are 8 and 15 square cm.</w:t>
       </w:r>
     </w:p>
     <w:p>
       <w:pPr>
         <w:spacing w:line="336" w:lineRule="auto" w:after="180"/>
-        <w:shd w:fill="F1F6FC"/>
       </w:pPr>
       <w:r>
         <w:rPr>
           <w:b w:val="0"/>
         </w:rPr>
-        <w:t>Reasoned practice answer: Teacher explanation: Both hidden vectors are [2, 0], while areas are 8 and 15 square cm.</w:t>
+        <w:t xml:space="preserve">Identical </w:t>
+      </w:r>
+      <w:r>
+        <w:rPr>
+          <w:b/>
+        </w:rPr>
+        <w:t>input</w:t>
+      </w:r>
+      <w:r>
+        <w:rPr>
+          <w:b w:val="0"/>
+        </w:rPr>
+        <w:t xml:space="preserve">s to a deterministic head yield identical </w:t>
+      </w:r>
+      <w:r>
+        <w:rPr>
+          <w:b/>
+        </w:rPr>
+        <w:t>output</w:t>
+      </w:r>
+      <w:r>
+        <w:rPr>
+          <w:b w:val="0"/>
+        </w:rPr>
+        <w:t>s, so the head cannot return both required values.</w:t>
       </w:r>
     </w:p>
     <w:p>
       <w:pPr>
         <w:spacing w:line="336" w:lineRule="auto" w:after="180"/>
-        <w:shd w:fill="F1F6FC"/>
       </w:pPr>
       <w:r>
         <w:rPr>
           <w:b w:val="0"/>
         </w:rPr>
-        <w:t xml:space="preserve">Identical </w:t>
+        <w:t xml:space="preserve">Check every learner before discussion: Use the worked case for Learned </w:t>
       </w:r>
       <w:r>
         <w:rPr>
           <w:b/>
         </w:rPr>
+        <w:t>representation</w:t>
+      </w:r>
+      <w:r>
+        <w:rPr>
+          <w:b w:val="0"/>
+        </w:rPr>
+        <w:t xml:space="preserve">s. Proposed explanation: “Two hidden values preserve both </w:t>
+      </w:r>
+      <w:r>
+        <w:rPr>
+          <w:b/>
+        </w:rPr>
         <w:t>input</w:t>
       </w:r>
       <w:r>
         <w:rPr>
           <w:b w:val="0"/>
         </w:rPr>
-        <w:t xml:space="preserve">s to a deterministic head yield identical </w:t>
-      </w:r>
-      <w:r>
-        <w:rPr>
-          <w:b/>
-        </w:rPr>
-        <w:t>output</w:t>
-      </w:r>
-      <w:r>
-        <w:rPr>
-          <w:b w:val="0"/>
-        </w:rPr>
-        <w:t>s, so the head cannot return both required values.</w:t>
+        <w:t xml:space="preserve"> measurements”. Decide whether this explanation is supported.</w:t>
       </w:r>
     </w:p>
     <w:p>
@@ -4616,31 +5241,7 @@
         <w:rPr>
           <w:b w:val="0"/>
         </w:rPr>
-        <w:t xml:space="preserve">Check every learner before discussion: Use the worked case for Learned </w:t>
-      </w:r>
-      <w:r>
-        <w:rPr>
-          <w:b/>
-        </w:rPr>
-        <w:t>representation</w:t>
-      </w:r>
-      <w:r>
-        <w:rPr>
-          <w:b w:val="0"/>
-        </w:rPr>
-        <w:t xml:space="preserve">s. Proposed explanation: “Two hidden values preserve both </w:t>
-      </w:r>
-      <w:r>
-        <w:rPr>
-          <w:b/>
-        </w:rPr>
-        <w:t>input</w:t>
-      </w:r>
-      <w:r>
-        <w:rPr>
-          <w:b w:val="0"/>
-        </w:rPr>
-        <w:t xml:space="preserve"> measurements”. Decide whether this explanation is supported.</w:t>
+        <w:t>Point to the step or supplied fact that decides; explain your repair if needed.</w:t>
       </w:r>
     </w:p>
     <w:p>
@@ -4651,141 +5252,93 @@
         <w:rPr>
           <w:b w:val="0"/>
         </w:rPr>
-        <w:t>Point to the step or supplied fact that decides; explain your repair if needed.</w:t>
+        <w:t xml:space="preserve">Misconception repair: Dimension alone does not guarantee recovery; distinct </w:t>
+      </w:r>
+      <w:r>
+        <w:rPr>
+          <w:b/>
+        </w:rPr>
+        <w:t>input</w:t>
+      </w:r>
+      <w:r>
+        <w:rPr>
+          <w:b w:val="0"/>
+        </w:rPr>
+        <w:t>s can collide.</w:t>
       </w:r>
     </w:p>
     <w:p>
       <w:pPr>
-        <w:pStyle w:val="Heading3"/>
-      </w:pPr>
-      <w:r>
-        <w:t>Repair the misconception</w:t>
+        <w:spacing w:line="336" w:lineRule="auto" w:after="180"/>
+      </w:pPr>
+      <w:r>
+        <w:rPr>
+          <w:b w:val="0"/>
+        </w:rPr>
+        <w:t xml:space="preserve">Support: read the exact case aloud, enlarge the labelled picture, supply </w:t>
+      </w:r>
+      <w:r>
+        <w:rPr>
+          <w:b/>
+        </w:rPr>
+        <w:t>input</w:t>
+      </w:r>
+      <w:r>
+        <w:rPr>
+          <w:b w:val="0"/>
+        </w:rPr>
+        <w:t xml:space="preserve"> cards and model only the first deciding step. Accept a spoken explanation or drawing; retain the reasoning goal.</w:t>
       </w:r>
     </w:p>
     <w:p>
       <w:pPr>
         <w:spacing w:line="336" w:lineRule="auto" w:after="180"/>
-        <w:shd w:fill="FFF5E6"/>
       </w:pPr>
       <w:r>
         <w:rPr>
           <w:b w:val="0"/>
         </w:rPr>
-        <w:t xml:space="preserve">Misconception repair: Dimension alone does not guarantee recovery; distinct </w:t>
+        <w:t xml:space="preserve">Extension: The head keeps both ordered hidden values instead of their sum. Require a </w:t>
       </w:r>
       <w:r>
         <w:rPr>
           <w:b/>
         </w:rPr>
-        <w:t>input</w:t>
+        <w:t>prediction</w:t>
       </w:r>
       <w:r>
         <w:rPr>
           <w:b w:val="0"/>
         </w:rPr>
-        <w:t>s can collide.</w:t>
+        <w:t xml:space="preserve"> and a reason before comparing. Expected result: It can distinguish [3, 0] from [0, 3] in this example.</w:t>
       </w:r>
     </w:p>
     <w:p>
       <w:pPr>
-        <w:pStyle w:val="Heading3"/>
-      </w:pPr>
-      <w:r>
-        <w:t>Support without giving away the answer</w:t>
+        <w:spacing w:line="336" w:lineRule="auto" w:after="180"/>
+      </w:pPr>
+      <w:r>
+        <w:rPr>
+          <w:b w:val="0"/>
+        </w:rPr>
+        <w:t xml:space="preserve">Reason: The </w:t>
+      </w:r>
+      <w:r>
+        <w:rPr>
+          <w:b/>
+        </w:rPr>
+        <w:t>representation</w:t>
+      </w:r>
+      <w:r>
+        <w:rPr>
+          <w:b w:val="0"/>
+        </w:rPr>
+        <w:t xml:space="preserve"> retains the direction of brightness difference when coordinates stay separate.</w:t>
       </w:r>
     </w:p>
     <w:p>
       <w:pPr>
         <w:spacing w:line="336" w:lineRule="auto" w:after="180"/>
-        <w:shd w:fill="F1F6F8"/>
-      </w:pPr>
-      <w:r>
-        <w:rPr>
-          <w:b w:val="0"/>
-        </w:rPr>
-        <w:t xml:space="preserve">Support: read the exact case aloud, enlarge the labelled picture, supply </w:t>
-      </w:r>
-      <w:r>
-        <w:rPr>
-          <w:b/>
-        </w:rPr>
-        <w:t>input</w:t>
-      </w:r>
-      <w:r>
-        <w:rPr>
-          <w:b w:val="0"/>
-        </w:rPr>
-        <w:t xml:space="preserve"> cards and model only the first deciding step. Accept a spoken explanation or drawing; retain the reasoning goal.</w:t>
-      </w:r>
-    </w:p>
-    <w:p>
-      <w:pPr>
-        <w:pStyle w:val="Heading3"/>
-      </w:pPr>
-      <w:r>
-        <w:t>Extend the reasoning</w:t>
-      </w:r>
-    </w:p>
-    <w:p>
-      <w:pPr>
-        <w:spacing w:line="336" w:lineRule="auto" w:after="180"/>
-        <w:shd w:fill="F5F1FB"/>
-      </w:pPr>
-      <w:r>
-        <w:rPr>
-          <w:b w:val="0"/>
-        </w:rPr>
-        <w:t xml:space="preserve">Extension: The head keeps both ordered hidden values instead of their sum. Require a </w:t>
-      </w:r>
-      <w:r>
-        <w:rPr>
-          <w:b/>
-        </w:rPr>
-        <w:t>prediction</w:t>
-      </w:r>
-      <w:r>
-        <w:rPr>
-          <w:b w:val="0"/>
-        </w:rPr>
-        <w:t xml:space="preserve"> and a reason before comparing. Expected result: It can distinguish [3, 0] from [0, 3] in this example.</w:t>
-      </w:r>
-    </w:p>
-    <w:p>
-      <w:pPr>
-        <w:spacing w:line="336" w:lineRule="auto" w:after="180"/>
-        <w:shd w:fill="F5F1FB"/>
-      </w:pPr>
-      <w:r>
-        <w:rPr>
-          <w:b w:val="0"/>
-        </w:rPr>
-        <w:t xml:space="preserve">Reason: The </w:t>
-      </w:r>
-      <w:r>
-        <w:rPr>
-          <w:b/>
-        </w:rPr>
-        <w:t>representation</w:t>
-      </w:r>
-      <w:r>
-        <w:rPr>
-          <w:b w:val="0"/>
-        </w:rPr>
-        <w:t xml:space="preserve"> retains the direction of brightness difference when coordinates stay separate.</w:t>
-      </w:r>
-    </w:p>
-    <w:p>
-      <w:pPr>
-        <w:pStyle w:val="Heading3"/>
-      </w:pPr>
-      <w:r>
-        <w:t>Protect the independent attempt</w:t>
-      </w:r>
-    </w:p>
-    <w:p>
-      <w:pPr>
-        <w:spacing w:line="336" w:lineRule="auto" w:after="180"/>
-        <w:shd w:fill="FFF5E6"/>
       </w:pPr>
       <w:r>
         <w:rPr>
@@ -4980,58 +5533,57 @@
     </w:tbl>
     <w:p>
       <w:pPr>
-        <w:pStyle w:val="Heading3"/>
-      </w:pPr>
-      <w:r>
-        <w:t>Project checkpoint</w:t>
+        <w:spacing w:line="336" w:lineRule="auto" w:after="180"/>
+      </w:pPr>
+      <w:r>
+        <w:rPr>
+          <w:b w:val="0"/>
+        </w:rPr>
+        <w:t>Project checkpoint: Evaluate and revise. Compare with your starting method, explain errors and record a justified revision.</w:t>
       </w:r>
     </w:p>
     <w:p>
       <w:pPr>
         <w:spacing w:line="336" w:lineRule="auto" w:after="180"/>
-        <w:shd w:fill="EDF7F3"/>
       </w:pPr>
       <w:r>
         <w:rPr>
           <w:b w:val="0"/>
         </w:rPr>
-        <w:t>Project checkpoint: Evaluate and revise. Compare with your starting method, explain errors and record a justified revision.</w:t>
+        <w:t xml:space="preserve">Use the weekly teacher answer for topic-specific reasoning. A saved progress tick is an activity record; judge mastery from the learner’s explanation and </w:t>
+      </w:r>
+      <w:r>
+        <w:rPr>
+          <w:b/>
+        </w:rPr>
+        <w:t>evidence</w:t>
+      </w:r>
+      <w:r>
+        <w:rPr>
+          <w:b w:val="0"/>
+        </w:rPr>
+        <w:t>.</w:t>
       </w:r>
     </w:p>
     <w:p>
       <w:pPr>
-        <w:spacing w:line="336" w:lineRule="auto" w:after="180"/>
-      </w:pPr>
-      <w:r>
-        <w:rPr>
-          <w:b w:val="0"/>
-        </w:rPr>
-        <w:t xml:space="preserve">Use the weekly teacher answer for topic-specific reasoning. A saved progress tick is an activity record; judge mastery from the learner’s explanation and </w:t>
-      </w:r>
-      <w:r>
-        <w:rPr>
-          <w:b/>
-        </w:rPr>
-        <w:t>evidence</w:t>
-      </w:r>
-      <w:r>
-        <w:rPr>
-          <w:b w:val="0"/>
-        </w:rPr>
-        <w:t>.</w:t>
+        <w:pStyle w:val="Heading1"/>
+      </w:pPr>
+      <w:r>
+        <w:t>08. Reference · Feedback,labs and repair paths</w:t>
       </w:r>
     </w:p>
     <w:p>
-      <w:pPr>
-        <w:pStyle w:val="Heading1"/>
-      </w:pPr>
-      <w:r>
-        <w:t>08. Use feedback, labs and repair paths</w:t>
+      <w:r>
+        <w:t>Retain the first attempt and the evidence used for a repair.</w:t>
       </w:r>
     </w:p>
     <w:p>
-      <w:r>
-        <w:t>Use feedback, earlier review and portfolios purposefully. Apply the coding routine only when this lesson has an executable lab.</w:t>
+      <w:pPr>
+        <w:pStyle w:val="Heading2"/>
+      </w:pPr>
+      <w:r>
+        <w:t>Feedback and record guidance</w:t>
       </w:r>
     </w:p>
     <w:p>
@@ -5130,40 +5682,17 @@
         <w:pStyle w:val="Heading1"/>
       </w:pPr>
       <w:r>
-        <w:t>09. Visual concept journey</w:t>
+        <w:t>09. Reference · Teach with the six pictures</w:t>
       </w:r>
     </w:p>
     <w:p>
       <w:r>
-        <w:t>Show one Learned representations graphic at a time, request a prediction and discuss its trace before the independent assessment.</w:t>
+        <w:t>Choose one picture for a particular reasoning move.</w:t>
       </w:r>
     </w:p>
     <w:p>
       <w:pPr>
-        <w:spacing w:line="336" w:lineRule="auto" w:after="180"/>
-      </w:pPr>
-      <w:r>
-        <w:rPr>
-          <w:b w:val="0"/>
-        </w:rPr>
-        <w:t xml:space="preserve">Use one picture at a time. Hide a worked result before asking for a </w:t>
-      </w:r>
-      <w:r>
-        <w:rPr>
-          <w:b/>
-        </w:rPr>
-        <w:t>prediction</w:t>
-      </w:r>
-      <w:r>
-        <w:rPr>
-          <w:b w:val="0"/>
-        </w:rPr>
-        <w:t>, then reveal it for feedback. These are supported teaching cases; retain the separate independent assessment for a fresh first attempt.</w:t>
-      </w:r>
-    </w:p>
-    <w:p>
-      <w:pPr>
-        <w:pStyle w:val="Heading3"/>
+        <w:pStyle w:val="Heading2"/>
       </w:pPr>
       <w:r>
         <w:t>01. Learned representations: the case</w:t>
@@ -5174,7 +5703,7 @@
         <w:drawing>
           <wp:inline xmlns:a="http://schemas.openxmlformats.org/drawingml/2006/main" xmlns:pic="http://schemas.openxmlformats.org/drawingml/2006/picture">
             <wp:extent cx="5486400" cy="3142488"/>
-            <wp:docPr id="3" name="Picture 3" descr="See when a representation preserves a distinction and when it destroys it. Supplied facts: Toy input [left, right]; representation h=[ReLU(left-right), ReLU(right-left)]. A=[5, 2]; B=[2, 5]; target is left-brighter versus right-brighter. All inputs and outcomes in this worked example are invented classroom data; no real model run is claimed."/>
+            <wp:docPr id="5" name="Picture 5" descr="See when a representation preserves a distinction and when it destroys it. Supplied facts: Toy input [left, right]; representation h=[ReLU(left-right), ReLU(right-left)]. A=[5, 2]; B=[2, 5]; target is left-brighter versus right-brighter. All inputs and outcomes in this worked example are invented classroom data; no real model run is claimed."/>
             <wp:cNvGraphicFramePr>
               <a:graphicFrameLocks noChangeAspect="1"/>
             </wp:cNvGraphicFramePr>
@@ -5186,7 +5715,7 @@
                     <pic:cNvPicPr/>
                   </pic:nvPicPr>
                   <pic:blipFill>
-                    <a:blip r:embed="rId11"/>
+                    <a:blip r:embed="rId13"/>
                     <a:stretch>
                       <a:fillRect/>
                     </a:stretch>
@@ -5278,7 +5807,6 @@
     <w:p>
       <w:pPr>
         <w:spacing w:line="336" w:lineRule="auto" w:after="180"/>
-        <w:shd w:fill="F5F1FB"/>
       </w:pPr>
       <w:r>
         <w:rPr>
@@ -5289,27 +5817,18 @@
     </w:p>
     <w:p>
       <w:pPr>
-        <w:pStyle w:val="Heading3"/>
-      </w:pPr>
-      <w:r>
-        <w:t>Discuss while showing the picture</w:t>
+        <w:spacing w:line="336" w:lineRule="auto" w:after="180"/>
+      </w:pPr>
+      <w:r>
+        <w:rPr>
+          <w:b w:val="0"/>
+        </w:rPr>
+        <w:t>Teacher prompt: Point to the given fact that matters most. Explain why it matters. Ask learners to describe one label or arrow in ordinary words. Use the adjacent transcript if the image is difficult to see.</w:t>
       </w:r>
     </w:p>
     <w:p>
       <w:pPr>
-        <w:spacing w:line="336" w:lineRule="auto" w:after="180"/>
-        <w:shd w:fill="F1F6F8"/>
-      </w:pPr>
-      <w:r>
-        <w:rPr>
-          <w:b w:val="0"/>
-        </w:rPr>
-        <w:t>Teacher prompt: Point to the given fact that matters most. Explain why it matters. Ask learners to describe one label or arrow in ordinary words. Use the adjacent transcript if the image is difficult to see.</w:t>
-      </w:r>
-    </w:p>
-    <w:p>
-      <w:pPr>
-        <w:pStyle w:val="Heading3"/>
+        <w:pStyle w:val="Heading2"/>
       </w:pPr>
       <w:r>
         <w:t>02. Follow the deciding steps</w:t>
@@ -5320,7 +5839,7 @@
         <w:drawing>
           <wp:inline xmlns:a="http://schemas.openxmlformats.org/drawingml/2006/main" xmlns:pic="http://schemas.openxmlformats.org/drawingml/2006/picture">
             <wp:extent cx="5486400" cy="3182112"/>
-            <wp:docPr id="4" name="Picture 4" descr="Encode A: A becomes [3, 0], with left brighter. → Encode B: B becomes [0, 3], with right brighter. → Compare collapsed summary: If the head receives only h1+h2, both become 3 and the target distinction is lost."/>
+            <wp:docPr id="6" name="Picture 6" descr="Encode A: A becomes [3, 0], with left brighter. → Encode B: B becomes [0, 3], with right brighter. → Compare collapsed summary: If the head receives only h1+h2, both become 3 and the target distinction is lost."/>
             <wp:cNvGraphicFramePr>
               <a:graphicFrameLocks noChangeAspect="1"/>
             </wp:cNvGraphicFramePr>
@@ -5332,7 +5851,7 @@
                     <pic:cNvPicPr/>
                   </pic:nvPicPr>
                   <pic:blipFill>
-                    <a:blip r:embed="rId12"/>
+                    <a:blip r:embed="rId10"/>
                     <a:stretch>
                       <a:fillRect/>
                     </a:stretch>
@@ -5365,7 +5884,6 @@
     <w:p>
       <w:pPr>
         <w:spacing w:line="336" w:lineRule="auto" w:after="180"/>
-        <w:shd w:fill="F5F1FB"/>
       </w:pPr>
       <w:r>
         <w:rPr>
@@ -5388,39 +5906,30 @@
     </w:p>
     <w:p>
       <w:pPr>
-        <w:pStyle w:val="Heading3"/>
-      </w:pPr>
-      <w:r>
-        <w:t>Discuss while showing the picture</w:t>
+        <w:spacing w:line="336" w:lineRule="auto" w:after="180"/>
+      </w:pPr>
+      <w:r>
+        <w:rPr>
+          <w:b w:val="0"/>
+        </w:rPr>
+        <w:t xml:space="preserve">Teacher prompt: Point to each numbered stage and explain which recorded </w:t>
+      </w:r>
+      <w:r>
+        <w:rPr>
+          <w:b/>
+        </w:rPr>
+        <w:t>input</w:t>
+      </w:r>
+      <w:r>
+        <w:rPr>
+          <w:b w:val="0"/>
+        </w:rPr>
+        <w:t xml:space="preserve"> it uses. Ask learners to describe one label or arrow in ordinary words. Use the adjacent transcript if the image is difficult to see.</w:t>
       </w:r>
     </w:p>
     <w:p>
       <w:pPr>
-        <w:spacing w:line="336" w:lineRule="auto" w:after="180"/>
-        <w:shd w:fill="F1F6F8"/>
-      </w:pPr>
-      <w:r>
-        <w:rPr>
-          <w:b w:val="0"/>
-        </w:rPr>
-        <w:t xml:space="preserve">Teacher prompt: Point to each numbered stage and explain which recorded </w:t>
-      </w:r>
-      <w:r>
-        <w:rPr>
-          <w:b/>
-        </w:rPr>
-        <w:t>input</w:t>
-      </w:r>
-      <w:r>
-        <w:rPr>
-          <w:b w:val="0"/>
-        </w:rPr>
-        <w:t xml:space="preserve"> it uses. Ask learners to describe one label or arrow in ordinary words. Use the adjacent transcript if the image is difficult to see.</w:t>
-      </w:r>
-    </w:p>
-    <w:p>
-      <w:pPr>
-        <w:pStyle w:val="Heading3"/>
+        <w:pStyle w:val="Heading2"/>
       </w:pPr>
       <w:r>
         <w:t>03. A representation can preserve direction</w:t>
@@ -5431,7 +5940,7 @@
         <w:drawing>
           <wp:inline xmlns:a="http://schemas.openxmlformats.org/drawingml/2006/main" xmlns:pic="http://schemas.openxmlformats.org/drawingml/2006/picture">
             <wp:extent cx="5486400" cy="3096768"/>
-            <wp:docPr id="5" name="Picture 5" descr="A representation can preserve direction. A: left = 5, right = 2, h1 = 3, h2 = 0. B: left = 2, right = 5, h1 = 0, h2 = 3."/>
+            <wp:docPr id="7" name="Picture 7" descr="A representation can preserve direction. A: left = 5, right = 2, h1 = 3, h2 = 0. B: left = 2, right = 5, h1 = 0, h2 = 3."/>
             <wp:cNvGraphicFramePr>
               <a:graphicFrameLocks noChangeAspect="1"/>
             </wp:cNvGraphicFramePr>
@@ -5443,7 +5952,7 @@
                     <pic:cNvPicPr/>
                   </pic:nvPicPr>
                   <pic:blipFill>
-                    <a:blip r:embed="rId13"/>
+                    <a:blip r:embed="rId14"/>
                     <a:stretch>
                       <a:fillRect/>
                     </a:stretch>
@@ -5488,7 +5997,6 @@
     <w:p>
       <w:pPr>
         <w:spacing w:line="336" w:lineRule="auto" w:after="180"/>
-        <w:shd w:fill="F5F1FB"/>
       </w:pPr>
       <w:r>
         <w:rPr>
@@ -5499,39 +6007,29 @@
     </w:p>
     <w:p>
       <w:pPr>
-        <w:pStyle w:val="Heading3"/>
-      </w:pPr>
-      <w:r>
-        <w:t>Discuss while showing the picture</w:t>
+        <w:spacing w:line="336" w:lineRule="auto" w:after="180"/>
+      </w:pPr>
+      <w:r>
+        <w:rPr>
+          <w:b w:val="0"/>
+        </w:rPr>
+        <w:t>Teacher prompt: Read the labels and values. Explain the relationship the model shows. Ask learners to describe one label or arrow in ordinary words. Use the adjacent transcript if the image is difficult to see.</w:t>
       </w:r>
     </w:p>
     <w:p>
       <w:pPr>
         <w:spacing w:line="336" w:lineRule="auto" w:after="180"/>
-        <w:shd w:fill="F1F6F8"/>
       </w:pPr>
       <w:r>
         <w:rPr>
           <w:b w:val="0"/>
         </w:rPr>
-        <w:t>Teacher prompt: Read the labels and values. Explain the relationship the model shows. Ask learners to describe one label or arrow in ordinary words. Use the adjacent transcript if the image is difficult to see.</w:t>
+        <w:t>Check row/column meanings, units and denominators before discussing a difference. Supplied toy values are not real class or model results.</w:t>
       </w:r>
     </w:p>
     <w:p>
       <w:pPr>
-        <w:spacing w:line="336" w:lineRule="auto" w:after="180"/>
-        <w:shd w:fill="F1F6F8"/>
-      </w:pPr>
-      <w:r>
-        <w:rPr>
-          <w:b w:val="0"/>
-        </w:rPr>
-        <w:t>Check row/column meanings, units and denominators before discussing a difference. Supplied toy values are not real class or model results.</w:t>
-      </w:r>
-    </w:p>
-    <w:p>
-      <w:pPr>
-        <w:pStyle w:val="Heading3"/>
+        <w:pStyle w:val="Heading2"/>
       </w:pPr>
       <w:r>
         <w:t>04. Change one thing. Trace what follows.</w:t>
@@ -5542,7 +6040,7 @@
         <w:drawing>
           <wp:inline xmlns:a="http://schemas.openxmlformats.org/drawingml/2006/main" xmlns:pic="http://schemas.openxmlformats.org/drawingml/2006/picture">
             <wp:extent cx="5486400" cy="3179064"/>
-            <wp:docPr id="6" name="Picture 6" descr="Original case: If the head receives only h1+h2, both become 3 and the target distinction is lost. Changed condition: The head keeps both ordered hidden values instead of their sum. Expected result: It can distinguish [3, 0] from [0, 3] in this example. Reason: The representation retains the direction of brightness difference when coordinates stay separate."/>
+            <wp:docPr id="8" name="Picture 8" descr="Original case: If the head receives only h1+h2, both become 3 and the target distinction is lost. Changed condition: The head keeps both ordered hidden values instead of their sum. Expected result: It can distinguish [3, 0] from [0, 3] in this example. Reason: The representation retains the direction of brightness difference when coordinates stay separate."/>
             <wp:cNvGraphicFramePr>
               <a:graphicFrameLocks noChangeAspect="1"/>
             </wp:cNvGraphicFramePr>
@@ -5554,7 +6052,7 @@
                     <pic:cNvPicPr/>
                   </pic:nvPicPr>
                   <pic:blipFill>
-                    <a:blip r:embed="rId14"/>
+                    <a:blip r:embed="rId15"/>
                     <a:stretch>
                       <a:fillRect/>
                     </a:stretch>
@@ -5610,7 +6108,6 @@
     <w:p>
       <w:pPr>
         <w:spacing w:line="336" w:lineRule="auto" w:after="180"/>
-        <w:shd w:fill="F5F1FB"/>
       </w:pPr>
       <w:r>
         <w:rPr>
@@ -5621,51 +6118,41 @@
     </w:p>
     <w:p>
       <w:pPr>
-        <w:pStyle w:val="Heading3"/>
-      </w:pPr>
-      <w:r>
-        <w:t>Discuss while showing the picture</w:t>
+        <w:spacing w:line="336" w:lineRule="auto" w:after="180"/>
+      </w:pPr>
+      <w:r>
+        <w:rPr>
+          <w:b w:val="0"/>
+        </w:rPr>
+        <w:t>Teacher prompt: Predict before checking the worked changed-case result. Name what changed and what the supplied facts allow you to conclude. Ask learners to describe one label or arrow in ordinary words.</w:t>
       </w:r>
     </w:p>
     <w:p>
       <w:pPr>
         <w:spacing w:line="336" w:lineRule="auto" w:after="180"/>
-        <w:shd w:fill="F1F6F8"/>
       </w:pPr>
       <w:r>
         <w:rPr>
           <w:b w:val="0"/>
         </w:rPr>
-        <w:t>Teacher prompt: Predict before checking the worked changed-case result. Name what changed and what the supplied facts allow you to conclude. Ask learners to describe one label or arrow in ordinary words.</w:t>
+        <w:t xml:space="preserve">Use the adjacent transcript if the image is difficult to see. Changed-case reasoning: The </w:t>
+      </w:r>
+      <w:r>
+        <w:rPr>
+          <w:b/>
+        </w:rPr>
+        <w:t>representation</w:t>
+      </w:r>
+      <w:r>
+        <w:rPr>
+          <w:b w:val="0"/>
+        </w:rPr>
+        <w:t xml:space="preserve"> retains the direction of brightness difference when coordinates stay separate.</w:t>
       </w:r>
     </w:p>
     <w:p>
       <w:pPr>
-        <w:spacing w:line="336" w:lineRule="auto" w:after="180"/>
-        <w:shd w:fill="F1F6F8"/>
-      </w:pPr>
-      <w:r>
-        <w:rPr>
-          <w:b w:val="0"/>
-        </w:rPr>
-        <w:t xml:space="preserve">Use the adjacent transcript if the image is difficult to see. Changed-case reasoning: The </w:t>
-      </w:r>
-      <w:r>
-        <w:rPr>
-          <w:b/>
-        </w:rPr>
-        <w:t>representation</w:t>
-      </w:r>
-      <w:r>
-        <w:rPr>
-          <w:b w:val="0"/>
-        </w:rPr>
-        <w:t xml:space="preserve"> retains the direction of brightness difference when coordinates stay separate.</w:t>
-      </w:r>
-    </w:p>
-    <w:p>
-      <w:pPr>
-        <w:pStyle w:val="Heading3"/>
+        <w:pStyle w:val="Heading2"/>
       </w:pPr>
       <w:r>
         <w:t>05. Connect the explanation to its limit</w:t>
@@ -5676,7 +6163,7 @@
         <w:drawing>
           <wp:inline xmlns:a="http://schemas.openxmlformats.org/drawingml/2006/main" xmlns:pic="http://schemas.openxmlformats.org/drawingml/2006/picture">
             <wp:extent cx="5486400" cy="2834640"/>
-            <wp:docPr id="7" name="Picture 7" descr="A hidden representation decides which distinctions remain available to an output head. These two hidden coordinates preserve whether the left or right side is brighter. Adding them discards that direction and gives both examples the same scalar. A deterministic head cannot assign different labels to identical inputs; retain the distinction or change the task. Limit: This is a hand-chosen representation, not evidence that a trained image model actually learned these units."/>
+            <wp:docPr id="9" name="Picture 9" descr="A hidden representation decides which distinctions remain available to an output head. These two hidden coordinates preserve whether the left or right side is brighter. Adding them discards that direction and gives both examples the same scalar. A deterministic head cannot assign different labels to identical inputs; retain the distinction or change the task. Limit: This is a hand-chosen representation, not evidence that a trained image model actually learned these units."/>
             <wp:cNvGraphicFramePr>
               <a:graphicFrameLocks noChangeAspect="1"/>
             </wp:cNvGraphicFramePr>
@@ -5688,7 +6175,7 @@
                     <pic:cNvPicPr/>
                   </pic:nvPicPr>
                   <pic:blipFill>
-                    <a:blip r:embed="rId15"/>
+                    <a:blip r:embed="rId16"/>
                     <a:stretch>
                       <a:fillRect/>
                     </a:stretch>
@@ -5803,7 +6290,6 @@
     <w:p>
       <w:pPr>
         <w:spacing w:line="336" w:lineRule="auto" w:after="180"/>
-        <w:shd w:fill="F5F1FB"/>
       </w:pPr>
       <w:r>
         <w:rPr>
@@ -5814,63 +6300,53 @@
     </w:p>
     <w:p>
       <w:pPr>
-        <w:pStyle w:val="Heading3"/>
-      </w:pPr>
-      <w:r>
-        <w:t>Discuss while showing the picture</w:t>
+        <w:spacing w:line="336" w:lineRule="auto" w:after="180"/>
+      </w:pPr>
+      <w:r>
+        <w:rPr>
+          <w:b w:val="0"/>
+        </w:rPr>
+        <w:t>Teacher prompt: Explain the case, then point to a limit on the claim. Ask learners to describe one label or arrow in ordinary words. Use the adjacent transcript if the image is difficult to see.</w:t>
       </w:r>
     </w:p>
     <w:p>
       <w:pPr>
         <w:spacing w:line="336" w:lineRule="auto" w:after="180"/>
-        <w:shd w:fill="F1F6F8"/>
       </w:pPr>
       <w:r>
         <w:rPr>
           <w:b w:val="0"/>
         </w:rPr>
-        <w:t>Teacher prompt: Explain the case, then point to a limit on the claim. Ask learners to describe one label or arrow in ordinary words. Use the adjacent transcript if the image is difficult to see.</w:t>
+        <w:t xml:space="preserve">Keep the stated scope: This is a hand-chosen </w:t>
+      </w:r>
+      <w:r>
+        <w:rPr>
+          <w:b/>
+        </w:rPr>
+        <w:t>representation</w:t>
+      </w:r>
+      <w:r>
+        <w:rPr>
+          <w:b w:val="0"/>
+        </w:rPr>
+        <w:t xml:space="preserve">, not </w:t>
+      </w:r>
+      <w:r>
+        <w:rPr>
+          <w:b/>
+        </w:rPr>
+        <w:t>evidence</w:t>
+      </w:r>
+      <w:r>
+        <w:rPr>
+          <w:b w:val="0"/>
+        </w:rPr>
+        <w:t xml:space="preserve"> that a trained image model actually learned these units.</w:t>
       </w:r>
     </w:p>
     <w:p>
       <w:pPr>
-        <w:spacing w:line="336" w:lineRule="auto" w:after="180"/>
-        <w:shd w:fill="F1F6F8"/>
-      </w:pPr>
-      <w:r>
-        <w:rPr>
-          <w:b w:val="0"/>
-        </w:rPr>
-        <w:t xml:space="preserve">Keep the stated scope: This is a hand-chosen </w:t>
-      </w:r>
-      <w:r>
-        <w:rPr>
-          <w:b/>
-        </w:rPr>
-        <w:t>representation</w:t>
-      </w:r>
-      <w:r>
-        <w:rPr>
-          <w:b w:val="0"/>
-        </w:rPr>
-        <w:t xml:space="preserve">, not </w:t>
-      </w:r>
-      <w:r>
-        <w:rPr>
-          <w:b/>
-        </w:rPr>
-        <w:t>evidence</w:t>
-      </w:r>
-      <w:r>
-        <w:rPr>
-          <w:b w:val="0"/>
-        </w:rPr>
-        <w:t xml:space="preserve"> that a trained image model actually learned these units.</w:t>
-      </w:r>
-    </w:p>
-    <w:p>
-      <w:pPr>
-        <w:pStyle w:val="Heading3"/>
+        <w:pStyle w:val="Heading2"/>
       </w:pPr>
       <w:r>
         <w:t>06. Make the idea visible in your project</w:t>
@@ -5881,7 +6357,7 @@
         <w:drawing>
           <wp:inline xmlns:a="http://schemas.openxmlformats.org/drawingml/2006/main" xmlns:pic="http://schemas.openxmlformats.org/drawingml/2006/picture">
             <wp:extent cx="5486400" cy="3681984"/>
-            <wp:docPr id="8" name="Picture 8" descr="For your Image-pattern Network Investigation, save the input, procedure, observed result and limitation of this check. Label this worked example as practice; use a different, previously unreviewed case when checking independent understanding. Draw your input, deciding step, result and limit. Supported question: Why can no deterministic head using only the sum classify both correctly? Point to the relevant step in the picture, then write the changed result and the rule or evidence that supports it."/>
+            <wp:docPr id="10" name="Picture 10" descr="For your Image-pattern Network Investigation, save the input, procedure, observed result and limitation of this check. Label this worked example as practice; use a different, previously unreviewed case when checking independent understanding. Draw your input, deciding step, result and limit. Supported question: Why can no deterministic head using only the sum classify both correctly? Point to the relevant step in the picture, then write the changed result and the rule or evidence that supports it."/>
             <wp:cNvGraphicFramePr>
               <a:graphicFrameLocks noChangeAspect="1"/>
             </wp:cNvGraphicFramePr>
@@ -5893,7 +6369,7 @@
                     <pic:cNvPicPr/>
                   </pic:nvPicPr>
                   <pic:blipFill>
-                    <a:blip r:embed="rId16"/>
+                    <a:blip r:embed="rId17"/>
                     <a:stretch>
                       <a:fillRect/>
                     </a:stretch>
@@ -5984,7 +6460,6 @@
     <w:p>
       <w:pPr>
         <w:spacing w:line="336" w:lineRule="auto" w:after="180"/>
-        <w:shd w:fill="F5F1FB"/>
       </w:pPr>
       <w:r>
         <w:rPr>
@@ -6007,94 +6482,162 @@
     </w:p>
     <w:p>
       <w:pPr>
-        <w:pStyle w:val="Heading3"/>
-      </w:pPr>
-      <w:r>
-        <w:t>Discuss while showing the picture</w:t>
+        <w:spacing w:line="336" w:lineRule="auto" w:after="180"/>
+      </w:pPr>
+      <w:r>
+        <w:rPr>
+          <w:b w:val="0"/>
+        </w:rPr>
+        <w:t xml:space="preserve">Teacher prompt: Draw your project trace and justify the deciding step using </w:t>
+      </w:r>
+      <w:r>
+        <w:rPr>
+          <w:b/>
+        </w:rPr>
+        <w:t>evidence</w:t>
+      </w:r>
+      <w:r>
+        <w:rPr>
+          <w:b w:val="0"/>
+        </w:rPr>
+        <w:t>. Ask learners to describe one label or arrow in ordinary words. Use the adjacent transcript if the image is difficult to see.</w:t>
       </w:r>
     </w:p>
     <w:p>
       <w:pPr>
         <w:spacing w:line="336" w:lineRule="auto" w:after="180"/>
-        <w:shd w:fill="F1F6F8"/>
       </w:pPr>
       <w:r>
         <w:rPr>
           <w:b w:val="0"/>
         </w:rPr>
-        <w:t xml:space="preserve">Teacher prompt: Draw your project trace and justify the deciding step using </w:t>
+        <w:t xml:space="preserve">Supported practice key: Both examples supply the identical scalar 3 but require different targets. Identical </w:t>
       </w:r>
       <w:r>
         <w:rPr>
           <w:b/>
         </w:rPr>
-        <w:t>evidence</w:t>
+        <w:t>input</w:t>
       </w:r>
       <w:r>
         <w:rPr>
           <w:b w:val="0"/>
         </w:rPr>
-        <w:t>. Ask learners to describe one label or arrow in ordinary words. Use the adjacent transcript if the image is difficult to see.</w:t>
+        <w:t xml:space="preserve">s cannot produce different deterministic </w:t>
+      </w:r>
+      <w:r>
+        <w:rPr>
+          <w:b/>
+        </w:rPr>
+        <w:t>output</w:t>
+      </w:r>
+      <w:r>
+        <w:rPr>
+          <w:b w:val="0"/>
+        </w:rPr>
+        <w:t>s.</w:t>
       </w:r>
     </w:p>
     <w:p>
       <w:pPr>
         <w:spacing w:line="336" w:lineRule="auto" w:after="180"/>
-        <w:shd w:fill="F1F6F8"/>
       </w:pPr>
       <w:r>
         <w:rPr>
           <w:b w:val="0"/>
         </w:rPr>
-        <w:t xml:space="preserve">Supported practice key: Both examples supply the identical scalar 3 but require different targets. Identical </w:t>
+        <w:t xml:space="preserve">Changed-case check: It can distinguish [3, 0] from [0, 3] in this example. The </w:t>
       </w:r>
       <w:r>
         <w:rPr>
           <w:b/>
         </w:rPr>
-        <w:t>input</w:t>
+        <w:t>representation</w:t>
       </w:r>
       <w:r>
         <w:rPr>
           <w:b w:val="0"/>
         </w:rPr>
-        <w:t xml:space="preserve">s cannot produce different deterministic </w:t>
-      </w:r>
-      <w:r>
-        <w:rPr>
-          <w:b/>
-        </w:rPr>
-        <w:t>output</w:t>
-      </w:r>
-      <w:r>
-        <w:rPr>
-          <w:b w:val="0"/>
-        </w:rPr>
-        <w:t>s.</w:t>
+        <w:t xml:space="preserve"> retains the direction of brightness difference when coordinates stay separate.</w:t>
       </w:r>
     </w:p>
     <w:p>
       <w:pPr>
+        <w:pStyle w:val="Heading2"/>
+      </w:pPr>
+      <w:r>
+        <w:t>Earlier wording, alternatives and picture transcripts · reference / check after trying</w:t>
+      </w:r>
+    </w:p>
+    <w:p>
+      <w:pPr>
         <w:spacing w:line="336" w:lineRule="auto" w:after="180"/>
-        <w:shd w:fill="F1F6F8"/>
       </w:pPr>
       <w:r>
         <w:rPr>
           <w:b w:val="0"/>
         </w:rPr>
-        <w:t xml:space="preserve">Changed-case check: It can distinguish [3, 0] from [0, 3] in this example. The </w:t>
+        <w:t xml:space="preserve">Use one picture at a time. Hide a worked result before asking for a </w:t>
       </w:r>
       <w:r>
         <w:rPr>
           <w:b/>
         </w:rPr>
-        <w:t>representation</w:t>
+        <w:t>prediction</w:t>
       </w:r>
       <w:r>
         <w:rPr>
           <w:b w:val="0"/>
         </w:rPr>
-        <w:t xml:space="preserve"> retains the direction of brightness difference when coordinates stay separate.</w:t>
+        <w:t>, then reveal it for feedback. These are supported teaching cases; retain the separate independent assessment for a fresh first attempt.</w:t>
+      </w:r>
+    </w:p>
+    <w:p>
+      <w:pPr>
+        <w:pStyle w:val="Heading3"/>
+      </w:pPr>
+      <w:r>
+        <w:t>01. Learned representations: the case</w:t>
+      </w:r>
+    </w:p>
+    <w:p>
+      <w:pPr>
+        <w:pStyle w:val="Heading3"/>
+      </w:pPr>
+      <w:r>
+        <w:t>02. Follow the deciding steps</w:t>
+      </w:r>
+    </w:p>
+    <w:p>
+      <w:pPr>
+        <w:pStyle w:val="Heading3"/>
+      </w:pPr>
+      <w:r>
+        <w:t>03. A representation can preserve direction</w:t>
+      </w:r>
+    </w:p>
+    <w:p>
+      <w:pPr>
+        <w:pStyle w:val="Heading3"/>
+      </w:pPr>
+      <w:r>
+        <w:t>04. Change one thing. Trace what follows.</w:t>
+      </w:r>
+    </w:p>
+    <w:p>
+      <w:pPr>
+        <w:pStyle w:val="Heading3"/>
+      </w:pPr>
+      <w:r>
+        <w:t>05. Connect the explanation to its limit</w:t>
+      </w:r>
+    </w:p>
+    <w:p>
+      <w:pPr>
+        <w:pStyle w:val="Heading3"/>
+      </w:pPr>
+      <w:r>
+        <w:t>06. Make the idea visible in your project</w:t>
       </w:r>
     </w:p>
     <w:sectPr>
